--- a/Advanced_JAVA/hibernate.docx
+++ b/Advanced_JAVA/hibernate.docx
@@ -559,15 +559,7 @@
     <w:p/>
     <w:p>
       <w:r>
-        <w:t xml:space="preserve">    public long </w:t>
-      </w:r>
-      <w:proofErr w:type="spellStart"/>
-      <w:r>
-        <w:t>getId</w:t>
-      </w:r>
-      <w:proofErr w:type="spellEnd"/>
-      <w:r>
-        <w:t>() {</w:t>
+        <w:t xml:space="preserve">    public long getId() {</w:t>
       </w:r>
     </w:p>
     <w:p>
@@ -584,15 +576,7 @@
     <w:p/>
     <w:p>
       <w:r>
-        <w:t xml:space="preserve">    public void </w:t>
-      </w:r>
-      <w:proofErr w:type="spellStart"/>
-      <w:r>
-        <w:t>setId</w:t>
-      </w:r>
-      <w:proofErr w:type="spellEnd"/>
-      <w:r>
-        <w:t>(long id) {</w:t>
+        <w:t xml:space="preserve">    public void setId(long id) {</w:t>
       </w:r>
     </w:p>
     <w:p>
@@ -608,15 +592,7 @@
     <w:p/>
     <w:p>
       <w:r>
-        <w:t xml:space="preserve">    public String </w:t>
-      </w:r>
-      <w:proofErr w:type="spellStart"/>
-      <w:r>
-        <w:t>getName</w:t>
-      </w:r>
-      <w:proofErr w:type="spellEnd"/>
-      <w:r>
-        <w:t>() {</w:t>
+        <w:t xml:space="preserve">    public String getName() {</w:t>
       </w:r>
     </w:p>
     <w:p>
@@ -632,15 +608,7 @@
     <w:p/>
     <w:p>
       <w:r>
-        <w:t xml:space="preserve">    public void </w:t>
-      </w:r>
-      <w:proofErr w:type="spellStart"/>
-      <w:r>
-        <w:t>setName</w:t>
-      </w:r>
-      <w:proofErr w:type="spellEnd"/>
-      <w:r>
-        <w:t>(String name) {</w:t>
+        <w:t xml:space="preserve">    public void setName(String name) {</w:t>
       </w:r>
     </w:p>
     <w:p>
@@ -1636,15 +1604,7 @@
         </mc:AlternateContent>
       </w:r>
       <w:r>
-        <w:t xml:space="preserve">                                                                       </w:t>
-      </w:r>
-      <w:proofErr w:type="spellStart"/>
-      <w:r>
-        <w:t>jdbc</w:t>
-      </w:r>
-      <w:proofErr w:type="spellEnd"/>
-      <w:r>
-        <w:t xml:space="preserve">                                              url</w:t>
+        <w:t xml:space="preserve">                                                                       jdbc                                              url</w:t>
       </w:r>
     </w:p>
     <w:p>
@@ -1748,15 +1708,7 @@
     </w:p>
     <w:p>
       <w:r>
-        <w:t xml:space="preserve">                                                             </w:t>
-      </w:r>
-      <w:proofErr w:type="spellStart"/>
-      <w:r>
-        <w:t>Driverclass_name</w:t>
-      </w:r>
-      <w:proofErr w:type="spellEnd"/>
-      <w:r>
-        <w:t xml:space="preserve">        </w:t>
+        <w:t xml:space="preserve">                                                             Driverclass_name        </w:t>
       </w:r>
     </w:p>
     <w:p/>
@@ -1938,7 +1890,6 @@
           <w:numId w:val="2"/>
         </w:numPr>
       </w:pPr>
-      <w:proofErr w:type="spellStart"/>
       <w:r>
         <w:rPr>
           <w:b/>
@@ -1946,15 +1897,9 @@
         </w:rPr>
         <w:t>GroupId</w:t>
       </w:r>
-      <w:proofErr w:type="spellEnd"/>
-      <w:r>
-        <w:t xml:space="preserve"> → </w:t>
-      </w:r>
-      <w:proofErr w:type="spellStart"/>
-      <w:r>
-        <w:t>com.example</w:t>
-      </w:r>
-      <w:proofErr w:type="spellEnd"/>
+      <w:r>
+        <w:t xml:space="preserve"> → com.example</w:t>
+      </w:r>
     </w:p>
     <w:p>
       <w:pPr>
@@ -1963,7 +1908,6 @@
           <w:numId w:val="2"/>
         </w:numPr>
       </w:pPr>
-      <w:proofErr w:type="spellStart"/>
       <w:r>
         <w:rPr>
           <w:b/>
@@ -1971,15 +1915,9 @@
         </w:rPr>
         <w:t>ArtifactId</w:t>
       </w:r>
-      <w:proofErr w:type="spellEnd"/>
-      <w:r>
-        <w:t xml:space="preserve"> → </w:t>
-      </w:r>
-      <w:proofErr w:type="spellStart"/>
-      <w:r>
-        <w:t>myproject</w:t>
-      </w:r>
-      <w:proofErr w:type="spellEnd"/>
+      <w:r>
+        <w:t xml:space="preserve"> → myproject</w:t>
+      </w:r>
     </w:p>
     <w:p>
       <w:pPr>
@@ -2042,11 +1980,9 @@
       </w:r>
     </w:p>
     <w:p>
-      <w:proofErr w:type="spellStart"/>
       <w:r>
         <w:t>myproject</w:t>
       </w:r>
-      <w:proofErr w:type="spellEnd"/>
     </w:p>
     <w:p>
       <w:r>
@@ -2065,13 +2001,8 @@
         <w:t>──</w:t>
       </w:r>
       <w:r>
-        <w:t xml:space="preserve"> </w:t>
-      </w:r>
-      <w:proofErr w:type="spellStart"/>
-      <w:r>
-        <w:t>src</w:t>
-      </w:r>
-      <w:proofErr w:type="spellEnd"/>
+        <w:t xml:space="preserve"> src</w:t>
+      </w:r>
     </w:p>
     <w:p>
       <w:r>
@@ -2147,41 +2078,17 @@
     </w:p>
     <w:p>
       <w:r>
-        <w:t xml:space="preserve">&lt;project </w:t>
-      </w:r>
-      <w:proofErr w:type="spellStart"/>
-      <w:r>
-        <w:t>xmlns</w:t>
-      </w:r>
-      <w:proofErr w:type="spellEnd"/>
-      <w:r>
-        <w:t>="http://maven.apache.org/POM/4.0.0"</w:t>
-      </w:r>
-    </w:p>
-    <w:p>
-      <w:r>
-        <w:t xml:space="preserve">         </w:t>
-      </w:r>
-      <w:proofErr w:type="spellStart"/>
-      <w:r>
-        <w:t>xmlns:xsi</w:t>
-      </w:r>
-      <w:proofErr w:type="spellEnd"/>
-      <w:r>
-        <w:t>="http://www.w3.org/2001/XMLSchema-instance"</w:t>
-      </w:r>
-    </w:p>
-    <w:p>
-      <w:r>
-        <w:t xml:space="preserve">         </w:t>
-      </w:r>
-      <w:proofErr w:type="spellStart"/>
-      <w:r>
-        <w:t>xsi:schemaLocation</w:t>
-      </w:r>
-      <w:proofErr w:type="spellEnd"/>
-      <w:r>
-        <w:t>="http://maven.apache.org/POM/4.0.0</w:t>
+        <w:t>&lt;project xmlns="http://maven.apache.org/POM/4.0.0"</w:t>
+      </w:r>
+    </w:p>
+    <w:p>
+      <w:r>
+        <w:t xml:space="preserve">         xmlns:xsi="http://www.w3.org/2001/XMLSchema-instance"</w:t>
+      </w:r>
+    </w:p>
+    <w:p>
+      <w:r>
+        <w:t xml:space="preserve">         xsi:schemaLocation="http://maven.apache.org/POM/4.0.0</w:t>
       </w:r>
     </w:p>
     <w:p>
@@ -2192,82 +2099,18 @@
     <w:p/>
     <w:p>
       <w:r>
-        <w:t xml:space="preserve">    &lt;</w:t>
-      </w:r>
-      <w:proofErr w:type="spellStart"/>
-      <w:r>
-        <w:t>modelVersion</w:t>
-      </w:r>
-      <w:proofErr w:type="spellEnd"/>
-      <w:r>
-        <w:t>&gt;4.0.0&lt;/</w:t>
-      </w:r>
-      <w:proofErr w:type="spellStart"/>
-      <w:r>
-        <w:t>modelVersion</w:t>
-      </w:r>
-      <w:proofErr w:type="spellEnd"/>
-      <w:r>
-        <w:t>&gt;</w:t>
+        <w:t xml:space="preserve">    &lt;modelVersion&gt;4.0.0&lt;/modelVersion&gt;</w:t>
       </w:r>
     </w:p>
     <w:p/>
     <w:p>
       <w:r>
-        <w:t xml:space="preserve">    &lt;</w:t>
-      </w:r>
-      <w:proofErr w:type="spellStart"/>
-      <w:r>
-        <w:t>groupId</w:t>
-      </w:r>
-      <w:proofErr w:type="spellEnd"/>
-      <w:r>
-        <w:t>&gt;</w:t>
-      </w:r>
-      <w:proofErr w:type="spellStart"/>
-      <w:r>
-        <w:t>com.example</w:t>
-      </w:r>
-      <w:proofErr w:type="spellEnd"/>
-      <w:r>
-        <w:t>&lt;/</w:t>
-      </w:r>
-      <w:proofErr w:type="spellStart"/>
-      <w:r>
-        <w:t>groupId</w:t>
-      </w:r>
-      <w:proofErr w:type="spellEnd"/>
-      <w:r>
-        <w:t>&gt;</w:t>
-      </w:r>
-    </w:p>
-    <w:p>
-      <w:r>
-        <w:t xml:space="preserve">    &lt;</w:t>
-      </w:r>
-      <w:proofErr w:type="spellStart"/>
-      <w:r>
-        <w:t>artifactId</w:t>
-      </w:r>
-      <w:proofErr w:type="spellEnd"/>
-      <w:r>
-        <w:t>&gt;</w:t>
-      </w:r>
-      <w:proofErr w:type="spellStart"/>
-      <w:r>
-        <w:t>myproject</w:t>
-      </w:r>
-      <w:proofErr w:type="spellEnd"/>
-      <w:r>
-        <w:t>&lt;/</w:t>
-      </w:r>
-      <w:proofErr w:type="spellStart"/>
-      <w:r>
-        <w:t>artifactId</w:t>
-      </w:r>
-      <w:proofErr w:type="spellEnd"/>
-      <w:r>
-        <w:t>&gt;</w:t>
+        <w:t xml:space="preserve">    &lt;groupId&gt;com.example&lt;/groupId&gt;</w:t>
+      </w:r>
+    </w:p>
+    <w:p>
+      <w:r>
+        <w:t xml:space="preserve">    &lt;artifactId&gt;myproject&lt;/artifactId&gt;</w:t>
       </w:r>
     </w:p>
     <w:p>
@@ -2373,19 +2216,9 @@
       </w:r>
     </w:p>
     <w:p>
-      <w:proofErr w:type="spellStart"/>
-      <w:r>
-        <w:t>mvn</w:t>
-      </w:r>
-      <w:proofErr w:type="spellEnd"/>
-      <w:r>
-        <w:t xml:space="preserve"> </w:t>
-      </w:r>
-      <w:proofErr w:type="spellStart"/>
-      <w:r>
-        <w:t>archetype:generate</w:t>
-      </w:r>
-      <w:proofErr w:type="spellEnd"/>
+      <w:r>
+        <w:t>mvn archetype:generate</w:t>
+      </w:r>
     </w:p>
     <w:p>
       <w:r>
@@ -2399,11 +2232,9 @@
           <w:numId w:val="3"/>
         </w:numPr>
       </w:pPr>
-      <w:proofErr w:type="spellStart"/>
       <w:r>
         <w:t>GroupId</w:t>
       </w:r>
-      <w:proofErr w:type="spellEnd"/>
     </w:p>
     <w:p>
       <w:pPr>
@@ -2412,11 +2243,9 @@
           <w:numId w:val="3"/>
         </w:numPr>
       </w:pPr>
-      <w:proofErr w:type="spellStart"/>
       <w:r>
         <w:t>ArtifactId</w:t>
       </w:r>
-      <w:proofErr w:type="spellEnd"/>
     </w:p>
     <w:p>
       <w:pPr>
@@ -2538,21 +2367,8 @@
         </w:numPr>
       </w:pPr>
       <w:r>
-        <w:t xml:space="preserve">Enter </w:t>
-      </w:r>
-      <w:proofErr w:type="spellStart"/>
-      <w:r>
-        <w:t>GroupId</w:t>
-      </w:r>
-      <w:proofErr w:type="spellEnd"/>
-      <w:r>
-        <w:t xml:space="preserve"> &amp; </w:t>
-      </w:r>
-      <w:proofErr w:type="spellStart"/>
-      <w:r>
-        <w:t>ArtifactId</w:t>
-      </w:r>
-      <w:proofErr w:type="spellEnd"/>
+        <w:t>Enter GroupId &amp; ArtifactId</w:t>
+      </w:r>
     </w:p>
     <w:p>
       <w:pPr>
@@ -2684,43 +2500,23 @@
       </w:r>
     </w:p>
     <w:p>
-      <w:proofErr w:type="spellStart"/>
-      <w:r>
-        <w:t>mvn</w:t>
-      </w:r>
-      <w:proofErr w:type="spellEnd"/>
-      <w:r>
-        <w:t xml:space="preserve"> compile</w:t>
-      </w:r>
-    </w:p>
-    <w:p>
-      <w:proofErr w:type="spellStart"/>
-      <w:r>
-        <w:t>mvn</w:t>
-      </w:r>
-      <w:proofErr w:type="spellEnd"/>
-      <w:r>
-        <w:t xml:space="preserve"> test</w:t>
-      </w:r>
-    </w:p>
-    <w:p>
-      <w:proofErr w:type="spellStart"/>
-      <w:r>
-        <w:t>mvn</w:t>
-      </w:r>
-      <w:proofErr w:type="spellEnd"/>
-      <w:r>
-        <w:t xml:space="preserve"> package</w:t>
-      </w:r>
-    </w:p>
-    <w:p>
-      <w:proofErr w:type="spellStart"/>
-      <w:r>
-        <w:t>mvn</w:t>
-      </w:r>
-      <w:proofErr w:type="spellEnd"/>
-      <w:r>
-        <w:t xml:space="preserve"> clean</w:t>
+      <w:r>
+        <w:t>mvn compile</w:t>
+      </w:r>
+    </w:p>
+    <w:p>
+      <w:r>
+        <w:t>mvn test</w:t>
+      </w:r>
+    </w:p>
+    <w:p>
+      <w:r>
+        <w:t>mvn package</w:t>
+      </w:r>
+    </w:p>
+    <w:p>
+      <w:r>
+        <w:t>mvn clean</w:t>
       </w:r>
     </w:p>
     <w:p>
@@ -2823,11 +2619,9 @@
             <w:hideMark/>
           </w:tcPr>
           <w:p>
-            <w:proofErr w:type="spellStart"/>
             <w:r>
               <w:t>GroupId</w:t>
             </w:r>
-            <w:proofErr w:type="spellEnd"/>
           </w:p>
         </w:tc>
         <w:tc>
@@ -2854,11 +2648,9 @@
             <w:hideMark/>
           </w:tcPr>
           <w:p>
-            <w:proofErr w:type="spellStart"/>
             <w:r>
               <w:t>ArtifactId</w:t>
             </w:r>
-            <w:proofErr w:type="spellEnd"/>
           </w:p>
         </w:tc>
         <w:tc>
@@ -3062,15 +2854,7 @@
         </w:numPr>
       </w:pPr>
       <w:r>
-        <w:t xml:space="preserve">Create hibernate.cfg.xml inside </w:t>
-      </w:r>
-      <w:proofErr w:type="spellStart"/>
-      <w:r>
-        <w:t>src</w:t>
-      </w:r>
-      <w:proofErr w:type="spellEnd"/>
-      <w:r>
-        <w:t>/main/resources.</w:t>
+        <w:t>Create hibernate.cfg.xml inside src/main/resources.</w:t>
       </w:r>
     </w:p>
     <w:p>
@@ -3128,15 +2912,7 @@
         </w:numPr>
       </w:pPr>
       <w:r>
-        <w:t xml:space="preserve">Create a Hibernate utility class to build </w:t>
-      </w:r>
-      <w:proofErr w:type="spellStart"/>
-      <w:r>
-        <w:t>SessionFactory</w:t>
-      </w:r>
-      <w:proofErr w:type="spellEnd"/>
-      <w:r>
-        <w:t>.</w:t>
+        <w:t>Create a Hibernate utility class to build SessionFactory.</w:t>
       </w:r>
     </w:p>
     <w:p>
@@ -3242,21 +3018,12 @@
       <w:r>
         <w:t xml:space="preserve">Place it inside </w:t>
       </w:r>
-      <w:proofErr w:type="spellStart"/>
-      <w:r>
-        <w:rPr>
-          <w:b/>
-          <w:bCs/>
-        </w:rPr>
-        <w:t>src</w:t>
-      </w:r>
-      <w:proofErr w:type="spellEnd"/>
-      <w:r>
-        <w:rPr>
-          <w:b/>
-          <w:bCs/>
-        </w:rPr>
-        <w:t>/main/resources</w:t>
+      <w:r>
+        <w:rPr>
+          <w:b/>
+          <w:bCs/>
+        </w:rPr>
+        <w:t>src/main/resources</w:t>
       </w:r>
       <w:r>
         <w:t xml:space="preserve"> folder.</w:t>
@@ -3347,23 +3114,7 @@
         </w:numPr>
       </w:pPr>
       <w:r>
-        <w:t xml:space="preserve">(Optional) Add </w:t>
-      </w:r>
-      <w:proofErr w:type="spellStart"/>
-      <w:r>
-        <w:t>show_sql</w:t>
-      </w:r>
-      <w:proofErr w:type="spellEnd"/>
-      <w:r>
-        <w:t xml:space="preserve"> and </w:t>
-      </w:r>
-      <w:proofErr w:type="spellStart"/>
-      <w:r>
-        <w:t>format_sql</w:t>
-      </w:r>
-      <w:proofErr w:type="spellEnd"/>
-      <w:r>
-        <w:t xml:space="preserve"> properties.</w:t>
+        <w:t>(Optional) Add show_sql and format_sql properties.</w:t>
       </w:r>
     </w:p>
     <w:p>
@@ -3454,13 +3205,8 @@
       </w:r>
     </w:p>
     <w:p>
-      <w:proofErr w:type="spellStart"/>
-      <w:r>
-        <w:t>src</w:t>
-      </w:r>
-      <w:proofErr w:type="spellEnd"/>
-      <w:r>
-        <w:t>/main/resources</w:t>
+      <w:r>
+        <w:t>src/main/resources</w:t>
       </w:r>
     </w:p>
     <w:p>
@@ -3556,26 +3302,13 @@
     </w:p>
     <w:p>
       <w:r>
-        <w:t>&lt;property name="</w:t>
-      </w:r>
-      <w:proofErr w:type="spellStart"/>
-      <w:r>
-        <w:t>hibernate.connection.driver_class</w:t>
-      </w:r>
-      <w:proofErr w:type="spellEnd"/>
-      <w:r>
-        <w:t>"&gt;</w:t>
-      </w:r>
-    </w:p>
-    <w:p>
-      <w:r>
-        <w:t xml:space="preserve">    </w:t>
-      </w:r>
-      <w:proofErr w:type="spellStart"/>
-      <w:r>
-        <w:t>com.mysql.cj.jdbc.Driver</w:t>
-      </w:r>
-      <w:proofErr w:type="spellEnd"/>
+        <w:t>&lt;property name="hibernate.connection.driver_class"&gt;</w:t>
+      </w:r>
+    </w:p>
+    <w:p>
+      <w:r>
+        <w:t xml:space="preserve">    com.mysql.cj.jdbc.Driver</w:t>
+      </w:r>
     </w:p>
     <w:p>
       <w:r>
@@ -3590,21 +3323,8 @@
     </w:p>
     <w:p>
       <w:r>
-        <w:t xml:space="preserve">    </w:t>
-      </w:r>
-      <w:proofErr w:type="spellStart"/>
-      <w:r>
-        <w:t>jdbc:mysql</w:t>
-      </w:r>
-      <w:proofErr w:type="spellEnd"/>
-      <w:r>
-        <w:t>://localhost:3306/</w:t>
-      </w:r>
-      <w:proofErr w:type="spellStart"/>
-      <w:r>
-        <w:t>your_database_name</w:t>
-      </w:r>
-      <w:proofErr w:type="spellEnd"/>
+        <w:t xml:space="preserve">    jdbc:mysql://localhost:3306/your_database_name</w:t>
+      </w:r>
     </w:p>
     <w:p>
       <w:r>
@@ -3615,15 +3335,7 @@
     <w:p>
       <w:r>
         <w:lastRenderedPageBreak/>
-        <w:t>&lt;property name="</w:t>
-      </w:r>
-      <w:proofErr w:type="spellStart"/>
-      <w:r>
-        <w:t>hibernate.connection.username</w:t>
-      </w:r>
-      <w:proofErr w:type="spellEnd"/>
-      <w:r>
-        <w:t>"&gt;</w:t>
+        <w:t>&lt;property name="hibernate.connection.username"&gt;</w:t>
       </w:r>
     </w:p>
     <w:p>
@@ -3639,26 +3351,13 @@
     <w:p/>
     <w:p>
       <w:r>
-        <w:t>&lt;property name="</w:t>
-      </w:r>
-      <w:proofErr w:type="spellStart"/>
-      <w:r>
-        <w:t>hibernate.connection.password</w:t>
-      </w:r>
-      <w:proofErr w:type="spellEnd"/>
-      <w:r>
-        <w:t>"&gt;</w:t>
-      </w:r>
-    </w:p>
-    <w:p>
-      <w:r>
-        <w:t xml:space="preserve">    </w:t>
-      </w:r>
-      <w:proofErr w:type="spellStart"/>
-      <w:r>
-        <w:t>your_password</w:t>
-      </w:r>
-      <w:proofErr w:type="spellEnd"/>
+        <w:t>&lt;property name="hibernate.connection.password"&gt;</w:t>
+      </w:r>
+    </w:p>
+    <w:p>
+      <w:r>
+        <w:t xml:space="preserve">    your_password</w:t>
+      </w:r>
     </w:p>
     <w:p>
       <w:r>
@@ -3689,15 +3388,7 @@
     </w:p>
     <w:p>
       <w:r>
-        <w:t>&lt;property name="</w:t>
-      </w:r>
-      <w:proofErr w:type="spellStart"/>
-      <w:r>
-        <w:t>hibernate.dialect</w:t>
-      </w:r>
-      <w:proofErr w:type="spellEnd"/>
-      <w:r>
-        <w:t>"&gt;</w:t>
+        <w:t>&lt;property name="hibernate.dialect"&gt;</w:t>
       </w:r>
     </w:p>
     <w:p>
@@ -3739,28 +3430,12 @@
     </w:p>
     <w:p>
       <w:r>
-        <w:t>&lt;property name="</w:t>
-      </w:r>
-      <w:proofErr w:type="spellStart"/>
-      <w:r>
-        <w:t>hibernate.show_sql</w:t>
-      </w:r>
-      <w:proofErr w:type="spellEnd"/>
-      <w:r>
-        <w:t>"&gt;true&lt;/property&gt;</w:t>
-      </w:r>
-    </w:p>
-    <w:p>
-      <w:r>
-        <w:t>&lt;property name="</w:t>
-      </w:r>
-      <w:proofErr w:type="spellStart"/>
-      <w:r>
-        <w:t>hibernate.format_sql</w:t>
-      </w:r>
-      <w:proofErr w:type="spellEnd"/>
-      <w:r>
-        <w:t>"&gt;true&lt;/property&gt;</w:t>
+        <w:t>&lt;property name="hibernate.show_sql"&gt;true&lt;/property&gt;</w:t>
+      </w:r>
+    </w:p>
+    <w:p>
+      <w:r>
+        <w:t>&lt;property name="hibernate.format_sql"&gt;true&lt;/property&gt;</w:t>
       </w:r>
     </w:p>
     <w:p>
@@ -3874,15 +3549,7 @@
     <w:p>
       <w:r>
         <w:lastRenderedPageBreak/>
-        <w:t>&lt;mapping class="</w:t>
-      </w:r>
-      <w:proofErr w:type="spellStart"/>
-      <w:r>
-        <w:t>com.example.User</w:t>
-      </w:r>
-      <w:proofErr w:type="spellEnd"/>
-      <w:r>
-        <w:t>"/&gt;</w:t>
+        <w:t>&lt;mapping class="com.example.User"/&gt;</w:t>
       </w:r>
     </w:p>
     <w:p>
@@ -3936,26 +3603,13 @@
     <w:p/>
     <w:p>
       <w:r>
-        <w:t xml:space="preserve">        &lt;property name="</w:t>
-      </w:r>
-      <w:proofErr w:type="spellStart"/>
-      <w:r>
-        <w:t>hibernate.connection.driver_class</w:t>
-      </w:r>
-      <w:proofErr w:type="spellEnd"/>
-      <w:r>
-        <w:t>"&gt;</w:t>
-      </w:r>
-    </w:p>
-    <w:p>
-      <w:r>
-        <w:t xml:space="preserve">            </w:t>
-      </w:r>
-      <w:proofErr w:type="spellStart"/>
-      <w:r>
-        <w:t>com.mysql.cj.jdbc.Driver</w:t>
-      </w:r>
-      <w:proofErr w:type="spellEnd"/>
+        <w:t xml:space="preserve">        &lt;property name="hibernate.connection.driver_class"&gt;</w:t>
+      </w:r>
+    </w:p>
+    <w:p>
+      <w:r>
+        <w:t xml:space="preserve">            com.mysql.cj.jdbc.Driver</w:t>
+      </w:r>
     </w:p>
     <w:p>
       <w:r>
@@ -3970,21 +3624,8 @@
     </w:p>
     <w:p>
       <w:r>
-        <w:t xml:space="preserve">            </w:t>
-      </w:r>
-      <w:proofErr w:type="spellStart"/>
-      <w:r>
-        <w:t>jdbc:mysql</w:t>
-      </w:r>
-      <w:proofErr w:type="spellEnd"/>
-      <w:r>
-        <w:t>://localhost:3306/</w:t>
-      </w:r>
-      <w:proofErr w:type="spellStart"/>
-      <w:r>
-        <w:t>testdb</w:t>
-      </w:r>
-      <w:proofErr w:type="spellEnd"/>
+        <w:t xml:space="preserve">            jdbc:mysql://localhost:3306/testdb</w:t>
+      </w:r>
     </w:p>
     <w:p>
       <w:r>
@@ -3994,15 +3635,7 @@
     <w:p/>
     <w:p>
       <w:r>
-        <w:t xml:space="preserve">        &lt;property name="</w:t>
-      </w:r>
-      <w:proofErr w:type="spellStart"/>
-      <w:r>
-        <w:t>hibernate.connection.username</w:t>
-      </w:r>
-      <w:proofErr w:type="spellEnd"/>
-      <w:r>
-        <w:t>"&gt;</w:t>
+        <w:t xml:space="preserve">        &lt;property name="hibernate.connection.username"&gt;</w:t>
       </w:r>
     </w:p>
     <w:p>
@@ -4018,15 +3651,7 @@
     <w:p/>
     <w:p>
       <w:r>
-        <w:t xml:space="preserve">        &lt;property name="</w:t>
-      </w:r>
-      <w:proofErr w:type="spellStart"/>
-      <w:r>
-        <w:t>hibernate.connection.password</w:t>
-      </w:r>
-      <w:proofErr w:type="spellEnd"/>
-      <w:r>
-        <w:t>"&gt;</w:t>
+        <w:t xml:space="preserve">        &lt;property name="hibernate.connection.password"&gt;</w:t>
       </w:r>
     </w:p>
     <w:p>
@@ -4042,15 +3667,7 @@
     <w:p/>
     <w:p>
       <w:r>
-        <w:t xml:space="preserve">        &lt;property name="</w:t>
-      </w:r>
-      <w:proofErr w:type="spellStart"/>
-      <w:r>
-        <w:t>hibernate.dialect</w:t>
-      </w:r>
-      <w:proofErr w:type="spellEnd"/>
-      <w:r>
-        <w:t>"&gt;</w:t>
+        <w:t xml:space="preserve">        &lt;property name="hibernate.dialect"&gt;</w:t>
       </w:r>
     </w:p>
     <w:p>
@@ -4066,28 +3683,12 @@
     <w:p/>
     <w:p>
       <w:r>
-        <w:t xml:space="preserve">        &lt;property name="</w:t>
-      </w:r>
-      <w:proofErr w:type="spellStart"/>
-      <w:r>
-        <w:t>hibernate.show_sql</w:t>
-      </w:r>
-      <w:proofErr w:type="spellEnd"/>
-      <w:r>
-        <w:t>"&gt;true&lt;/property&gt;</w:t>
-      </w:r>
-    </w:p>
-    <w:p>
-      <w:r>
-        <w:t xml:space="preserve">        &lt;property name="</w:t>
-      </w:r>
-      <w:proofErr w:type="spellStart"/>
-      <w:r>
-        <w:t>hibernate.format_sql</w:t>
-      </w:r>
-      <w:proofErr w:type="spellEnd"/>
-      <w:r>
-        <w:t>"&gt;true&lt;/property&gt;</w:t>
+        <w:t xml:space="preserve">        &lt;property name="hibernate.show_sql"&gt;true&lt;/property&gt;</w:t>
+      </w:r>
+    </w:p>
+    <w:p>
+      <w:r>
+        <w:t xml:space="preserve">        &lt;property name="hibernate.format_sql"&gt;true&lt;/property&gt;</w:t>
       </w:r>
     </w:p>
     <w:p/>
@@ -4099,15 +3700,7 @@
     <w:p/>
     <w:p>
       <w:r>
-        <w:t xml:space="preserve">        &lt;mapping class="</w:t>
-      </w:r>
-      <w:proofErr w:type="spellStart"/>
-      <w:r>
-        <w:t>com.example.User</w:t>
-      </w:r>
-      <w:proofErr w:type="spellEnd"/>
-      <w:r>
-        <w:t>"/&gt;</w:t>
+        <w:t xml:space="preserve">        &lt;mapping class="com.example.User"/&gt;</w:t>
       </w:r>
     </w:p>
     <w:p/>
@@ -4286,30 +3879,7 @@
           <w14:ligatures w14:val="none"/>
         </w:rPr>
         <w:br/>
-      </w:r>
-      <w:proofErr w:type="spellStart"/>
-      <w:r>
-        <w:rPr>
-          <w:rFonts w:ascii="Courier New" w:eastAsia="Times New Roman" w:hAnsi="Courier New" w:cs="Courier New"/>
-          <w:color w:val="BCBEC4"/>
-          <w:kern w:val="0"/>
-          <w:sz w:val="20"/>
-          <w:szCs w:val="20"/>
-          <w14:ligatures w14:val="none"/>
-        </w:rPr>
-        <w:t>config.configure</w:t>
-      </w:r>
-      <w:proofErr w:type="spellEnd"/>
-      <w:r>
-        <w:rPr>
-          <w:rFonts w:ascii="Courier New" w:eastAsia="Times New Roman" w:hAnsi="Courier New" w:cs="Courier New"/>
-          <w:color w:val="BCBEC4"/>
-          <w:kern w:val="0"/>
-          <w:sz w:val="20"/>
-          <w:szCs w:val="20"/>
-          <w14:ligatures w14:val="none"/>
-        </w:rPr>
-        <w:t xml:space="preserve">(); </w:t>
+        <w:t xml:space="preserve">config.configure(); </w:t>
       </w:r>
     </w:p>
     <w:p>
@@ -4324,51 +3894,23 @@
           <w:color w:val="BCBEC4"/>
         </w:rPr>
       </w:pPr>
-      <w:proofErr w:type="spellStart"/>
       <w:r>
         <w:rPr>
           <w:color w:val="BCBEC4"/>
         </w:rPr>
-        <w:t>SessionFactory</w:t>
-      </w:r>
-      <w:proofErr w:type="spellEnd"/>
+        <w:t>SessionFactory factory = config.buildSessionFactory();</w:t>
+      </w:r>
       <w:r>
         <w:rPr>
           <w:color w:val="BCBEC4"/>
         </w:rPr>
-        <w:t xml:space="preserve"> factory = </w:t>
-      </w:r>
-      <w:proofErr w:type="spellStart"/>
+        <w:br/>
+      </w:r>
       <w:r>
         <w:rPr>
           <w:color w:val="BCBEC4"/>
         </w:rPr>
-        <w:t>config.buildSessionFactory</w:t>
-      </w:r>
-      <w:proofErr w:type="spellEnd"/>
-      <w:r>
-        <w:rPr>
-          <w:color w:val="BCBEC4"/>
-        </w:rPr>
-        <w:t>();</w:t>
-      </w:r>
-      <w:r>
-        <w:rPr>
-          <w:color w:val="BCBEC4"/>
-        </w:rPr>
         <w:br/>
-      </w:r>
-      <w:r>
-        <w:rPr>
-          <w:color w:val="BCBEC4"/>
-        </w:rPr>
-        <w:br/>
-      </w:r>
-      <w:proofErr w:type="spellStart"/>
-      <w:r>
-        <w:rPr>
-          <w:color w:val="BCBEC4"/>
-        </w:rPr>
         <w:t>System.</w:t>
       </w:r>
       <w:r>
@@ -4383,52 +3925,32 @@
         <w:rPr>
           <w:color w:val="BCBEC4"/>
         </w:rPr>
-        <w:t>.println</w:t>
-      </w:r>
-      <w:proofErr w:type="spellEnd"/>
+        <w:t>.println(</w:t>
+      </w:r>
+      <w:r>
+        <w:rPr>
+          <w:color w:val="6AAB73"/>
+        </w:rPr>
+        <w:t>"Hibernate configured successfully!"</w:t>
+      </w:r>
       <w:r>
         <w:rPr>
           <w:color w:val="BCBEC4"/>
         </w:rPr>
-        <w:t>(</w:t>
-      </w:r>
-      <w:r>
-        <w:rPr>
-          <w:color w:val="6AAB73"/>
-        </w:rPr>
-        <w:t>"Hibernate configured successfully!"</w:t>
+        <w:t>);</w:t>
       </w:r>
       <w:r>
         <w:rPr>
           <w:color w:val="BCBEC4"/>
         </w:rPr>
-        <w:t>);</w:t>
+        <w:br/>
       </w:r>
       <w:r>
         <w:rPr>
           <w:color w:val="BCBEC4"/>
         </w:rPr>
         <w:br/>
-      </w:r>
-      <w:r>
-        <w:rPr>
-          <w:color w:val="BCBEC4"/>
-        </w:rPr>
-        <w:br/>
-      </w:r>
-      <w:proofErr w:type="spellStart"/>
-      <w:r>
-        <w:rPr>
-          <w:color w:val="BCBEC4"/>
-        </w:rPr>
-        <w:t>factory.close</w:t>
-      </w:r>
-      <w:proofErr w:type="spellEnd"/>
-      <w:r>
-        <w:rPr>
-          <w:color w:val="BCBEC4"/>
-        </w:rPr>
-        <w:t>();</w:t>
+        <w:t>factory.close();</w:t>
       </w:r>
     </w:p>
     <w:p>
@@ -4510,21 +4032,12 @@
           <w:color w:val="FFFFFF" w:themeColor="background1"/>
         </w:rPr>
       </w:pPr>
-      <w:proofErr w:type="spellStart"/>
       <w:r>
         <w:rPr>
           <w:color w:val="FFFFFF" w:themeColor="background1"/>
           <w:highlight w:val="black"/>
         </w:rPr>
-        <w:t>factory.openSession</w:t>
-      </w:r>
-      <w:proofErr w:type="spellEnd"/>
-      <w:r>
-        <w:rPr>
-          <w:color w:val="FFFFFF" w:themeColor="background1"/>
-          <w:highlight w:val="black"/>
-        </w:rPr>
-        <w:t>();</w:t>
+        <w:t>factory.openSession();</w:t>
       </w:r>
     </w:p>
     <w:p>
@@ -4873,15 +4386,7 @@
         <w:ind w:left="0"/>
       </w:pPr>
       <w:r>
-        <w:t xml:space="preserve">This annotation automatically generates value of primary key and also auto </w:t>
-      </w:r>
-      <w:proofErr w:type="spellStart"/>
-      <w:r>
-        <w:t>increaments</w:t>
-      </w:r>
-      <w:proofErr w:type="spellEnd"/>
-      <w:r>
-        <w:t xml:space="preserve"> it</w:t>
+        <w:t>This annotation automatically generates value of primary key and also auto increaments it</w:t>
       </w:r>
     </w:p>
     <w:p>
@@ -5009,7 +4514,5114 @@
     <w:p>
       <w:pPr>
         <w:ind w:left="0"/>
-      </w:pPr>
+        <w:rPr>
+          <w:b/>
+          <w:bCs/>
+        </w:rPr>
+      </w:pPr>
+      <w:r>
+        <w:rPr>
+          <w:b/>
+          <w:bCs/>
+        </w:rPr>
+        <w:t>Hibernate Mapping</w:t>
+      </w:r>
+    </w:p>
+    <w:p>
+      <w:pPr>
+        <w:ind w:left="0"/>
+      </w:pPr>
+      <w:r>
+        <w:t>HM is used to build the relationship between two tables</w:t>
+      </w:r>
+    </w:p>
+    <w:p>
+      <w:pPr>
+        <w:ind w:left="0"/>
+        <w:rPr>
+          <w:b/>
+          <w:bCs/>
+        </w:rPr>
+      </w:pPr>
+      <w:r>
+        <w:rPr>
+          <w:b/>
+          <w:bCs/>
+        </w:rPr>
+        <w:t>TYPES</w:t>
+      </w:r>
+    </w:p>
+    <w:p>
+      <w:pPr>
+        <w:ind w:left="0"/>
+      </w:pPr>
+      <w:r>
+        <w:t>Unidirectional –-- we access only one way</w:t>
+      </w:r>
+    </w:p>
+    <w:p>
+      <w:pPr>
+        <w:ind w:left="0"/>
+      </w:pPr>
+      <w:r>
+        <w:t>Bidirectional--- we can access in both ways</w:t>
+      </w:r>
+    </w:p>
+    <w:p>
+      <w:pPr>
+        <w:ind w:left="0"/>
+        <w:rPr>
+          <w:b/>
+          <w:bCs/>
+        </w:rPr>
+      </w:pPr>
+      <w:r>
+        <w:rPr>
+          <w:b/>
+          <w:bCs/>
+        </w:rPr>
+        <w:t>Annotations</w:t>
+      </w:r>
+    </w:p>
+    <w:p>
+      <w:pPr>
+        <w:ind w:left="0"/>
+      </w:pPr>
+      <w:r>
+        <w:t>One to one mapping ---------- @OnetoOne</w:t>
+      </w:r>
+    </w:p>
+    <w:p>
+      <w:pPr>
+        <w:ind w:left="0"/>
+      </w:pPr>
+      <w:r>
+        <w:t>One to many mapping ------ @OnetoMany</w:t>
+      </w:r>
+    </w:p>
+    <w:p>
+      <w:pPr>
+        <w:ind w:left="0"/>
+      </w:pPr>
+      <w:r>
+        <w:t>Many to many mapping ------ @ManytoMany</w:t>
+      </w:r>
+    </w:p>
+    <w:p>
+      <w:pPr>
+        <w:ind w:left="0"/>
+      </w:pPr>
+    </w:p>
+    <w:p>
+      <w:pPr>
+        <w:ind w:left="0"/>
+        <w:rPr>
+          <w:b/>
+          <w:bCs/>
+        </w:rPr>
+      </w:pPr>
+      <w:r>
+        <w:rPr>
+          <w:b/>
+          <w:bCs/>
+        </w:rPr>
+        <w:t xml:space="preserve">One to one </w:t>
+      </w:r>
+      <w:r>
+        <w:rPr>
+          <w:b/>
+          <w:bCs/>
+        </w:rPr>
+        <w:t>–</w:t>
+      </w:r>
+      <w:r>
+        <w:rPr>
+          <w:b/>
+          <w:bCs/>
+        </w:rPr>
+        <w:t>Unidirectional</w:t>
+      </w:r>
+    </w:p>
+    <w:p>
+      <w:pPr>
+        <w:ind w:left="0"/>
+      </w:pPr>
+      <w:r>
+        <w:lastRenderedPageBreak/>
+        <w:t>Its having relationship with only one object</w:t>
+      </w:r>
+    </w:p>
+    <w:p>
+      <w:pPr>
+        <w:ind w:left="0"/>
+      </w:pPr>
+    </w:p>
+    <w:p>
+      <w:pPr>
+        <w:ind w:left="0"/>
+      </w:pPr>
+    </w:p>
+    <w:p>
+      <w:pPr>
+        <w:ind w:left="0"/>
+      </w:pPr>
+      <w:r>
+        <w:rPr>
+          <w:noProof/>
+        </w:rPr>
+        <mc:AlternateContent>
+          <mc:Choice Requires="aink">
+            <w:drawing>
+              <wp:anchor distT="0" distB="0" distL="114300" distR="114300" simplePos="0" relativeHeight="251698176" behindDoc="0" locked="0" layoutInCell="1" allowOverlap="1" wp14:anchorId="0CC64435" wp14:editId="17F9F1A1">
+                <wp:simplePos x="0" y="0"/>
+                <wp:positionH relativeFrom="column">
+                  <wp:posOffset>-522605</wp:posOffset>
+                </wp:positionH>
+                <wp:positionV relativeFrom="paragraph">
+                  <wp:posOffset>1150620</wp:posOffset>
+                </wp:positionV>
+                <wp:extent cx="5638165" cy="1553845"/>
+                <wp:effectExtent l="57150" t="57150" r="38735" b="65405"/>
+                <wp:wrapNone/>
+                <wp:docPr id="1222241520" name="Ink 6"/>
+                <wp:cNvGraphicFramePr/>
+                <a:graphic xmlns:a="http://schemas.openxmlformats.org/drawingml/2006/main">
+                  <a:graphicData uri="http://schemas.microsoft.com/office/word/2010/wordprocessingInk">
+                    <w14:contentPart bwMode="auto" r:id="rId25">
+                      <w14:nvContentPartPr>
+                        <w14:cNvContentPartPr/>
+                      </w14:nvContentPartPr>
+                      <w14:xfrm>
+                        <a:off x="0" y="0"/>
+                        <a:ext cx="5638165" cy="1553845"/>
+                      </w14:xfrm>
+                    </w14:contentPart>
+                  </a:graphicData>
+                </a:graphic>
+              </wp:anchor>
+            </w:drawing>
+          </mc:Choice>
+          <mc:Fallback>
+            <w:drawing>
+              <wp:anchor distT="0" distB="0" distL="114300" distR="114300" simplePos="0" relativeHeight="251698176" behindDoc="0" locked="0" layoutInCell="1" allowOverlap="1" wp14:anchorId="0CC64435" wp14:editId="17F9F1A1">
+                <wp:simplePos x="0" y="0"/>
+                <wp:positionH relativeFrom="column">
+                  <wp:posOffset>-522605</wp:posOffset>
+                </wp:positionH>
+                <wp:positionV relativeFrom="paragraph">
+                  <wp:posOffset>1150620</wp:posOffset>
+                </wp:positionV>
+                <wp:extent cx="5638165" cy="1553845"/>
+                <wp:effectExtent l="57150" t="57150" r="38735" b="65405"/>
+                <wp:wrapNone/>
+                <wp:docPr id="1222241520" name="Ink 6"/>
+                <wp:cNvGraphicFramePr/>
+                <a:graphic xmlns:a="http://schemas.openxmlformats.org/drawingml/2006/main">
+                  <a:graphicData uri="http://schemas.openxmlformats.org/drawingml/2006/picture">
+                    <pic:pic xmlns:pic="http://schemas.openxmlformats.org/drawingml/2006/picture">
+                      <pic:nvPicPr>
+                        <pic:cNvPr id="1222241520" name="Ink 6"/>
+                        <pic:cNvPicPr/>
+                      </pic:nvPicPr>
+                      <pic:blipFill>
+                        <a:blip r:embed="rId26"/>
+                        <a:stretch>
+                          <a:fillRect/>
+                        </a:stretch>
+                      </pic:blipFill>
+                      <pic:spPr>
+                        <a:xfrm>
+                          <a:off x="0" y="0"/>
+                          <a:ext cx="5673804" cy="1769497"/>
+                        </a:xfrm>
+                        <a:prstGeom prst="rect">
+                          <a:avLst/>
+                        </a:prstGeom>
+                      </pic:spPr>
+                    </pic:pic>
+                  </a:graphicData>
+                </a:graphic>
+              </wp:anchor>
+            </w:drawing>
+          </mc:Fallback>
+        </mc:AlternateContent>
+      </w:r>
+      <w:r>
+        <w:t xml:space="preserve">                                                      Uni directional</w:t>
+      </w:r>
+    </w:p>
+    <w:p/>
+    <w:p/>
+    <w:p/>
+    <w:p/>
+    <w:p/>
+    <w:p/>
+    <w:p/>
+    <w:p/>
+    <w:p>
+      <w:r>
+        <w:t>Obj 1                                                                                                                         obj 2</w:t>
+      </w:r>
+    </w:p>
+    <w:p/>
+    <w:p>
+      <w:r>
+        <w:t>import jakarta.persistence.*;</w:t>
+      </w:r>
+    </w:p>
+    <w:p/>
+    <w:p>
+      <w:r>
+        <w:t>@Entity</w:t>
+      </w:r>
+    </w:p>
+    <w:p>
+      <w:r>
+        <w:t>public class Person {</w:t>
+      </w:r>
+    </w:p>
+    <w:p/>
+    <w:p>
+      <w:r>
+        <w:t xml:space="preserve">    @Id</w:t>
+      </w:r>
+    </w:p>
+    <w:p>
+      <w:r>
+        <w:t xml:space="preserve">    @GeneratedValue(strategy = GenerationType.IDENTITY)</w:t>
+      </w:r>
+    </w:p>
+    <w:p>
+      <w:r>
+        <w:t xml:space="preserve">    private int id;</w:t>
+      </w:r>
+    </w:p>
+    <w:p/>
+    <w:p>
+      <w:r>
+        <w:t xml:space="preserve">    private String name;</w:t>
+      </w:r>
+    </w:p>
+    <w:p/>
+    <w:p>
+      <w:r>
+        <w:t xml:space="preserve">    @OneToOne(cascade = CascadeType.ALL)</w:t>
+      </w:r>
+    </w:p>
+    <w:p>
+      <w:r>
+        <w:t xml:space="preserve">    @JoinColumn(name = "aadhaar_id", unique = true)</w:t>
+      </w:r>
+    </w:p>
+    <w:p>
+      <w:r>
+        <w:t xml:space="preserve">    private Aadhaar aadhaar;</w:t>
+      </w:r>
+    </w:p>
+    <w:p/>
+    <w:p>
+      <w:r>
+        <w:lastRenderedPageBreak/>
+        <w:t xml:space="preserve">    // getters &amp; setters</w:t>
+      </w:r>
+    </w:p>
+    <w:p>
+      <w:r>
+        <w:t>}</w:t>
+      </w:r>
+    </w:p>
+    <w:p/>
+    <w:p/>
+    <w:p/>
+    <w:p>
+      <w:r>
+        <w:t>import jakarta.persistence.*;</w:t>
+      </w:r>
+    </w:p>
+    <w:p/>
+    <w:p>
+      <w:r>
+        <w:t>@Entity</w:t>
+      </w:r>
+    </w:p>
+    <w:p>
+      <w:r>
+        <w:t>public class Aadhaar {</w:t>
+      </w:r>
+    </w:p>
+    <w:p/>
+    <w:p>
+      <w:r>
+        <w:t xml:space="preserve">    @Id</w:t>
+      </w:r>
+    </w:p>
+    <w:p>
+      <w:r>
+        <w:t xml:space="preserve">    @GeneratedValue(strategy = GenerationType.IDENTITY)</w:t>
+      </w:r>
+    </w:p>
+    <w:p>
+      <w:r>
+        <w:t xml:space="preserve">    private int id;</w:t>
+      </w:r>
+    </w:p>
+    <w:p/>
+    <w:p>
+      <w:r>
+        <w:t xml:space="preserve">    private String aadhaarNumber;</w:t>
+      </w:r>
+    </w:p>
+    <w:p/>
+    <w:p>
+      <w:r>
+        <w:t xml:space="preserve">    // getters &amp; setters</w:t>
+      </w:r>
+    </w:p>
+    <w:p>
+      <w:r>
+        <w:t>}</w:t>
+      </w:r>
+    </w:p>
+    <w:p/>
+    <w:p>
+      <w:pPr>
+        <w:rPr>
+          <w:b/>
+          <w:bCs/>
+        </w:rPr>
+      </w:pPr>
+      <w:r>
+        <w:rPr>
+          <w:rFonts w:ascii="Segoe UI Symbol" w:hAnsi="Segoe UI Symbol" w:cs="Segoe UI Symbol"/>
+          <w:b/>
+          <w:bCs/>
+        </w:rPr>
+        <w:t>➤</w:t>
+      </w:r>
+      <w:r>
+        <w:rPr>
+          <w:b/>
+          <w:bCs/>
+        </w:rPr>
+        <w:t xml:space="preserve"> aadhaar</w:t>
+      </w:r>
+    </w:p>
+    <w:tbl>
+      <w:tblPr>
+        <w:tblW w:w="0" w:type="auto"/>
+        <w:tblCellSpacing w:w="15" w:type="dxa"/>
+        <w:tblCellMar>
+          <w:top w:w="15" w:type="dxa"/>
+          <w:left w:w="15" w:type="dxa"/>
+          <w:bottom w:w="15" w:type="dxa"/>
+          <w:right w:w="15" w:type="dxa"/>
+        </w:tblCellMar>
+        <w:tblLook w:val="04A0" w:firstRow="1" w:lastRow="0" w:firstColumn="1" w:lastColumn="0" w:noHBand="0" w:noVBand="1"/>
+      </w:tblPr>
+      <w:tblGrid>
+        <w:gridCol w:w="933"/>
+        <w:gridCol w:w="2006"/>
+      </w:tblGrid>
+      <w:tr>
+        <w:trPr>
+          <w:tblHeader/>
+          <w:tblCellSpacing w:w="15" w:type="dxa"/>
+        </w:trPr>
+        <w:tc>
+          <w:tcPr>
+            <w:tcW w:w="0" w:type="auto"/>
+            <w:vAlign w:val="center"/>
+            <w:hideMark/>
+          </w:tcPr>
+          <w:p>
+            <w:pPr>
+              <w:rPr>
+                <w:b/>
+                <w:bCs/>
+              </w:rPr>
+            </w:pPr>
+            <w:r>
+              <w:rPr>
+                <w:b/>
+                <w:bCs/>
+              </w:rPr>
+              <w:t>id (PK)</w:t>
+            </w:r>
+          </w:p>
+        </w:tc>
+        <w:tc>
+          <w:tcPr>
+            <w:tcW w:w="0" w:type="auto"/>
+            <w:vAlign w:val="center"/>
+            <w:hideMark/>
+          </w:tcPr>
+          <w:p>
+            <w:pPr>
+              <w:rPr>
+                <w:b/>
+                <w:bCs/>
+              </w:rPr>
+            </w:pPr>
+            <w:r>
+              <w:rPr>
+                <w:b/>
+                <w:bCs/>
+              </w:rPr>
+              <w:t>aadhaar_number</w:t>
+            </w:r>
+          </w:p>
+        </w:tc>
+      </w:tr>
+    </w:tbl>
+    <w:p>
+      <w:pPr>
+        <w:rPr>
+          <w:b/>
+          <w:bCs/>
+        </w:rPr>
+      </w:pPr>
+      <w:r>
+        <w:rPr>
+          <w:rFonts w:ascii="Segoe UI Symbol" w:hAnsi="Segoe UI Symbol" w:cs="Segoe UI Symbol"/>
+          <w:b/>
+          <w:bCs/>
+        </w:rPr>
+        <w:t>➤</w:t>
+      </w:r>
+      <w:r>
+        <w:rPr>
+          <w:b/>
+          <w:bCs/>
+        </w:rPr>
+        <w:t xml:space="preserve"> person</w:t>
+      </w:r>
+    </w:p>
+    <w:tbl>
+      <w:tblPr>
+        <w:tblW w:w="0" w:type="auto"/>
+        <w:tblCellSpacing w:w="15" w:type="dxa"/>
+        <w:tblCellMar>
+          <w:top w:w="15" w:type="dxa"/>
+          <w:left w:w="15" w:type="dxa"/>
+          <w:bottom w:w="15" w:type="dxa"/>
+          <w:right w:w="15" w:type="dxa"/>
+        </w:tblCellMar>
+        <w:tblLook w:val="04A0" w:firstRow="1" w:lastRow="0" w:firstColumn="1" w:lastColumn="0" w:noHBand="0" w:noVBand="1"/>
+      </w:tblPr>
+      <w:tblGrid>
+        <w:gridCol w:w="933"/>
+        <w:gridCol w:w="853"/>
+        <w:gridCol w:w="2767"/>
+      </w:tblGrid>
+      <w:tr>
+        <w:trPr>
+          <w:tblHeader/>
+          <w:tblCellSpacing w:w="15" w:type="dxa"/>
+        </w:trPr>
+        <w:tc>
+          <w:tcPr>
+            <w:tcW w:w="0" w:type="auto"/>
+            <w:vAlign w:val="center"/>
+            <w:hideMark/>
+          </w:tcPr>
+          <w:p>
+            <w:pPr>
+              <w:rPr>
+                <w:b/>
+                <w:bCs/>
+              </w:rPr>
+            </w:pPr>
+            <w:r>
+              <w:rPr>
+                <w:b/>
+                <w:bCs/>
+              </w:rPr>
+              <w:t>id (PK)</w:t>
+            </w:r>
+          </w:p>
+        </w:tc>
+        <w:tc>
+          <w:tcPr>
+            <w:tcW w:w="0" w:type="auto"/>
+            <w:vAlign w:val="center"/>
+            <w:hideMark/>
+          </w:tcPr>
+          <w:p>
+            <w:pPr>
+              <w:rPr>
+                <w:b/>
+                <w:bCs/>
+              </w:rPr>
+            </w:pPr>
+            <w:r>
+              <w:rPr>
+                <w:b/>
+                <w:bCs/>
+              </w:rPr>
+              <w:t>name</w:t>
+            </w:r>
+          </w:p>
+        </w:tc>
+        <w:tc>
+          <w:tcPr>
+            <w:tcW w:w="0" w:type="auto"/>
+            <w:vAlign w:val="center"/>
+            <w:hideMark/>
+          </w:tcPr>
+          <w:p>
+            <w:pPr>
+              <w:rPr>
+                <w:b/>
+                <w:bCs/>
+              </w:rPr>
+            </w:pPr>
+            <w:r>
+              <w:rPr>
+                <w:b/>
+                <w:bCs/>
+              </w:rPr>
+              <w:t>aadhaar_id (FK, UNIQUE)</w:t>
+            </w:r>
+          </w:p>
+        </w:tc>
+      </w:tr>
+    </w:tbl>
+    <w:p>
+      <w:r>
+        <w:pict w14:anchorId="42336289">
+          <v:rect id="_x0000_i1057" style="width:0;height:1.5pt" o:hralign="center" o:hrstd="t" o:hr="t" fillcolor="#a0a0a0" stroked="f"/>
+        </w:pict>
+      </w:r>
+    </w:p>
+    <w:p>
+      <w:pPr>
+        <w:rPr>
+          <w:b/>
+          <w:bCs/>
+        </w:rPr>
+      </w:pPr>
+      <w:r>
+        <w:rPr>
+          <w:rFonts w:ascii="Segoe UI Emoji" w:hAnsi="Segoe UI Emoji" w:cs="Segoe UI Emoji"/>
+          <w:b/>
+          <w:bCs/>
+        </w:rPr>
+        <w:t>🔥</w:t>
+      </w:r>
+      <w:r>
+        <w:rPr>
+          <w:b/>
+          <w:bCs/>
+        </w:rPr>
+        <w:t xml:space="preserve"> Key Points (Exam Ready)</w:t>
+      </w:r>
+    </w:p>
+    <w:p>
+      <w:pPr>
+        <w:numPr>
+          <w:ilvl w:val="0"/>
+          <w:numId w:val="18"/>
+        </w:numPr>
+      </w:pPr>
+      <w:r>
+        <w:t xml:space="preserve">Only </w:t>
+      </w:r>
+      <w:r>
+        <w:rPr>
+          <w:b/>
+          <w:bCs/>
+        </w:rPr>
+        <w:t>one side has reference</w:t>
+      </w:r>
+      <w:r>
+        <w:t xml:space="preserve"> → Unidirectional</w:t>
+      </w:r>
+    </w:p>
+    <w:p>
+      <w:pPr>
+        <w:numPr>
+          <w:ilvl w:val="0"/>
+          <w:numId w:val="18"/>
+        </w:numPr>
+      </w:pPr>
+      <w:r>
+        <w:t>@JoinColumn → creates foreign key</w:t>
+      </w:r>
+    </w:p>
+    <w:p>
+      <w:pPr>
+        <w:numPr>
+          <w:ilvl w:val="0"/>
+          <w:numId w:val="18"/>
+        </w:numPr>
+      </w:pPr>
+      <w:r>
+        <w:t>unique = true → ensures One-to-One</w:t>
+      </w:r>
+    </w:p>
+    <w:p>
+      <w:pPr>
+        <w:numPr>
+          <w:ilvl w:val="0"/>
+          <w:numId w:val="18"/>
+        </w:numPr>
+      </w:pPr>
+      <w:r>
+        <w:lastRenderedPageBreak/>
+        <w:t>No mappedBy used</w:t>
+      </w:r>
+    </w:p>
+    <w:p/>
+    <w:p/>
+    <w:p>
+      <w:r>
+        <w:t>In one to one unidirectional mapping hibernate will create extra column with the help of @OnetoOne annotation</w:t>
+      </w:r>
+    </w:p>
+    <w:p>
+      <w:r>
+        <w:drawing>
+          <wp:inline distT="0" distB="0" distL="0" distR="0" wp14:anchorId="504A77DE" wp14:editId="680EA483">
+            <wp:extent cx="5943600" cy="2106295"/>
+            <wp:effectExtent l="0" t="0" r="0" b="8255"/>
+            <wp:docPr id="240723430" name="Picture 1"/>
+            <wp:cNvGraphicFramePr>
+              <a:graphicFrameLocks xmlns:a="http://schemas.openxmlformats.org/drawingml/2006/main" noChangeAspect="1"/>
+            </wp:cNvGraphicFramePr>
+            <a:graphic xmlns:a="http://schemas.openxmlformats.org/drawingml/2006/main">
+              <a:graphicData uri="http://schemas.openxmlformats.org/drawingml/2006/picture">
+                <pic:pic xmlns:pic="http://schemas.openxmlformats.org/drawingml/2006/picture">
+                  <pic:nvPicPr>
+                    <pic:cNvPr id="240723430" name=""/>
+                    <pic:cNvPicPr/>
+                  </pic:nvPicPr>
+                  <pic:blipFill>
+                    <a:blip r:embed="rId27"/>
+                    <a:stretch>
+                      <a:fillRect/>
+                    </a:stretch>
+                  </pic:blipFill>
+                  <pic:spPr>
+                    <a:xfrm>
+                      <a:off x="0" y="0"/>
+                      <a:ext cx="5943600" cy="2106295"/>
+                    </a:xfrm>
+                    <a:prstGeom prst="rect">
+                      <a:avLst/>
+                    </a:prstGeom>
+                  </pic:spPr>
+                </pic:pic>
+              </a:graphicData>
+            </a:graphic>
+          </wp:inline>
+        </w:drawing>
+      </w:r>
+    </w:p>
+    <w:p/>
+    <w:p/>
+    <w:p>
+      <w:pPr>
+        <w:rPr>
+          <w:b/>
+          <w:bCs/>
+        </w:rPr>
+      </w:pPr>
+      <w:r>
+        <w:rPr>
+          <w:b/>
+          <w:bCs/>
+        </w:rPr>
+        <w:t>One to Many</w:t>
+      </w:r>
+    </w:p>
+    <w:p>
+      <w:r>
+        <w:t>In this mapping one object is mapped with more than one object</w:t>
+      </w:r>
+    </w:p>
+    <w:p>
+      <w:r>
+        <w:t>In one to many hibernate will create extra table to store foreign or primary key off both tables</w:t>
+      </w:r>
+    </w:p>
+    <w:p/>
+    <w:p>
+      <w:r>
+        <w:t>import jakarta.persistence.*;</w:t>
+      </w:r>
+    </w:p>
+    <w:p>
+      <w:r>
+        <w:t>import java.util.List;</w:t>
+      </w:r>
+    </w:p>
+    <w:p/>
+    <w:p>
+      <w:r>
+        <w:t>@Entity</w:t>
+      </w:r>
+    </w:p>
+    <w:p>
+      <w:r>
+        <w:t>public class Department {</w:t>
+      </w:r>
+    </w:p>
+    <w:p/>
+    <w:p>
+      <w:r>
+        <w:t xml:space="preserve">    @Id</w:t>
+      </w:r>
+    </w:p>
+    <w:p>
+      <w:r>
+        <w:t xml:space="preserve">    @GeneratedValue(strategy = GenerationType.IDENTITY)</w:t>
+      </w:r>
+    </w:p>
+    <w:p>
+      <w:r>
+        <w:t xml:space="preserve">    private int id;</w:t>
+      </w:r>
+    </w:p>
+    <w:p/>
+    <w:p>
+      <w:r>
+        <w:lastRenderedPageBreak/>
+        <w:t xml:space="preserve">    private String name;</w:t>
+      </w:r>
+    </w:p>
+    <w:p/>
+    <w:p>
+      <w:r>
+        <w:t xml:space="preserve">    @OneToMany(mappedBy = "department", cascade = CascadeType.ALL)</w:t>
+      </w:r>
+    </w:p>
+    <w:p>
+      <w:r>
+        <w:t xml:space="preserve">    private List&lt;Employee&gt; employees;</w:t>
+      </w:r>
+    </w:p>
+    <w:p/>
+    <w:p>
+      <w:r>
+        <w:t xml:space="preserve">    // getters &amp; setters</w:t>
+      </w:r>
+    </w:p>
+    <w:p>
+      <w:r>
+        <w:t>}</w:t>
+      </w:r>
+    </w:p>
+    <w:p/>
+    <w:p/>
+    <w:p>
+      <w:r>
+        <w:t>import jakarta.persistence.*;</w:t>
+      </w:r>
+    </w:p>
+    <w:p/>
+    <w:p>
+      <w:r>
+        <w:t>@Entity</w:t>
+      </w:r>
+    </w:p>
+    <w:p>
+      <w:r>
+        <w:t>public class Employee {</w:t>
+      </w:r>
+    </w:p>
+    <w:p/>
+    <w:p>
+      <w:r>
+        <w:t xml:space="preserve">    @Id</w:t>
+      </w:r>
+    </w:p>
+    <w:p>
+      <w:r>
+        <w:t xml:space="preserve">    @GeneratedValue(strategy = GenerationType.IDENTITY)</w:t>
+      </w:r>
+    </w:p>
+    <w:p>
+      <w:r>
+        <w:t xml:space="preserve">    private int id;</w:t>
+      </w:r>
+    </w:p>
+    <w:p/>
+    <w:p>
+      <w:r>
+        <w:t xml:space="preserve">    private String name;</w:t>
+      </w:r>
+    </w:p>
+    <w:p/>
+    <w:p>
+      <w:r>
+        <w:t xml:space="preserve">    @ManyToOne</w:t>
+      </w:r>
+    </w:p>
+    <w:p>
+      <w:r>
+        <w:t xml:space="preserve">    @JoinColumn(name = "department_id")</w:t>
+      </w:r>
+    </w:p>
+    <w:p>
+      <w:r>
+        <w:t xml:space="preserve">    private Department department;</w:t>
+      </w:r>
+    </w:p>
+    <w:p/>
+    <w:p>
+      <w:r>
+        <w:t xml:space="preserve">    // getters &amp; setters</w:t>
+      </w:r>
+    </w:p>
+    <w:p>
+      <w:r>
+        <w:t>}</w:t>
+      </w:r>
+    </w:p>
+    <w:p>
+      <w:pPr>
+        <w:rPr>
+          <w:b/>
+          <w:bCs/>
+        </w:rPr>
+      </w:pPr>
+      <w:r>
+        <w:rPr>
+          <w:rFonts w:ascii="Segoe UI Emoji" w:hAnsi="Segoe UI Emoji" w:cs="Segoe UI Emoji"/>
+          <w:b/>
+          <w:bCs/>
+        </w:rPr>
+        <w:t>🔹</w:t>
+      </w:r>
+      <w:r>
+        <w:rPr>
+          <w:b/>
+          <w:bCs/>
+        </w:rPr>
+        <w:t xml:space="preserve"> Table Structure</w:t>
+      </w:r>
+    </w:p>
+    <w:p>
+      <w:pPr>
+        <w:rPr>
+          <w:b/>
+          <w:bCs/>
+        </w:rPr>
+      </w:pPr>
+      <w:r>
+        <w:rPr>
+          <w:rFonts w:ascii="Segoe UI Symbol" w:hAnsi="Segoe UI Symbol" w:cs="Segoe UI Symbol"/>
+          <w:b/>
+          <w:bCs/>
+        </w:rPr>
+        <w:t>➤</w:t>
+      </w:r>
+      <w:r>
+        <w:rPr>
+          <w:b/>
+          <w:bCs/>
+        </w:rPr>
+        <w:t xml:space="preserve"> department</w:t>
+      </w:r>
+    </w:p>
+    <w:p>
+      <w:r>
+        <w:t>| id (PK) | name |</w:t>
+      </w:r>
+    </w:p>
+    <w:p>
+      <w:pPr>
+        <w:rPr>
+          <w:b/>
+          <w:bCs/>
+        </w:rPr>
+      </w:pPr>
+      <w:r>
+        <w:rPr>
+          <w:rFonts w:ascii="Segoe UI Symbol" w:hAnsi="Segoe UI Symbol" w:cs="Segoe UI Symbol"/>
+          <w:b/>
+          <w:bCs/>
+        </w:rPr>
+        <w:lastRenderedPageBreak/>
+        <w:t>➤</w:t>
+      </w:r>
+      <w:r>
+        <w:rPr>
+          <w:b/>
+          <w:bCs/>
+        </w:rPr>
+        <w:t xml:space="preserve"> employee</w:t>
+      </w:r>
+    </w:p>
+    <w:p>
+      <w:r>
+        <w:t>| id (PK) | name | department_id (FK) |</w:t>
+      </w:r>
+    </w:p>
+    <w:p>
+      <w:r>
+        <w:t>department_id → references department(id)</w:t>
+      </w:r>
+    </w:p>
+    <w:p>
+      <w:r>
+        <w:pict w14:anchorId="17F89033">
+          <v:rect id="_x0000_i1065" style="width:0;height:1.5pt" o:hralign="center" o:hrstd="t" o:hr="t" fillcolor="#a0a0a0" stroked="f"/>
+        </w:pict>
+      </w:r>
+    </w:p>
+    <w:p>
+      <w:pPr>
+        <w:rPr>
+          <w:b/>
+          <w:bCs/>
+        </w:rPr>
+      </w:pPr>
+      <w:r>
+        <w:rPr>
+          <w:rFonts w:ascii="Segoe UI Emoji" w:hAnsi="Segoe UI Emoji" w:cs="Segoe UI Emoji"/>
+          <w:b/>
+          <w:bCs/>
+        </w:rPr>
+        <w:t>🔥</w:t>
+      </w:r>
+      <w:r>
+        <w:rPr>
+          <w:b/>
+          <w:bCs/>
+        </w:rPr>
+        <w:t xml:space="preserve"> Key Points (Exam Ready)</w:t>
+      </w:r>
+    </w:p>
+    <w:p>
+      <w:pPr>
+        <w:numPr>
+          <w:ilvl w:val="0"/>
+          <w:numId w:val="19"/>
+        </w:numPr>
+      </w:pPr>
+      <w:r>
+        <w:t>@OneToMany → One parent, many children</w:t>
+      </w:r>
+    </w:p>
+    <w:p>
+      <w:pPr>
+        <w:numPr>
+          <w:ilvl w:val="0"/>
+          <w:numId w:val="19"/>
+        </w:numPr>
+      </w:pPr>
+      <w:r>
+        <w:t>mappedBy → used on inverse side</w:t>
+      </w:r>
+    </w:p>
+    <w:p>
+      <w:pPr>
+        <w:numPr>
+          <w:ilvl w:val="0"/>
+          <w:numId w:val="19"/>
+        </w:numPr>
+      </w:pPr>
+      <w:r>
+        <w:t>@ManyToOne → owning side</w:t>
+      </w:r>
+    </w:p>
+    <w:p>
+      <w:pPr>
+        <w:numPr>
+          <w:ilvl w:val="0"/>
+          <w:numId w:val="19"/>
+        </w:numPr>
+      </w:pPr>
+      <w:r>
+        <w:t xml:space="preserve">Foreign key is always on </w:t>
+      </w:r>
+      <w:r>
+        <w:rPr>
+          <w:b/>
+          <w:bCs/>
+        </w:rPr>
+        <w:t>Many side</w:t>
+      </w:r>
+    </w:p>
+    <w:p>
+      <w:pPr>
+        <w:ind w:left="720"/>
+        <w:rPr>
+          <w:b/>
+          <w:bCs/>
+        </w:rPr>
+      </w:pPr>
+    </w:p>
+    <w:p>
+      <w:pPr>
+        <w:ind w:left="720"/>
+      </w:pPr>
+      <w:r>
+        <w:drawing>
+          <wp:inline distT="0" distB="0" distL="0" distR="0" wp14:anchorId="7D654C66" wp14:editId="371A0B40">
+            <wp:extent cx="5943600" cy="2585085"/>
+            <wp:effectExtent l="0" t="0" r="0" b="5715"/>
+            <wp:docPr id="484192338" name="Picture 1"/>
+            <wp:cNvGraphicFramePr>
+              <a:graphicFrameLocks xmlns:a="http://schemas.openxmlformats.org/drawingml/2006/main" noChangeAspect="1"/>
+            </wp:cNvGraphicFramePr>
+            <a:graphic xmlns:a="http://schemas.openxmlformats.org/drawingml/2006/main">
+              <a:graphicData uri="http://schemas.openxmlformats.org/drawingml/2006/picture">
+                <pic:pic xmlns:pic="http://schemas.openxmlformats.org/drawingml/2006/picture">
+                  <pic:nvPicPr>
+                    <pic:cNvPr id="484192338" name=""/>
+                    <pic:cNvPicPr/>
+                  </pic:nvPicPr>
+                  <pic:blipFill>
+                    <a:blip r:embed="rId28"/>
+                    <a:stretch>
+                      <a:fillRect/>
+                    </a:stretch>
+                  </pic:blipFill>
+                  <pic:spPr>
+                    <a:xfrm>
+                      <a:off x="0" y="0"/>
+                      <a:ext cx="5943600" cy="2585085"/>
+                    </a:xfrm>
+                    <a:prstGeom prst="rect">
+                      <a:avLst/>
+                    </a:prstGeom>
+                  </pic:spPr>
+                </pic:pic>
+              </a:graphicData>
+            </a:graphic>
+          </wp:inline>
+        </w:drawing>
+      </w:r>
+    </w:p>
+    <w:p/>
+    <w:p>
+      <w:pPr>
+        <w:rPr>
+          <w:b/>
+          <w:bCs/>
+        </w:rPr>
+      </w:pPr>
+      <w:r>
+        <w:rPr>
+          <w:b/>
+          <w:bCs/>
+        </w:rPr>
+        <w:t>Many to One</w:t>
+      </w:r>
+    </w:p>
+    <w:p>
+      <w:r>
+        <w:rPr>
+          <w:b/>
+          <w:bCs/>
+        </w:rPr>
+        <w:t>In mt</w:t>
+      </w:r>
+      <w:r>
+        <w:rPr>
+          <w:b/>
+          <w:bCs/>
+        </w:rPr>
+        <w:t>o</w:t>
+      </w:r>
+      <w:r>
+        <w:rPr>
+          <w:b/>
+          <w:bCs/>
+        </w:rPr>
+        <w:t xml:space="preserve"> </w:t>
+      </w:r>
+      <w:r>
+        <w:t xml:space="preserve">mapping many objects or more than one objects is mapped with only one object </w:t>
+      </w:r>
+    </w:p>
+    <w:p>
+      <w:r>
+        <w:rPr>
+          <w:b/>
+          <w:bCs/>
+        </w:rPr>
+        <w:t>In mt</w:t>
+      </w:r>
+      <w:r>
+        <w:rPr>
+          <w:b/>
+          <w:bCs/>
+        </w:rPr>
+        <w:t>o</w:t>
+      </w:r>
+      <w:r>
+        <w:rPr>
+          <w:b/>
+          <w:bCs/>
+        </w:rPr>
+        <w:t xml:space="preserve"> mapping</w:t>
+      </w:r>
+      <w:r>
+        <w:t xml:space="preserve"> hibernate wil create extra column by using @ManytoOne annotation</w:t>
+      </w:r>
+    </w:p>
+    <w:p>
+      <w:r>
+        <w:t>Many-to-One mapping means many objects of one entity are associated with one object of another entity.</w:t>
+      </w:r>
+      <w:r>
+        <w:br/>
+      </w:r>
+      <w:r>
+        <w:rPr>
+          <w:rFonts w:ascii="Segoe UI Emoji" w:hAnsi="Segoe UI Emoji" w:cs="Segoe UI Emoji"/>
+        </w:rPr>
+        <w:t>👉</w:t>
+      </w:r>
+      <w:r>
+        <w:t xml:space="preserve"> Example: Many Employees belong to one Department.</w:t>
+      </w:r>
+    </w:p>
+    <w:p>
+      <w:pPr>
+        <w:numPr>
+          <w:ilvl w:val="0"/>
+          <w:numId w:val="20"/>
+        </w:numPr>
+      </w:pPr>
+      <w:r>
+        <w:t>Multiple rows in Employee → refer to one Department</w:t>
+      </w:r>
+    </w:p>
+    <w:p>
+      <w:pPr>
+        <w:numPr>
+          <w:ilvl w:val="0"/>
+          <w:numId w:val="20"/>
+        </w:numPr>
+      </w:pPr>
+      <w:r>
+        <w:t>Foreign key is stored on the many side</w:t>
+      </w:r>
+      <w:r>
+        <w:t xml:space="preserve">  </w:t>
+      </w:r>
+    </w:p>
+    <w:p>
+      <w:r>
+        <w:t>import jakarta.persistence.*;</w:t>
+      </w:r>
+    </w:p>
+    <w:p/>
+    <w:p>
+      <w:r>
+        <w:t>@Entity</w:t>
+      </w:r>
+    </w:p>
+    <w:p>
+      <w:r>
+        <w:t>public class Department {</w:t>
+      </w:r>
+    </w:p>
+    <w:p/>
+    <w:p>
+      <w:r>
+        <w:t xml:space="preserve">    @Id</w:t>
+      </w:r>
+    </w:p>
+    <w:p>
+      <w:r>
+        <w:t xml:space="preserve">    @GeneratedValue(strategy = GenerationType.IDENTITY)</w:t>
+      </w:r>
+    </w:p>
+    <w:p>
+      <w:r>
+        <w:t xml:space="preserve">    private int id;</w:t>
+      </w:r>
+    </w:p>
+    <w:p/>
+    <w:p>
+      <w:r>
+        <w:t xml:space="preserve">    private String name;</w:t>
+      </w:r>
+    </w:p>
+    <w:p/>
+    <w:p>
+      <w:r>
+        <w:t xml:space="preserve">    // getters &amp; setters</w:t>
+      </w:r>
+    </w:p>
+    <w:p>
+      <w:r>
+        <w:t>}</w:t>
+      </w:r>
+      <w:r>
+        <w:t xml:space="preserve"> </w:t>
+      </w:r>
+    </w:p>
+    <w:p>
+      <w:r>
+        <w:t>import jakarta.persistence.*;</w:t>
+      </w:r>
+    </w:p>
+    <w:p/>
+    <w:p>
+      <w:r>
+        <w:t>@Entity</w:t>
+      </w:r>
+    </w:p>
+    <w:p>
+      <w:r>
+        <w:t>public class Employee {</w:t>
+      </w:r>
+    </w:p>
+    <w:p/>
+    <w:p>
+      <w:r>
+        <w:t xml:space="preserve">    @Id</w:t>
+      </w:r>
+    </w:p>
+    <w:p>
+      <w:r>
+        <w:t xml:space="preserve">    @GeneratedValue(strategy = GenerationType.IDENTITY)</w:t>
+      </w:r>
+    </w:p>
+    <w:p>
+      <w:r>
+        <w:t xml:space="preserve">    private int id;</w:t>
+      </w:r>
+    </w:p>
+    <w:p/>
+    <w:p>
+      <w:r>
+        <w:t xml:space="preserve">    private String name;</w:t>
+      </w:r>
+    </w:p>
+    <w:p/>
+    <w:p>
+      <w:r>
+        <w:t xml:space="preserve">    @ManyToOne</w:t>
+      </w:r>
+    </w:p>
+    <w:p>
+      <w:r>
+        <w:t xml:space="preserve">    @JoinColumn(name = "department_id")</w:t>
+      </w:r>
+    </w:p>
+    <w:p>
+      <w:r>
+        <w:t xml:space="preserve">    private Department department;</w:t>
+      </w:r>
+    </w:p>
+    <w:p/>
+    <w:p>
+      <w:r>
+        <w:t xml:space="preserve">    // getters &amp; setters</w:t>
+      </w:r>
+    </w:p>
+    <w:p>
+      <w:r>
+        <w:t>}</w:t>
+      </w:r>
+    </w:p>
+    <w:p/>
+    <w:p>
+      <w:pPr>
+        <w:rPr>
+          <w:b/>
+          <w:bCs/>
+        </w:rPr>
+      </w:pPr>
+      <w:r>
+        <w:rPr>
+          <w:rFonts w:ascii="Segoe UI Emoji" w:hAnsi="Segoe UI Emoji" w:cs="Segoe UI Emoji"/>
+          <w:b/>
+          <w:bCs/>
+        </w:rPr>
+        <w:t>🗄️</w:t>
+      </w:r>
+      <w:r>
+        <w:rPr>
+          <w:b/>
+          <w:bCs/>
+        </w:rPr>
+        <w:t xml:space="preserve"> Table Structure</w:t>
+      </w:r>
+    </w:p>
+    <w:p>
+      <w:pPr>
+        <w:rPr>
+          <w:b/>
+          <w:bCs/>
+        </w:rPr>
+      </w:pPr>
+      <w:r>
+        <w:rPr>
+          <w:rFonts w:ascii="Segoe UI Symbol" w:hAnsi="Segoe UI Symbol" w:cs="Segoe UI Symbol"/>
+          <w:b/>
+          <w:bCs/>
+        </w:rPr>
+        <w:t>➤</w:t>
+      </w:r>
+      <w:r>
+        <w:rPr>
+          <w:b/>
+          <w:bCs/>
+        </w:rPr>
+        <w:t xml:space="preserve"> department</w:t>
+      </w:r>
+    </w:p>
+    <w:p>
+      <w:r>
+        <w:t>| id (PK) | name |</w:t>
+      </w:r>
+    </w:p>
+    <w:p>
+      <w:pPr>
+        <w:rPr>
+          <w:b/>
+          <w:bCs/>
+        </w:rPr>
+      </w:pPr>
+      <w:r>
+        <w:rPr>
+          <w:rFonts w:ascii="Segoe UI Symbol" w:hAnsi="Segoe UI Symbol" w:cs="Segoe UI Symbol"/>
+          <w:b/>
+          <w:bCs/>
+        </w:rPr>
+        <w:t>➤</w:t>
+      </w:r>
+      <w:r>
+        <w:rPr>
+          <w:b/>
+          <w:bCs/>
+        </w:rPr>
+        <w:t xml:space="preserve"> employee</w:t>
+      </w:r>
+    </w:p>
+    <w:p>
+      <w:r>
+        <w:t>| id (PK) | name | department_id (FK) |</w:t>
+      </w:r>
+    </w:p>
+    <w:p>
+      <w:r>
+        <w:pict w14:anchorId="75763042">
+          <v:rect id="_x0000_i1073" style="width:0;height:1.5pt" o:hralign="center" o:hrstd="t" o:hr="t" fillcolor="#a0a0a0" stroked="f"/>
+        </w:pict>
+      </w:r>
+    </w:p>
+    <w:p>
+      <w:pPr>
+        <w:rPr>
+          <w:b/>
+          <w:bCs/>
+        </w:rPr>
+      </w:pPr>
+      <w:r>
+        <w:rPr>
+          <w:rFonts w:ascii="Segoe UI Emoji" w:hAnsi="Segoe UI Emoji" w:cs="Segoe UI Emoji"/>
+          <w:b/>
+          <w:bCs/>
+        </w:rPr>
+        <w:t>🔥</w:t>
+      </w:r>
+      <w:r>
+        <w:rPr>
+          <w:b/>
+          <w:bCs/>
+        </w:rPr>
+        <w:t xml:space="preserve"> Key Points (Exam-Ready)</w:t>
+      </w:r>
+    </w:p>
+    <w:p>
+      <w:pPr>
+        <w:numPr>
+          <w:ilvl w:val="0"/>
+          <w:numId w:val="21"/>
+        </w:numPr>
+      </w:pPr>
+      <w:r>
+        <w:t xml:space="preserve">@ManyToOne → used on </w:t>
+      </w:r>
+      <w:r>
+        <w:rPr>
+          <w:b/>
+          <w:bCs/>
+        </w:rPr>
+        <w:t>many side</w:t>
+      </w:r>
+    </w:p>
+    <w:p>
+      <w:pPr>
+        <w:numPr>
+          <w:ilvl w:val="0"/>
+          <w:numId w:val="21"/>
+        </w:numPr>
+      </w:pPr>
+      <w:r>
+        <w:t>@JoinColumn → creates foreign key</w:t>
+      </w:r>
+    </w:p>
+    <w:p>
+      <w:pPr>
+        <w:numPr>
+          <w:ilvl w:val="0"/>
+          <w:numId w:val="21"/>
+        </w:numPr>
+      </w:pPr>
+      <w:r>
+        <w:t xml:space="preserve">Foreign key always exists on </w:t>
+      </w:r>
+      <w:r>
+        <w:rPr>
+          <w:b/>
+          <w:bCs/>
+        </w:rPr>
+        <w:t>many side</w:t>
+      </w:r>
+    </w:p>
+    <w:p>
+      <w:pPr>
+        <w:numPr>
+          <w:ilvl w:val="0"/>
+          <w:numId w:val="21"/>
+        </w:numPr>
+      </w:pPr>
+      <w:r>
+        <w:t>No mappedBy needed in many-to-one</w:t>
+      </w:r>
+    </w:p>
+    <w:p/>
+    <w:p>
+      <w:pPr>
+        <w:rPr>
+          <w:b/>
+          <w:bCs/>
+        </w:rPr>
+      </w:pPr>
+    </w:p>
+    <w:p>
+      <w:r>
+        <w:rPr>
+          <w:b/>
+          <w:bCs/>
+          <w:color w:val="EE0000"/>
+        </w:rPr>
+        <w:t>Foreign key is always stored on the Many side</w:t>
+      </w:r>
+      <w:r>
+        <w:rPr>
+          <w:b/>
+          <w:bCs/>
+          <w:color w:val="EE0000"/>
+        </w:rPr>
+        <w:br/>
+        <w:t>(Except One-to-One where it can be in either table)</w:t>
+      </w:r>
+    </w:p>
+    <w:p>
+      <w:r>
+        <w:drawing>
+          <wp:inline distT="0" distB="0" distL="0" distR="0" wp14:anchorId="71BBC493" wp14:editId="06777786">
+            <wp:extent cx="5943600" cy="3189605"/>
+            <wp:effectExtent l="0" t="0" r="0" b="0"/>
+            <wp:docPr id="1134939140" name="Picture 1"/>
+            <wp:cNvGraphicFramePr>
+              <a:graphicFrameLocks xmlns:a="http://schemas.openxmlformats.org/drawingml/2006/main" noChangeAspect="1"/>
+            </wp:cNvGraphicFramePr>
+            <a:graphic xmlns:a="http://schemas.openxmlformats.org/drawingml/2006/main">
+              <a:graphicData uri="http://schemas.openxmlformats.org/drawingml/2006/picture">
+                <pic:pic xmlns:pic="http://schemas.openxmlformats.org/drawingml/2006/picture">
+                  <pic:nvPicPr>
+                    <pic:cNvPr id="1134939140" name=""/>
+                    <pic:cNvPicPr/>
+                  </pic:nvPicPr>
+                  <pic:blipFill>
+                    <a:blip r:embed="rId29"/>
+                    <a:stretch>
+                      <a:fillRect/>
+                    </a:stretch>
+                  </pic:blipFill>
+                  <pic:spPr>
+                    <a:xfrm>
+                      <a:off x="0" y="0"/>
+                      <a:ext cx="5943600" cy="3189605"/>
+                    </a:xfrm>
+                    <a:prstGeom prst="rect">
+                      <a:avLst/>
+                    </a:prstGeom>
+                  </pic:spPr>
+                </pic:pic>
+              </a:graphicData>
+            </a:graphic>
+          </wp:inline>
+        </w:drawing>
+      </w:r>
+    </w:p>
+    <w:p/>
+    <w:p>
+      <w:pPr>
+        <w:rPr>
+          <w:b/>
+          <w:bCs/>
+        </w:rPr>
+      </w:pPr>
+      <w:r>
+        <w:rPr>
+          <w:b/>
+          <w:bCs/>
+        </w:rPr>
+        <w:lastRenderedPageBreak/>
+        <w:t>Many to Many mapping</w:t>
+      </w:r>
+    </w:p>
+    <w:p>
+      <w:r>
+        <w:t xml:space="preserve">In mtm more objects is mapped with more objects </w:t>
+      </w:r>
+    </w:p>
+    <w:p/>
+    <w:p/>
+    <w:p/>
+    <w:p>
+      <w:r>
+        <w:drawing>
+          <wp:inline distT="0" distB="0" distL="0" distR="0" wp14:anchorId="39F6C6CD" wp14:editId="4B358542">
+            <wp:extent cx="5820587" cy="2391109"/>
+            <wp:effectExtent l="0" t="0" r="0" b="9525"/>
+            <wp:docPr id="151811786" name="Picture 1"/>
+            <wp:cNvGraphicFramePr>
+              <a:graphicFrameLocks xmlns:a="http://schemas.openxmlformats.org/drawingml/2006/main" noChangeAspect="1"/>
+            </wp:cNvGraphicFramePr>
+            <a:graphic xmlns:a="http://schemas.openxmlformats.org/drawingml/2006/main">
+              <a:graphicData uri="http://schemas.openxmlformats.org/drawingml/2006/picture">
+                <pic:pic xmlns:pic="http://schemas.openxmlformats.org/drawingml/2006/picture">
+                  <pic:nvPicPr>
+                    <pic:cNvPr id="151811786" name=""/>
+                    <pic:cNvPicPr/>
+                  </pic:nvPicPr>
+                  <pic:blipFill>
+                    <a:blip r:embed="rId30"/>
+                    <a:stretch>
+                      <a:fillRect/>
+                    </a:stretch>
+                  </pic:blipFill>
+                  <pic:spPr>
+                    <a:xfrm>
+                      <a:off x="0" y="0"/>
+                      <a:ext cx="5820587" cy="2391109"/>
+                    </a:xfrm>
+                    <a:prstGeom prst="rect">
+                      <a:avLst/>
+                    </a:prstGeom>
+                  </pic:spPr>
+                </pic:pic>
+              </a:graphicData>
+            </a:graphic>
+          </wp:inline>
+        </w:drawing>
+      </w:r>
+    </w:p>
+    <w:p/>
+    <w:p>
+      <w:r>
+        <w:rPr>
+          <w:noProof/>
+        </w:rPr>
+        <mc:AlternateContent>
+          <mc:Choice Requires="aink">
+            <w:drawing>
+              <wp:anchor distT="0" distB="0" distL="114300" distR="114300" simplePos="0" relativeHeight="251712512" behindDoc="0" locked="0" layoutInCell="1" allowOverlap="1" wp14:anchorId="1C342C6E" wp14:editId="25B9C245">
+                <wp:simplePos x="0" y="0"/>
+                <wp:positionH relativeFrom="column">
+                  <wp:posOffset>401320</wp:posOffset>
+                </wp:positionH>
+                <wp:positionV relativeFrom="paragraph">
+                  <wp:posOffset>257175</wp:posOffset>
+                </wp:positionV>
+                <wp:extent cx="3352680" cy="1246505"/>
+                <wp:effectExtent l="0" t="57150" r="0" b="48895"/>
+                <wp:wrapNone/>
+                <wp:docPr id="701313022" name="Ink 14"/>
+                <wp:cNvGraphicFramePr/>
+                <a:graphic xmlns:a="http://schemas.openxmlformats.org/drawingml/2006/main">
+                  <a:graphicData uri="http://schemas.microsoft.com/office/word/2010/wordprocessingInk">
+                    <w14:contentPart bwMode="auto" r:id="rId31">
+                      <w14:nvContentPartPr>
+                        <w14:cNvContentPartPr/>
+                      </w14:nvContentPartPr>
+                      <w14:xfrm>
+                        <a:off x="0" y="0"/>
+                        <a:ext cx="3352680" cy="1246505"/>
+                      </w14:xfrm>
+                    </w14:contentPart>
+                  </a:graphicData>
+                </a:graphic>
+              </wp:anchor>
+            </w:drawing>
+          </mc:Choice>
+          <mc:Fallback>
+            <w:drawing>
+              <wp:anchor distT="0" distB="0" distL="114300" distR="114300" simplePos="0" relativeHeight="251712512" behindDoc="0" locked="0" layoutInCell="1" allowOverlap="1" wp14:anchorId="1C342C6E" wp14:editId="25B9C245">
+                <wp:simplePos x="0" y="0"/>
+                <wp:positionH relativeFrom="column">
+                  <wp:posOffset>401320</wp:posOffset>
+                </wp:positionH>
+                <wp:positionV relativeFrom="paragraph">
+                  <wp:posOffset>257175</wp:posOffset>
+                </wp:positionV>
+                <wp:extent cx="3352680" cy="1246505"/>
+                <wp:effectExtent l="0" t="57150" r="0" b="48895"/>
+                <wp:wrapNone/>
+                <wp:docPr id="701313022" name="Ink 14"/>
+                <wp:cNvGraphicFramePr/>
+                <a:graphic xmlns:a="http://schemas.openxmlformats.org/drawingml/2006/main">
+                  <a:graphicData uri="http://schemas.openxmlformats.org/drawingml/2006/picture">
+                    <pic:pic xmlns:pic="http://schemas.openxmlformats.org/drawingml/2006/picture">
+                      <pic:nvPicPr>
+                        <pic:cNvPr id="701313022" name="Ink 14"/>
+                        <pic:cNvPicPr/>
+                      </pic:nvPicPr>
+                      <pic:blipFill>
+                        <a:blip r:embed="rId32"/>
+                        <a:stretch>
+                          <a:fillRect/>
+                        </a:stretch>
+                      </pic:blipFill>
+                      <pic:spPr>
+                        <a:xfrm>
+                          <a:off x="0" y="0"/>
+                          <a:ext cx="3388320" cy="1462052"/>
+                        </a:xfrm>
+                        <a:prstGeom prst="rect">
+                          <a:avLst/>
+                        </a:prstGeom>
+                      </pic:spPr>
+                    </pic:pic>
+                  </a:graphicData>
+                </a:graphic>
+              </wp:anchor>
+            </w:drawing>
+          </mc:Fallback>
+        </mc:AlternateContent>
+      </w:r>
+      <w:r>
+        <w:rPr>
+          <w:noProof/>
+        </w:rPr>
+        <mc:AlternateContent>
+          <mc:Choice Requires="wps">
+            <w:drawing>
+              <wp:anchor distT="0" distB="0" distL="114300" distR="114300" simplePos="0" relativeHeight="251705344" behindDoc="0" locked="0" layoutInCell="1" allowOverlap="1" wp14:anchorId="298E8803" wp14:editId="65CBAED5">
+                <wp:simplePos x="0" y="0"/>
+                <wp:positionH relativeFrom="column">
+                  <wp:posOffset>3400887</wp:posOffset>
+                </wp:positionH>
+                <wp:positionV relativeFrom="paragraph">
+                  <wp:posOffset>1081290</wp:posOffset>
+                </wp:positionV>
+                <wp:extent cx="450273" cy="491836"/>
+                <wp:effectExtent l="0" t="0" r="26035" b="22860"/>
+                <wp:wrapNone/>
+                <wp:docPr id="92026619" name="Oval 7"/>
+                <wp:cNvGraphicFramePr/>
+                <a:graphic xmlns:a="http://schemas.openxmlformats.org/drawingml/2006/main">
+                  <a:graphicData uri="http://schemas.microsoft.com/office/word/2010/wordprocessingShape">
+                    <wps:wsp>
+                      <wps:cNvSpPr/>
+                      <wps:spPr>
+                        <a:xfrm>
+                          <a:off x="0" y="0"/>
+                          <a:ext cx="450273" cy="491836"/>
+                        </a:xfrm>
+                        <a:prstGeom prst="ellipse">
+                          <a:avLst/>
+                        </a:prstGeom>
+                      </wps:spPr>
+                      <wps:style>
+                        <a:lnRef idx="2">
+                          <a:schemeClr val="accent1">
+                            <a:shade val="15000"/>
+                          </a:schemeClr>
+                        </a:lnRef>
+                        <a:fillRef idx="1">
+                          <a:schemeClr val="accent1"/>
+                        </a:fillRef>
+                        <a:effectRef idx="0">
+                          <a:schemeClr val="accent1"/>
+                        </a:effectRef>
+                        <a:fontRef idx="minor">
+                          <a:schemeClr val="lt1"/>
+                        </a:fontRef>
+                      </wps:style>
+                      <wps:bodyPr rot="0" spcFirstLastPara="0" vertOverflow="overflow" horzOverflow="overflow" vert="horz" wrap="square" lIns="91440" tIns="45720" rIns="91440" bIns="45720" numCol="1" spcCol="0" rtlCol="0" fromWordArt="0" anchor="ctr" anchorCtr="0" forceAA="0" compatLnSpc="1">
+                        <a:prstTxWarp prst="textNoShape">
+                          <a:avLst/>
+                        </a:prstTxWarp>
+                        <a:noAutofit/>
+                      </wps:bodyPr>
+                    </wps:wsp>
+                  </a:graphicData>
+                </a:graphic>
+              </wp:anchor>
+            </w:drawing>
+          </mc:Choice>
+          <mc:Fallback>
+            <w:pict>
+              <v:oval w14:anchorId="15DE01AA" id="Oval 7" o:spid="_x0000_s1026" style="position:absolute;margin-left:267.8pt;margin-top:85.15pt;width:35.45pt;height:38.75pt;z-index:251705344;visibility:visible;mso-wrap-style:square;mso-wrap-distance-left:9pt;mso-wrap-distance-top:0;mso-wrap-distance-right:9pt;mso-wrap-distance-bottom:0;mso-position-horizontal:absolute;mso-position-horizontal-relative:text;mso-position-vertical:absolute;mso-position-vertical-relative:text;v-text-anchor:middle" o:gfxdata="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" fillcolor="#156082 [3204]" strokecolor="#030e13 [484]" strokeweight="1pt">
+                <v:stroke joinstyle="miter"/>
+              </v:oval>
+            </w:pict>
+          </mc:Fallback>
+        </mc:AlternateContent>
+      </w:r>
+      <w:r>
+        <w:rPr>
+          <w:noProof/>
+        </w:rPr>
+        <mc:AlternateContent>
+          <mc:Choice Requires="wps">
+            <w:drawing>
+              <wp:anchor distT="0" distB="0" distL="114300" distR="114300" simplePos="0" relativeHeight="251703296" behindDoc="0" locked="0" layoutInCell="1" allowOverlap="1" wp14:anchorId="3E0F139A" wp14:editId="7F429E0E">
+                <wp:simplePos x="0" y="0"/>
+                <wp:positionH relativeFrom="column">
+                  <wp:posOffset>3609109</wp:posOffset>
+                </wp:positionH>
+                <wp:positionV relativeFrom="paragraph">
+                  <wp:posOffset>152400</wp:posOffset>
+                </wp:positionV>
+                <wp:extent cx="450273" cy="491836"/>
+                <wp:effectExtent l="0" t="0" r="26035" b="22860"/>
+                <wp:wrapNone/>
+                <wp:docPr id="1104454172" name="Oval 7"/>
+                <wp:cNvGraphicFramePr/>
+                <a:graphic xmlns:a="http://schemas.openxmlformats.org/drawingml/2006/main">
+                  <a:graphicData uri="http://schemas.microsoft.com/office/word/2010/wordprocessingShape">
+                    <wps:wsp>
+                      <wps:cNvSpPr/>
+                      <wps:spPr>
+                        <a:xfrm>
+                          <a:off x="0" y="0"/>
+                          <a:ext cx="450273" cy="491836"/>
+                        </a:xfrm>
+                        <a:prstGeom prst="ellipse">
+                          <a:avLst/>
+                        </a:prstGeom>
+                      </wps:spPr>
+                      <wps:style>
+                        <a:lnRef idx="2">
+                          <a:schemeClr val="accent1">
+                            <a:shade val="15000"/>
+                          </a:schemeClr>
+                        </a:lnRef>
+                        <a:fillRef idx="1">
+                          <a:schemeClr val="accent1"/>
+                        </a:fillRef>
+                        <a:effectRef idx="0">
+                          <a:schemeClr val="accent1"/>
+                        </a:effectRef>
+                        <a:fontRef idx="minor">
+                          <a:schemeClr val="lt1"/>
+                        </a:fontRef>
+                      </wps:style>
+                      <wps:bodyPr rot="0" spcFirstLastPara="0" vertOverflow="overflow" horzOverflow="overflow" vert="horz" wrap="square" lIns="91440" tIns="45720" rIns="91440" bIns="45720" numCol="1" spcCol="0" rtlCol="0" fromWordArt="0" anchor="ctr" anchorCtr="0" forceAA="0" compatLnSpc="1">
+                        <a:prstTxWarp prst="textNoShape">
+                          <a:avLst/>
+                        </a:prstTxWarp>
+                        <a:noAutofit/>
+                      </wps:bodyPr>
+                    </wps:wsp>
+                  </a:graphicData>
+                </a:graphic>
+              </wp:anchor>
+            </w:drawing>
+          </mc:Choice>
+          <mc:Fallback>
+            <w:pict>
+              <v:oval w14:anchorId="381B23D8" id="Oval 7" o:spid="_x0000_s1026" style="position:absolute;margin-left:284.2pt;margin-top:12pt;width:35.45pt;height:38.75pt;z-index:251703296;visibility:visible;mso-wrap-style:square;mso-wrap-distance-left:9pt;mso-wrap-distance-top:0;mso-wrap-distance-right:9pt;mso-wrap-distance-bottom:0;mso-position-horizontal:absolute;mso-position-horizontal-relative:text;mso-position-vertical:absolute;mso-position-vertical-relative:text;v-text-anchor:middle" o:gfxdata="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" fillcolor="#156082 [3204]" strokecolor="#030e13 [484]" strokeweight="1pt">
+                <v:stroke joinstyle="miter"/>
+              </v:oval>
+            </w:pict>
+          </mc:Fallback>
+        </mc:AlternateContent>
+      </w:r>
+      <w:r>
+        <w:rPr>
+          <w:noProof/>
+        </w:rPr>
+        <mc:AlternateContent>
+          <mc:Choice Requires="wps">
+            <w:drawing>
+              <wp:anchor distT="0" distB="0" distL="114300" distR="114300" simplePos="0" relativeHeight="251701248" behindDoc="0" locked="0" layoutInCell="1" allowOverlap="1" wp14:anchorId="2F40FA63" wp14:editId="6AD273B7">
+                <wp:simplePos x="0" y="0"/>
+                <wp:positionH relativeFrom="column">
+                  <wp:posOffset>0</wp:posOffset>
+                </wp:positionH>
+                <wp:positionV relativeFrom="paragraph">
+                  <wp:posOffset>0</wp:posOffset>
+                </wp:positionV>
+                <wp:extent cx="450273" cy="491836"/>
+                <wp:effectExtent l="0" t="0" r="26035" b="22860"/>
+                <wp:wrapNone/>
+                <wp:docPr id="1641215810" name="Oval 7"/>
+                <wp:cNvGraphicFramePr/>
+                <a:graphic xmlns:a="http://schemas.openxmlformats.org/drawingml/2006/main">
+                  <a:graphicData uri="http://schemas.microsoft.com/office/word/2010/wordprocessingShape">
+                    <wps:wsp>
+                      <wps:cNvSpPr/>
+                      <wps:spPr>
+                        <a:xfrm>
+                          <a:off x="0" y="0"/>
+                          <a:ext cx="450273" cy="491836"/>
+                        </a:xfrm>
+                        <a:prstGeom prst="ellipse">
+                          <a:avLst/>
+                        </a:prstGeom>
+                      </wps:spPr>
+                      <wps:style>
+                        <a:lnRef idx="2">
+                          <a:schemeClr val="accent1">
+                            <a:shade val="15000"/>
+                          </a:schemeClr>
+                        </a:lnRef>
+                        <a:fillRef idx="1">
+                          <a:schemeClr val="accent1"/>
+                        </a:fillRef>
+                        <a:effectRef idx="0">
+                          <a:schemeClr val="accent1"/>
+                        </a:effectRef>
+                        <a:fontRef idx="minor">
+                          <a:schemeClr val="lt1"/>
+                        </a:fontRef>
+                      </wps:style>
+                      <wps:bodyPr rot="0" spcFirstLastPara="0" vertOverflow="overflow" horzOverflow="overflow" vert="horz" wrap="square" lIns="91440" tIns="45720" rIns="91440" bIns="45720" numCol="1" spcCol="0" rtlCol="0" fromWordArt="0" anchor="ctr" anchorCtr="0" forceAA="0" compatLnSpc="1">
+                        <a:prstTxWarp prst="textNoShape">
+                          <a:avLst/>
+                        </a:prstTxWarp>
+                        <a:noAutofit/>
+                      </wps:bodyPr>
+                    </wps:wsp>
+                  </a:graphicData>
+                </a:graphic>
+              </wp:anchor>
+            </w:drawing>
+          </mc:Choice>
+          <mc:Fallback>
+            <w:pict>
+              <v:oval w14:anchorId="3B3462BC" id="Oval 7" o:spid="_x0000_s1026" style="position:absolute;margin-left:0;margin-top:0;width:35.45pt;height:38.75pt;z-index:251701248;visibility:visible;mso-wrap-style:square;mso-wrap-distance-left:9pt;mso-wrap-distance-top:0;mso-wrap-distance-right:9pt;mso-wrap-distance-bottom:0;mso-position-horizontal:absolute;mso-position-horizontal-relative:text;mso-position-vertical:absolute;mso-position-vertical-relative:text;v-text-anchor:middle" o:gfxdata="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" fillcolor="#156082 [3204]" strokecolor="#030e13 [484]" strokeweight="1pt">
+                <v:stroke joinstyle="miter"/>
+              </v:oval>
+            </w:pict>
+          </mc:Fallback>
+        </mc:AlternateContent>
+      </w:r>
+      <w:r>
+        <w:rPr>
+          <w:noProof/>
+        </w:rPr>
+        <mc:AlternateContent>
+          <mc:Choice Requires="wps">
+            <w:drawing>
+              <wp:anchor distT="0" distB="0" distL="114300" distR="114300" simplePos="0" relativeHeight="251699200" behindDoc="0" locked="0" layoutInCell="1" allowOverlap="1" wp14:anchorId="2B4F48E6" wp14:editId="23BEB669">
+                <wp:simplePos x="0" y="0"/>
+                <wp:positionH relativeFrom="column">
+                  <wp:posOffset>27709</wp:posOffset>
+                </wp:positionH>
+                <wp:positionV relativeFrom="paragraph">
+                  <wp:posOffset>1227282</wp:posOffset>
+                </wp:positionV>
+                <wp:extent cx="450273" cy="491836"/>
+                <wp:effectExtent l="0" t="0" r="26035" b="22860"/>
+                <wp:wrapNone/>
+                <wp:docPr id="1283541017" name="Oval 7"/>
+                <wp:cNvGraphicFramePr/>
+                <a:graphic xmlns:a="http://schemas.openxmlformats.org/drawingml/2006/main">
+                  <a:graphicData uri="http://schemas.microsoft.com/office/word/2010/wordprocessingShape">
+                    <wps:wsp>
+                      <wps:cNvSpPr/>
+                      <wps:spPr>
+                        <a:xfrm>
+                          <a:off x="0" y="0"/>
+                          <a:ext cx="450273" cy="491836"/>
+                        </a:xfrm>
+                        <a:prstGeom prst="ellipse">
+                          <a:avLst/>
+                        </a:prstGeom>
+                      </wps:spPr>
+                      <wps:style>
+                        <a:lnRef idx="2">
+                          <a:schemeClr val="accent1">
+                            <a:shade val="15000"/>
+                          </a:schemeClr>
+                        </a:lnRef>
+                        <a:fillRef idx="1">
+                          <a:schemeClr val="accent1"/>
+                        </a:fillRef>
+                        <a:effectRef idx="0">
+                          <a:schemeClr val="accent1"/>
+                        </a:effectRef>
+                        <a:fontRef idx="minor">
+                          <a:schemeClr val="lt1"/>
+                        </a:fontRef>
+                      </wps:style>
+                      <wps:bodyPr rot="0" spcFirstLastPara="0" vertOverflow="overflow" horzOverflow="overflow" vert="horz" wrap="square" lIns="91440" tIns="45720" rIns="91440" bIns="45720" numCol="1" spcCol="0" rtlCol="0" fromWordArt="0" anchor="ctr" anchorCtr="0" forceAA="0" compatLnSpc="1">
+                        <a:prstTxWarp prst="textNoShape">
+                          <a:avLst/>
+                        </a:prstTxWarp>
+                        <a:noAutofit/>
+                      </wps:bodyPr>
+                    </wps:wsp>
+                  </a:graphicData>
+                </a:graphic>
+              </wp:anchor>
+            </w:drawing>
+          </mc:Choice>
+          <mc:Fallback>
+            <w:pict>
+              <v:oval w14:anchorId="3A5B79EB" id="Oval 7" o:spid="_x0000_s1026" style="position:absolute;margin-left:2.2pt;margin-top:96.65pt;width:35.45pt;height:38.75pt;z-index:251699200;visibility:visible;mso-wrap-style:square;mso-wrap-distance-left:9pt;mso-wrap-distance-top:0;mso-wrap-distance-right:9pt;mso-wrap-distance-bottom:0;mso-position-horizontal:absolute;mso-position-horizontal-relative:text;mso-position-vertical:absolute;mso-position-vertical-relative:text;v-text-anchor:middle" o:gfxdata="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" fillcolor="#156082 [3204]" strokecolor="#030e13 [484]" strokeweight="1pt">
+                <v:stroke joinstyle="miter"/>
+              </v:oval>
+            </w:pict>
+          </mc:Fallback>
+        </mc:AlternateContent>
+      </w:r>
+    </w:p>
+    <w:p/>
+    <w:p>
+      <w:r>
+        <w:t>St1                                                                                                      sub1</w:t>
+      </w:r>
+    </w:p>
+    <w:p/>
+    <w:p/>
+    <w:p/>
+    <w:p>
+      <w:r>
+        <w:rPr>
+          <w:noProof/>
+        </w:rPr>
+        <mc:AlternateContent>
+          <mc:Choice Requires="wpi">
+            <w:drawing>
+              <wp:anchor distT="0" distB="0" distL="114300" distR="114300" simplePos="0" relativeHeight="251713536" behindDoc="0" locked="0" layoutInCell="1" allowOverlap="1" wp14:anchorId="0408B7DA" wp14:editId="316C3D37">
+                <wp:simplePos x="0" y="0"/>
+                <wp:positionH relativeFrom="column">
+                  <wp:posOffset>-2085142</wp:posOffset>
+                </wp:positionH>
+                <wp:positionV relativeFrom="paragraph">
+                  <wp:posOffset>178522</wp:posOffset>
+                </wp:positionV>
+                <wp:extent cx="360" cy="360"/>
+                <wp:effectExtent l="57150" t="57150" r="57150" b="57150"/>
+                <wp:wrapNone/>
+                <wp:docPr id="2052914717" name="Ink 30"/>
+                <wp:cNvGraphicFramePr/>
+                <a:graphic xmlns:a="http://schemas.openxmlformats.org/drawingml/2006/main">
+                  <a:graphicData uri="http://schemas.microsoft.com/office/word/2010/wordprocessingInk">
+                    <w14:contentPart bwMode="auto" r:id="rId33">
+                      <w14:nvContentPartPr>
+                        <w14:cNvContentPartPr/>
+                      </w14:nvContentPartPr>
+                      <w14:xfrm>
+                        <a:off x="0" y="0"/>
+                        <a:ext cx="360" cy="360"/>
+                      </w14:xfrm>
+                    </w14:contentPart>
+                  </a:graphicData>
+                </a:graphic>
+              </wp:anchor>
+            </w:drawing>
+          </mc:Choice>
+          <mc:Fallback>
+            <w:pict>
+              <v:shapetype w14:anchorId="1507F94E" id="_x0000_t75" coordsize="21600,21600" o:spt="75" o:preferrelative="t" path="m@4@5l@4@11@9@11@9@5xe" filled="f" stroked="f">
+                <v:stroke joinstyle="miter"/>
+                <v:formulas>
+                  <v:f eqn="if lineDrawn pixelLineWidth 0"/>
+                  <v:f eqn="sum @0 1 0"/>
+                  <v:f eqn="sum 0 0 @1"/>
+                  <v:f eqn="prod @2 1 2"/>
+                  <v:f eqn="prod @3 21600 pixelWidth"/>
+                  <v:f eqn="prod @3 21600 pixelHeight"/>
+                  <v:f eqn="sum @0 0 1"/>
+                  <v:f eqn="prod @6 1 2"/>
+                  <v:f eqn="prod @7 21600 pixelWidth"/>
+                  <v:f eqn="sum @8 21600 0"/>
+                  <v:f eqn="prod @7 21600 pixelHeight"/>
+                  <v:f eqn="sum @10 21600 0"/>
+                </v:formulas>
+                <v:path o:extrusionok="f" gradientshapeok="t" o:connecttype="rect"/>
+                <o:lock v:ext="edit" aspectratio="t"/>
+              </v:shapetype>
+              <v:shape id="Ink 30" o:spid="_x0000_s1026" type="#_x0000_t75" style="position:absolute;margin-left:-164.9pt;margin-top:13.35pt;width:1.45pt;height:1.45pt;z-index:251713536;visibility:visible;mso-wrap-style:square;mso-wrap-distance-left:9pt;mso-wrap-distance-top:0;mso-wrap-distance-right:9pt;mso-wrap-distance-bottom:0;mso-position-horizontal:absolute;mso-position-horizontal-relative:text;mso-position-vertical:absolute;mso-position-vertical-relative:text" o:gfxdata="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">
+                <v:imagedata r:id="rId34" o:title=""/>
+              </v:shape>
+            </w:pict>
+          </mc:Fallback>
+        </mc:AlternateContent>
+      </w:r>
+      <w:r>
+        <w:t>St2                                                                                                           sub2</w:t>
+      </w:r>
+    </w:p>
+    <w:p/>
+    <w:p/>
+    <w:p/>
+    <w:p>
+      <w:pPr>
+        <w:rPr>
+          <w:b/>
+          <w:bCs/>
+        </w:rPr>
+      </w:pPr>
+      <w:r>
+        <w:rPr>
+          <w:b/>
+          <w:bCs/>
+        </w:rPr>
+        <w:t>Bidirectional one to one</w:t>
+      </w:r>
+    </w:p>
+    <w:p>
+      <w:r>
+        <w:t>In this mapping one object is only mapped with only one object and we can access data from both the entities.</w:t>
+      </w:r>
+    </w:p>
+    <w:p>
+      <w:r>
+        <w:rPr>
+          <w:noProof/>
+        </w:rPr>
+        <mc:AlternateContent>
+          <mc:Choice Requires="aink">
+            <w:drawing>
+              <wp:anchor distT="0" distB="0" distL="114300" distR="114300" simplePos="0" relativeHeight="251720704" behindDoc="0" locked="0" layoutInCell="1" allowOverlap="1" wp14:anchorId="704CB6FD" wp14:editId="090B5176">
+                <wp:simplePos x="0" y="0"/>
+                <wp:positionH relativeFrom="column">
+                  <wp:posOffset>451485</wp:posOffset>
+                </wp:positionH>
+                <wp:positionV relativeFrom="paragraph">
+                  <wp:posOffset>92710</wp:posOffset>
+                </wp:positionV>
+                <wp:extent cx="1605915" cy="364320"/>
+                <wp:effectExtent l="0" t="57150" r="70485" b="36195"/>
+                <wp:wrapNone/>
+                <wp:docPr id="1797325502" name="Ink 33"/>
+                <wp:cNvGraphicFramePr/>
+                <a:graphic xmlns:a="http://schemas.openxmlformats.org/drawingml/2006/main">
+                  <a:graphicData uri="http://schemas.microsoft.com/office/word/2010/wordprocessingInk">
+                    <w14:contentPart bwMode="auto" r:id="rId35">
+                      <w14:nvContentPartPr>
+                        <w14:cNvContentPartPr/>
+                      </w14:nvContentPartPr>
+                      <w14:xfrm>
+                        <a:off x="0" y="0"/>
+                        <a:ext cx="1605915" cy="364320"/>
+                      </w14:xfrm>
+                    </w14:contentPart>
+                  </a:graphicData>
+                </a:graphic>
+              </wp:anchor>
+            </w:drawing>
+          </mc:Choice>
+          <mc:Fallback>
+            <w:drawing>
+              <wp:anchor distT="0" distB="0" distL="114300" distR="114300" simplePos="0" relativeHeight="251720704" behindDoc="0" locked="0" layoutInCell="1" allowOverlap="1" wp14:anchorId="704CB6FD" wp14:editId="090B5176">
+                <wp:simplePos x="0" y="0"/>
+                <wp:positionH relativeFrom="column">
+                  <wp:posOffset>451485</wp:posOffset>
+                </wp:positionH>
+                <wp:positionV relativeFrom="paragraph">
+                  <wp:posOffset>92710</wp:posOffset>
+                </wp:positionV>
+                <wp:extent cx="1605915" cy="364320"/>
+                <wp:effectExtent l="0" t="57150" r="70485" b="36195"/>
+                <wp:wrapNone/>
+                <wp:docPr id="1797325502" name="Ink 33"/>
+                <wp:cNvGraphicFramePr/>
+                <a:graphic xmlns:a="http://schemas.openxmlformats.org/drawingml/2006/main">
+                  <a:graphicData uri="http://schemas.openxmlformats.org/drawingml/2006/picture">
+                    <pic:pic xmlns:pic="http://schemas.openxmlformats.org/drawingml/2006/picture">
+                      <pic:nvPicPr>
+                        <pic:cNvPr id="1797325502" name="Ink 33"/>
+                        <pic:cNvPicPr/>
+                      </pic:nvPicPr>
+                      <pic:blipFill>
+                        <a:blip r:embed="rId36"/>
+                        <a:stretch>
+                          <a:fillRect/>
+                        </a:stretch>
+                      </pic:blipFill>
+                      <pic:spPr>
+                        <a:xfrm>
+                          <a:off x="0" y="0"/>
+                          <a:ext cx="1641562" cy="579960"/>
+                        </a:xfrm>
+                        <a:prstGeom prst="rect">
+                          <a:avLst/>
+                        </a:prstGeom>
+                      </pic:spPr>
+                    </pic:pic>
+                  </a:graphicData>
+                </a:graphic>
+              </wp:anchor>
+            </w:drawing>
+          </mc:Fallback>
+        </mc:AlternateContent>
+      </w:r>
+      <w:r>
+        <w:rPr>
+          <w:noProof/>
+        </w:rPr>
+        <mc:AlternateContent>
+          <mc:Choice Requires="wps">
+            <w:drawing>
+              <wp:anchor distT="0" distB="0" distL="114300" distR="114300" simplePos="0" relativeHeight="251717632" behindDoc="0" locked="0" layoutInCell="1" allowOverlap="1" wp14:anchorId="48FE8024" wp14:editId="4FAD7267">
+                <wp:simplePos x="0" y="0"/>
+                <wp:positionH relativeFrom="column">
+                  <wp:posOffset>2029691</wp:posOffset>
+                </wp:positionH>
+                <wp:positionV relativeFrom="paragraph">
+                  <wp:posOffset>-635</wp:posOffset>
+                </wp:positionV>
+                <wp:extent cx="450273" cy="491836"/>
+                <wp:effectExtent l="0" t="0" r="26035" b="22860"/>
+                <wp:wrapNone/>
+                <wp:docPr id="1925503873" name="Oval 7"/>
+                <wp:cNvGraphicFramePr/>
+                <a:graphic xmlns:a="http://schemas.openxmlformats.org/drawingml/2006/main">
+                  <a:graphicData uri="http://schemas.microsoft.com/office/word/2010/wordprocessingShape">
+                    <wps:wsp>
+                      <wps:cNvSpPr/>
+                      <wps:spPr>
+                        <a:xfrm>
+                          <a:off x="0" y="0"/>
+                          <a:ext cx="450273" cy="491836"/>
+                        </a:xfrm>
+                        <a:prstGeom prst="ellipse">
+                          <a:avLst/>
+                        </a:prstGeom>
+                      </wps:spPr>
+                      <wps:style>
+                        <a:lnRef idx="2">
+                          <a:schemeClr val="accent1">
+                            <a:shade val="15000"/>
+                          </a:schemeClr>
+                        </a:lnRef>
+                        <a:fillRef idx="1">
+                          <a:schemeClr val="accent1"/>
+                        </a:fillRef>
+                        <a:effectRef idx="0">
+                          <a:schemeClr val="accent1"/>
+                        </a:effectRef>
+                        <a:fontRef idx="minor">
+                          <a:schemeClr val="lt1"/>
+                        </a:fontRef>
+                      </wps:style>
+                      <wps:bodyPr rot="0" spcFirstLastPara="0" vertOverflow="overflow" horzOverflow="overflow" vert="horz" wrap="square" lIns="91440" tIns="45720" rIns="91440" bIns="45720" numCol="1" spcCol="0" rtlCol="0" fromWordArt="0" anchor="ctr" anchorCtr="0" forceAA="0" compatLnSpc="1">
+                        <a:prstTxWarp prst="textNoShape">
+                          <a:avLst/>
+                        </a:prstTxWarp>
+                        <a:noAutofit/>
+                      </wps:bodyPr>
+                    </wps:wsp>
+                  </a:graphicData>
+                </a:graphic>
+              </wp:anchor>
+            </w:drawing>
+          </mc:Choice>
+          <mc:Fallback>
+            <w:pict>
+              <v:oval w14:anchorId="431DAD73" id="Oval 7" o:spid="_x0000_s1026" style="position:absolute;margin-left:159.8pt;margin-top:-.05pt;width:35.45pt;height:38.75pt;z-index:251717632;visibility:visible;mso-wrap-style:square;mso-wrap-distance-left:9pt;mso-wrap-distance-top:0;mso-wrap-distance-right:9pt;mso-wrap-distance-bottom:0;mso-position-horizontal:absolute;mso-position-horizontal-relative:text;mso-position-vertical:absolute;mso-position-vertical-relative:text;v-text-anchor:middle" o:gfxdata="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" fillcolor="#156082 [3204]" strokecolor="#030e13 [484]" strokeweight="1pt">
+                <v:stroke joinstyle="miter"/>
+              </v:oval>
+            </w:pict>
+          </mc:Fallback>
+        </mc:AlternateContent>
+      </w:r>
+      <w:r>
+        <w:rPr>
+          <w:noProof/>
+        </w:rPr>
+        <mc:AlternateContent>
+          <mc:Choice Requires="wps">
+            <w:drawing>
+              <wp:anchor distT="0" distB="0" distL="114300" distR="114300" simplePos="0" relativeHeight="251715584" behindDoc="0" locked="0" layoutInCell="1" allowOverlap="1" wp14:anchorId="76282DA1" wp14:editId="7E6B5E30">
+                <wp:simplePos x="0" y="0"/>
+                <wp:positionH relativeFrom="column">
+                  <wp:posOffset>0</wp:posOffset>
+                </wp:positionH>
+                <wp:positionV relativeFrom="paragraph">
+                  <wp:posOffset>-635</wp:posOffset>
+                </wp:positionV>
+                <wp:extent cx="450273" cy="491836"/>
+                <wp:effectExtent l="0" t="0" r="26035" b="22860"/>
+                <wp:wrapNone/>
+                <wp:docPr id="2108267910" name="Oval 7"/>
+                <wp:cNvGraphicFramePr/>
+                <a:graphic xmlns:a="http://schemas.openxmlformats.org/drawingml/2006/main">
+                  <a:graphicData uri="http://schemas.microsoft.com/office/word/2010/wordprocessingShape">
+                    <wps:wsp>
+                      <wps:cNvSpPr/>
+                      <wps:spPr>
+                        <a:xfrm>
+                          <a:off x="0" y="0"/>
+                          <a:ext cx="450273" cy="491836"/>
+                        </a:xfrm>
+                        <a:prstGeom prst="ellipse">
+                          <a:avLst/>
+                        </a:prstGeom>
+                      </wps:spPr>
+                      <wps:style>
+                        <a:lnRef idx="2">
+                          <a:schemeClr val="accent1">
+                            <a:shade val="15000"/>
+                          </a:schemeClr>
+                        </a:lnRef>
+                        <a:fillRef idx="1">
+                          <a:schemeClr val="accent1"/>
+                        </a:fillRef>
+                        <a:effectRef idx="0">
+                          <a:schemeClr val="accent1"/>
+                        </a:effectRef>
+                        <a:fontRef idx="minor">
+                          <a:schemeClr val="lt1"/>
+                        </a:fontRef>
+                      </wps:style>
+                      <wps:bodyPr rot="0" spcFirstLastPara="0" vertOverflow="overflow" horzOverflow="overflow" vert="horz" wrap="square" lIns="91440" tIns="45720" rIns="91440" bIns="45720" numCol="1" spcCol="0" rtlCol="0" fromWordArt="0" anchor="ctr" anchorCtr="0" forceAA="0" compatLnSpc="1">
+                        <a:prstTxWarp prst="textNoShape">
+                          <a:avLst/>
+                        </a:prstTxWarp>
+                        <a:noAutofit/>
+                      </wps:bodyPr>
+                    </wps:wsp>
+                  </a:graphicData>
+                </a:graphic>
+              </wp:anchor>
+            </w:drawing>
+          </mc:Choice>
+          <mc:Fallback>
+            <w:pict>
+              <v:oval w14:anchorId="12B61F79" id="Oval 7" o:spid="_x0000_s1026" style="position:absolute;margin-left:0;margin-top:-.05pt;width:35.45pt;height:38.75pt;z-index:251715584;visibility:visible;mso-wrap-style:square;mso-wrap-distance-left:9pt;mso-wrap-distance-top:0;mso-wrap-distance-right:9pt;mso-wrap-distance-bottom:0;mso-position-horizontal:absolute;mso-position-horizontal-relative:text;mso-position-vertical:absolute;mso-position-vertical-relative:text;v-text-anchor:middle" o:gfxdata="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" fillcolor="#156082 [3204]" strokecolor="#030e13 [484]" strokeweight="1pt">
+                <v:stroke joinstyle="miter"/>
+              </v:oval>
+            </w:pict>
+          </mc:Fallback>
+        </mc:AlternateContent>
+      </w:r>
+      <w:r>
+        <w:t xml:space="preserve">                                                      </w:t>
+      </w:r>
+    </w:p>
+    <w:p>
+      <w:pPr>
+        <w:rPr>
+          <w:rFonts w:ascii="Segoe UI Emoji" w:hAnsi="Segoe UI Emoji" w:cs="Segoe UI Emoji"/>
+          <w:b/>
+          <w:bCs/>
+        </w:rPr>
+      </w:pPr>
+      <w:r>
+        <w:rPr>
+          <w:rFonts w:ascii="Segoe UI Emoji" w:hAnsi="Segoe UI Emoji" w:cs="Segoe UI Emoji"/>
+          <w:b/>
+          <w:bCs/>
+        </w:rPr>
+        <w:lastRenderedPageBreak/>
+        <w:t>✅ Table: aadhaar</w:t>
+      </w:r>
+    </w:p>
+    <w:tbl>
+      <w:tblPr>
+        <w:tblW w:w="0" w:type="auto"/>
+        <w:tblCellSpacing w:w="15" w:type="dxa"/>
+        <w:tblCellMar>
+          <w:top w:w="15" w:type="dxa"/>
+          <w:left w:w="15" w:type="dxa"/>
+          <w:bottom w:w="15" w:type="dxa"/>
+          <w:right w:w="15" w:type="dxa"/>
+        </w:tblCellMar>
+        <w:tblLook w:val="04A0" w:firstRow="1" w:lastRow="0" w:firstColumn="1" w:lastColumn="0" w:noHBand="0" w:noVBand="1"/>
+      </w:tblPr>
+      <w:tblGrid>
+        <w:gridCol w:w="1932"/>
+        <w:gridCol w:w="1634"/>
+        <w:gridCol w:w="3595"/>
+      </w:tblGrid>
+      <w:tr>
+        <w:trPr>
+          <w:tblHeader/>
+          <w:tblCellSpacing w:w="15" w:type="dxa"/>
+        </w:trPr>
+        <w:tc>
+          <w:tcPr>
+            <w:tcW w:w="0" w:type="auto"/>
+            <w:vAlign w:val="center"/>
+            <w:hideMark/>
+          </w:tcPr>
+          <w:p>
+            <w:pPr>
+              <w:rPr>
+                <w:rFonts w:ascii="Segoe UI Emoji" w:hAnsi="Segoe UI Emoji" w:cs="Segoe UI Emoji"/>
+                <w:b/>
+                <w:bCs/>
+              </w:rPr>
+            </w:pPr>
+            <w:r>
+              <w:rPr>
+                <w:rFonts w:ascii="Segoe UI Emoji" w:hAnsi="Segoe UI Emoji" w:cs="Segoe UI Emoji"/>
+                <w:b/>
+                <w:bCs/>
+              </w:rPr>
+              <w:t>Column Name</w:t>
+            </w:r>
+          </w:p>
+        </w:tc>
+        <w:tc>
+          <w:tcPr>
+            <w:tcW w:w="0" w:type="auto"/>
+            <w:vAlign w:val="center"/>
+            <w:hideMark/>
+          </w:tcPr>
+          <w:p>
+            <w:pPr>
+              <w:rPr>
+                <w:rFonts w:ascii="Segoe UI Emoji" w:hAnsi="Segoe UI Emoji" w:cs="Segoe UI Emoji"/>
+                <w:b/>
+                <w:bCs/>
+              </w:rPr>
+            </w:pPr>
+            <w:r>
+              <w:rPr>
+                <w:rFonts w:ascii="Segoe UI Emoji" w:hAnsi="Segoe UI Emoji" w:cs="Segoe UI Emoji"/>
+                <w:b/>
+                <w:bCs/>
+              </w:rPr>
+              <w:t>Data Type</w:t>
+            </w:r>
+          </w:p>
+        </w:tc>
+        <w:tc>
+          <w:tcPr>
+            <w:tcW w:w="0" w:type="auto"/>
+            <w:vAlign w:val="center"/>
+            <w:hideMark/>
+          </w:tcPr>
+          <w:p>
+            <w:pPr>
+              <w:rPr>
+                <w:rFonts w:ascii="Segoe UI Emoji" w:hAnsi="Segoe UI Emoji" w:cs="Segoe UI Emoji"/>
+                <w:b/>
+                <w:bCs/>
+              </w:rPr>
+            </w:pPr>
+            <w:r>
+              <w:rPr>
+                <w:rFonts w:ascii="Segoe UI Emoji" w:hAnsi="Segoe UI Emoji" w:cs="Segoe UI Emoji"/>
+                <w:b/>
+                <w:bCs/>
+              </w:rPr>
+              <w:t>Constraints</w:t>
+            </w:r>
+          </w:p>
+        </w:tc>
+      </w:tr>
+      <w:tr>
+        <w:trPr>
+          <w:tblCellSpacing w:w="15" w:type="dxa"/>
+        </w:trPr>
+        <w:tc>
+          <w:tcPr>
+            <w:tcW w:w="0" w:type="auto"/>
+            <w:vAlign w:val="center"/>
+            <w:hideMark/>
+          </w:tcPr>
+          <w:p>
+            <w:pPr>
+              <w:rPr>
+                <w:rFonts w:ascii="Segoe UI Emoji" w:hAnsi="Segoe UI Emoji" w:cs="Segoe UI Emoji"/>
+                <w:b/>
+                <w:bCs/>
+              </w:rPr>
+            </w:pPr>
+            <w:r>
+              <w:rPr>
+                <w:rFonts w:ascii="Segoe UI Emoji" w:hAnsi="Segoe UI Emoji" w:cs="Segoe UI Emoji"/>
+                <w:b/>
+                <w:bCs/>
+              </w:rPr>
+              <w:t>id</w:t>
+            </w:r>
+          </w:p>
+        </w:tc>
+        <w:tc>
+          <w:tcPr>
+            <w:tcW w:w="0" w:type="auto"/>
+            <w:vAlign w:val="center"/>
+            <w:hideMark/>
+          </w:tcPr>
+          <w:p>
+            <w:pPr>
+              <w:rPr>
+                <w:rFonts w:ascii="Segoe UI Emoji" w:hAnsi="Segoe UI Emoji" w:cs="Segoe UI Emoji"/>
+                <w:b/>
+                <w:bCs/>
+              </w:rPr>
+            </w:pPr>
+            <w:r>
+              <w:rPr>
+                <w:rFonts w:ascii="Segoe UI Emoji" w:hAnsi="Segoe UI Emoji" w:cs="Segoe UI Emoji"/>
+                <w:b/>
+                <w:bCs/>
+              </w:rPr>
+              <w:t>INT</w:t>
+            </w:r>
+          </w:p>
+        </w:tc>
+        <w:tc>
+          <w:tcPr>
+            <w:tcW w:w="0" w:type="auto"/>
+            <w:vAlign w:val="center"/>
+            <w:hideMark/>
+          </w:tcPr>
+          <w:p>
+            <w:pPr>
+              <w:rPr>
+                <w:rFonts w:ascii="Segoe UI Emoji" w:hAnsi="Segoe UI Emoji" w:cs="Segoe UI Emoji"/>
+                <w:b/>
+                <w:bCs/>
+              </w:rPr>
+            </w:pPr>
+            <w:r>
+              <w:rPr>
+                <w:rFonts w:ascii="Segoe UI Emoji" w:hAnsi="Segoe UI Emoji" w:cs="Segoe UI Emoji"/>
+                <w:b/>
+                <w:bCs/>
+              </w:rPr>
+              <w:t>PRIMARY KEY, AUTO_INCREMENT</w:t>
+            </w:r>
+          </w:p>
+        </w:tc>
+      </w:tr>
+      <w:tr>
+        <w:trPr>
+          <w:tblCellSpacing w:w="15" w:type="dxa"/>
+        </w:trPr>
+        <w:tc>
+          <w:tcPr>
+            <w:tcW w:w="0" w:type="auto"/>
+            <w:vAlign w:val="center"/>
+            <w:hideMark/>
+          </w:tcPr>
+          <w:p>
+            <w:pPr>
+              <w:rPr>
+                <w:rFonts w:ascii="Segoe UI Emoji" w:hAnsi="Segoe UI Emoji" w:cs="Segoe UI Emoji"/>
+                <w:b/>
+                <w:bCs/>
+              </w:rPr>
+            </w:pPr>
+            <w:r>
+              <w:rPr>
+                <w:rFonts w:ascii="Segoe UI Emoji" w:hAnsi="Segoe UI Emoji" w:cs="Segoe UI Emoji"/>
+                <w:b/>
+                <w:bCs/>
+              </w:rPr>
+              <w:t>aadhaar_number</w:t>
+            </w:r>
+          </w:p>
+        </w:tc>
+        <w:tc>
+          <w:tcPr>
+            <w:tcW w:w="0" w:type="auto"/>
+            <w:vAlign w:val="center"/>
+            <w:hideMark/>
+          </w:tcPr>
+          <w:p>
+            <w:pPr>
+              <w:rPr>
+                <w:rFonts w:ascii="Segoe UI Emoji" w:hAnsi="Segoe UI Emoji" w:cs="Segoe UI Emoji"/>
+                <w:b/>
+                <w:bCs/>
+              </w:rPr>
+            </w:pPr>
+            <w:r>
+              <w:rPr>
+                <w:rFonts w:ascii="Segoe UI Emoji" w:hAnsi="Segoe UI Emoji" w:cs="Segoe UI Emoji"/>
+                <w:b/>
+                <w:bCs/>
+              </w:rPr>
+              <w:t>VARCHAR(20)</w:t>
+            </w:r>
+          </w:p>
+        </w:tc>
+        <w:tc>
+          <w:tcPr>
+            <w:tcW w:w="0" w:type="auto"/>
+            <w:vAlign w:val="center"/>
+            <w:hideMark/>
+          </w:tcPr>
+          <w:p>
+            <w:pPr>
+              <w:rPr>
+                <w:rFonts w:ascii="Segoe UI Emoji" w:hAnsi="Segoe UI Emoji" w:cs="Segoe UI Emoji"/>
+                <w:b/>
+                <w:bCs/>
+              </w:rPr>
+            </w:pPr>
+            <w:r>
+              <w:rPr>
+                <w:rFonts w:ascii="Segoe UI Emoji" w:hAnsi="Segoe UI Emoji" w:cs="Segoe UI Emoji"/>
+                <w:b/>
+                <w:bCs/>
+              </w:rPr>
+              <w:t>UNIQUE, NOT NULL</w:t>
+            </w:r>
+          </w:p>
+        </w:tc>
+      </w:tr>
+    </w:tbl>
+    <w:p>
+      <w:pPr>
+        <w:rPr>
+          <w:rFonts w:ascii="Segoe UI Emoji" w:hAnsi="Segoe UI Emoji" w:cs="Segoe UI Emoji"/>
+          <w:b/>
+          <w:bCs/>
+        </w:rPr>
+      </w:pPr>
+      <w:r>
+        <w:rPr>
+          <w:rFonts w:ascii="Segoe UI Emoji" w:hAnsi="Segoe UI Emoji" w:cs="Segoe UI Emoji"/>
+          <w:b/>
+          <w:bCs/>
+        </w:rPr>
+        <w:pict w14:anchorId="560F266E">
+          <v:rect id="_x0000_i1101" style="width:0;height:1.5pt" o:hralign="center" o:hrstd="t" o:hr="t" fillcolor="#a0a0a0" stroked="f"/>
+        </w:pict>
+      </w:r>
+    </w:p>
+    <w:p>
+      <w:pPr>
+        <w:rPr>
+          <w:rFonts w:ascii="Segoe UI Emoji" w:hAnsi="Segoe UI Emoji" w:cs="Segoe UI Emoji"/>
+          <w:b/>
+          <w:bCs/>
+        </w:rPr>
+      </w:pPr>
+      <w:r>
+        <w:rPr>
+          <w:rFonts w:ascii="Segoe UI Emoji" w:hAnsi="Segoe UI Emoji" w:cs="Segoe UI Emoji"/>
+          <w:b/>
+          <w:bCs/>
+        </w:rPr>
+        <w:t>✅ Table: person</w:t>
+      </w:r>
+    </w:p>
+    <w:tbl>
+      <w:tblPr>
+        <w:tblW w:w="0" w:type="auto"/>
+        <w:tblCellSpacing w:w="15" w:type="dxa"/>
+        <w:tblCellMar>
+          <w:top w:w="15" w:type="dxa"/>
+          <w:left w:w="15" w:type="dxa"/>
+          <w:bottom w:w="15" w:type="dxa"/>
+          <w:right w:w="15" w:type="dxa"/>
+        </w:tblCellMar>
+        <w:tblLook w:val="04A0" w:firstRow="1" w:lastRow="0" w:firstColumn="1" w:lastColumn="0" w:noHBand="0" w:noVBand="1"/>
+      </w:tblPr>
+      <w:tblGrid>
+        <w:gridCol w:w="1701"/>
+        <w:gridCol w:w="1752"/>
+        <w:gridCol w:w="3595"/>
+      </w:tblGrid>
+      <w:tr>
+        <w:trPr>
+          <w:tblHeader/>
+          <w:tblCellSpacing w:w="15" w:type="dxa"/>
+        </w:trPr>
+        <w:tc>
+          <w:tcPr>
+            <w:tcW w:w="0" w:type="auto"/>
+            <w:vAlign w:val="center"/>
+            <w:hideMark/>
+          </w:tcPr>
+          <w:p>
+            <w:pPr>
+              <w:rPr>
+                <w:rFonts w:ascii="Segoe UI Emoji" w:hAnsi="Segoe UI Emoji" w:cs="Segoe UI Emoji"/>
+                <w:b/>
+                <w:bCs/>
+              </w:rPr>
+            </w:pPr>
+            <w:r>
+              <w:rPr>
+                <w:rFonts w:ascii="Segoe UI Emoji" w:hAnsi="Segoe UI Emoji" w:cs="Segoe UI Emoji"/>
+                <w:b/>
+                <w:bCs/>
+              </w:rPr>
+              <w:t>Column Name</w:t>
+            </w:r>
+          </w:p>
+        </w:tc>
+        <w:tc>
+          <w:tcPr>
+            <w:tcW w:w="0" w:type="auto"/>
+            <w:vAlign w:val="center"/>
+            <w:hideMark/>
+          </w:tcPr>
+          <w:p>
+            <w:pPr>
+              <w:rPr>
+                <w:rFonts w:ascii="Segoe UI Emoji" w:hAnsi="Segoe UI Emoji" w:cs="Segoe UI Emoji"/>
+                <w:b/>
+                <w:bCs/>
+              </w:rPr>
+            </w:pPr>
+            <w:r>
+              <w:rPr>
+                <w:rFonts w:ascii="Segoe UI Emoji" w:hAnsi="Segoe UI Emoji" w:cs="Segoe UI Emoji"/>
+                <w:b/>
+                <w:bCs/>
+              </w:rPr>
+              <w:t>Data Type</w:t>
+            </w:r>
+          </w:p>
+        </w:tc>
+        <w:tc>
+          <w:tcPr>
+            <w:tcW w:w="0" w:type="auto"/>
+            <w:vAlign w:val="center"/>
+            <w:hideMark/>
+          </w:tcPr>
+          <w:p>
+            <w:pPr>
+              <w:rPr>
+                <w:rFonts w:ascii="Segoe UI Emoji" w:hAnsi="Segoe UI Emoji" w:cs="Segoe UI Emoji"/>
+                <w:b/>
+                <w:bCs/>
+              </w:rPr>
+            </w:pPr>
+            <w:r>
+              <w:rPr>
+                <w:rFonts w:ascii="Segoe UI Emoji" w:hAnsi="Segoe UI Emoji" w:cs="Segoe UI Emoji"/>
+                <w:b/>
+                <w:bCs/>
+              </w:rPr>
+              <w:t>Constraints</w:t>
+            </w:r>
+          </w:p>
+        </w:tc>
+      </w:tr>
+      <w:tr>
+        <w:trPr>
+          <w:tblCellSpacing w:w="15" w:type="dxa"/>
+        </w:trPr>
+        <w:tc>
+          <w:tcPr>
+            <w:tcW w:w="0" w:type="auto"/>
+            <w:vAlign w:val="center"/>
+            <w:hideMark/>
+          </w:tcPr>
+          <w:p>
+            <w:pPr>
+              <w:rPr>
+                <w:rFonts w:ascii="Segoe UI Emoji" w:hAnsi="Segoe UI Emoji" w:cs="Segoe UI Emoji"/>
+                <w:b/>
+                <w:bCs/>
+              </w:rPr>
+            </w:pPr>
+            <w:r>
+              <w:rPr>
+                <w:rFonts w:ascii="Segoe UI Emoji" w:hAnsi="Segoe UI Emoji" w:cs="Segoe UI Emoji"/>
+                <w:b/>
+                <w:bCs/>
+              </w:rPr>
+              <w:t>id</w:t>
+            </w:r>
+          </w:p>
+        </w:tc>
+        <w:tc>
+          <w:tcPr>
+            <w:tcW w:w="0" w:type="auto"/>
+            <w:vAlign w:val="center"/>
+            <w:hideMark/>
+          </w:tcPr>
+          <w:p>
+            <w:pPr>
+              <w:rPr>
+                <w:rFonts w:ascii="Segoe UI Emoji" w:hAnsi="Segoe UI Emoji" w:cs="Segoe UI Emoji"/>
+                <w:b/>
+                <w:bCs/>
+              </w:rPr>
+            </w:pPr>
+            <w:r>
+              <w:rPr>
+                <w:rFonts w:ascii="Segoe UI Emoji" w:hAnsi="Segoe UI Emoji" w:cs="Segoe UI Emoji"/>
+                <w:b/>
+                <w:bCs/>
+              </w:rPr>
+              <w:t>INT</w:t>
+            </w:r>
+          </w:p>
+        </w:tc>
+        <w:tc>
+          <w:tcPr>
+            <w:tcW w:w="0" w:type="auto"/>
+            <w:vAlign w:val="center"/>
+            <w:hideMark/>
+          </w:tcPr>
+          <w:p>
+            <w:pPr>
+              <w:rPr>
+                <w:rFonts w:ascii="Segoe UI Emoji" w:hAnsi="Segoe UI Emoji" w:cs="Segoe UI Emoji"/>
+                <w:b/>
+                <w:bCs/>
+              </w:rPr>
+            </w:pPr>
+            <w:r>
+              <w:rPr>
+                <w:rFonts w:ascii="Segoe UI Emoji" w:hAnsi="Segoe UI Emoji" w:cs="Segoe UI Emoji"/>
+                <w:b/>
+                <w:bCs/>
+              </w:rPr>
+              <w:t>PRIMARY KEY, AUTO_INCREMENT</w:t>
+            </w:r>
+          </w:p>
+        </w:tc>
+      </w:tr>
+      <w:tr>
+        <w:trPr>
+          <w:tblCellSpacing w:w="15" w:type="dxa"/>
+        </w:trPr>
+        <w:tc>
+          <w:tcPr>
+            <w:tcW w:w="0" w:type="auto"/>
+            <w:vAlign w:val="center"/>
+            <w:hideMark/>
+          </w:tcPr>
+          <w:p>
+            <w:pPr>
+              <w:rPr>
+                <w:rFonts w:ascii="Segoe UI Emoji" w:hAnsi="Segoe UI Emoji" w:cs="Segoe UI Emoji"/>
+                <w:b/>
+                <w:bCs/>
+              </w:rPr>
+            </w:pPr>
+            <w:r>
+              <w:rPr>
+                <w:rFonts w:ascii="Segoe UI Emoji" w:hAnsi="Segoe UI Emoji" w:cs="Segoe UI Emoji"/>
+                <w:b/>
+                <w:bCs/>
+              </w:rPr>
+              <w:t>name</w:t>
+            </w:r>
+          </w:p>
+        </w:tc>
+        <w:tc>
+          <w:tcPr>
+            <w:tcW w:w="0" w:type="auto"/>
+            <w:vAlign w:val="center"/>
+            <w:hideMark/>
+          </w:tcPr>
+          <w:p>
+            <w:pPr>
+              <w:rPr>
+                <w:rFonts w:ascii="Segoe UI Emoji" w:hAnsi="Segoe UI Emoji" w:cs="Segoe UI Emoji"/>
+                <w:b/>
+                <w:bCs/>
+              </w:rPr>
+            </w:pPr>
+            <w:r>
+              <w:rPr>
+                <w:rFonts w:ascii="Segoe UI Emoji" w:hAnsi="Segoe UI Emoji" w:cs="Segoe UI Emoji"/>
+                <w:b/>
+                <w:bCs/>
+              </w:rPr>
+              <w:t>VARCHAR(100)</w:t>
+            </w:r>
+          </w:p>
+        </w:tc>
+        <w:tc>
+          <w:tcPr>
+            <w:tcW w:w="0" w:type="auto"/>
+            <w:vAlign w:val="center"/>
+            <w:hideMark/>
+          </w:tcPr>
+          <w:p>
+            <w:pPr>
+              <w:rPr>
+                <w:rFonts w:ascii="Segoe UI Emoji" w:hAnsi="Segoe UI Emoji" w:cs="Segoe UI Emoji"/>
+                <w:b/>
+                <w:bCs/>
+              </w:rPr>
+            </w:pPr>
+            <w:r>
+              <w:rPr>
+                <w:rFonts w:ascii="Segoe UI Emoji" w:hAnsi="Segoe UI Emoji" w:cs="Segoe UI Emoji"/>
+                <w:b/>
+                <w:bCs/>
+              </w:rPr>
+              <w:t>NOT NULL</w:t>
+            </w:r>
+          </w:p>
+        </w:tc>
+      </w:tr>
+      <w:tr>
+        <w:trPr>
+          <w:tblCellSpacing w:w="15" w:type="dxa"/>
+        </w:trPr>
+        <w:tc>
+          <w:tcPr>
+            <w:tcW w:w="0" w:type="auto"/>
+            <w:vAlign w:val="center"/>
+            <w:hideMark/>
+          </w:tcPr>
+          <w:p>
+            <w:pPr>
+              <w:rPr>
+                <w:rFonts w:ascii="Segoe UI Emoji" w:hAnsi="Segoe UI Emoji" w:cs="Segoe UI Emoji"/>
+                <w:b/>
+                <w:bCs/>
+              </w:rPr>
+            </w:pPr>
+            <w:r>
+              <w:rPr>
+                <w:rFonts w:ascii="Segoe UI Emoji" w:hAnsi="Segoe UI Emoji" w:cs="Segoe UI Emoji"/>
+                <w:b/>
+                <w:bCs/>
+              </w:rPr>
+              <w:t>aadhaar_id</w:t>
+            </w:r>
+          </w:p>
+        </w:tc>
+        <w:tc>
+          <w:tcPr>
+            <w:tcW w:w="0" w:type="auto"/>
+            <w:vAlign w:val="center"/>
+            <w:hideMark/>
+          </w:tcPr>
+          <w:p>
+            <w:pPr>
+              <w:rPr>
+                <w:rFonts w:ascii="Segoe UI Emoji" w:hAnsi="Segoe UI Emoji" w:cs="Segoe UI Emoji"/>
+                <w:b/>
+                <w:bCs/>
+              </w:rPr>
+            </w:pPr>
+            <w:r>
+              <w:rPr>
+                <w:rFonts w:ascii="Segoe UI Emoji" w:hAnsi="Segoe UI Emoji" w:cs="Segoe UI Emoji"/>
+                <w:b/>
+                <w:bCs/>
+              </w:rPr>
+              <w:t>INT</w:t>
+            </w:r>
+          </w:p>
+        </w:tc>
+        <w:tc>
+          <w:tcPr>
+            <w:tcW w:w="0" w:type="auto"/>
+            <w:vAlign w:val="center"/>
+            <w:hideMark/>
+          </w:tcPr>
+          <w:p>
+            <w:pPr>
+              <w:rPr>
+                <w:rFonts w:ascii="Segoe UI Emoji" w:hAnsi="Segoe UI Emoji" w:cs="Segoe UI Emoji"/>
+                <w:b/>
+                <w:bCs/>
+              </w:rPr>
+            </w:pPr>
+            <w:r>
+              <w:rPr>
+                <w:rFonts w:ascii="Segoe UI Emoji" w:hAnsi="Segoe UI Emoji" w:cs="Segoe UI Emoji"/>
+                <w:b/>
+                <w:bCs/>
+              </w:rPr>
+              <w:t>UNIQUE, FOREIGN KEY</w:t>
+            </w:r>
+          </w:p>
+        </w:tc>
+      </w:tr>
+    </w:tbl>
+    <w:p/>
+    <w:p>
+      <w:r>
+        <w:t>import jakarta.persistence.*;</w:t>
+      </w:r>
+    </w:p>
+    <w:p/>
+    <w:p>
+      <w:r>
+        <w:t>@Entity</w:t>
+      </w:r>
+    </w:p>
+    <w:p>
+      <w:r>
+        <w:t>public class Person {</w:t>
+      </w:r>
+    </w:p>
+    <w:p/>
+    <w:p>
+      <w:r>
+        <w:t xml:space="preserve">    @Id</w:t>
+      </w:r>
+    </w:p>
+    <w:p>
+      <w:r>
+        <w:t xml:space="preserve">    @GeneratedValue(strategy = GenerationType.IDENTITY)</w:t>
+      </w:r>
+    </w:p>
+    <w:p>
+      <w:r>
+        <w:t xml:space="preserve">    private int id;</w:t>
+      </w:r>
+    </w:p>
+    <w:p/>
+    <w:p>
+      <w:r>
+        <w:t xml:space="preserve">    private String name;</w:t>
+      </w:r>
+    </w:p>
+    <w:p/>
+    <w:p>
+      <w:r>
+        <w:t xml:space="preserve">    @OneToOne(cascade = CascadeType.ALL)</w:t>
+      </w:r>
+    </w:p>
+    <w:p>
+      <w:r>
+        <w:t xml:space="preserve">    @JoinColumn(name = "aadhaar_id", unique = true)</w:t>
+      </w:r>
+    </w:p>
+    <w:p>
+      <w:r>
+        <w:t xml:space="preserve">    private Aadhaar aadhaar;</w:t>
+      </w:r>
+    </w:p>
+    <w:p/>
+    <w:p>
+      <w:r>
+        <w:t xml:space="preserve">    // getters &amp; setters</w:t>
+      </w:r>
+    </w:p>
+    <w:p>
+      <w:r>
+        <w:lastRenderedPageBreak/>
+        <w:t>}</w:t>
+      </w:r>
+    </w:p>
+    <w:p/>
+    <w:p>
+      <w:r>
+        <w:t>import jakarta.persistence.*;</w:t>
+      </w:r>
+    </w:p>
+    <w:p/>
+    <w:p>
+      <w:r>
+        <w:t>@Entity</w:t>
+      </w:r>
+    </w:p>
+    <w:p>
+      <w:r>
+        <w:t>public class Aadhaar {</w:t>
+      </w:r>
+    </w:p>
+    <w:p/>
+    <w:p>
+      <w:r>
+        <w:t xml:space="preserve">    @Id</w:t>
+      </w:r>
+    </w:p>
+    <w:p>
+      <w:r>
+        <w:t xml:space="preserve">    @GeneratedValue(strategy = GenerationType.IDENTITY)</w:t>
+      </w:r>
+    </w:p>
+    <w:p>
+      <w:r>
+        <w:t xml:space="preserve">    private int id;</w:t>
+      </w:r>
+    </w:p>
+    <w:p/>
+    <w:p>
+      <w:r>
+        <w:t xml:space="preserve">    private String aadhaarNumber;</w:t>
+      </w:r>
+    </w:p>
+    <w:p/>
+    <w:p/>
+    <w:p>
+      <w:r>
+        <w:t xml:space="preserve">    @OneToOne(mappedBy = "aadhaar")</w:t>
+      </w:r>
+    </w:p>
+    <w:p>
+      <w:r>
+        <w:t xml:space="preserve">    private Person person;</w:t>
+      </w:r>
+    </w:p>
+    <w:p/>
+    <w:p>
+      <w:r>
+        <w:t xml:space="preserve">    // getters &amp; setters</w:t>
+      </w:r>
+    </w:p>
+    <w:p>
+      <w:r>
+        <w:t>}</w:t>
+      </w:r>
+    </w:p>
+    <w:p/>
+    <w:p>
+      <w:pPr>
+        <w:rPr>
+          <w:b/>
+          <w:bCs/>
+        </w:rPr>
+      </w:pPr>
+      <w:r>
+        <w:rPr>
+          <w:rFonts w:ascii="Segoe UI Emoji" w:hAnsi="Segoe UI Emoji" w:cs="Segoe UI Emoji"/>
+          <w:b/>
+          <w:bCs/>
+        </w:rPr>
+        <w:t>🔹</w:t>
+      </w:r>
+      <w:r>
+        <w:rPr>
+          <w:b/>
+          <w:bCs/>
+        </w:rPr>
+        <w:t xml:space="preserve"> 3️</w:t>
+      </w:r>
+      <w:r>
+        <w:rPr>
+          <w:rFonts w:ascii="Segoe UI Symbol" w:hAnsi="Segoe UI Symbol" w:cs="Segoe UI Symbol"/>
+          <w:b/>
+          <w:bCs/>
+        </w:rPr>
+        <w:t>⃣</w:t>
+      </w:r>
+      <w:r>
+        <w:rPr>
+          <w:b/>
+          <w:bCs/>
+        </w:rPr>
+        <w:t xml:space="preserve"> Table Structure</w:t>
+      </w:r>
+    </w:p>
+    <w:p>
+      <w:pPr>
+        <w:rPr>
+          <w:b/>
+          <w:bCs/>
+        </w:rPr>
+      </w:pPr>
+      <w:r>
+        <w:rPr>
+          <w:rFonts w:ascii="Segoe UI Symbol" w:hAnsi="Segoe UI Symbol" w:cs="Segoe UI Symbol"/>
+          <w:b/>
+          <w:bCs/>
+        </w:rPr>
+        <w:t>➤</w:t>
+      </w:r>
+      <w:r>
+        <w:rPr>
+          <w:b/>
+          <w:bCs/>
+        </w:rPr>
+        <w:t xml:space="preserve"> person</w:t>
+      </w:r>
+    </w:p>
+    <w:p>
+      <w:r>
+        <w:t>| id (PK) | name | aadhaar_id (FK, UNIQUE) |</w:t>
+      </w:r>
+    </w:p>
+    <w:p>
+      <w:pPr>
+        <w:rPr>
+          <w:b/>
+          <w:bCs/>
+        </w:rPr>
+      </w:pPr>
+      <w:r>
+        <w:rPr>
+          <w:rFonts w:ascii="Segoe UI Symbol" w:hAnsi="Segoe UI Symbol" w:cs="Segoe UI Symbol"/>
+          <w:b/>
+          <w:bCs/>
+        </w:rPr>
+        <w:t>➤</w:t>
+      </w:r>
+      <w:r>
+        <w:rPr>
+          <w:b/>
+          <w:bCs/>
+        </w:rPr>
+        <w:t xml:space="preserve"> aadhaar</w:t>
+      </w:r>
+    </w:p>
+    <w:p>
+      <w:r>
+        <w:t>| id (PK) | aadhaar_number |</w:t>
+      </w:r>
+    </w:p>
+    <w:p>
+      <w:r>
+        <w:pict w14:anchorId="0F48CDAA">
+          <v:rect id="_x0000_i1089" style="width:0;height:1.5pt" o:hralign="center" o:hrstd="t" o:hr="t" fillcolor="#a0a0a0" stroked="f"/>
+        </w:pict>
+      </w:r>
+    </w:p>
+    <w:p>
+      <w:pPr>
+        <w:rPr>
+          <w:b/>
+          <w:bCs/>
+        </w:rPr>
+      </w:pPr>
+      <w:r>
+        <w:rPr>
+          <w:rFonts w:ascii="Segoe UI Emoji" w:hAnsi="Segoe UI Emoji" w:cs="Segoe UI Emoji"/>
+          <w:b/>
+          <w:bCs/>
+        </w:rPr>
+        <w:t>🔥</w:t>
+      </w:r>
+      <w:r>
+        <w:rPr>
+          <w:b/>
+          <w:bCs/>
+        </w:rPr>
+        <w:t xml:space="preserve"> Important Exam Points</w:t>
+      </w:r>
+    </w:p>
+    <w:p>
+      <w:pPr>
+        <w:numPr>
+          <w:ilvl w:val="0"/>
+          <w:numId w:val="22"/>
+        </w:numPr>
+      </w:pPr>
+      <w:r>
+        <w:t>@JoinColumn → defines foreign key</w:t>
+      </w:r>
+    </w:p>
+    <w:p>
+      <w:pPr>
+        <w:numPr>
+          <w:ilvl w:val="0"/>
+          <w:numId w:val="22"/>
+        </w:numPr>
+      </w:pPr>
+      <w:r>
+        <w:lastRenderedPageBreak/>
+        <w:t>mappedBy → used on inverse side</w:t>
+      </w:r>
+    </w:p>
+    <w:p>
+      <w:pPr>
+        <w:numPr>
+          <w:ilvl w:val="0"/>
+          <w:numId w:val="22"/>
+        </w:numPr>
+      </w:pPr>
+      <w:r>
+        <w:t>unique = true → ensures 1:1</w:t>
+      </w:r>
+    </w:p>
+    <w:p>
+      <w:pPr>
+        <w:numPr>
+          <w:ilvl w:val="0"/>
+          <w:numId w:val="22"/>
+        </w:numPr>
+      </w:pPr>
+      <w:r>
+        <w:t>Owning side = class with @JoinColumn</w:t>
+      </w:r>
+    </w:p>
+    <w:p/>
+    <w:p>
+      <w:pPr>
+        <w:rPr>
+          <w:b/>
+          <w:bCs/>
+        </w:rPr>
+      </w:pPr>
+      <w:r>
+        <w:rPr>
+          <w:b/>
+          <w:bCs/>
+        </w:rPr>
+        <w:t>Many to many Bidirectional</w:t>
+      </w:r>
+    </w:p>
+    <w:p>
+      <w:r>
+        <w:t>import jakarta.persistence.*;</w:t>
+      </w:r>
+    </w:p>
+    <w:p>
+      <w:r>
+        <w:t>import java.util.Set;</w:t>
+      </w:r>
+    </w:p>
+    <w:p/>
+    <w:p>
+      <w:r>
+        <w:t>@Entity</w:t>
+      </w:r>
+    </w:p>
+    <w:p>
+      <w:r>
+        <w:t>public class Student {</w:t>
+      </w:r>
+    </w:p>
+    <w:p/>
+    <w:p>
+      <w:r>
+        <w:t xml:space="preserve">    @Id</w:t>
+      </w:r>
+    </w:p>
+    <w:p>
+      <w:r>
+        <w:t xml:space="preserve">    @GeneratedValue(strategy = GenerationType.IDENTITY)</w:t>
+      </w:r>
+    </w:p>
+    <w:p>
+      <w:r>
+        <w:t xml:space="preserve">    private int id;</w:t>
+      </w:r>
+    </w:p>
+    <w:p/>
+    <w:p>
+      <w:r>
+        <w:t xml:space="preserve">    private String name;</w:t>
+      </w:r>
+    </w:p>
+    <w:p/>
+    <w:p>
+      <w:r>
+        <w:t xml:space="preserve">    @ManyToMany</w:t>
+      </w:r>
+    </w:p>
+    <w:p>
+      <w:r>
+        <w:t xml:space="preserve">    @JoinTable(</w:t>
+      </w:r>
+    </w:p>
+    <w:p>
+      <w:r>
+        <w:t xml:space="preserve">        name = "student_course",</w:t>
+      </w:r>
+    </w:p>
+    <w:p>
+      <w:r>
+        <w:t xml:space="preserve">        joinColumns = @JoinColumn(name = "student_id"),</w:t>
+      </w:r>
+    </w:p>
+    <w:p>
+      <w:r>
+        <w:t xml:space="preserve">        inverseJoinColumns = @JoinColumn(name = "course_id")</w:t>
+      </w:r>
+    </w:p>
+    <w:p>
+      <w:r>
+        <w:t xml:space="preserve">    )</w:t>
+      </w:r>
+    </w:p>
+    <w:p>
+      <w:r>
+        <w:t xml:space="preserve">    private Set&lt;Course&gt; courses;</w:t>
+      </w:r>
+    </w:p>
+    <w:p/>
+    <w:p>
+      <w:r>
+        <w:t xml:space="preserve">    // getters &amp; setters</w:t>
+      </w:r>
+    </w:p>
+    <w:p>
+      <w:r>
+        <w:t>}</w:t>
+      </w:r>
+    </w:p>
+    <w:p/>
+    <w:p>
+      <w:r>
+        <w:t>import jakarta.persistence.*;</w:t>
+      </w:r>
+    </w:p>
+    <w:p>
+      <w:r>
+        <w:lastRenderedPageBreak/>
+        <w:t>import java.util.Set;</w:t>
+      </w:r>
+    </w:p>
+    <w:p/>
+    <w:p>
+      <w:r>
+        <w:t>@Entity</w:t>
+      </w:r>
+    </w:p>
+    <w:p>
+      <w:r>
+        <w:t>public class Course {</w:t>
+      </w:r>
+    </w:p>
+    <w:p/>
+    <w:p>
+      <w:r>
+        <w:t xml:space="preserve">    @Id</w:t>
+      </w:r>
+    </w:p>
+    <w:p>
+      <w:r>
+        <w:t xml:space="preserve">    @GeneratedValue(strategy = GenerationType.IDENTITY)</w:t>
+      </w:r>
+    </w:p>
+    <w:p>
+      <w:r>
+        <w:t xml:space="preserve">    private int id;</w:t>
+      </w:r>
+    </w:p>
+    <w:p/>
+    <w:p>
+      <w:r>
+        <w:t xml:space="preserve">    private String title;</w:t>
+      </w:r>
+    </w:p>
+    <w:p/>
+    <w:p>
+      <w:r>
+        <w:t xml:space="preserve">    @ManyToMany(mappedBy = "courses")</w:t>
+      </w:r>
+    </w:p>
+    <w:p>
+      <w:r>
+        <w:t xml:space="preserve">    private Set&lt;Student&gt; students;</w:t>
+      </w:r>
+    </w:p>
+    <w:p/>
+    <w:p>
+      <w:r>
+        <w:t xml:space="preserve">    // getters &amp; setters</w:t>
+      </w:r>
+    </w:p>
+    <w:p>
+      <w:r>
+        <w:t>}</w:t>
+      </w:r>
+    </w:p>
+    <w:p/>
+    <w:p/>
+    <w:p>
+      <w:r>
+        <w:t xml:space="preserve">Student            </w:t>
+      </w:r>
+      <w:r>
+        <w:t xml:space="preserve">   </w:t>
+      </w:r>
+      <w:r>
+        <w:t xml:space="preserve">  </w:t>
+      </w:r>
+      <w:r>
+        <w:t xml:space="preserve">     </w:t>
+      </w:r>
+      <w:r>
+        <w:t xml:space="preserve">student_course             </w:t>
+      </w:r>
+      <w:r>
+        <w:t xml:space="preserve">  </w:t>
+      </w:r>
+      <w:r>
+        <w:t xml:space="preserve"> Course</w:t>
+      </w:r>
+    </w:p>
+    <w:p>
+      <w:r>
+        <w:t>---------           ----------------           ----------</w:t>
+      </w:r>
+    </w:p>
+    <w:p>
+      <w:r>
+        <w:t>id (PK)   ───────</w:t>
+      </w:r>
+      <w:r>
+        <w:rPr>
+          <w:rFonts w:ascii="Cambria Math" w:hAnsi="Cambria Math" w:cs="Cambria Math"/>
+        </w:rPr>
+        <w:t>▶</w:t>
+      </w:r>
+      <w:r>
+        <w:t xml:space="preserve">  student_id (FK)   </w:t>
+      </w:r>
+      <w:r>
+        <w:t xml:space="preserve"> </w:t>
+      </w:r>
+    </w:p>
+    <w:p>
+      <w:r>
+        <w:t xml:space="preserve">                     </w:t>
+      </w:r>
+      <w:r>
+        <w:t xml:space="preserve">                 </w:t>
+      </w:r>
+      <w:r>
+        <w:t xml:space="preserve">course_id  (FK)  </w:t>
+      </w:r>
+      <w:r>
+        <w:rPr>
+          <w:rFonts w:ascii="Cambria Math" w:hAnsi="Cambria Math" w:cs="Cambria Math"/>
+        </w:rPr>
+        <w:t>◀</w:t>
+      </w:r>
+      <w:r>
+        <w:rPr>
+          <w:rFonts w:ascii="Aptos" w:hAnsi="Aptos" w:cs="Aptos"/>
+        </w:rPr>
+        <w:t>───────</w:t>
+      </w:r>
+      <w:r>
+        <w:t xml:space="preserve">  id (PK)</w:t>
+      </w:r>
+    </w:p>
+    <w:p>
+      <w:r>
+        <w:t>name                                           title</w:t>
+      </w:r>
+    </w:p>
+    <w:p/>
+    <w:p>
+      <w:r>
+        <w:br/>
+        <w:t xml:space="preserve">Example: </w:t>
+      </w:r>
+      <w:r>
+        <w:rPr>
+          <w:b/>
+          <w:bCs/>
+        </w:rPr>
+        <w:t>Student ↔ Course</w:t>
+      </w:r>
+    </w:p>
+    <w:p>
+      <w:r>
+        <w:pict w14:anchorId="6E9F20DB">
+          <v:rect id="_x0000_i1145" style="width:0;height:1.5pt" o:hralign="center" o:hrstd="t" o:hr="t" fillcolor="#a0a0a0" stroked="f"/>
+        </w:pict>
+      </w:r>
+    </w:p>
+    <w:p>
+      <w:pPr>
+        <w:rPr>
+          <w:b/>
+          <w:bCs/>
+        </w:rPr>
+      </w:pPr>
+      <w:r>
+        <w:rPr>
+          <w:rFonts w:ascii="Segoe UI Emoji" w:hAnsi="Segoe UI Emoji" w:cs="Segoe UI Emoji"/>
+          <w:b/>
+          <w:bCs/>
+        </w:rPr>
+        <w:t>✅</w:t>
+      </w:r>
+      <w:r>
+        <w:rPr>
+          <w:b/>
+          <w:bCs/>
+        </w:rPr>
+        <w:t xml:space="preserve"> 1️</w:t>
+      </w:r>
+      <w:r>
+        <w:rPr>
+          <w:rFonts w:ascii="Segoe UI Symbol" w:hAnsi="Segoe UI Symbol" w:cs="Segoe UI Symbol"/>
+          <w:b/>
+          <w:bCs/>
+        </w:rPr>
+        <w:t>⃣</w:t>
+      </w:r>
+      <w:r>
+        <w:rPr>
+          <w:b/>
+          <w:bCs/>
+        </w:rPr>
+        <w:t xml:space="preserve"> Table: student</w:t>
+      </w:r>
+    </w:p>
+    <w:tbl>
+      <w:tblPr>
+        <w:tblW w:w="0" w:type="auto"/>
+        <w:tblCellSpacing w:w="15" w:type="dxa"/>
+        <w:tblCellMar>
+          <w:top w:w="15" w:type="dxa"/>
+          <w:left w:w="15" w:type="dxa"/>
+          <w:bottom w:w="15" w:type="dxa"/>
+          <w:right w:w="15" w:type="dxa"/>
+        </w:tblCellMar>
+        <w:tblLook w:val="04A0" w:firstRow="1" w:lastRow="0" w:firstColumn="1" w:lastColumn="0" w:noHBand="0" w:noVBand="1"/>
+      </w:tblPr>
+      <w:tblGrid>
+        <w:gridCol w:w="1742"/>
+        <w:gridCol w:w="1720"/>
+        <w:gridCol w:w="3477"/>
+      </w:tblGrid>
+      <w:tr>
+        <w:trPr>
+          <w:tblHeader/>
+          <w:tblCellSpacing w:w="15" w:type="dxa"/>
+        </w:trPr>
+        <w:tc>
+          <w:tcPr>
+            <w:tcW w:w="0" w:type="auto"/>
+            <w:vAlign w:val="center"/>
+            <w:hideMark/>
+          </w:tcPr>
+          <w:p>
+            <w:pPr>
+              <w:rPr>
+                <w:b/>
+                <w:bCs/>
+              </w:rPr>
+            </w:pPr>
+            <w:r>
+              <w:rPr>
+                <w:b/>
+                <w:bCs/>
+              </w:rPr>
+              <w:lastRenderedPageBreak/>
+              <w:t>Column Name</w:t>
+            </w:r>
+          </w:p>
+        </w:tc>
+        <w:tc>
+          <w:tcPr>
+            <w:tcW w:w="0" w:type="auto"/>
+            <w:vAlign w:val="center"/>
+            <w:hideMark/>
+          </w:tcPr>
+          <w:p>
+            <w:pPr>
+              <w:rPr>
+                <w:b/>
+                <w:bCs/>
+              </w:rPr>
+            </w:pPr>
+            <w:r>
+              <w:rPr>
+                <w:b/>
+                <w:bCs/>
+              </w:rPr>
+              <w:t>Data Type</w:t>
+            </w:r>
+          </w:p>
+        </w:tc>
+        <w:tc>
+          <w:tcPr>
+            <w:tcW w:w="0" w:type="auto"/>
+            <w:vAlign w:val="center"/>
+            <w:hideMark/>
+          </w:tcPr>
+          <w:p>
+            <w:pPr>
+              <w:rPr>
+                <w:b/>
+                <w:bCs/>
+              </w:rPr>
+            </w:pPr>
+            <w:r>
+              <w:rPr>
+                <w:b/>
+                <w:bCs/>
+              </w:rPr>
+              <w:t>Constraints</w:t>
+            </w:r>
+          </w:p>
+        </w:tc>
+      </w:tr>
+      <w:tr>
+        <w:trPr>
+          <w:tblCellSpacing w:w="15" w:type="dxa"/>
+        </w:trPr>
+        <w:tc>
+          <w:tcPr>
+            <w:tcW w:w="0" w:type="auto"/>
+            <w:vAlign w:val="center"/>
+            <w:hideMark/>
+          </w:tcPr>
+          <w:p>
+            <w:r>
+              <w:t>id</w:t>
+            </w:r>
+          </w:p>
+        </w:tc>
+        <w:tc>
+          <w:tcPr>
+            <w:tcW w:w="0" w:type="auto"/>
+            <w:vAlign w:val="center"/>
+            <w:hideMark/>
+          </w:tcPr>
+          <w:p>
+            <w:r>
+              <w:t>INT</w:t>
+            </w:r>
+          </w:p>
+        </w:tc>
+        <w:tc>
+          <w:tcPr>
+            <w:tcW w:w="0" w:type="auto"/>
+            <w:vAlign w:val="center"/>
+            <w:hideMark/>
+          </w:tcPr>
+          <w:p>
+            <w:r>
+              <w:t>PRIMARY KEY, AUTO_INCREMENT</w:t>
+            </w:r>
+          </w:p>
+        </w:tc>
+      </w:tr>
+      <w:tr>
+        <w:trPr>
+          <w:tblCellSpacing w:w="15" w:type="dxa"/>
+        </w:trPr>
+        <w:tc>
+          <w:tcPr>
+            <w:tcW w:w="0" w:type="auto"/>
+            <w:vAlign w:val="center"/>
+            <w:hideMark/>
+          </w:tcPr>
+          <w:p>
+            <w:r>
+              <w:t>name</w:t>
+            </w:r>
+          </w:p>
+        </w:tc>
+        <w:tc>
+          <w:tcPr>
+            <w:tcW w:w="0" w:type="auto"/>
+            <w:vAlign w:val="center"/>
+            <w:hideMark/>
+          </w:tcPr>
+          <w:p>
+            <w:r>
+              <w:t>VARCHAR(100)</w:t>
+            </w:r>
+          </w:p>
+        </w:tc>
+        <w:tc>
+          <w:tcPr>
+            <w:tcW w:w="0" w:type="auto"/>
+            <w:vAlign w:val="center"/>
+            <w:hideMark/>
+          </w:tcPr>
+          <w:p>
+            <w:r>
+              <w:t>NOT NULL</w:t>
+            </w:r>
+          </w:p>
+        </w:tc>
+      </w:tr>
+    </w:tbl>
+    <w:p>
+      <w:r>
+        <w:pict w14:anchorId="69BC52E3">
+          <v:rect id="_x0000_i1146" style="width:0;height:1.5pt" o:hralign="center" o:hrstd="t" o:hr="t" fillcolor="#a0a0a0" stroked="f"/>
+        </w:pict>
+      </w:r>
+    </w:p>
+    <w:p>
+      <w:pPr>
+        <w:rPr>
+          <w:b/>
+          <w:bCs/>
+        </w:rPr>
+      </w:pPr>
+      <w:r>
+        <w:rPr>
+          <w:rFonts w:ascii="Segoe UI Emoji" w:hAnsi="Segoe UI Emoji" w:cs="Segoe UI Emoji"/>
+          <w:b/>
+          <w:bCs/>
+        </w:rPr>
+        <w:t>✅</w:t>
+      </w:r>
+      <w:r>
+        <w:rPr>
+          <w:b/>
+          <w:bCs/>
+        </w:rPr>
+        <w:t xml:space="preserve"> 2️</w:t>
+      </w:r>
+      <w:r>
+        <w:rPr>
+          <w:rFonts w:ascii="Segoe UI Symbol" w:hAnsi="Segoe UI Symbol" w:cs="Segoe UI Symbol"/>
+          <w:b/>
+          <w:bCs/>
+        </w:rPr>
+        <w:t>⃣</w:t>
+      </w:r>
+      <w:r>
+        <w:rPr>
+          <w:b/>
+          <w:bCs/>
+        </w:rPr>
+        <w:t xml:space="preserve"> Table: course</w:t>
+      </w:r>
+    </w:p>
+    <w:tbl>
+      <w:tblPr>
+        <w:tblW w:w="0" w:type="auto"/>
+        <w:tblCellSpacing w:w="15" w:type="dxa"/>
+        <w:tblCellMar>
+          <w:top w:w="15" w:type="dxa"/>
+          <w:left w:w="15" w:type="dxa"/>
+          <w:bottom w:w="15" w:type="dxa"/>
+          <w:right w:w="15" w:type="dxa"/>
+        </w:tblCellMar>
+        <w:tblLook w:val="04A0" w:firstRow="1" w:lastRow="0" w:firstColumn="1" w:lastColumn="0" w:noHBand="0" w:noVBand="1"/>
+      </w:tblPr>
+      <w:tblGrid>
+        <w:gridCol w:w="1742"/>
+        <w:gridCol w:w="1720"/>
+        <w:gridCol w:w="3477"/>
+      </w:tblGrid>
+      <w:tr>
+        <w:trPr>
+          <w:tblHeader/>
+          <w:tblCellSpacing w:w="15" w:type="dxa"/>
+        </w:trPr>
+        <w:tc>
+          <w:tcPr>
+            <w:tcW w:w="0" w:type="auto"/>
+            <w:vAlign w:val="center"/>
+            <w:hideMark/>
+          </w:tcPr>
+          <w:p>
+            <w:pPr>
+              <w:rPr>
+                <w:b/>
+                <w:bCs/>
+              </w:rPr>
+            </w:pPr>
+            <w:r>
+              <w:rPr>
+                <w:b/>
+                <w:bCs/>
+              </w:rPr>
+              <w:t>Column Name</w:t>
+            </w:r>
+          </w:p>
+        </w:tc>
+        <w:tc>
+          <w:tcPr>
+            <w:tcW w:w="0" w:type="auto"/>
+            <w:vAlign w:val="center"/>
+            <w:hideMark/>
+          </w:tcPr>
+          <w:p>
+            <w:pPr>
+              <w:rPr>
+                <w:b/>
+                <w:bCs/>
+              </w:rPr>
+            </w:pPr>
+            <w:r>
+              <w:rPr>
+                <w:b/>
+                <w:bCs/>
+              </w:rPr>
+              <w:t>Data Type</w:t>
+            </w:r>
+          </w:p>
+        </w:tc>
+        <w:tc>
+          <w:tcPr>
+            <w:tcW w:w="0" w:type="auto"/>
+            <w:vAlign w:val="center"/>
+            <w:hideMark/>
+          </w:tcPr>
+          <w:p>
+            <w:pPr>
+              <w:rPr>
+                <w:b/>
+                <w:bCs/>
+              </w:rPr>
+            </w:pPr>
+            <w:r>
+              <w:rPr>
+                <w:b/>
+                <w:bCs/>
+              </w:rPr>
+              <w:t>Constraints</w:t>
+            </w:r>
+          </w:p>
+        </w:tc>
+      </w:tr>
+      <w:tr>
+        <w:trPr>
+          <w:tblCellSpacing w:w="15" w:type="dxa"/>
+        </w:trPr>
+        <w:tc>
+          <w:tcPr>
+            <w:tcW w:w="0" w:type="auto"/>
+            <w:vAlign w:val="center"/>
+            <w:hideMark/>
+          </w:tcPr>
+          <w:p>
+            <w:r>
+              <w:t>id</w:t>
+            </w:r>
+          </w:p>
+        </w:tc>
+        <w:tc>
+          <w:tcPr>
+            <w:tcW w:w="0" w:type="auto"/>
+            <w:vAlign w:val="center"/>
+            <w:hideMark/>
+          </w:tcPr>
+          <w:p>
+            <w:r>
+              <w:t>INT</w:t>
+            </w:r>
+          </w:p>
+        </w:tc>
+        <w:tc>
+          <w:tcPr>
+            <w:tcW w:w="0" w:type="auto"/>
+            <w:vAlign w:val="center"/>
+            <w:hideMark/>
+          </w:tcPr>
+          <w:p>
+            <w:r>
+              <w:t>PRIMARY KEY, AUTO_INCREMENT</w:t>
+            </w:r>
+          </w:p>
+        </w:tc>
+      </w:tr>
+      <w:tr>
+        <w:trPr>
+          <w:tblCellSpacing w:w="15" w:type="dxa"/>
+        </w:trPr>
+        <w:tc>
+          <w:tcPr>
+            <w:tcW w:w="0" w:type="auto"/>
+            <w:vAlign w:val="center"/>
+            <w:hideMark/>
+          </w:tcPr>
+          <w:p>
+            <w:r>
+              <w:t>title</w:t>
+            </w:r>
+          </w:p>
+        </w:tc>
+        <w:tc>
+          <w:tcPr>
+            <w:tcW w:w="0" w:type="auto"/>
+            <w:vAlign w:val="center"/>
+            <w:hideMark/>
+          </w:tcPr>
+          <w:p>
+            <w:r>
+              <w:t>VARCHAR(100)</w:t>
+            </w:r>
+          </w:p>
+        </w:tc>
+        <w:tc>
+          <w:tcPr>
+            <w:tcW w:w="0" w:type="auto"/>
+            <w:vAlign w:val="center"/>
+            <w:hideMark/>
+          </w:tcPr>
+          <w:p>
+            <w:r>
+              <w:t>NOT NULL</w:t>
+            </w:r>
+          </w:p>
+        </w:tc>
+      </w:tr>
+    </w:tbl>
+    <w:p>
+      <w:r>
+        <w:pict w14:anchorId="78C4CCDE">
+          <v:rect id="_x0000_i1147" style="width:0;height:1.5pt" o:hralign="center" o:hrstd="t" o:hr="t" fillcolor="#a0a0a0" stroked="f"/>
+        </w:pict>
+      </w:r>
+    </w:p>
+    <w:p>
+      <w:pPr>
+        <w:rPr>
+          <w:b/>
+          <w:bCs/>
+        </w:rPr>
+      </w:pPr>
+      <w:r>
+        <w:rPr>
+          <w:rFonts w:ascii="Segoe UI Emoji" w:hAnsi="Segoe UI Emoji" w:cs="Segoe UI Emoji"/>
+          <w:b/>
+          <w:bCs/>
+        </w:rPr>
+        <w:t>✅</w:t>
+      </w:r>
+      <w:r>
+        <w:rPr>
+          <w:b/>
+          <w:bCs/>
+        </w:rPr>
+        <w:t xml:space="preserve"> 3️</w:t>
+      </w:r>
+      <w:r>
+        <w:rPr>
+          <w:rFonts w:ascii="Segoe UI Symbol" w:hAnsi="Segoe UI Symbol" w:cs="Segoe UI Symbol"/>
+          <w:b/>
+          <w:bCs/>
+        </w:rPr>
+        <w:t>⃣</w:t>
+      </w:r>
+      <w:r>
+        <w:rPr>
+          <w:b/>
+          <w:bCs/>
+        </w:rPr>
+        <w:t xml:space="preserve"> Table: student_course (Join Table)</w:t>
+      </w:r>
+    </w:p>
+    <w:tbl>
+      <w:tblPr>
+        <w:tblW w:w="0" w:type="auto"/>
+        <w:tblCellSpacing w:w="15" w:type="dxa"/>
+        <w:tblCellMar>
+          <w:top w:w="15" w:type="dxa"/>
+          <w:left w:w="15" w:type="dxa"/>
+          <w:bottom w:w="15" w:type="dxa"/>
+          <w:right w:w="15" w:type="dxa"/>
+        </w:tblCellMar>
+        <w:tblLook w:val="04A0" w:firstRow="1" w:lastRow="0" w:firstColumn="1" w:lastColumn="0" w:noHBand="0" w:noVBand="1"/>
+      </w:tblPr>
+      <w:tblGrid>
+        <w:gridCol w:w="1742"/>
+        <w:gridCol w:w="1269"/>
+        <w:gridCol w:w="1611"/>
+      </w:tblGrid>
+      <w:tr>
+        <w:trPr>
+          <w:tblHeader/>
+          <w:tblCellSpacing w:w="15" w:type="dxa"/>
+        </w:trPr>
+        <w:tc>
+          <w:tcPr>
+            <w:tcW w:w="0" w:type="auto"/>
+            <w:vAlign w:val="center"/>
+            <w:hideMark/>
+          </w:tcPr>
+          <w:p>
+            <w:pPr>
+              <w:rPr>
+                <w:b/>
+                <w:bCs/>
+              </w:rPr>
+            </w:pPr>
+            <w:r>
+              <w:rPr>
+                <w:b/>
+                <w:bCs/>
+              </w:rPr>
+              <w:t>Column Name</w:t>
+            </w:r>
+          </w:p>
+        </w:tc>
+        <w:tc>
+          <w:tcPr>
+            <w:tcW w:w="0" w:type="auto"/>
+            <w:vAlign w:val="center"/>
+            <w:hideMark/>
+          </w:tcPr>
+          <w:p>
+            <w:pPr>
+              <w:rPr>
+                <w:b/>
+                <w:bCs/>
+              </w:rPr>
+            </w:pPr>
+            <w:r>
+              <w:rPr>
+                <w:b/>
+                <w:bCs/>
+              </w:rPr>
+              <w:t>Data Type</w:t>
+            </w:r>
+          </w:p>
+        </w:tc>
+        <w:tc>
+          <w:tcPr>
+            <w:tcW w:w="0" w:type="auto"/>
+            <w:vAlign w:val="center"/>
+            <w:hideMark/>
+          </w:tcPr>
+          <w:p>
+            <w:pPr>
+              <w:rPr>
+                <w:b/>
+                <w:bCs/>
+              </w:rPr>
+            </w:pPr>
+            <w:r>
+              <w:rPr>
+                <w:b/>
+                <w:bCs/>
+              </w:rPr>
+              <w:t>Constraints</w:t>
+            </w:r>
+          </w:p>
+        </w:tc>
+      </w:tr>
+      <w:tr>
+        <w:trPr>
+          <w:tblCellSpacing w:w="15" w:type="dxa"/>
+        </w:trPr>
+        <w:tc>
+          <w:tcPr>
+            <w:tcW w:w="0" w:type="auto"/>
+            <w:vAlign w:val="center"/>
+            <w:hideMark/>
+          </w:tcPr>
+          <w:p>
+            <w:r>
+              <w:t>student_id</w:t>
+            </w:r>
+          </w:p>
+        </w:tc>
+        <w:tc>
+          <w:tcPr>
+            <w:tcW w:w="0" w:type="auto"/>
+            <w:vAlign w:val="center"/>
+            <w:hideMark/>
+          </w:tcPr>
+          <w:p>
+            <w:r>
+              <w:t>INT</w:t>
+            </w:r>
+          </w:p>
+        </w:tc>
+        <w:tc>
+          <w:tcPr>
+            <w:tcW w:w="0" w:type="auto"/>
+            <w:vAlign w:val="center"/>
+            <w:hideMark/>
+          </w:tcPr>
+          <w:p>
+            <w:r>
+              <w:t>FOREIGN KEY</w:t>
+            </w:r>
+          </w:p>
+        </w:tc>
+      </w:tr>
+      <w:tr>
+        <w:trPr>
+          <w:tblCellSpacing w:w="15" w:type="dxa"/>
+        </w:trPr>
+        <w:tc>
+          <w:tcPr>
+            <w:tcW w:w="0" w:type="auto"/>
+            <w:vAlign w:val="center"/>
+            <w:hideMark/>
+          </w:tcPr>
+          <w:p>
+            <w:r>
+              <w:t>course_id</w:t>
+            </w:r>
+          </w:p>
+        </w:tc>
+        <w:tc>
+          <w:tcPr>
+            <w:tcW w:w="0" w:type="auto"/>
+            <w:vAlign w:val="center"/>
+            <w:hideMark/>
+          </w:tcPr>
+          <w:p>
+            <w:r>
+              <w:t>INT</w:t>
+            </w:r>
+          </w:p>
+        </w:tc>
+        <w:tc>
+          <w:tcPr>
+            <w:tcW w:w="0" w:type="auto"/>
+            <w:vAlign w:val="center"/>
+            <w:hideMark/>
+          </w:tcPr>
+          <w:p>
+            <w:r>
+              <w:t>FOREIGN KEY</w:t>
+            </w:r>
+          </w:p>
+        </w:tc>
+      </w:tr>
+    </w:tbl>
+    <w:p>
+      <w:r>
+        <w:pict w14:anchorId="30F44AE6">
+          <v:rect id="_x0000_i1148" style="width:0;height:1.5pt" o:hralign="center" o:hrstd="t" o:hr="t" fillcolor="#a0a0a0" stroked="f"/>
+        </w:pict>
+      </w:r>
+    </w:p>
+    <w:p>
+      <w:pPr>
+        <w:rPr>
+          <w:b/>
+          <w:bCs/>
+        </w:rPr>
+      </w:pPr>
+      <w:r>
+        <w:rPr>
+          <w:rFonts w:ascii="Segoe UI Emoji" w:hAnsi="Segoe UI Emoji" w:cs="Segoe UI Emoji"/>
+          <w:b/>
+          <w:bCs/>
+        </w:rPr>
+        <w:t>🔗</w:t>
+      </w:r>
+      <w:r>
+        <w:rPr>
+          <w:b/>
+          <w:bCs/>
+        </w:rPr>
+        <w:t xml:space="preserve"> Constraints Definition</w:t>
+      </w:r>
+    </w:p>
+    <w:p>
+      <w:r>
+        <w:t>PRIMARY KEY (student_id, course_id)</w:t>
+      </w:r>
+    </w:p>
+    <w:p/>
+    <w:p>
+      <w:r>
+        <w:t>FOREIGN KEY (student_id) REFERENCES student(id)</w:t>
+      </w:r>
+    </w:p>
+    <w:p/>
+    <w:p>
+      <w:r>
+        <w:t>FOREIGN KEY (course_id) REFERENCES course(id)</w:t>
+      </w:r>
+    </w:p>
+    <w:p>
+      <w:r>
+        <w:pict w14:anchorId="26EA22E9">
+          <v:rect id="_x0000_i1149" style="width:0;height:1.5pt" o:hralign="center" o:hrstd="t" o:hr="t" fillcolor="#a0a0a0" stroked="f"/>
+        </w:pict>
+      </w:r>
+    </w:p>
+    <w:p>
+      <w:pPr>
+        <w:rPr>
+          <w:b/>
+          <w:bCs/>
+        </w:rPr>
+      </w:pPr>
+      <w:r>
+        <w:rPr>
+          <w:rFonts w:ascii="Segoe UI Emoji" w:hAnsi="Segoe UI Emoji" w:cs="Segoe UI Emoji"/>
+          <w:b/>
+          <w:bCs/>
+        </w:rPr>
+        <w:t>🔥</w:t>
+      </w:r>
+      <w:r>
+        <w:rPr>
+          <w:b/>
+          <w:bCs/>
+        </w:rPr>
+        <w:t xml:space="preserve"> Why Composite Primary Key?</w:t>
+      </w:r>
+    </w:p>
+    <w:p>
+      <w:pPr>
+        <w:numPr>
+          <w:ilvl w:val="0"/>
+          <w:numId w:val="23"/>
+        </w:numPr>
+      </w:pPr>
+      <w:r>
+        <w:t>Prevents duplicate entries</w:t>
+      </w:r>
+      <w:r>
+        <w:br/>
+        <w:t>(Same student cannot enroll in same course twice)</w:t>
+      </w:r>
+    </w:p>
+    <w:p>
+      <w:pPr>
+        <w:numPr>
+          <w:ilvl w:val="0"/>
+          <w:numId w:val="23"/>
+        </w:numPr>
+      </w:pPr>
+      <w:r>
+        <w:t>Maintains proper Many-to-Many relationship</w:t>
+      </w:r>
+    </w:p>
+    <w:p>
+      <w:r>
+        <w:pict w14:anchorId="7F4A17D0">
+          <v:rect id="_x0000_i1150" style="width:0;height:1.5pt" o:hralign="center" o:hrstd="t" o:hr="t" fillcolor="#a0a0a0" stroked="f"/>
+        </w:pict>
+      </w:r>
+    </w:p>
+    <w:p>
+      <w:pPr>
+        <w:rPr>
+          <w:b/>
+          <w:bCs/>
+        </w:rPr>
+      </w:pPr>
+      <w:r>
+        <w:rPr>
+          <w:rFonts w:ascii="Segoe UI Emoji" w:hAnsi="Segoe UI Emoji" w:cs="Segoe UI Emoji"/>
+          <w:b/>
+          <w:bCs/>
+        </w:rPr>
+        <w:t>📘</w:t>
+      </w:r>
+      <w:r>
+        <w:rPr>
+          <w:b/>
+          <w:bCs/>
+        </w:rPr>
+        <w:t xml:space="preserve"> Final Structure Summary</w:t>
+      </w:r>
+    </w:p>
+    <w:p>
+      <w:r>
+        <w:lastRenderedPageBreak/>
+        <w:t>student (1)        student_course        course (1)</w:t>
+      </w:r>
+    </w:p>
+    <w:p>
+      <w:r>
+        <w:t>-------------      ----------------      -------------</w:t>
+      </w:r>
+    </w:p>
+    <w:p>
+      <w:r>
+        <w:t>id (PK)    ────</w:t>
+      </w:r>
+      <w:r>
+        <w:rPr>
+          <w:rFonts w:ascii="Cambria Math" w:hAnsi="Cambria Math" w:cs="Cambria Math"/>
+        </w:rPr>
+        <w:t>▶</w:t>
+      </w:r>
+      <w:r>
+        <w:t xml:space="preserve">   student_id (FK) </w:t>
+      </w:r>
+    </w:p>
+    <w:p>
+      <w:r>
+        <w:t xml:space="preserve">                    course_id  (FK)  </w:t>
+      </w:r>
+      <w:r>
+        <w:rPr>
+          <w:rFonts w:ascii="Cambria Math" w:hAnsi="Cambria Math" w:cs="Cambria Math"/>
+        </w:rPr>
+        <w:t>◀</w:t>
+      </w:r>
+      <w:r>
+        <w:rPr>
+          <w:rFonts w:ascii="Aptos" w:hAnsi="Aptos" w:cs="Aptos"/>
+        </w:rPr>
+        <w:t>───</w:t>
+      </w:r>
+      <w:r>
+        <w:t xml:space="preserve">  id (PK)</w:t>
+      </w:r>
+    </w:p>
+    <w:p>
+      <w:r>
+        <w:t>name                                         title</w:t>
+      </w:r>
+    </w:p>
+    <w:p>
+      <w:r>
+        <w:pict w14:anchorId="5880783A">
+          <v:rect id="_x0000_i1151" style="width:0;height:1.5pt" o:hralign="center" o:hrstd="t" o:hr="t" fillcolor="#a0a0a0" stroked="f"/>
+        </w:pict>
+      </w:r>
+    </w:p>
+    <w:p/>
+    <w:p>
+      <w:r>
+        <w:rPr>
+          <w:noProof/>
+        </w:rPr>
+        <mc:AlternateContent>
+          <mc:Choice Requires="aink">
+            <w:drawing>
+              <wp:anchor distT="0" distB="0" distL="114300" distR="114300" simplePos="0" relativeHeight="251743232" behindDoc="0" locked="0" layoutInCell="1" allowOverlap="1" wp14:anchorId="7A210F17" wp14:editId="2F06543A">
+                <wp:simplePos x="0" y="0"/>
+                <wp:positionH relativeFrom="column">
+                  <wp:posOffset>401378</wp:posOffset>
+                </wp:positionH>
+                <wp:positionV relativeFrom="paragraph">
+                  <wp:posOffset>370988</wp:posOffset>
+                </wp:positionV>
+                <wp:extent cx="360" cy="360"/>
+                <wp:effectExtent l="57150" t="38100" r="38100" b="57150"/>
+                <wp:wrapNone/>
+                <wp:docPr id="1894591083" name="Ink 49"/>
+                <wp:cNvGraphicFramePr/>
+                <a:graphic xmlns:a="http://schemas.openxmlformats.org/drawingml/2006/main">
+                  <a:graphicData uri="http://schemas.microsoft.com/office/word/2010/wordprocessingInk">
+                    <w14:contentPart bwMode="auto" r:id="rId37">
+                      <w14:nvContentPartPr>
+                        <w14:cNvContentPartPr/>
+                      </w14:nvContentPartPr>
+                      <w14:xfrm>
+                        <a:off x="0" y="0"/>
+                        <a:ext cx="360" cy="360"/>
+                      </w14:xfrm>
+                    </w14:contentPart>
+                  </a:graphicData>
+                </a:graphic>
+              </wp:anchor>
+            </w:drawing>
+          </mc:Choice>
+          <mc:Fallback>
+            <w:drawing>
+              <wp:anchor distT="0" distB="0" distL="114300" distR="114300" simplePos="0" relativeHeight="251743232" behindDoc="0" locked="0" layoutInCell="1" allowOverlap="1" wp14:anchorId="7A210F17" wp14:editId="2F06543A">
+                <wp:simplePos x="0" y="0"/>
+                <wp:positionH relativeFrom="column">
+                  <wp:posOffset>401378</wp:posOffset>
+                </wp:positionH>
+                <wp:positionV relativeFrom="paragraph">
+                  <wp:posOffset>370988</wp:posOffset>
+                </wp:positionV>
+                <wp:extent cx="360" cy="360"/>
+                <wp:effectExtent l="57150" t="38100" r="38100" b="57150"/>
+                <wp:wrapNone/>
+                <wp:docPr id="1894591083" name="Ink 49"/>
+                <wp:cNvGraphicFramePr/>
+                <a:graphic xmlns:a="http://schemas.openxmlformats.org/drawingml/2006/main">
+                  <a:graphicData uri="http://schemas.openxmlformats.org/drawingml/2006/picture">
+                    <pic:pic xmlns:pic="http://schemas.openxmlformats.org/drawingml/2006/picture">
+                      <pic:nvPicPr>
+                        <pic:cNvPr id="1894591083" name="Ink 49"/>
+                        <pic:cNvPicPr/>
+                      </pic:nvPicPr>
+                      <pic:blipFill>
+                        <a:blip r:embed="rId38"/>
+                        <a:stretch>
+                          <a:fillRect/>
+                        </a:stretch>
+                      </pic:blipFill>
+                      <pic:spPr>
+                        <a:xfrm>
+                          <a:off x="0" y="0"/>
+                          <a:ext cx="36000" cy="216000"/>
+                        </a:xfrm>
+                        <a:prstGeom prst="rect">
+                          <a:avLst/>
+                        </a:prstGeom>
+                      </pic:spPr>
+                    </pic:pic>
+                  </a:graphicData>
+                </a:graphic>
+              </wp:anchor>
+            </w:drawing>
+          </mc:Fallback>
+        </mc:AlternateContent>
+      </w:r>
+      <w:r>
+        <w:rPr>
+          <w:noProof/>
+        </w:rPr>
+        <mc:AlternateContent>
+          <mc:Choice Requires="aink">
+            <w:drawing>
+              <wp:anchor distT="0" distB="0" distL="114300" distR="114300" simplePos="0" relativeHeight="251742208" behindDoc="0" locked="0" layoutInCell="1" allowOverlap="1" wp14:anchorId="4E690006" wp14:editId="1CA9EA51">
+                <wp:simplePos x="0" y="0"/>
+                <wp:positionH relativeFrom="column">
+                  <wp:posOffset>456565</wp:posOffset>
+                </wp:positionH>
+                <wp:positionV relativeFrom="paragraph">
+                  <wp:posOffset>1090930</wp:posOffset>
+                </wp:positionV>
+                <wp:extent cx="4281805" cy="917575"/>
+                <wp:effectExtent l="0" t="57150" r="61595" b="53975"/>
+                <wp:wrapNone/>
+                <wp:docPr id="457807323" name="Ink 48"/>
+                <wp:cNvGraphicFramePr/>
+                <a:graphic xmlns:a="http://schemas.openxmlformats.org/drawingml/2006/main">
+                  <a:graphicData uri="http://schemas.microsoft.com/office/word/2010/wordprocessingInk">
+                    <w14:contentPart bwMode="auto" r:id="rId39">
+                      <w14:nvContentPartPr>
+                        <w14:cNvContentPartPr/>
+                      </w14:nvContentPartPr>
+                      <w14:xfrm>
+                        <a:off x="0" y="0"/>
+                        <a:ext cx="4281805" cy="917575"/>
+                      </w14:xfrm>
+                    </w14:contentPart>
+                  </a:graphicData>
+                </a:graphic>
+              </wp:anchor>
+            </w:drawing>
+          </mc:Choice>
+          <mc:Fallback>
+            <w:drawing>
+              <wp:anchor distT="0" distB="0" distL="114300" distR="114300" simplePos="0" relativeHeight="251742208" behindDoc="0" locked="0" layoutInCell="1" allowOverlap="1" wp14:anchorId="4E690006" wp14:editId="1CA9EA51">
+                <wp:simplePos x="0" y="0"/>
+                <wp:positionH relativeFrom="column">
+                  <wp:posOffset>456565</wp:posOffset>
+                </wp:positionH>
+                <wp:positionV relativeFrom="paragraph">
+                  <wp:posOffset>1090930</wp:posOffset>
+                </wp:positionV>
+                <wp:extent cx="4281805" cy="917575"/>
+                <wp:effectExtent l="0" t="57150" r="61595" b="53975"/>
+                <wp:wrapNone/>
+                <wp:docPr id="457807323" name="Ink 48"/>
+                <wp:cNvGraphicFramePr/>
+                <a:graphic xmlns:a="http://schemas.openxmlformats.org/drawingml/2006/main">
+                  <a:graphicData uri="http://schemas.openxmlformats.org/drawingml/2006/picture">
+                    <pic:pic xmlns:pic="http://schemas.openxmlformats.org/drawingml/2006/picture">
+                      <pic:nvPicPr>
+                        <pic:cNvPr id="457807323" name="Ink 48"/>
+                        <pic:cNvPicPr/>
+                      </pic:nvPicPr>
+                      <pic:blipFill>
+                        <a:blip r:embed="rId40"/>
+                        <a:stretch>
+                          <a:fillRect/>
+                        </a:stretch>
+                      </pic:blipFill>
+                      <pic:spPr>
+                        <a:xfrm>
+                          <a:off x="0" y="0"/>
+                          <a:ext cx="4317442" cy="1133115"/>
+                        </a:xfrm>
+                        <a:prstGeom prst="rect">
+                          <a:avLst/>
+                        </a:prstGeom>
+                      </pic:spPr>
+                    </pic:pic>
+                  </a:graphicData>
+                </a:graphic>
+              </wp:anchor>
+            </w:drawing>
+          </mc:Fallback>
+        </mc:AlternateContent>
+      </w:r>
+      <w:r>
+        <w:rPr>
+          <w:noProof/>
+        </w:rPr>
+        <mc:AlternateContent>
+          <mc:Choice Requires="aink">
+            <w:drawing>
+              <wp:anchor distT="0" distB="0" distL="114300" distR="114300" simplePos="0" relativeHeight="251739136" behindDoc="0" locked="0" layoutInCell="1" allowOverlap="1" wp14:anchorId="60530CEE" wp14:editId="6654633B">
+                <wp:simplePos x="0" y="0"/>
+                <wp:positionH relativeFrom="column">
+                  <wp:posOffset>306070</wp:posOffset>
+                </wp:positionH>
+                <wp:positionV relativeFrom="paragraph">
+                  <wp:posOffset>93345</wp:posOffset>
+                </wp:positionV>
+                <wp:extent cx="4174865" cy="1399540"/>
+                <wp:effectExtent l="0" t="57150" r="0" b="67310"/>
+                <wp:wrapNone/>
+                <wp:docPr id="650141981" name="Ink 45"/>
+                <wp:cNvGraphicFramePr/>
+                <a:graphic xmlns:a="http://schemas.openxmlformats.org/drawingml/2006/main">
+                  <a:graphicData uri="http://schemas.microsoft.com/office/word/2010/wordprocessingInk">
+                    <w14:contentPart bwMode="auto" r:id="rId41">
+                      <w14:nvContentPartPr>
+                        <w14:cNvContentPartPr/>
+                      </w14:nvContentPartPr>
+                      <w14:xfrm>
+                        <a:off x="0" y="0"/>
+                        <a:ext cx="4174865" cy="1399540"/>
+                      </w14:xfrm>
+                    </w14:contentPart>
+                  </a:graphicData>
+                </a:graphic>
+              </wp:anchor>
+            </w:drawing>
+          </mc:Choice>
+          <mc:Fallback>
+            <w:drawing>
+              <wp:anchor distT="0" distB="0" distL="114300" distR="114300" simplePos="0" relativeHeight="251739136" behindDoc="0" locked="0" layoutInCell="1" allowOverlap="1" wp14:anchorId="60530CEE" wp14:editId="6654633B">
+                <wp:simplePos x="0" y="0"/>
+                <wp:positionH relativeFrom="column">
+                  <wp:posOffset>306070</wp:posOffset>
+                </wp:positionH>
+                <wp:positionV relativeFrom="paragraph">
+                  <wp:posOffset>93345</wp:posOffset>
+                </wp:positionV>
+                <wp:extent cx="4174865" cy="1399540"/>
+                <wp:effectExtent l="0" t="57150" r="0" b="67310"/>
+                <wp:wrapNone/>
+                <wp:docPr id="650141981" name="Ink 45"/>
+                <wp:cNvGraphicFramePr/>
+                <a:graphic xmlns:a="http://schemas.openxmlformats.org/drawingml/2006/main">
+                  <a:graphicData uri="http://schemas.openxmlformats.org/drawingml/2006/picture">
+                    <pic:pic xmlns:pic="http://schemas.openxmlformats.org/drawingml/2006/picture">
+                      <pic:nvPicPr>
+                        <pic:cNvPr id="650141981" name="Ink 45"/>
+                        <pic:cNvPicPr/>
+                      </pic:nvPicPr>
+                      <pic:blipFill>
+                        <a:blip r:embed="rId42"/>
+                        <a:stretch>
+                          <a:fillRect/>
+                        </a:stretch>
+                      </pic:blipFill>
+                      <pic:spPr>
+                        <a:xfrm>
+                          <a:off x="0" y="0"/>
+                          <a:ext cx="4210505" cy="1615048"/>
+                        </a:xfrm>
+                        <a:prstGeom prst="rect">
+                          <a:avLst/>
+                        </a:prstGeom>
+                      </pic:spPr>
+                    </pic:pic>
+                  </a:graphicData>
+                </a:graphic>
+              </wp:anchor>
+            </w:drawing>
+          </mc:Fallback>
+        </mc:AlternateContent>
+      </w:r>
+      <w:r>
+        <w:rPr>
+          <w:noProof/>
+        </w:rPr>
+        <mc:AlternateContent>
+          <mc:Choice Requires="aink">
+            <w:drawing>
+              <wp:anchor distT="0" distB="0" distL="114300" distR="114300" simplePos="0" relativeHeight="251729920" behindDoc="0" locked="0" layoutInCell="1" allowOverlap="1" wp14:anchorId="0B5FFF16" wp14:editId="5DD1F7E8">
+                <wp:simplePos x="0" y="0"/>
+                <wp:positionH relativeFrom="column">
+                  <wp:posOffset>380858</wp:posOffset>
+                </wp:positionH>
+                <wp:positionV relativeFrom="paragraph">
+                  <wp:posOffset>-103492</wp:posOffset>
+                </wp:positionV>
+                <wp:extent cx="3953880" cy="597240"/>
+                <wp:effectExtent l="0" t="57150" r="66040" b="31750"/>
+                <wp:wrapNone/>
+                <wp:docPr id="461622154" name="Ink 36"/>
+                <wp:cNvGraphicFramePr/>
+                <a:graphic xmlns:a="http://schemas.openxmlformats.org/drawingml/2006/main">
+                  <a:graphicData uri="http://schemas.microsoft.com/office/word/2010/wordprocessingInk">
+                    <w14:contentPart bwMode="auto" r:id="rId43">
+                      <w14:nvContentPartPr>
+                        <w14:cNvContentPartPr/>
+                      </w14:nvContentPartPr>
+                      <w14:xfrm>
+                        <a:off x="0" y="0"/>
+                        <a:ext cx="3953880" cy="597240"/>
+                      </w14:xfrm>
+                    </w14:contentPart>
+                  </a:graphicData>
+                </a:graphic>
+              </wp:anchor>
+            </w:drawing>
+          </mc:Choice>
+          <mc:Fallback>
+            <w:drawing>
+              <wp:anchor distT="0" distB="0" distL="114300" distR="114300" simplePos="0" relativeHeight="251729920" behindDoc="0" locked="0" layoutInCell="1" allowOverlap="1" wp14:anchorId="0B5FFF16" wp14:editId="5DD1F7E8">
+                <wp:simplePos x="0" y="0"/>
+                <wp:positionH relativeFrom="column">
+                  <wp:posOffset>380858</wp:posOffset>
+                </wp:positionH>
+                <wp:positionV relativeFrom="paragraph">
+                  <wp:posOffset>-103492</wp:posOffset>
+                </wp:positionV>
+                <wp:extent cx="3953880" cy="597240"/>
+                <wp:effectExtent l="0" t="57150" r="66040" b="31750"/>
+                <wp:wrapNone/>
+                <wp:docPr id="461622154" name="Ink 36"/>
+                <wp:cNvGraphicFramePr/>
+                <a:graphic xmlns:a="http://schemas.openxmlformats.org/drawingml/2006/main">
+                  <a:graphicData uri="http://schemas.openxmlformats.org/drawingml/2006/picture">
+                    <pic:pic xmlns:pic="http://schemas.openxmlformats.org/drawingml/2006/picture">
+                      <pic:nvPicPr>
+                        <pic:cNvPr id="461622154" name="Ink 36"/>
+                        <pic:cNvPicPr/>
+                      </pic:nvPicPr>
+                      <pic:blipFill>
+                        <a:blip r:embed="rId44"/>
+                        <a:stretch>
+                          <a:fillRect/>
+                        </a:stretch>
+                      </pic:blipFill>
+                      <pic:spPr>
+                        <a:xfrm>
+                          <a:off x="0" y="0"/>
+                          <a:ext cx="3989520" cy="812880"/>
+                        </a:xfrm>
+                        <a:prstGeom prst="rect">
+                          <a:avLst/>
+                        </a:prstGeom>
+                      </pic:spPr>
+                    </pic:pic>
+                  </a:graphicData>
+                </a:graphic>
+              </wp:anchor>
+            </w:drawing>
+          </mc:Fallback>
+        </mc:AlternateContent>
+      </w:r>
+      <w:r>
+        <w:rPr>
+          <w:noProof/>
+        </w:rPr>
+        <mc:AlternateContent>
+          <mc:Choice Requires="wps">
+            <w:drawing>
+              <wp:anchor distT="0" distB="0" distL="114300" distR="114300" simplePos="0" relativeHeight="251728896" behindDoc="0" locked="0" layoutInCell="1" allowOverlap="1" wp14:anchorId="641125A6" wp14:editId="3D5B2FCE">
+                <wp:simplePos x="0" y="0"/>
+                <wp:positionH relativeFrom="column">
+                  <wp:posOffset>0</wp:posOffset>
+                </wp:positionH>
+                <wp:positionV relativeFrom="paragraph">
+                  <wp:posOffset>1052310</wp:posOffset>
+                </wp:positionV>
+                <wp:extent cx="450273" cy="491836"/>
+                <wp:effectExtent l="0" t="0" r="26035" b="22860"/>
+                <wp:wrapNone/>
+                <wp:docPr id="1225819948" name="Oval 7"/>
+                <wp:cNvGraphicFramePr/>
+                <a:graphic xmlns:a="http://schemas.openxmlformats.org/drawingml/2006/main">
+                  <a:graphicData uri="http://schemas.microsoft.com/office/word/2010/wordprocessingShape">
+                    <wps:wsp>
+                      <wps:cNvSpPr/>
+                      <wps:spPr>
+                        <a:xfrm>
+                          <a:off x="0" y="0"/>
+                          <a:ext cx="450273" cy="491836"/>
+                        </a:xfrm>
+                        <a:prstGeom prst="ellipse">
+                          <a:avLst/>
+                        </a:prstGeom>
+                      </wps:spPr>
+                      <wps:style>
+                        <a:lnRef idx="2">
+                          <a:schemeClr val="accent1">
+                            <a:shade val="15000"/>
+                          </a:schemeClr>
+                        </a:lnRef>
+                        <a:fillRef idx="1">
+                          <a:schemeClr val="accent1"/>
+                        </a:fillRef>
+                        <a:effectRef idx="0">
+                          <a:schemeClr val="accent1"/>
+                        </a:effectRef>
+                        <a:fontRef idx="minor">
+                          <a:schemeClr val="lt1"/>
+                        </a:fontRef>
+                      </wps:style>
+                      <wps:bodyPr rot="0" spcFirstLastPara="0" vertOverflow="overflow" horzOverflow="overflow" vert="horz" wrap="square" lIns="91440" tIns="45720" rIns="91440" bIns="45720" numCol="1" spcCol="0" rtlCol="0" fromWordArt="0" anchor="ctr" anchorCtr="0" forceAA="0" compatLnSpc="1">
+                        <a:prstTxWarp prst="textNoShape">
+                          <a:avLst/>
+                        </a:prstTxWarp>
+                        <a:noAutofit/>
+                      </wps:bodyPr>
+                    </wps:wsp>
+                  </a:graphicData>
+                </a:graphic>
+              </wp:anchor>
+            </w:drawing>
+          </mc:Choice>
+          <mc:Fallback>
+            <w:pict>
+              <v:oval w14:anchorId="4E11B334" id="Oval 7" o:spid="_x0000_s1026" style="position:absolute;margin-left:0;margin-top:82.85pt;width:35.45pt;height:38.75pt;z-index:251728896;visibility:visible;mso-wrap-style:square;mso-wrap-distance-left:9pt;mso-wrap-distance-top:0;mso-wrap-distance-right:9pt;mso-wrap-distance-bottom:0;mso-position-horizontal:absolute;mso-position-horizontal-relative:text;mso-position-vertical:absolute;mso-position-vertical-relative:text;v-text-anchor:middle" o:gfxdata="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" fillcolor="#156082 [3204]" strokecolor="#030e13 [484]" strokeweight="1pt">
+                <v:stroke joinstyle="miter"/>
+              </v:oval>
+            </w:pict>
+          </mc:Fallback>
+        </mc:AlternateContent>
+      </w:r>
+      <w:r>
+        <w:rPr>
+          <w:noProof/>
+        </w:rPr>
+        <mc:AlternateContent>
+          <mc:Choice Requires="wps">
+            <w:drawing>
+              <wp:anchor distT="0" distB="0" distL="114300" distR="114300" simplePos="0" relativeHeight="251724800" behindDoc="0" locked="0" layoutInCell="1" allowOverlap="1" wp14:anchorId="3645FAE8" wp14:editId="48E002C0">
+                <wp:simplePos x="0" y="0"/>
+                <wp:positionH relativeFrom="column">
+                  <wp:posOffset>4294909</wp:posOffset>
+                </wp:positionH>
+                <wp:positionV relativeFrom="paragraph">
+                  <wp:posOffset>1052310</wp:posOffset>
+                </wp:positionV>
+                <wp:extent cx="450273" cy="491836"/>
+                <wp:effectExtent l="0" t="0" r="26035" b="22860"/>
+                <wp:wrapNone/>
+                <wp:docPr id="1173965182" name="Oval 7"/>
+                <wp:cNvGraphicFramePr/>
+                <a:graphic xmlns:a="http://schemas.openxmlformats.org/drawingml/2006/main">
+                  <a:graphicData uri="http://schemas.microsoft.com/office/word/2010/wordprocessingShape">
+                    <wps:wsp>
+                      <wps:cNvSpPr/>
+                      <wps:spPr>
+                        <a:xfrm>
+                          <a:off x="0" y="0"/>
+                          <a:ext cx="450273" cy="491836"/>
+                        </a:xfrm>
+                        <a:prstGeom prst="ellipse">
+                          <a:avLst/>
+                        </a:prstGeom>
+                      </wps:spPr>
+                      <wps:style>
+                        <a:lnRef idx="2">
+                          <a:schemeClr val="accent1">
+                            <a:shade val="15000"/>
+                          </a:schemeClr>
+                        </a:lnRef>
+                        <a:fillRef idx="1">
+                          <a:schemeClr val="accent1"/>
+                        </a:fillRef>
+                        <a:effectRef idx="0">
+                          <a:schemeClr val="accent1"/>
+                        </a:effectRef>
+                        <a:fontRef idx="minor">
+                          <a:schemeClr val="lt1"/>
+                        </a:fontRef>
+                      </wps:style>
+                      <wps:txbx>
+                        <w:txbxContent>
+                          <w:p>
+                            <w:pPr>
+                              <w:ind w:left="0"/>
+                              <w:jc w:val="center"/>
+                            </w:pPr>
+                            <w:r>
+                              <w:t xml:space="preserve"> </w:t>
+                            </w:r>
+                          </w:p>
+                        </w:txbxContent>
+                      </wps:txbx>
+                      <wps:bodyPr rot="0" spcFirstLastPara="0" vertOverflow="overflow" horzOverflow="overflow" vert="horz" wrap="square" lIns="91440" tIns="45720" rIns="91440" bIns="45720" numCol="1" spcCol="0" rtlCol="0" fromWordArt="0" anchor="ctr" anchorCtr="0" forceAA="0" compatLnSpc="1">
+                        <a:prstTxWarp prst="textNoShape">
+                          <a:avLst/>
+                        </a:prstTxWarp>
+                        <a:noAutofit/>
+                      </wps:bodyPr>
+                    </wps:wsp>
+                  </a:graphicData>
+                </a:graphic>
+              </wp:anchor>
+            </w:drawing>
+          </mc:Choice>
+          <mc:Fallback>
+            <w:pict>
+              <v:oval w14:anchorId="3645FAE8" id="Oval 7" o:spid="_x0000_s1026" style="position:absolute;left:0;text-align:left;margin-left:338.2pt;margin-top:82.85pt;width:35.45pt;height:38.75pt;z-index:251724800;visibility:visible;mso-wrap-style:square;mso-wrap-distance-left:9pt;mso-wrap-distance-top:0;mso-wrap-distance-right:9pt;mso-wrap-distance-bottom:0;mso-position-horizontal:absolute;mso-position-horizontal-relative:text;mso-position-vertical:absolute;mso-position-vertical-relative:text;v-text-anchor:middle" o:gfxdata="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" fillcolor="#156082 [3204]" strokecolor="#030e13 [484]" strokeweight="1pt">
+                <v:stroke joinstyle="miter"/>
+                <v:textbox>
+                  <w:txbxContent>
+                    <w:p>
+                      <w:pPr>
+                        <w:ind w:left="0"/>
+                        <w:jc w:val="center"/>
+                      </w:pPr>
+                      <w:r>
+                        <w:t xml:space="preserve"> </w:t>
+                      </w:r>
+                    </w:p>
+                  </w:txbxContent>
+                </v:textbox>
+              </v:oval>
+            </w:pict>
+          </mc:Fallback>
+        </mc:AlternateContent>
+      </w:r>
+      <w:r>
+        <w:rPr>
+          <w:noProof/>
+        </w:rPr>
+        <mc:AlternateContent>
+          <mc:Choice Requires="wps">
+            <w:drawing>
+              <wp:anchor distT="0" distB="0" distL="114300" distR="114300" simplePos="0" relativeHeight="251726848" behindDoc="0" locked="0" layoutInCell="1" allowOverlap="1" wp14:anchorId="7AA51C7A" wp14:editId="7D91BA9C">
+                <wp:simplePos x="0" y="0"/>
+                <wp:positionH relativeFrom="column">
+                  <wp:posOffset>4232564</wp:posOffset>
+                </wp:positionH>
+                <wp:positionV relativeFrom="paragraph">
+                  <wp:posOffset>54783</wp:posOffset>
+                </wp:positionV>
+                <wp:extent cx="450273" cy="491836"/>
+                <wp:effectExtent l="0" t="0" r="26035" b="22860"/>
+                <wp:wrapNone/>
+                <wp:docPr id="1346122616" name="Oval 7"/>
+                <wp:cNvGraphicFramePr/>
+                <a:graphic xmlns:a="http://schemas.openxmlformats.org/drawingml/2006/main">
+                  <a:graphicData uri="http://schemas.microsoft.com/office/word/2010/wordprocessingShape">
+                    <wps:wsp>
+                      <wps:cNvSpPr/>
+                      <wps:spPr>
+                        <a:xfrm>
+                          <a:off x="0" y="0"/>
+                          <a:ext cx="450273" cy="491836"/>
+                        </a:xfrm>
+                        <a:prstGeom prst="ellipse">
+                          <a:avLst/>
+                        </a:prstGeom>
+                      </wps:spPr>
+                      <wps:style>
+                        <a:lnRef idx="2">
+                          <a:schemeClr val="accent1">
+                            <a:shade val="15000"/>
+                          </a:schemeClr>
+                        </a:lnRef>
+                        <a:fillRef idx="1">
+                          <a:schemeClr val="accent1"/>
+                        </a:fillRef>
+                        <a:effectRef idx="0">
+                          <a:schemeClr val="accent1"/>
+                        </a:effectRef>
+                        <a:fontRef idx="minor">
+                          <a:schemeClr val="lt1"/>
+                        </a:fontRef>
+                      </wps:style>
+                      <wps:txbx>
+                        <w:txbxContent>
+                          <w:p>
+                            <w:pPr>
+                              <w:ind w:left="0"/>
+                              <w:jc w:val="center"/>
+                            </w:pPr>
+                            <w:r>
+                              <w:t xml:space="preserve">                        </w:t>
+                            </w:r>
+                            <w:r>
+                              <w:rPr>
+                                <w:noProof/>
+                              </w:rPr>
+                              <w:drawing>
+                                <wp:inline distT="0" distB="0" distL="0" distR="0" wp14:anchorId="33E8429F" wp14:editId="16A066A2">
+                                  <wp:extent cx="122555" cy="133350"/>
+                                  <wp:effectExtent l="0" t="0" r="0" b="0"/>
+                                  <wp:docPr id="417323351" name="Picture 35"/>
+                                  <wp:cNvGraphicFramePr>
+                                    <a:graphicFrameLocks xmlns:a="http://schemas.openxmlformats.org/drawingml/2006/main" noChangeAspect="1"/>
+                                  </wp:cNvGraphicFramePr>
+                                  <a:graphic xmlns:a="http://schemas.openxmlformats.org/drawingml/2006/main">
+                                    <a:graphicData uri="http://schemas.openxmlformats.org/drawingml/2006/picture">
+                                      <pic:pic xmlns:pic="http://schemas.openxmlformats.org/drawingml/2006/picture">
+                                        <pic:nvPicPr>
+                                          <pic:cNvPr id="0" name="Picture 136"/>
+                                          <pic:cNvPicPr>
+                                            <a:picLocks noChangeAspect="1" noChangeArrowheads="1"/>
+                                          </pic:cNvPicPr>
+                                        </pic:nvPicPr>
+                                        <pic:blipFill>
+                                          <a:blip r:embed="rId45">
+                                            <a:extLst>
+                                              <a:ext uri="{28A0092B-C50C-407E-A947-70E740481C1C}">
+                                                <a14:useLocalDpi xmlns:a14="http://schemas.microsoft.com/office/drawing/2010/main" val="0"/>
+                                              </a:ext>
+                                            </a:extLst>
+                                          </a:blip>
+                                          <a:srcRect/>
+                                          <a:stretch>
+                                            <a:fillRect/>
+                                          </a:stretch>
+                                        </pic:blipFill>
+                                        <pic:spPr bwMode="auto">
+                                          <a:xfrm>
+                                            <a:off x="0" y="0"/>
+                                            <a:ext cx="122555" cy="133350"/>
+                                          </a:xfrm>
+                                          <a:prstGeom prst="rect">
+                                            <a:avLst/>
+                                          </a:prstGeom>
+                                          <a:noFill/>
+                                          <a:ln>
+                                            <a:noFill/>
+                                          </a:ln>
+                                        </pic:spPr>
+                                      </pic:pic>
+                                    </a:graphicData>
+                                  </a:graphic>
+                                </wp:inline>
+                              </w:drawing>
+                            </w:r>
+                          </w:p>
+                        </w:txbxContent>
+                      </wps:txbx>
+                      <wps:bodyPr rot="0" spcFirstLastPara="0" vertOverflow="overflow" horzOverflow="overflow" vert="horz" wrap="square" lIns="91440" tIns="45720" rIns="91440" bIns="45720" numCol="1" spcCol="0" rtlCol="0" fromWordArt="0" anchor="ctr" anchorCtr="0" forceAA="0" compatLnSpc="1">
+                        <a:prstTxWarp prst="textNoShape">
+                          <a:avLst/>
+                        </a:prstTxWarp>
+                        <a:noAutofit/>
+                      </wps:bodyPr>
+                    </wps:wsp>
+                  </a:graphicData>
+                </a:graphic>
+              </wp:anchor>
+            </w:drawing>
+          </mc:Choice>
+          <mc:Fallback>
+            <w:pict>
+              <v:oval w14:anchorId="7AA51C7A" id="_x0000_s1027" style="position:absolute;left:0;text-align:left;margin-left:333.25pt;margin-top:4.3pt;width:35.45pt;height:38.75pt;z-index:251726848;visibility:visible;mso-wrap-style:square;mso-wrap-distance-left:9pt;mso-wrap-distance-top:0;mso-wrap-distance-right:9pt;mso-wrap-distance-bottom:0;mso-position-horizontal:absolute;mso-position-horizontal-relative:text;mso-position-vertical:absolute;mso-position-vertical-relative:text;v-text-anchor:middle" o:gfxdata="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" fillcolor="#156082 [3204]" strokecolor="#030e13 [484]" strokeweight="1pt">
+                <v:stroke joinstyle="miter"/>
+                <v:textbox>
+                  <w:txbxContent>
+                    <w:p>
+                      <w:pPr>
+                        <w:ind w:left="0"/>
+                        <w:jc w:val="center"/>
+                      </w:pPr>
+                      <w:r>
+                        <w:t xml:space="preserve">                        </w:t>
+                      </w:r>
+                      <w:r>
+                        <w:rPr>
+                          <w:noProof/>
+                        </w:rPr>
+                        <w:drawing>
+                          <wp:inline distT="0" distB="0" distL="0" distR="0" wp14:anchorId="33E8429F" wp14:editId="16A066A2">
+                            <wp:extent cx="122555" cy="133350"/>
+                            <wp:effectExtent l="0" t="0" r="0" b="0"/>
+                            <wp:docPr id="417323351" name="Picture 35"/>
+                            <wp:cNvGraphicFramePr>
+                              <a:graphicFrameLocks xmlns:a="http://schemas.openxmlformats.org/drawingml/2006/main" noChangeAspect="1"/>
+                            </wp:cNvGraphicFramePr>
+                            <a:graphic xmlns:a="http://schemas.openxmlformats.org/drawingml/2006/main">
+                              <a:graphicData uri="http://schemas.openxmlformats.org/drawingml/2006/picture">
+                                <pic:pic xmlns:pic="http://schemas.openxmlformats.org/drawingml/2006/picture">
+                                  <pic:nvPicPr>
+                                    <pic:cNvPr id="0" name="Picture 136"/>
+                                    <pic:cNvPicPr>
+                                      <a:picLocks noChangeAspect="1" noChangeArrowheads="1"/>
+                                    </pic:cNvPicPr>
+                                  </pic:nvPicPr>
+                                  <pic:blipFill>
+                                    <a:blip r:embed="rId45">
+                                      <a:extLst>
+                                        <a:ext uri="{28A0092B-C50C-407E-A947-70E740481C1C}">
+                                          <a14:useLocalDpi xmlns:a14="http://schemas.microsoft.com/office/drawing/2010/main" val="0"/>
+                                        </a:ext>
+                                      </a:extLst>
+                                    </a:blip>
+                                    <a:srcRect/>
+                                    <a:stretch>
+                                      <a:fillRect/>
+                                    </a:stretch>
+                                  </pic:blipFill>
+                                  <pic:spPr bwMode="auto">
+                                    <a:xfrm>
+                                      <a:off x="0" y="0"/>
+                                      <a:ext cx="122555" cy="133350"/>
+                                    </a:xfrm>
+                                    <a:prstGeom prst="rect">
+                                      <a:avLst/>
+                                    </a:prstGeom>
+                                    <a:noFill/>
+                                    <a:ln>
+                                      <a:noFill/>
+                                    </a:ln>
+                                  </pic:spPr>
+                                </pic:pic>
+                              </a:graphicData>
+                            </a:graphic>
+                          </wp:inline>
+                        </w:drawing>
+                      </w:r>
+                    </w:p>
+                  </w:txbxContent>
+                </v:textbox>
+              </v:oval>
+            </w:pict>
+          </mc:Fallback>
+        </mc:AlternateContent>
+      </w:r>
+      <w:r>
+        <w:rPr>
+          <w:noProof/>
+        </w:rPr>
+        <mc:AlternateContent>
+          <mc:Choice Requires="wps">
+            <w:drawing>
+              <wp:anchor distT="0" distB="0" distL="114300" distR="114300" simplePos="0" relativeHeight="251722752" behindDoc="0" locked="0" layoutInCell="1" allowOverlap="1" wp14:anchorId="54A552CB" wp14:editId="65660B16">
+                <wp:simplePos x="0" y="0"/>
+                <wp:positionH relativeFrom="column">
+                  <wp:posOffset>0</wp:posOffset>
+                </wp:positionH>
+                <wp:positionV relativeFrom="paragraph">
+                  <wp:posOffset>-635</wp:posOffset>
+                </wp:positionV>
+                <wp:extent cx="450273" cy="491836"/>
+                <wp:effectExtent l="0" t="0" r="26035" b="22860"/>
+                <wp:wrapNone/>
+                <wp:docPr id="1668900730" name="Oval 7"/>
+                <wp:cNvGraphicFramePr/>
+                <a:graphic xmlns:a="http://schemas.openxmlformats.org/drawingml/2006/main">
+                  <a:graphicData uri="http://schemas.microsoft.com/office/word/2010/wordprocessingShape">
+                    <wps:wsp>
+                      <wps:cNvSpPr/>
+                      <wps:spPr>
+                        <a:xfrm>
+                          <a:off x="0" y="0"/>
+                          <a:ext cx="450273" cy="491836"/>
+                        </a:xfrm>
+                        <a:prstGeom prst="ellipse">
+                          <a:avLst/>
+                        </a:prstGeom>
+                      </wps:spPr>
+                      <wps:style>
+                        <a:lnRef idx="2">
+                          <a:schemeClr val="accent1">
+                            <a:shade val="15000"/>
+                          </a:schemeClr>
+                        </a:lnRef>
+                        <a:fillRef idx="1">
+                          <a:schemeClr val="accent1"/>
+                        </a:fillRef>
+                        <a:effectRef idx="0">
+                          <a:schemeClr val="accent1"/>
+                        </a:effectRef>
+                        <a:fontRef idx="minor">
+                          <a:schemeClr val="lt1"/>
+                        </a:fontRef>
+                      </wps:style>
+                      <wps:bodyPr rot="0" spcFirstLastPara="0" vertOverflow="overflow" horzOverflow="overflow" vert="horz" wrap="square" lIns="91440" tIns="45720" rIns="91440" bIns="45720" numCol="1" spcCol="0" rtlCol="0" fromWordArt="0" anchor="ctr" anchorCtr="0" forceAA="0" compatLnSpc="1">
+                        <a:prstTxWarp prst="textNoShape">
+                          <a:avLst/>
+                        </a:prstTxWarp>
+                        <a:noAutofit/>
+                      </wps:bodyPr>
+                    </wps:wsp>
+                  </a:graphicData>
+                </a:graphic>
+              </wp:anchor>
+            </w:drawing>
+          </mc:Choice>
+          <mc:Fallback>
+            <w:pict>
+              <v:oval w14:anchorId="61526A83" id="Oval 7" o:spid="_x0000_s1026" style="position:absolute;margin-left:0;margin-top:-.05pt;width:35.45pt;height:38.75pt;z-index:251722752;visibility:visible;mso-wrap-style:square;mso-wrap-distance-left:9pt;mso-wrap-distance-top:0;mso-wrap-distance-right:9pt;mso-wrap-distance-bottom:0;mso-position-horizontal:absolute;mso-position-horizontal-relative:text;mso-position-vertical:absolute;mso-position-vertical-relative:text;v-text-anchor:middle" o:gfxdata="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" fillcolor="#156082 [3204]" strokecolor="#030e13 [484]" strokeweight="1pt">
+                <v:stroke joinstyle="miter"/>
+              </v:oval>
+            </w:pict>
+          </mc:Fallback>
+        </mc:AlternateContent>
+      </w:r>
+      <w:r>
+        <w:t xml:space="preserve">                      </w:t>
+      </w:r>
+      <w:r>
+        <w:t xml:space="preserve"> </w:t>
+      </w:r>
+      <w:r>
+        <w:t xml:space="preserve">        </w:t>
+      </w:r>
     </w:p>
     <w:sectPr>
       <w:pgSz w:w="12240" w:h="15840"/>
@@ -5173,6 +9785,155 @@
     </w:lvl>
   </w:abstractNum>
   <w:abstractNum w:abstractNumId="1" w15:restartNumberingAfterBreak="0">
+    <w:nsid w:val="0A841601"/>
+    <w:multiLevelType w:val="multilevel"/>
+    <w:tmpl w:val="CEECC264"/>
+    <w:lvl w:ilvl="0">
+      <w:start w:val="1"/>
+      <w:numFmt w:val="bullet"/>
+      <w:lvlText w:val=""/>
+      <w:lvlJc w:val="left"/>
+      <w:pPr>
+        <w:tabs>
+          <w:tab w:val="num" w:pos="720"/>
+        </w:tabs>
+        <w:ind w:left="720" w:hanging="360"/>
+      </w:pPr>
+      <w:rPr>
+        <w:rFonts w:ascii="Symbol" w:hAnsi="Symbol" w:hint="default"/>
+        <w:sz w:val="20"/>
+      </w:rPr>
+    </w:lvl>
+    <w:lvl w:ilvl="1" w:tentative="1">
+      <w:start w:val="1"/>
+      <w:numFmt w:val="bullet"/>
+      <w:lvlText w:val="o"/>
+      <w:lvlJc w:val="left"/>
+      <w:pPr>
+        <w:tabs>
+          <w:tab w:val="num" w:pos="1440"/>
+        </w:tabs>
+        <w:ind w:left="1440" w:hanging="360"/>
+      </w:pPr>
+      <w:rPr>
+        <w:rFonts w:ascii="Courier New" w:hAnsi="Courier New" w:hint="default"/>
+        <w:sz w:val="20"/>
+      </w:rPr>
+    </w:lvl>
+    <w:lvl w:ilvl="2" w:tentative="1">
+      <w:start w:val="1"/>
+      <w:numFmt w:val="bullet"/>
+      <w:lvlText w:val=""/>
+      <w:lvlJc w:val="left"/>
+      <w:pPr>
+        <w:tabs>
+          <w:tab w:val="num" w:pos="2160"/>
+        </w:tabs>
+        <w:ind w:left="2160" w:hanging="360"/>
+      </w:pPr>
+      <w:rPr>
+        <w:rFonts w:ascii="Wingdings" w:hAnsi="Wingdings" w:hint="default"/>
+        <w:sz w:val="20"/>
+      </w:rPr>
+    </w:lvl>
+    <w:lvl w:ilvl="3" w:tentative="1">
+      <w:start w:val="1"/>
+      <w:numFmt w:val="bullet"/>
+      <w:lvlText w:val=""/>
+      <w:lvlJc w:val="left"/>
+      <w:pPr>
+        <w:tabs>
+          <w:tab w:val="num" w:pos="2880"/>
+        </w:tabs>
+        <w:ind w:left="2880" w:hanging="360"/>
+      </w:pPr>
+      <w:rPr>
+        <w:rFonts w:ascii="Wingdings" w:hAnsi="Wingdings" w:hint="default"/>
+        <w:sz w:val="20"/>
+      </w:rPr>
+    </w:lvl>
+    <w:lvl w:ilvl="4" w:tentative="1">
+      <w:start w:val="1"/>
+      <w:numFmt w:val="bullet"/>
+      <w:lvlText w:val=""/>
+      <w:lvlJc w:val="left"/>
+      <w:pPr>
+        <w:tabs>
+          <w:tab w:val="num" w:pos="3600"/>
+        </w:tabs>
+        <w:ind w:left="3600" w:hanging="360"/>
+      </w:pPr>
+      <w:rPr>
+        <w:rFonts w:ascii="Wingdings" w:hAnsi="Wingdings" w:hint="default"/>
+        <w:sz w:val="20"/>
+      </w:rPr>
+    </w:lvl>
+    <w:lvl w:ilvl="5" w:tentative="1">
+      <w:start w:val="1"/>
+      <w:numFmt w:val="bullet"/>
+      <w:lvlText w:val=""/>
+      <w:lvlJc w:val="left"/>
+      <w:pPr>
+        <w:tabs>
+          <w:tab w:val="num" w:pos="4320"/>
+        </w:tabs>
+        <w:ind w:left="4320" w:hanging="360"/>
+      </w:pPr>
+      <w:rPr>
+        <w:rFonts w:ascii="Wingdings" w:hAnsi="Wingdings" w:hint="default"/>
+        <w:sz w:val="20"/>
+      </w:rPr>
+    </w:lvl>
+    <w:lvl w:ilvl="6" w:tentative="1">
+      <w:start w:val="1"/>
+      <w:numFmt w:val="bullet"/>
+      <w:lvlText w:val=""/>
+      <w:lvlJc w:val="left"/>
+      <w:pPr>
+        <w:tabs>
+          <w:tab w:val="num" w:pos="5040"/>
+        </w:tabs>
+        <w:ind w:left="5040" w:hanging="360"/>
+      </w:pPr>
+      <w:rPr>
+        <w:rFonts w:ascii="Wingdings" w:hAnsi="Wingdings" w:hint="default"/>
+        <w:sz w:val="20"/>
+      </w:rPr>
+    </w:lvl>
+    <w:lvl w:ilvl="7" w:tentative="1">
+      <w:start w:val="1"/>
+      <w:numFmt w:val="bullet"/>
+      <w:lvlText w:val=""/>
+      <w:lvlJc w:val="left"/>
+      <w:pPr>
+        <w:tabs>
+          <w:tab w:val="num" w:pos="5760"/>
+        </w:tabs>
+        <w:ind w:left="5760" w:hanging="360"/>
+      </w:pPr>
+      <w:rPr>
+        <w:rFonts w:ascii="Wingdings" w:hAnsi="Wingdings" w:hint="default"/>
+        <w:sz w:val="20"/>
+      </w:rPr>
+    </w:lvl>
+    <w:lvl w:ilvl="8" w:tentative="1">
+      <w:start w:val="1"/>
+      <w:numFmt w:val="bullet"/>
+      <w:lvlText w:val=""/>
+      <w:lvlJc w:val="left"/>
+      <w:pPr>
+        <w:tabs>
+          <w:tab w:val="num" w:pos="6480"/>
+        </w:tabs>
+        <w:ind w:left="6480" w:hanging="360"/>
+      </w:pPr>
+      <w:rPr>
+        <w:rFonts w:ascii="Wingdings" w:hAnsi="Wingdings" w:hint="default"/>
+        <w:sz w:val="20"/>
+      </w:rPr>
+    </w:lvl>
+  </w:abstractNum>
+  <w:abstractNum w:abstractNumId="2" w15:restartNumberingAfterBreak="0">
     <w:nsid w:val="0F241490"/>
     <w:multiLevelType w:val="multilevel"/>
     <w:tmpl w:val="FECC7034"/>
@@ -5321,7 +10082,7 @@
       </w:rPr>
     </w:lvl>
   </w:abstractNum>
-  <w:abstractNum w:abstractNumId="2" w15:restartNumberingAfterBreak="0">
+  <w:abstractNum w:abstractNumId="3" w15:restartNumberingAfterBreak="0">
     <w:nsid w:val="128A6111"/>
     <w:multiLevelType w:val="hybridMultilevel"/>
     <w:tmpl w:val="2ED4F40C"/>
@@ -5407,7 +10168,7 @@
       </w:pPr>
     </w:lvl>
   </w:abstractNum>
-  <w:abstractNum w:abstractNumId="3" w15:restartNumberingAfterBreak="0">
+  <w:abstractNum w:abstractNumId="4" w15:restartNumberingAfterBreak="0">
     <w:nsid w:val="12F91004"/>
     <w:multiLevelType w:val="multilevel"/>
     <w:tmpl w:val="2CBA3496"/>
@@ -5556,7 +10317,7 @@
       </w:rPr>
     </w:lvl>
   </w:abstractNum>
-  <w:abstractNum w:abstractNumId="4" w15:restartNumberingAfterBreak="0">
+  <w:abstractNum w:abstractNumId="5" w15:restartNumberingAfterBreak="0">
     <w:nsid w:val="15785AC3"/>
     <w:multiLevelType w:val="multilevel"/>
     <w:tmpl w:val="7082931E"/>
@@ -5705,7 +10466,7 @@
       </w:rPr>
     </w:lvl>
   </w:abstractNum>
-  <w:abstractNum w:abstractNumId="5" w15:restartNumberingAfterBreak="0">
+  <w:abstractNum w:abstractNumId="6" w15:restartNumberingAfterBreak="0">
     <w:nsid w:val="16736B55"/>
     <w:multiLevelType w:val="multilevel"/>
     <w:tmpl w:val="E702BEA4"/>
@@ -5818,7 +10579,7 @@
       </w:pPr>
     </w:lvl>
   </w:abstractNum>
-  <w:abstractNum w:abstractNumId="6" w15:restartNumberingAfterBreak="0">
+  <w:abstractNum w:abstractNumId="7" w15:restartNumberingAfterBreak="0">
     <w:nsid w:val="33632CA0"/>
     <w:multiLevelType w:val="multilevel"/>
     <w:tmpl w:val="5DD0865C"/>
@@ -5967,7 +10728,7 @@
       </w:rPr>
     </w:lvl>
   </w:abstractNum>
-  <w:abstractNum w:abstractNumId="7" w15:restartNumberingAfterBreak="0">
+  <w:abstractNum w:abstractNumId="8" w15:restartNumberingAfterBreak="0">
     <w:nsid w:val="3F781E19"/>
     <w:multiLevelType w:val="multilevel"/>
     <w:tmpl w:val="980C7146"/>
@@ -6116,7 +10877,7 @@
       </w:rPr>
     </w:lvl>
   </w:abstractNum>
-  <w:abstractNum w:abstractNumId="8" w15:restartNumberingAfterBreak="0">
+  <w:abstractNum w:abstractNumId="9" w15:restartNumberingAfterBreak="0">
     <w:nsid w:val="422B279F"/>
     <w:multiLevelType w:val="multilevel"/>
     <w:tmpl w:val="4BC29E8C"/>
@@ -6265,7 +11026,7 @@
       </w:rPr>
     </w:lvl>
   </w:abstractNum>
-  <w:abstractNum w:abstractNumId="9" w15:restartNumberingAfterBreak="0">
+  <w:abstractNum w:abstractNumId="10" w15:restartNumberingAfterBreak="0">
     <w:nsid w:val="429D3363"/>
     <w:multiLevelType w:val="hybridMultilevel"/>
     <w:tmpl w:val="1FDA48BC"/>
@@ -6378,7 +11139,7 @@
       </w:rPr>
     </w:lvl>
   </w:abstractNum>
-  <w:abstractNum w:abstractNumId="10" w15:restartNumberingAfterBreak="0">
+  <w:abstractNum w:abstractNumId="11" w15:restartNumberingAfterBreak="0">
     <w:nsid w:val="4B680DE9"/>
     <w:multiLevelType w:val="multilevel"/>
     <w:tmpl w:val="B136FD26"/>
@@ -6527,7 +11288,156 @@
       </w:rPr>
     </w:lvl>
   </w:abstractNum>
-  <w:abstractNum w:abstractNumId="11" w15:restartNumberingAfterBreak="0">
+  <w:abstractNum w:abstractNumId="12" w15:restartNumberingAfterBreak="0">
+    <w:nsid w:val="4ED21EAC"/>
+    <w:multiLevelType w:val="multilevel"/>
+    <w:tmpl w:val="EC2CD722"/>
+    <w:lvl w:ilvl="0">
+      <w:start w:val="1"/>
+      <w:numFmt w:val="bullet"/>
+      <w:lvlText w:val=""/>
+      <w:lvlJc w:val="left"/>
+      <w:pPr>
+        <w:tabs>
+          <w:tab w:val="num" w:pos="720"/>
+        </w:tabs>
+        <w:ind w:left="720" w:hanging="360"/>
+      </w:pPr>
+      <w:rPr>
+        <w:rFonts w:ascii="Symbol" w:hAnsi="Symbol" w:hint="default"/>
+        <w:sz w:val="20"/>
+      </w:rPr>
+    </w:lvl>
+    <w:lvl w:ilvl="1" w:tentative="1">
+      <w:start w:val="1"/>
+      <w:numFmt w:val="bullet"/>
+      <w:lvlText w:val="o"/>
+      <w:lvlJc w:val="left"/>
+      <w:pPr>
+        <w:tabs>
+          <w:tab w:val="num" w:pos="1440"/>
+        </w:tabs>
+        <w:ind w:left="1440" w:hanging="360"/>
+      </w:pPr>
+      <w:rPr>
+        <w:rFonts w:ascii="Courier New" w:hAnsi="Courier New" w:hint="default"/>
+        <w:sz w:val="20"/>
+      </w:rPr>
+    </w:lvl>
+    <w:lvl w:ilvl="2" w:tentative="1">
+      <w:start w:val="1"/>
+      <w:numFmt w:val="bullet"/>
+      <w:lvlText w:val=""/>
+      <w:lvlJc w:val="left"/>
+      <w:pPr>
+        <w:tabs>
+          <w:tab w:val="num" w:pos="2160"/>
+        </w:tabs>
+        <w:ind w:left="2160" w:hanging="360"/>
+      </w:pPr>
+      <w:rPr>
+        <w:rFonts w:ascii="Wingdings" w:hAnsi="Wingdings" w:hint="default"/>
+        <w:sz w:val="20"/>
+      </w:rPr>
+    </w:lvl>
+    <w:lvl w:ilvl="3" w:tentative="1">
+      <w:start w:val="1"/>
+      <w:numFmt w:val="bullet"/>
+      <w:lvlText w:val=""/>
+      <w:lvlJc w:val="left"/>
+      <w:pPr>
+        <w:tabs>
+          <w:tab w:val="num" w:pos="2880"/>
+        </w:tabs>
+        <w:ind w:left="2880" w:hanging="360"/>
+      </w:pPr>
+      <w:rPr>
+        <w:rFonts w:ascii="Wingdings" w:hAnsi="Wingdings" w:hint="default"/>
+        <w:sz w:val="20"/>
+      </w:rPr>
+    </w:lvl>
+    <w:lvl w:ilvl="4" w:tentative="1">
+      <w:start w:val="1"/>
+      <w:numFmt w:val="bullet"/>
+      <w:lvlText w:val=""/>
+      <w:lvlJc w:val="left"/>
+      <w:pPr>
+        <w:tabs>
+          <w:tab w:val="num" w:pos="3600"/>
+        </w:tabs>
+        <w:ind w:left="3600" w:hanging="360"/>
+      </w:pPr>
+      <w:rPr>
+        <w:rFonts w:ascii="Wingdings" w:hAnsi="Wingdings" w:hint="default"/>
+        <w:sz w:val="20"/>
+      </w:rPr>
+    </w:lvl>
+    <w:lvl w:ilvl="5" w:tentative="1">
+      <w:start w:val="1"/>
+      <w:numFmt w:val="bullet"/>
+      <w:lvlText w:val=""/>
+      <w:lvlJc w:val="left"/>
+      <w:pPr>
+        <w:tabs>
+          <w:tab w:val="num" w:pos="4320"/>
+        </w:tabs>
+        <w:ind w:left="4320" w:hanging="360"/>
+      </w:pPr>
+      <w:rPr>
+        <w:rFonts w:ascii="Wingdings" w:hAnsi="Wingdings" w:hint="default"/>
+        <w:sz w:val="20"/>
+      </w:rPr>
+    </w:lvl>
+    <w:lvl w:ilvl="6" w:tentative="1">
+      <w:start w:val="1"/>
+      <w:numFmt w:val="bullet"/>
+      <w:lvlText w:val=""/>
+      <w:lvlJc w:val="left"/>
+      <w:pPr>
+        <w:tabs>
+          <w:tab w:val="num" w:pos="5040"/>
+        </w:tabs>
+        <w:ind w:left="5040" w:hanging="360"/>
+      </w:pPr>
+      <w:rPr>
+        <w:rFonts w:ascii="Wingdings" w:hAnsi="Wingdings" w:hint="default"/>
+        <w:sz w:val="20"/>
+      </w:rPr>
+    </w:lvl>
+    <w:lvl w:ilvl="7" w:tentative="1">
+      <w:start w:val="1"/>
+      <w:numFmt w:val="bullet"/>
+      <w:lvlText w:val=""/>
+      <w:lvlJc w:val="left"/>
+      <w:pPr>
+        <w:tabs>
+          <w:tab w:val="num" w:pos="5760"/>
+        </w:tabs>
+        <w:ind w:left="5760" w:hanging="360"/>
+      </w:pPr>
+      <w:rPr>
+        <w:rFonts w:ascii="Wingdings" w:hAnsi="Wingdings" w:hint="default"/>
+        <w:sz w:val="20"/>
+      </w:rPr>
+    </w:lvl>
+    <w:lvl w:ilvl="8" w:tentative="1">
+      <w:start w:val="1"/>
+      <w:numFmt w:val="bullet"/>
+      <w:lvlText w:val=""/>
+      <w:lvlJc w:val="left"/>
+      <w:pPr>
+        <w:tabs>
+          <w:tab w:val="num" w:pos="6480"/>
+        </w:tabs>
+        <w:ind w:left="6480" w:hanging="360"/>
+      </w:pPr>
+      <w:rPr>
+        <w:rFonts w:ascii="Wingdings" w:hAnsi="Wingdings" w:hint="default"/>
+        <w:sz w:val="20"/>
+      </w:rPr>
+    </w:lvl>
+  </w:abstractNum>
+  <w:abstractNum w:abstractNumId="13" w15:restartNumberingAfterBreak="0">
     <w:nsid w:val="62924F31"/>
     <w:multiLevelType w:val="multilevel"/>
     <w:tmpl w:val="A2F044BA"/>
@@ -6676,7 +11586,156 @@
       </w:rPr>
     </w:lvl>
   </w:abstractNum>
-  <w:abstractNum w:abstractNumId="12" w15:restartNumberingAfterBreak="0">
+  <w:abstractNum w:abstractNumId="14" w15:restartNumberingAfterBreak="0">
+    <w:nsid w:val="62B47225"/>
+    <w:multiLevelType w:val="multilevel"/>
+    <w:tmpl w:val="9E12AC78"/>
+    <w:lvl w:ilvl="0">
+      <w:start w:val="1"/>
+      <w:numFmt w:val="bullet"/>
+      <w:lvlText w:val=""/>
+      <w:lvlJc w:val="left"/>
+      <w:pPr>
+        <w:tabs>
+          <w:tab w:val="num" w:pos="720"/>
+        </w:tabs>
+        <w:ind w:left="720" w:hanging="360"/>
+      </w:pPr>
+      <w:rPr>
+        <w:rFonts w:ascii="Symbol" w:hAnsi="Symbol" w:hint="default"/>
+        <w:sz w:val="20"/>
+      </w:rPr>
+    </w:lvl>
+    <w:lvl w:ilvl="1" w:tentative="1">
+      <w:start w:val="1"/>
+      <w:numFmt w:val="bullet"/>
+      <w:lvlText w:val="o"/>
+      <w:lvlJc w:val="left"/>
+      <w:pPr>
+        <w:tabs>
+          <w:tab w:val="num" w:pos="1440"/>
+        </w:tabs>
+        <w:ind w:left="1440" w:hanging="360"/>
+      </w:pPr>
+      <w:rPr>
+        <w:rFonts w:ascii="Courier New" w:hAnsi="Courier New" w:hint="default"/>
+        <w:sz w:val="20"/>
+      </w:rPr>
+    </w:lvl>
+    <w:lvl w:ilvl="2" w:tentative="1">
+      <w:start w:val="1"/>
+      <w:numFmt w:val="bullet"/>
+      <w:lvlText w:val=""/>
+      <w:lvlJc w:val="left"/>
+      <w:pPr>
+        <w:tabs>
+          <w:tab w:val="num" w:pos="2160"/>
+        </w:tabs>
+        <w:ind w:left="2160" w:hanging="360"/>
+      </w:pPr>
+      <w:rPr>
+        <w:rFonts w:ascii="Wingdings" w:hAnsi="Wingdings" w:hint="default"/>
+        <w:sz w:val="20"/>
+      </w:rPr>
+    </w:lvl>
+    <w:lvl w:ilvl="3" w:tentative="1">
+      <w:start w:val="1"/>
+      <w:numFmt w:val="bullet"/>
+      <w:lvlText w:val=""/>
+      <w:lvlJc w:val="left"/>
+      <w:pPr>
+        <w:tabs>
+          <w:tab w:val="num" w:pos="2880"/>
+        </w:tabs>
+        <w:ind w:left="2880" w:hanging="360"/>
+      </w:pPr>
+      <w:rPr>
+        <w:rFonts w:ascii="Wingdings" w:hAnsi="Wingdings" w:hint="default"/>
+        <w:sz w:val="20"/>
+      </w:rPr>
+    </w:lvl>
+    <w:lvl w:ilvl="4" w:tentative="1">
+      <w:start w:val="1"/>
+      <w:numFmt w:val="bullet"/>
+      <w:lvlText w:val=""/>
+      <w:lvlJc w:val="left"/>
+      <w:pPr>
+        <w:tabs>
+          <w:tab w:val="num" w:pos="3600"/>
+        </w:tabs>
+        <w:ind w:left="3600" w:hanging="360"/>
+      </w:pPr>
+      <w:rPr>
+        <w:rFonts w:ascii="Wingdings" w:hAnsi="Wingdings" w:hint="default"/>
+        <w:sz w:val="20"/>
+      </w:rPr>
+    </w:lvl>
+    <w:lvl w:ilvl="5" w:tentative="1">
+      <w:start w:val="1"/>
+      <w:numFmt w:val="bullet"/>
+      <w:lvlText w:val=""/>
+      <w:lvlJc w:val="left"/>
+      <w:pPr>
+        <w:tabs>
+          <w:tab w:val="num" w:pos="4320"/>
+        </w:tabs>
+        <w:ind w:left="4320" w:hanging="360"/>
+      </w:pPr>
+      <w:rPr>
+        <w:rFonts w:ascii="Wingdings" w:hAnsi="Wingdings" w:hint="default"/>
+        <w:sz w:val="20"/>
+      </w:rPr>
+    </w:lvl>
+    <w:lvl w:ilvl="6" w:tentative="1">
+      <w:start w:val="1"/>
+      <w:numFmt w:val="bullet"/>
+      <w:lvlText w:val=""/>
+      <w:lvlJc w:val="left"/>
+      <w:pPr>
+        <w:tabs>
+          <w:tab w:val="num" w:pos="5040"/>
+        </w:tabs>
+        <w:ind w:left="5040" w:hanging="360"/>
+      </w:pPr>
+      <w:rPr>
+        <w:rFonts w:ascii="Wingdings" w:hAnsi="Wingdings" w:hint="default"/>
+        <w:sz w:val="20"/>
+      </w:rPr>
+    </w:lvl>
+    <w:lvl w:ilvl="7" w:tentative="1">
+      <w:start w:val="1"/>
+      <w:numFmt w:val="bullet"/>
+      <w:lvlText w:val=""/>
+      <w:lvlJc w:val="left"/>
+      <w:pPr>
+        <w:tabs>
+          <w:tab w:val="num" w:pos="5760"/>
+        </w:tabs>
+        <w:ind w:left="5760" w:hanging="360"/>
+      </w:pPr>
+      <w:rPr>
+        <w:rFonts w:ascii="Wingdings" w:hAnsi="Wingdings" w:hint="default"/>
+        <w:sz w:val="20"/>
+      </w:rPr>
+    </w:lvl>
+    <w:lvl w:ilvl="8" w:tentative="1">
+      <w:start w:val="1"/>
+      <w:numFmt w:val="bullet"/>
+      <w:lvlText w:val=""/>
+      <w:lvlJc w:val="left"/>
+      <w:pPr>
+        <w:tabs>
+          <w:tab w:val="num" w:pos="6480"/>
+        </w:tabs>
+        <w:ind w:left="6480" w:hanging="360"/>
+      </w:pPr>
+      <w:rPr>
+        <w:rFonts w:ascii="Wingdings" w:hAnsi="Wingdings" w:hint="default"/>
+        <w:sz w:val="20"/>
+      </w:rPr>
+    </w:lvl>
+  </w:abstractNum>
+  <w:abstractNum w:abstractNumId="15" w15:restartNumberingAfterBreak="0">
     <w:nsid w:val="6A21302E"/>
     <w:multiLevelType w:val="multilevel"/>
     <w:tmpl w:val="175A51E4"/>
@@ -6793,7 +11852,156 @@
       </w:pPr>
     </w:lvl>
   </w:abstractNum>
-  <w:abstractNum w:abstractNumId="13" w15:restartNumberingAfterBreak="0">
+  <w:abstractNum w:abstractNumId="16" w15:restartNumberingAfterBreak="0">
+    <w:nsid w:val="6A6A2389"/>
+    <w:multiLevelType w:val="multilevel"/>
+    <w:tmpl w:val="EB6C3C7A"/>
+    <w:lvl w:ilvl="0">
+      <w:start w:val="1"/>
+      <w:numFmt w:val="bullet"/>
+      <w:lvlText w:val=""/>
+      <w:lvlJc w:val="left"/>
+      <w:pPr>
+        <w:tabs>
+          <w:tab w:val="num" w:pos="720"/>
+        </w:tabs>
+        <w:ind w:left="720" w:hanging="360"/>
+      </w:pPr>
+      <w:rPr>
+        <w:rFonts w:ascii="Symbol" w:hAnsi="Symbol" w:hint="default"/>
+        <w:sz w:val="20"/>
+      </w:rPr>
+    </w:lvl>
+    <w:lvl w:ilvl="1" w:tentative="1">
+      <w:start w:val="1"/>
+      <w:numFmt w:val="bullet"/>
+      <w:lvlText w:val="o"/>
+      <w:lvlJc w:val="left"/>
+      <w:pPr>
+        <w:tabs>
+          <w:tab w:val="num" w:pos="1440"/>
+        </w:tabs>
+        <w:ind w:left="1440" w:hanging="360"/>
+      </w:pPr>
+      <w:rPr>
+        <w:rFonts w:ascii="Courier New" w:hAnsi="Courier New" w:hint="default"/>
+        <w:sz w:val="20"/>
+      </w:rPr>
+    </w:lvl>
+    <w:lvl w:ilvl="2" w:tentative="1">
+      <w:start w:val="1"/>
+      <w:numFmt w:val="bullet"/>
+      <w:lvlText w:val=""/>
+      <w:lvlJc w:val="left"/>
+      <w:pPr>
+        <w:tabs>
+          <w:tab w:val="num" w:pos="2160"/>
+        </w:tabs>
+        <w:ind w:left="2160" w:hanging="360"/>
+      </w:pPr>
+      <w:rPr>
+        <w:rFonts w:ascii="Wingdings" w:hAnsi="Wingdings" w:hint="default"/>
+        <w:sz w:val="20"/>
+      </w:rPr>
+    </w:lvl>
+    <w:lvl w:ilvl="3" w:tentative="1">
+      <w:start w:val="1"/>
+      <w:numFmt w:val="bullet"/>
+      <w:lvlText w:val=""/>
+      <w:lvlJc w:val="left"/>
+      <w:pPr>
+        <w:tabs>
+          <w:tab w:val="num" w:pos="2880"/>
+        </w:tabs>
+        <w:ind w:left="2880" w:hanging="360"/>
+      </w:pPr>
+      <w:rPr>
+        <w:rFonts w:ascii="Wingdings" w:hAnsi="Wingdings" w:hint="default"/>
+        <w:sz w:val="20"/>
+      </w:rPr>
+    </w:lvl>
+    <w:lvl w:ilvl="4" w:tentative="1">
+      <w:start w:val="1"/>
+      <w:numFmt w:val="bullet"/>
+      <w:lvlText w:val=""/>
+      <w:lvlJc w:val="left"/>
+      <w:pPr>
+        <w:tabs>
+          <w:tab w:val="num" w:pos="3600"/>
+        </w:tabs>
+        <w:ind w:left="3600" w:hanging="360"/>
+      </w:pPr>
+      <w:rPr>
+        <w:rFonts w:ascii="Wingdings" w:hAnsi="Wingdings" w:hint="default"/>
+        <w:sz w:val="20"/>
+      </w:rPr>
+    </w:lvl>
+    <w:lvl w:ilvl="5" w:tentative="1">
+      <w:start w:val="1"/>
+      <w:numFmt w:val="bullet"/>
+      <w:lvlText w:val=""/>
+      <w:lvlJc w:val="left"/>
+      <w:pPr>
+        <w:tabs>
+          <w:tab w:val="num" w:pos="4320"/>
+        </w:tabs>
+        <w:ind w:left="4320" w:hanging="360"/>
+      </w:pPr>
+      <w:rPr>
+        <w:rFonts w:ascii="Wingdings" w:hAnsi="Wingdings" w:hint="default"/>
+        <w:sz w:val="20"/>
+      </w:rPr>
+    </w:lvl>
+    <w:lvl w:ilvl="6" w:tentative="1">
+      <w:start w:val="1"/>
+      <w:numFmt w:val="bullet"/>
+      <w:lvlText w:val=""/>
+      <w:lvlJc w:val="left"/>
+      <w:pPr>
+        <w:tabs>
+          <w:tab w:val="num" w:pos="5040"/>
+        </w:tabs>
+        <w:ind w:left="5040" w:hanging="360"/>
+      </w:pPr>
+      <w:rPr>
+        <w:rFonts w:ascii="Wingdings" w:hAnsi="Wingdings" w:hint="default"/>
+        <w:sz w:val="20"/>
+      </w:rPr>
+    </w:lvl>
+    <w:lvl w:ilvl="7" w:tentative="1">
+      <w:start w:val="1"/>
+      <w:numFmt w:val="bullet"/>
+      <w:lvlText w:val=""/>
+      <w:lvlJc w:val="left"/>
+      <w:pPr>
+        <w:tabs>
+          <w:tab w:val="num" w:pos="5760"/>
+        </w:tabs>
+        <w:ind w:left="5760" w:hanging="360"/>
+      </w:pPr>
+      <w:rPr>
+        <w:rFonts w:ascii="Wingdings" w:hAnsi="Wingdings" w:hint="default"/>
+        <w:sz w:val="20"/>
+      </w:rPr>
+    </w:lvl>
+    <w:lvl w:ilvl="8" w:tentative="1">
+      <w:start w:val="1"/>
+      <w:numFmt w:val="bullet"/>
+      <w:lvlText w:val=""/>
+      <w:lvlJc w:val="left"/>
+      <w:pPr>
+        <w:tabs>
+          <w:tab w:val="num" w:pos="6480"/>
+        </w:tabs>
+        <w:ind w:left="6480" w:hanging="360"/>
+      </w:pPr>
+      <w:rPr>
+        <w:rFonts w:ascii="Wingdings" w:hAnsi="Wingdings" w:hint="default"/>
+        <w:sz w:val="20"/>
+      </w:rPr>
+    </w:lvl>
+  </w:abstractNum>
+  <w:abstractNum w:abstractNumId="17" w15:restartNumberingAfterBreak="0">
     <w:nsid w:val="6AA87077"/>
     <w:multiLevelType w:val="hybridMultilevel"/>
     <w:tmpl w:val="C33ECE00"/>
@@ -6906,7 +12114,305 @@
       </w:rPr>
     </w:lvl>
   </w:abstractNum>
-  <w:abstractNum w:abstractNumId="14" w15:restartNumberingAfterBreak="0">
+  <w:abstractNum w:abstractNumId="18" w15:restartNumberingAfterBreak="0">
+    <w:nsid w:val="6CFC4201"/>
+    <w:multiLevelType w:val="multilevel"/>
+    <w:tmpl w:val="E7F682FA"/>
+    <w:lvl w:ilvl="0">
+      <w:start w:val="1"/>
+      <w:numFmt w:val="bullet"/>
+      <w:lvlText w:val=""/>
+      <w:lvlJc w:val="left"/>
+      <w:pPr>
+        <w:tabs>
+          <w:tab w:val="num" w:pos="720"/>
+        </w:tabs>
+        <w:ind w:left="720" w:hanging="360"/>
+      </w:pPr>
+      <w:rPr>
+        <w:rFonts w:ascii="Symbol" w:hAnsi="Symbol" w:hint="default"/>
+        <w:sz w:val="20"/>
+      </w:rPr>
+    </w:lvl>
+    <w:lvl w:ilvl="1" w:tentative="1">
+      <w:start w:val="1"/>
+      <w:numFmt w:val="bullet"/>
+      <w:lvlText w:val="o"/>
+      <w:lvlJc w:val="left"/>
+      <w:pPr>
+        <w:tabs>
+          <w:tab w:val="num" w:pos="1440"/>
+        </w:tabs>
+        <w:ind w:left="1440" w:hanging="360"/>
+      </w:pPr>
+      <w:rPr>
+        <w:rFonts w:ascii="Courier New" w:hAnsi="Courier New" w:hint="default"/>
+        <w:sz w:val="20"/>
+      </w:rPr>
+    </w:lvl>
+    <w:lvl w:ilvl="2" w:tentative="1">
+      <w:start w:val="1"/>
+      <w:numFmt w:val="bullet"/>
+      <w:lvlText w:val=""/>
+      <w:lvlJc w:val="left"/>
+      <w:pPr>
+        <w:tabs>
+          <w:tab w:val="num" w:pos="2160"/>
+        </w:tabs>
+        <w:ind w:left="2160" w:hanging="360"/>
+      </w:pPr>
+      <w:rPr>
+        <w:rFonts w:ascii="Wingdings" w:hAnsi="Wingdings" w:hint="default"/>
+        <w:sz w:val="20"/>
+      </w:rPr>
+    </w:lvl>
+    <w:lvl w:ilvl="3" w:tentative="1">
+      <w:start w:val="1"/>
+      <w:numFmt w:val="bullet"/>
+      <w:lvlText w:val=""/>
+      <w:lvlJc w:val="left"/>
+      <w:pPr>
+        <w:tabs>
+          <w:tab w:val="num" w:pos="2880"/>
+        </w:tabs>
+        <w:ind w:left="2880" w:hanging="360"/>
+      </w:pPr>
+      <w:rPr>
+        <w:rFonts w:ascii="Wingdings" w:hAnsi="Wingdings" w:hint="default"/>
+        <w:sz w:val="20"/>
+      </w:rPr>
+    </w:lvl>
+    <w:lvl w:ilvl="4" w:tentative="1">
+      <w:start w:val="1"/>
+      <w:numFmt w:val="bullet"/>
+      <w:lvlText w:val=""/>
+      <w:lvlJc w:val="left"/>
+      <w:pPr>
+        <w:tabs>
+          <w:tab w:val="num" w:pos="3600"/>
+        </w:tabs>
+        <w:ind w:left="3600" w:hanging="360"/>
+      </w:pPr>
+      <w:rPr>
+        <w:rFonts w:ascii="Wingdings" w:hAnsi="Wingdings" w:hint="default"/>
+        <w:sz w:val="20"/>
+      </w:rPr>
+    </w:lvl>
+    <w:lvl w:ilvl="5" w:tentative="1">
+      <w:start w:val="1"/>
+      <w:numFmt w:val="bullet"/>
+      <w:lvlText w:val=""/>
+      <w:lvlJc w:val="left"/>
+      <w:pPr>
+        <w:tabs>
+          <w:tab w:val="num" w:pos="4320"/>
+        </w:tabs>
+        <w:ind w:left="4320" w:hanging="360"/>
+      </w:pPr>
+      <w:rPr>
+        <w:rFonts w:ascii="Wingdings" w:hAnsi="Wingdings" w:hint="default"/>
+        <w:sz w:val="20"/>
+      </w:rPr>
+    </w:lvl>
+    <w:lvl w:ilvl="6" w:tentative="1">
+      <w:start w:val="1"/>
+      <w:numFmt w:val="bullet"/>
+      <w:lvlText w:val=""/>
+      <w:lvlJc w:val="left"/>
+      <w:pPr>
+        <w:tabs>
+          <w:tab w:val="num" w:pos="5040"/>
+        </w:tabs>
+        <w:ind w:left="5040" w:hanging="360"/>
+      </w:pPr>
+      <w:rPr>
+        <w:rFonts w:ascii="Wingdings" w:hAnsi="Wingdings" w:hint="default"/>
+        <w:sz w:val="20"/>
+      </w:rPr>
+    </w:lvl>
+    <w:lvl w:ilvl="7" w:tentative="1">
+      <w:start w:val="1"/>
+      <w:numFmt w:val="bullet"/>
+      <w:lvlText w:val=""/>
+      <w:lvlJc w:val="left"/>
+      <w:pPr>
+        <w:tabs>
+          <w:tab w:val="num" w:pos="5760"/>
+        </w:tabs>
+        <w:ind w:left="5760" w:hanging="360"/>
+      </w:pPr>
+      <w:rPr>
+        <w:rFonts w:ascii="Wingdings" w:hAnsi="Wingdings" w:hint="default"/>
+        <w:sz w:val="20"/>
+      </w:rPr>
+    </w:lvl>
+    <w:lvl w:ilvl="8" w:tentative="1">
+      <w:start w:val="1"/>
+      <w:numFmt w:val="bullet"/>
+      <w:lvlText w:val=""/>
+      <w:lvlJc w:val="left"/>
+      <w:pPr>
+        <w:tabs>
+          <w:tab w:val="num" w:pos="6480"/>
+        </w:tabs>
+        <w:ind w:left="6480" w:hanging="360"/>
+      </w:pPr>
+      <w:rPr>
+        <w:rFonts w:ascii="Wingdings" w:hAnsi="Wingdings" w:hint="default"/>
+        <w:sz w:val="20"/>
+      </w:rPr>
+    </w:lvl>
+  </w:abstractNum>
+  <w:abstractNum w:abstractNumId="19" w15:restartNumberingAfterBreak="0">
+    <w:nsid w:val="74A1051F"/>
+    <w:multiLevelType w:val="multilevel"/>
+    <w:tmpl w:val="55529E08"/>
+    <w:lvl w:ilvl="0">
+      <w:start w:val="1"/>
+      <w:numFmt w:val="bullet"/>
+      <w:lvlText w:val=""/>
+      <w:lvlJc w:val="left"/>
+      <w:pPr>
+        <w:tabs>
+          <w:tab w:val="num" w:pos="720"/>
+        </w:tabs>
+        <w:ind w:left="720" w:hanging="360"/>
+      </w:pPr>
+      <w:rPr>
+        <w:rFonts w:ascii="Symbol" w:hAnsi="Symbol" w:hint="default"/>
+        <w:sz w:val="20"/>
+      </w:rPr>
+    </w:lvl>
+    <w:lvl w:ilvl="1" w:tentative="1">
+      <w:start w:val="1"/>
+      <w:numFmt w:val="bullet"/>
+      <w:lvlText w:val="o"/>
+      <w:lvlJc w:val="left"/>
+      <w:pPr>
+        <w:tabs>
+          <w:tab w:val="num" w:pos="1440"/>
+        </w:tabs>
+        <w:ind w:left="1440" w:hanging="360"/>
+      </w:pPr>
+      <w:rPr>
+        <w:rFonts w:ascii="Courier New" w:hAnsi="Courier New" w:hint="default"/>
+        <w:sz w:val="20"/>
+      </w:rPr>
+    </w:lvl>
+    <w:lvl w:ilvl="2" w:tentative="1">
+      <w:start w:val="1"/>
+      <w:numFmt w:val="bullet"/>
+      <w:lvlText w:val=""/>
+      <w:lvlJc w:val="left"/>
+      <w:pPr>
+        <w:tabs>
+          <w:tab w:val="num" w:pos="2160"/>
+        </w:tabs>
+        <w:ind w:left="2160" w:hanging="360"/>
+      </w:pPr>
+      <w:rPr>
+        <w:rFonts w:ascii="Wingdings" w:hAnsi="Wingdings" w:hint="default"/>
+        <w:sz w:val="20"/>
+      </w:rPr>
+    </w:lvl>
+    <w:lvl w:ilvl="3" w:tentative="1">
+      <w:start w:val="1"/>
+      <w:numFmt w:val="bullet"/>
+      <w:lvlText w:val=""/>
+      <w:lvlJc w:val="left"/>
+      <w:pPr>
+        <w:tabs>
+          <w:tab w:val="num" w:pos="2880"/>
+        </w:tabs>
+        <w:ind w:left="2880" w:hanging="360"/>
+      </w:pPr>
+      <w:rPr>
+        <w:rFonts w:ascii="Wingdings" w:hAnsi="Wingdings" w:hint="default"/>
+        <w:sz w:val="20"/>
+      </w:rPr>
+    </w:lvl>
+    <w:lvl w:ilvl="4" w:tentative="1">
+      <w:start w:val="1"/>
+      <w:numFmt w:val="bullet"/>
+      <w:lvlText w:val=""/>
+      <w:lvlJc w:val="left"/>
+      <w:pPr>
+        <w:tabs>
+          <w:tab w:val="num" w:pos="3600"/>
+        </w:tabs>
+        <w:ind w:left="3600" w:hanging="360"/>
+      </w:pPr>
+      <w:rPr>
+        <w:rFonts w:ascii="Wingdings" w:hAnsi="Wingdings" w:hint="default"/>
+        <w:sz w:val="20"/>
+      </w:rPr>
+    </w:lvl>
+    <w:lvl w:ilvl="5" w:tentative="1">
+      <w:start w:val="1"/>
+      <w:numFmt w:val="bullet"/>
+      <w:lvlText w:val=""/>
+      <w:lvlJc w:val="left"/>
+      <w:pPr>
+        <w:tabs>
+          <w:tab w:val="num" w:pos="4320"/>
+        </w:tabs>
+        <w:ind w:left="4320" w:hanging="360"/>
+      </w:pPr>
+      <w:rPr>
+        <w:rFonts w:ascii="Wingdings" w:hAnsi="Wingdings" w:hint="default"/>
+        <w:sz w:val="20"/>
+      </w:rPr>
+    </w:lvl>
+    <w:lvl w:ilvl="6" w:tentative="1">
+      <w:start w:val="1"/>
+      <w:numFmt w:val="bullet"/>
+      <w:lvlText w:val=""/>
+      <w:lvlJc w:val="left"/>
+      <w:pPr>
+        <w:tabs>
+          <w:tab w:val="num" w:pos="5040"/>
+        </w:tabs>
+        <w:ind w:left="5040" w:hanging="360"/>
+      </w:pPr>
+      <w:rPr>
+        <w:rFonts w:ascii="Wingdings" w:hAnsi="Wingdings" w:hint="default"/>
+        <w:sz w:val="20"/>
+      </w:rPr>
+    </w:lvl>
+    <w:lvl w:ilvl="7" w:tentative="1">
+      <w:start w:val="1"/>
+      <w:numFmt w:val="bullet"/>
+      <w:lvlText w:val=""/>
+      <w:lvlJc w:val="left"/>
+      <w:pPr>
+        <w:tabs>
+          <w:tab w:val="num" w:pos="5760"/>
+        </w:tabs>
+        <w:ind w:left="5760" w:hanging="360"/>
+      </w:pPr>
+      <w:rPr>
+        <w:rFonts w:ascii="Wingdings" w:hAnsi="Wingdings" w:hint="default"/>
+        <w:sz w:val="20"/>
+      </w:rPr>
+    </w:lvl>
+    <w:lvl w:ilvl="8" w:tentative="1">
+      <w:start w:val="1"/>
+      <w:numFmt w:val="bullet"/>
+      <w:lvlText w:val=""/>
+      <w:lvlJc w:val="left"/>
+      <w:pPr>
+        <w:tabs>
+          <w:tab w:val="num" w:pos="6480"/>
+        </w:tabs>
+        <w:ind w:left="6480" w:hanging="360"/>
+      </w:pPr>
+      <w:rPr>
+        <w:rFonts w:ascii="Wingdings" w:hAnsi="Wingdings" w:hint="default"/>
+        <w:sz w:val="20"/>
+      </w:rPr>
+    </w:lvl>
+  </w:abstractNum>
+  <w:abstractNum w:abstractNumId="20" w15:restartNumberingAfterBreak="0">
     <w:nsid w:val="77C75B0A"/>
     <w:multiLevelType w:val="multilevel"/>
     <w:tmpl w:val="BFDAC720"/>
@@ -7055,7 +12561,7 @@
       </w:rPr>
     </w:lvl>
   </w:abstractNum>
-  <w:abstractNum w:abstractNumId="15" w15:restartNumberingAfterBreak="0">
+  <w:abstractNum w:abstractNumId="21" w15:restartNumberingAfterBreak="0">
     <w:nsid w:val="79866CC1"/>
     <w:multiLevelType w:val="multilevel"/>
     <w:tmpl w:val="036C9136"/>
@@ -7168,7 +12674,7 @@
       </w:pPr>
     </w:lvl>
   </w:abstractNum>
-  <w:abstractNum w:abstractNumId="16" w15:restartNumberingAfterBreak="0">
+  <w:abstractNum w:abstractNumId="22" w15:restartNumberingAfterBreak="0">
     <w:nsid w:val="7A752055"/>
     <w:multiLevelType w:val="multilevel"/>
     <w:tmpl w:val="24088B96"/>
@@ -7318,55 +12824,73 @@
     </w:lvl>
   </w:abstractNum>
   <w:num w:numId="1" w16cid:durableId="583028387">
-    <w:abstractNumId w:val="5"/>
+    <w:abstractNumId w:val="6"/>
   </w:num>
   <w:num w:numId="2" w16cid:durableId="1099520219">
-    <w:abstractNumId w:val="16"/>
+    <w:abstractNumId w:val="22"/>
   </w:num>
   <w:num w:numId="3" w16cid:durableId="1464541472">
     <w:abstractNumId w:val="0"/>
   </w:num>
   <w:num w:numId="4" w16cid:durableId="603421892">
+    <w:abstractNumId w:val="21"/>
+  </w:num>
+  <w:num w:numId="5" w16cid:durableId="1988120051">
+    <w:abstractNumId w:val="9"/>
+  </w:num>
+  <w:num w:numId="6" w16cid:durableId="788401130">
+    <w:abstractNumId w:val="5"/>
+  </w:num>
+  <w:num w:numId="7" w16cid:durableId="1757286490">
+    <w:abstractNumId w:val="3"/>
+  </w:num>
+  <w:num w:numId="8" w16cid:durableId="279191992">
+    <w:abstractNumId w:val="13"/>
+  </w:num>
+  <w:num w:numId="9" w16cid:durableId="568079613">
+    <w:abstractNumId w:val="11"/>
+  </w:num>
+  <w:num w:numId="10" w16cid:durableId="1537235032">
+    <w:abstractNumId w:val="4"/>
+  </w:num>
+  <w:num w:numId="11" w16cid:durableId="1608152252">
+    <w:abstractNumId w:val="20"/>
+  </w:num>
+  <w:num w:numId="12" w16cid:durableId="136388027">
+    <w:abstractNumId w:val="2"/>
+  </w:num>
+  <w:num w:numId="13" w16cid:durableId="1938057911">
+    <w:abstractNumId w:val="7"/>
+  </w:num>
+  <w:num w:numId="14" w16cid:durableId="239870326">
+    <w:abstractNumId w:val="8"/>
+  </w:num>
+  <w:num w:numId="15" w16cid:durableId="299770143">
     <w:abstractNumId w:val="15"/>
   </w:num>
-  <w:num w:numId="5" w16cid:durableId="1988120051">
-    <w:abstractNumId w:val="8"/>
+  <w:num w:numId="16" w16cid:durableId="1611890625">
+    <w:abstractNumId w:val="17"/>
   </w:num>
-  <w:num w:numId="6" w16cid:durableId="788401130">
-    <w:abstractNumId w:val="4"/>
-  </w:num>
-  <w:num w:numId="7" w16cid:durableId="1757286490">
-    <w:abstractNumId w:val="2"/>
-  </w:num>
-  <w:num w:numId="8" w16cid:durableId="279191992">
-    <w:abstractNumId w:val="11"/>
-  </w:num>
-  <w:num w:numId="9" w16cid:durableId="568079613">
+  <w:num w:numId="17" w16cid:durableId="1005205515">
     <w:abstractNumId w:val="10"/>
   </w:num>
-  <w:num w:numId="10" w16cid:durableId="1537235032">
-    <w:abstractNumId w:val="3"/>
-  </w:num>
-  <w:num w:numId="11" w16cid:durableId="1608152252">
-    <w:abstractNumId w:val="14"/>
-  </w:num>
-  <w:num w:numId="12" w16cid:durableId="136388027">
+  <w:num w:numId="18" w16cid:durableId="403727298">
     <w:abstractNumId w:val="1"/>
   </w:num>
-  <w:num w:numId="13" w16cid:durableId="1938057911">
-    <w:abstractNumId w:val="6"/>
+  <w:num w:numId="19" w16cid:durableId="395932750">
+    <w:abstractNumId w:val="19"/>
   </w:num>
-  <w:num w:numId="14" w16cid:durableId="239870326">
-    <w:abstractNumId w:val="7"/>
-  </w:num>
-  <w:num w:numId="15" w16cid:durableId="299770143">
+  <w:num w:numId="20" w16cid:durableId="1733036338">
     <w:abstractNumId w:val="12"/>
   </w:num>
-  <w:num w:numId="16" w16cid:durableId="1611890625">
-    <w:abstractNumId w:val="13"/>
+  <w:num w:numId="21" w16cid:durableId="1302343010">
+    <w:abstractNumId w:val="16"/>
   </w:num>
-  <w:num w:numId="17" w16cid:durableId="1005205515">
-    <w:abstractNumId w:val="9"/>
+  <w:num w:numId="22" w16cid:durableId="750932468">
+    <w:abstractNumId w:val="18"/>
+  </w:num>
+  <w:num w:numId="23" w16cid:durableId="11957587">
+    <w:abstractNumId w:val="14"/>
   </w:num>
 </w:numbering>
 </file>
@@ -7975,7 +13499,6 @@
   <w:style w:type="character" w:default="1" w:styleId="DefaultParagraphFont">
     <w:name w:val="Default Paragraph Font"/>
     <w:uiPriority w:val="1"/>
-    <w:semiHidden/>
     <w:unhideWhenUsed/>
   </w:style>
   <w:style w:type="table" w:default="1" w:styleId="TableNormal">
@@ -8431,6 +13954,242 @@
   <inkml:trace contextRef="#ctx0" brushRef="#br0">0 1,'0'11,"0"35,0 47,0 46,0 44,0 26,0 9,0 5,7 7,10-10,2-21,1-27,-3-27,-4-21,-4-18,-4-18,-3-18,-1-13,-1-6,2-8,2-7,0-7,3-1,0-1,-1-2,-2-2,-1 3,-2 0,0 3,-1 1,0 1,4 4,0-1,0 4,0 0,-2-3,0-5,-1-2,-1-4,0-2,0 0,3-2,2-6,3-11,0-5</inkml:trace>
   <inkml:trace contextRef="#ctx0" brushRef="#br0" timeOffset="2820.85">19 149,'11'0,"25"0,24 0,28 0,23 0,19 0,15 0,9 0,3 0,0 0,-1 0,1 0,-7 3,-12 2,-12 0,-4 2,-6 0,-8-1,-9 6,-9 1,1 1,-8-1,-3-3,-12-3,-10 1,-12 2,-9 0,-8-2,-6 1,-2-1,-1 2,-1 0,0-3,0-2,1-2,1 2,0 0,0 4,-4 3,0-1,-4 9,-1 5,-1 2,-4 6,-2 6,-3 10,3 7,0 17,3 13,7 21,2 10,-4 11,9 11,-1 2,4-7,1-3,0-11,-1-14,2-3,1-6,-2-8,3-5,0-5,-2-3,-1-6,-6-9,-2-3,-5-4,-4-8,-3-9,-4-6,-1-5,-1-4,-1-1,0-1,0-1,-3-2,-5-2,-4 1,-4 1,-2 1,-2 1,-8 2,-6 0,-12 7,-12 3,-10 0,-8 5,-2 0,-9 5,-4-1,-4-1,-7-2,-5-8,-1-6,-5 5,0-3,-2 5,3 2,11-6,8-2,10-7,7 2,7-2,8-5,7-3,6-1,0-1,6-2,5-1,7-2,4-2,3 1,3-2,0 1,1 0,-3-1,-2 1,-4 0,-3 0,-5 0,-6 0,1 0,0-4,-1-1,5-3,1 0,-4-7,1-3,0-3,1-1,2-1,1 0,2 4,4 2,3 0,3 2,2 2,1-2,4-2,5-1,1 2,-2 4,-1 4,-3 0,-2-3,7 1,4 2</inkml:trace>
   <inkml:trace contextRef="#ctx0" brushRef="#br0" timeOffset="5181.42">1606 3684,'-7'7,"-14"28,-10 29,-21 40,-13 31,1 21,1 13,4-4,4-16,13-18,5-26,5-25,9-24,8-18,3-11,3-14,4-13,6-10,2-7,9-7,5-4,1-1,-4-2,7 0,4-5,0-3,8-4,5-7,6-7,4-1,4-1,-6-5,-5 5,2 5,-2 1,2-5,-3 4,-1 4,-2 3,-6-1,-3 4,-3 2,-3 5,-1 9,-4 5,-1 3,-4 1,0 4,2 5,1 4,3 6,1 7,5 3,-2 2,-1 4,7 2,2 2,3 8,0 3,-3 3,2 4,5 5,5 11,1 2,1 7,-3 0,-2 3,-4 5,-4-3,0 3,-5-9,-8 1,-3-8,-3-5,-5-8,-3-7,-2-7,-1-4,-2-2,0-2,-3-3,-5-6,-5 0,-10-3,-9-2,-12-3,-18 3,-26 6,-23 2,-29 3,-23 4,-11 0,-3-1,12-4,13 3,17-1,22-5,22-4,24-4,19-2,15-2,17-2,14 1,12-1,4 0</inkml:trace>
+</inkml:ink>
+</file>
+
+<file path=word/ink/ink12.xml><?xml version="1.0" encoding="utf-8"?>
+<inkml:ink xmlns:inkml="http://www.w3.org/2003/InkML">
+  <inkml:definitions>
+    <inkml:context xml:id="ctx0">
+      <inkml:inkSource xml:id="inkSrc0">
+        <inkml:traceFormat>
+          <inkml:channel name="X" type="integer" min="-2.14748E9" max="2.14748E9" units="cm"/>
+          <inkml:channel name="Y" type="integer" min="-2.14748E9" max="2.14748E9" units="cm"/>
+        </inkml:traceFormat>
+        <inkml:channelProperties>
+          <inkml:channelProperty channel="X" name="resolution" value="1000" units="1/cm"/>
+          <inkml:channelProperty channel="Y" name="resolution" value="1000" units="1/cm"/>
+        </inkml:channelProperties>
+      </inkml:inkSource>
+      <inkml:timestamp xml:id="ts0" timeString="2026-02-16T04:18:59.942"/>
+    </inkml:context>
+    <inkml:brush xml:id="br0">
+      <inkml:brushProperty name="width" value="0.1" units="cm"/>
+      <inkml:brushProperty name="height" value="0.6" units="cm"/>
+      <inkml:brushProperty name="color" value="#849398"/>
+      <inkml:brushProperty name="ignorePressure" value="1"/>
+      <inkml:brushProperty name="inkEffects" value="pencil"/>
+    </inkml:brush>
+  </inkml:definitions>
+  <inkml:trace contextRef="#ctx0" brushRef="#br0">1202 351,'-16'23,"-42"37,-47 51,-34 39,-21 37,-5 22,15 9,17-7,27-13,26-17,26-17,26-10,21-5,24 6,26 8,35 12,37 13,35 8,41 2,24-9,15-21,4-22,-5-23,-2-22,13-29,27-27,15-20,4-19,-13-19,-17-24,-19-22,-21-24,-27-18,-24-21,-25-15,-12-28,-10-31,-13-32,-14-15,-16-7,-20 0,-21 20,-15 23,-18 30,-15 33,-15 26,-13 22,-12 16,-4 19,-4 13,-6 5,-3 1,-4-1,-1-4,-15-6,-14-5,-16-4,-13 6,-10 6,-4 11,8 13,10 10,8 5,9 4,7 3,8 3,5 1,5 0,1 1,8 0,6 3,4 8,8 4,8 4,9-3,9-3,11-1,6-3,-4 0,2 5,1 0,0-2,-2-1,-2-2,-3-2,-1-4,2-1,1-2,2-1,1 0,0-1,8 1,10-1,4 1</inkml:trace>
+  <inkml:trace contextRef="#ctx0" brushRef="#br0" timeOffset="1649.65">12226 159,'-3'0,"-21"13,-26 21,-24 18,-29 35,-26 33,-18 22,-3 30,1 18,16 9,27-3,25 5,27 1,35-9,31-3,36-1,26-14,31-1,22-6,11-13,7-16,8-15,12-13,3-18,12-16,16-7,29-6,16-1,0-4,-9-9,-14-14,-21-12,-18-10,-23-8,-22-5,-14-6,-1-18,-8-15,-3-14,-7-12,0-11,-9-19,4-19,-5-24,-8-14,-12-15,-8-11,-8-2,-10 6,-13 7,-11 9,-10 7,-7 4,-17 4,-9 6,-12 0,-8 3,-2 9,-2 5,-7 10,-11 4,-7 0,-5 4,-3 8,0 8,-7 7,-2 2,1 6,2 10,3 13,8 10,4 6,1 5,-1 6,-5 3,-13 6,-14 3,-23 4,-12 2,-16 2,-6 1,9-1,17 1,17 0,23-1,20 1,12-1,14 0,9 0,3 0,5 0,4 0,4 0,4 3,4 2,-1-1,3 2,1 1,1-1</inkml:trace>
+  <inkml:trace contextRef="#ctx0" brushRef="#br0" timeOffset="3403.88">4780 3431,'4'-3,"3"-4,8-12,14-14,16-16,16-19,17-20,15-15,15-17,2 0,-1-3,13-7,16-4,10-3,16 7,13 2,19 6,9 4,2 13,-1 17,-10 15,1 12,-9 13,-12 16,2 12,-5 10,-8 14,-6 12,-17 10,-10 10,-14 9,-7 4,-4 3,-6 5,-7 4,-14 4,-3 10,-3 7,-3 7,-7 0,-12-6,-8-11,-8-7,-7-9,-8-10,-8-10,-3-11,0-9,-4-8,-5-6</inkml:trace>
+  <inkml:trace contextRef="#ctx0" brushRef="#br0" timeOffset="4511.04">9301 2428,'10'0,"13"7,22 8,20 9,25 3,10 4,5-4,-3-6,-5-7,-13-9,-14-8,-9-11,-9-16,-6-12,-8-16,-7-11,-2-17,-3-19,0-16,0-6,2-4,-5 0,-2 12,-5 17,-1 23,-4 21,-4 17,1 22,-2 15</inkml:trace>
+</inkml:ink>
+</file>
+
+<file path=word/ink/ink13.xml><?xml version="1.0" encoding="utf-8"?>
+<inkml:ink xmlns:inkml="http://www.w3.org/2003/InkML">
+  <inkml:definitions>
+    <inkml:context xml:id="ctx0">
+      <inkml:inkSource xml:id="inkSrc0">
+        <inkml:traceFormat>
+          <inkml:channel name="X" type="integer" min="-2.14748E9" max="2.14748E9" units="cm"/>
+          <inkml:channel name="Y" type="integer" min="-2.14748E9" max="2.14748E9" units="cm"/>
+        </inkml:traceFormat>
+        <inkml:channelProperties>
+          <inkml:channelProperty channel="X" name="resolution" value="1000" units="1/cm"/>
+          <inkml:channelProperty channel="Y" name="resolution" value="1000" units="1/cm"/>
+        </inkml:channelProperties>
+      </inkml:inkSource>
+      <inkml:timestamp xml:id="ts0" timeString="2026-02-16T05:55:40.568"/>
+    </inkml:context>
+    <inkml:brush xml:id="br0">
+      <inkml:brushProperty name="width" value="0.1" units="cm"/>
+      <inkml:brushProperty name="height" value="0.6" units="cm"/>
+      <inkml:brushProperty name="color" value="#849398"/>
+      <inkml:brushProperty name="ignorePressure" value="1"/>
+      <inkml:brushProperty name="inkEffects" value="pencil"/>
+    </inkml:brush>
+  </inkml:definitions>
+  <inkml:trace contextRef="#ctx0" brushRef="#br0">271 3463,'39'-19,"62"-40,76-45,74-45,56-35,41-27,27-13,5 6,-13 16,-29 17,-30 23,-34 17,-38 16,-40 13,-16 5,-13 7,-16 6,-7 8,-8 11,-7 9,-7 6,-8 11,-9 11,-7 6,0 0,-4-1,-5-1,-10 3,-7 1,-1 0,-1 2,-5 3,-7 4,-4-1,-4 4,-5 3,1 1,-2 3,6 2,6 3,1 2,4-3,4 0,8 2,8 2,2-1,2 2,-5-3,-3-2,-4-6,-9 0,-8 3,-7 4,-2 3,-3 3,-2-1,-2 1,3-4,0 1,2 2,1 0,-2 3,-1 3,5 3,4 7,3 4,6 4,1 1,-2 5,-6-3,2-5,-2-2,-8 0,-4-3,-7 0,1-2,1 0,-3-1,0 1,-6 2,-2-1,-1 1,-2 2,-2 1,-1 2,0-2,-1-1,0-2,0 0,-1 1,1 2,-3 1,-1 2,0-3,-2 0,-1 0,2 1,1-2,2 0,-3-3</inkml:trace>
+  <inkml:trace contextRef="#ctx0" brushRef="#br0" timeOffset="2031.57">309 153,'33'10,"82"16,91 30,99 25,68 25,41 14,28 13,11 10,10 13,-11 13,-28 1,-35-3,-46-13,-39-13,-44-21,-27-14,-27-9,-30-18,-24-6,-21-12,-21-13,-16-8,-17-8,-8-5,-14-9,-8-3,-10-4,-8-4,2-1,1 0,3-2,-3-1,1-2,7 7,14 1,17 2,13 3,8-1,2 4,5 2,-9 1,-12-2,-14-5,-13-5,-13 1,-10-3,-5-1,-5-2,-1 2,6 0,6 2,11 7,5 4,8 2,8 8,7 2,8 6,4 0,2-2,-7-2,-2-5,-5-4,-7-6,-7-6,-7-2,-7-2,-1-2,-4-2,-5-2,-4-1,-3 0,-2-1,-2 4,0 1,-4 3,-4 4,-4 0</inkml:trace>
+  <inkml:trace contextRef="#ctx0" brushRef="#br0" timeOffset="4740.41">1 577,'0'0,"0"0</inkml:trace>
+  <inkml:trace contextRef="#ctx0" brushRef="#br0" timeOffset="5180.3">1 577,'0'0</inkml:trace>
+  <inkml:trace contextRef="#ctx0" brushRef="#br0" timeOffset="6792.58">1 576,'10'0,"26"0,36 0,46 0,48-3,35-1,29-1,22 2,20 1,19 0,6 5,5 1,-3 0,-6-1,-5 7,-11 7,-24 4,-22 5,-17 5,-23-3,-17-3,-16-6,-1-6,-5-5,-5-4,-5-3,-11-1,-3-1,1 0,3 0,-6 0,-1 0,-8 4,-8 1,-3 7,3 1,0-2,-2 2,0-2,5-2,6-3,-1-2,-3-2,-2 3,-4 0,-6-1,-12 0,-7-1,-6-1,-8 0,-4-1,-9 0,-4 0,-1 6,0 3,5-1,5-2,4-1,9-2,2-2,1 0,1-1,-7 3,-5 4,-11 1,-11-1,-7-1,-6-2,-5-2,-4-1,-3-1,0 0,-1 0,0-1,0 1,0 0,1-4,0 0,0-3,1-1,-1 1,0 3,0 1,1 1,-1 1,0 1,0 0,-3 0</inkml:trace>
+</inkml:ink>
+</file>
+
+<file path=word/ink/ink14.xml><?xml version="1.0" encoding="utf-8"?>
+<inkml:ink xmlns:inkml="http://www.w3.org/2003/InkML">
+  <inkml:definitions>
+    <inkml:context xml:id="ctx0">
+      <inkml:inkSource xml:id="inkSrc0">
+        <inkml:traceFormat>
+          <inkml:channel name="X" type="integer" min="-2.14748E9" max="2.14748E9" units="cm"/>
+          <inkml:channel name="Y" type="integer" min="-2.14748E9" max="2.14748E9" units="cm"/>
+          <inkml:channel name="F" type="integer" max="32767" units="dev"/>
+        </inkml:traceFormat>
+        <inkml:channelProperties>
+          <inkml:channelProperty channel="X" name="resolution" value="1000" units="1/cm"/>
+          <inkml:channelProperty channel="Y" name="resolution" value="1000" units="1/cm"/>
+          <inkml:channelProperty channel="F" name="resolution" value="0" units="1/dev"/>
+        </inkml:channelProperties>
+      </inkml:inkSource>
+      <inkml:timestamp xml:id="ts0" timeString="2026-02-16T06:05:46.458"/>
+    </inkml:context>
+    <inkml:brush xml:id="br0">
+      <inkml:brushProperty name="width" value="0.05" units="cm"/>
+      <inkml:brushProperty name="height" value="0.05" units="cm"/>
+    </inkml:brush>
+  </inkml:definitions>
+  <inkml:trace contextRef="#ctx0" brushRef="#br0">1 0 24575,'0'0'-8191</inkml:trace>
+</inkml:ink>
+</file>
+
+<file path=word/ink/ink15.xml><?xml version="1.0" encoding="utf-8"?>
+<inkml:ink xmlns:inkml="http://www.w3.org/2003/InkML">
+  <inkml:definitions>
+    <inkml:context xml:id="ctx0">
+      <inkml:inkSource xml:id="inkSrc0">
+        <inkml:traceFormat>
+          <inkml:channel name="X" type="integer" min="-2.14748E9" max="2.14748E9" units="cm"/>
+          <inkml:channel name="Y" type="integer" min="-2.14748E9" max="2.14748E9" units="cm"/>
+        </inkml:traceFormat>
+        <inkml:channelProperties>
+          <inkml:channelProperty channel="X" name="resolution" value="1000" units="1/cm"/>
+          <inkml:channelProperty channel="Y" name="resolution" value="1000" units="1/cm"/>
+        </inkml:channelProperties>
+      </inkml:inkSource>
+      <inkml:timestamp xml:id="ts0" timeString="2026-02-16T06:07:47.320"/>
+    </inkml:context>
+    <inkml:brush xml:id="br0">
+      <inkml:brushProperty name="width" value="0.1" units="cm"/>
+      <inkml:brushProperty name="height" value="0.6" units="cm"/>
+      <inkml:brushProperty name="color" value="#849398"/>
+      <inkml:brushProperty name="ignorePressure" value="1"/>
+      <inkml:brushProperty name="inkEffects" value="pencil"/>
+    </inkml:brush>
+  </inkml:definitions>
+  <inkml:trace contextRef="#ctx0" brushRef="#br0">14 392,'13'0,"31"0,33-4,44 0,40-1,22-5,13 2,12 3,-13 5,-6 3,-14 0,-12 0,-22 0,-18-1,-10-1,-15 0,-4-4,-2-1,-3-1,-8 2,3 0,3 2,-6 0,5 1,15 0,6 3,11 8,9 9,9 0,3 1,-7 0,-15 2,-19-2,-21-4,-19-3,-17-3,-12-4,-5-2,-2-3,-2-2,-2 0,0 0,1-1,-1 0,0 1,1-4,0 0,0-4,1-3,-8-3,-8 0,-8 4,-10 2,-6 0,-3 2,-7 1,-5 1,-10 2,-10-5,-9-5,-7-1,-1 0,2-3,7-4,0-2,8 2,10 5,9 2,8-1,5 3,10 3,14 2,16 3,9 5,9 6,6 7,9 5,15 9,10 2,2-3,-2-4,-1-2,-7-6,-7-4,-9 1,-8-1,-9-2,-11-1,-5 0,-6 0,-5 2,-7 0,-3 1,-5 1,-4-1,-7 4,-3 3,-1 0,0 5,-3 7,0 2,-5 2,-1 2,2-3,2-3,3-4,3-4,1-1,5-2,5-5</inkml:trace>
+  <inkml:trace contextRef="#ctx0" brushRef="#br0" timeOffset="2247.61">150 487,'6'-6,"13"-13,9-12,10-14,4-10,6-1,-3-1,-5 5,-9 9,-8 8,-7 7,-6 5,-8 6,-8 6,-6 5,-5 4,-2 1,-1 5,-1 5,1 1,-1-1,1 1,0 2,0-1,-2 1,2 1,-3 3,1 1,-1 1,2 1,0-3,0 6,2-2,-1 1,4-2,2 1,-1-1,2 0,1 0,2 0,2 0,7-3,6-1,5 0,9 1,6 4,9 2,6 7,6 2,4-1,7 4,8 0,4 3,8 0,4-4,1-1,-1 1,0 1,-8-2,-3-3,-4-3,-6-6,-10-4,-11-3,-8-5,-10 0,-8 1,-7 0</inkml:trace>
+</inkml:ink>
+</file>
+
+<file path=word/ink/ink16.xml><?xml version="1.0" encoding="utf-8"?>
+<inkml:ink xmlns:inkml="http://www.w3.org/2003/InkML">
+  <inkml:definitions>
+    <inkml:context xml:id="ctx0">
+      <inkml:inkSource xml:id="inkSrc0">
+        <inkml:traceFormat>
+          <inkml:channel name="X" type="integer" min="-2.14748E9" max="2.14748E9" units="cm"/>
+          <inkml:channel name="Y" type="integer" min="-2.14748E9" max="2.14748E9" units="cm"/>
+        </inkml:traceFormat>
+        <inkml:channelProperties>
+          <inkml:channelProperty channel="X" name="resolution" value="1000" units="1/cm"/>
+          <inkml:channelProperty channel="Y" name="resolution" value="1000" units="1/cm"/>
+        </inkml:channelProperties>
+      </inkml:inkSource>
+      <inkml:timestamp xml:id="ts0" timeString="2026-02-16T06:25:59.430"/>
+    </inkml:context>
+    <inkml:brush xml:id="br0">
+      <inkml:brushProperty name="width" value="0.1" units="cm"/>
+      <inkml:brushProperty name="height" value="0.6" units="cm"/>
+      <inkml:brushProperty name="color" value="#849398"/>
+      <inkml:brushProperty name="ignorePressure" value="1"/>
+      <inkml:brushProperty name="inkEffects" value="pencil"/>
+    </inkml:brush>
+  </inkml:definitions>
+  <inkml:trace contextRef="#ctx0" brushRef="#br0">1 0,'0'0</inkml:trace>
+</inkml:ink>
+</file>
+
+<file path=word/ink/ink17.xml><?xml version="1.0" encoding="utf-8"?>
+<inkml:ink xmlns:inkml="http://www.w3.org/2003/InkML">
+  <inkml:definitions>
+    <inkml:context xml:id="ctx0">
+      <inkml:inkSource xml:id="inkSrc0">
+        <inkml:traceFormat>
+          <inkml:channel name="X" type="integer" min="-2.14748E9" max="2.14748E9" units="cm"/>
+          <inkml:channel name="Y" type="integer" min="-2.14748E9" max="2.14748E9" units="cm"/>
+        </inkml:traceFormat>
+        <inkml:channelProperties>
+          <inkml:channelProperty channel="X" name="resolution" value="1000" units="1/cm"/>
+          <inkml:channelProperty channel="Y" name="resolution" value="1000" units="1/cm"/>
+        </inkml:channelProperties>
+      </inkml:inkSource>
+      <inkml:timestamp xml:id="ts0" timeString="2026-02-16T06:24:24.647"/>
+    </inkml:context>
+    <inkml:brush xml:id="br0">
+      <inkml:brushProperty name="width" value="0.1" units="cm"/>
+      <inkml:brushProperty name="height" value="0.6" units="cm"/>
+      <inkml:brushProperty name="color" value="#849398"/>
+      <inkml:brushProperty name="ignorePressure" value="1"/>
+      <inkml:brushProperty name="inkEffects" value="pencil"/>
+    </inkml:brush>
+  </inkml:definitions>
+  <inkml:trace contextRef="#ctx0" brushRef="#br0">0 405,'17'0,"44"0,48 0,44 0,75 13,94 17,80 17,60 14,27 15,32 18,51 26,21 12,3 13,-7 5,-9 7,-21 2,-38 0,-44-13,-49-16,-57-16,-52-22,-55-16,-52-21,-53-17,-39-14,-29-12,-21-8,-11-4,-2-9,2-3,2-3,9 2,0-1,0 2,3 0,-3-4,1-4,7 0,1-1,-3-4,-9 0,-5 1,-7 1,-10 1,-8 4,-5 2,-4 1,-4-1,1 3,5-3,5-3,3 3,5 3,1 1,0 0,2 1,-3 0,-2-2,-3-9,4 0,0 0,-1 1,4 4,-1 4,0 2,-1 2,-6 0,2 1,-3-1,-4 1,-1 1,-3 0,-2 0,-6-2,-3 1,-1 1,-1 0,2 0,-3-2,-4-3,-13 2,-10 1,-5 0,-4 0,-7 0,-2 0,-3-1,-1 2,-2-6,-8-2,-9-3,-8-4,-1-2,-2 1,0 0,-2 2,3-6,7-1,3 1,4-1,-3 1,-4 2,-1 2,1 2,0-2,0 0,3 1,7 0,9 5,7 6,6 4,7 0,7-1,8 0,8 2,7 3,4 1,2 1,6 2,11 0,10 0,20 0,24 1,28-1,20 0,15 0,9 7,-1 2,-10-1,-19 2,-17 0,-23 0,-19-1,-19-2,-16-2,-10-2,-10 2,-11 2,-6 5,-8 0,-7 7,-6 4,-2 1,-3 7,-8 8,-4 3,-6 5,-1 4,3-3,-1-1,3-4,6-6,9-7,4-8,7-4,5-3,1-3,-4 2,-5 3,2 2,0 0,-1 0,-1 4,-1 5,0 6,2 12,-6 7,-2 8,0 6,0 3,-2-6,1-6,0 1,5-8,6-9,5-7,4-14,3-11</inkml:trace>
+  <inkml:trace contextRef="#ctx0" brushRef="#br0" timeOffset="2413.63">770 0,'-3'0,"-8"3,-11 8,-16 12,-7 8,0 3,-5 4,2 1,4-5,2-4,5-4,6-6,4-7,7-2,4-3,5 0,3 3,4 1,3 4,0 1,2 1,0 2,0-1,-4-3,-4 0,2-4,6-4,5-2,5-4,4 3,3-1,2 3,0 0,0-1,0 2,-3 2,2 3,1 0,0 0,3 2,2 7,5 4,12 4,5 7,4 0,0 3,-3-1,2-4,-3-2,-5-6,-6-5,-7-5,-8-3,-4-4,-5 0,-4-2</inkml:trace>
+</inkml:ink>
+</file>
+
+<file path=word/ink/ink18.xml><?xml version="1.0" encoding="utf-8"?>
+<inkml:ink xmlns:inkml="http://www.w3.org/2003/InkML">
+  <inkml:definitions>
+    <inkml:context xml:id="ctx0">
+      <inkml:inkSource xml:id="inkSrc0">
+        <inkml:traceFormat>
+          <inkml:channel name="X" type="integer" min="-2.14748E9" max="2.14748E9" units="cm"/>
+          <inkml:channel name="Y" type="integer" min="-2.14748E9" max="2.14748E9" units="cm"/>
+        </inkml:traceFormat>
+        <inkml:channelProperties>
+          <inkml:channelProperty channel="X" name="resolution" value="1000" units="1/cm"/>
+          <inkml:channelProperty channel="Y" name="resolution" value="1000" units="1/cm"/>
+        </inkml:channelProperties>
+      </inkml:inkSource>
+      <inkml:timestamp xml:id="ts0" timeString="2026-02-16T06:24:06.515"/>
+    </inkml:context>
+    <inkml:brush xml:id="br0">
+      <inkml:brushProperty name="width" value="0.1" units="cm"/>
+      <inkml:brushProperty name="height" value="0.6" units="cm"/>
+      <inkml:brushProperty name="color" value="#849398"/>
+      <inkml:brushProperty name="ignorePressure" value="1"/>
+      <inkml:brushProperty name="inkEffects" value="pencil"/>
+    </inkml:brush>
+  </inkml:definitions>
+  <inkml:trace contextRef="#ctx0" brushRef="#br0">497 3599,'13'-3,"27"-8,47-5,40-13,32-4,28-5,31-7,32-7,28-7,22-13,7-5,-1-8,-9-7,13-6,10-14,13-4,5 5,1 2,-2 9,-19 9,-24 10,-23 12,-15 5,-18 3,-11 0,-10 6,-20 6,-11 11,-4 10,-9 8,-20 9,-17-1,-14 2,-10 2,-12 3,-13 2,-7 2,-12 0,-4-2,0-1,6-3,10-7,9-4,1 1,2 3,2 4,5 4,-5 0,-5-6,-9-1,-7-2,-7-1,-7 2,-8 4,-3-1,-2 3,3 2,1 2,-3-1,5-7,-1-5,5 2,6-1,5 2,4-2,-3 1,-7 3,0 0,-8 3,-6 2,-8 3,-3 1,-6-1,-4 0,-3 0,1-2,0 0,-2-3,0 1,5-2,2 1,-1-1,-2 1,-3 1,0 0,-3-2,0 0,-4-2,-2 2,-2-1,-1-1,-2-3,-3-2,2-1,-1-1,-2 0,-2 3</inkml:trace>
+  <inkml:trace contextRef="#ctx0" brushRef="#br0" timeOffset="2153.87">10676 444,'9'3,"11"8,11 15,7 13,10 6,0 6,-5 0,-6-5,-6-7,-6-7,-6-6,-7-3,-2-4,-3 0,-2-1,-2 0,-9 0,-2 0,-4 1,0 0,-1 3,-1 2,1-1,-3 3,-3 0,-1-1,0-5,-1-3,1-3,0-2,0-2,4 0,1-2,0-2,2-2</inkml:trace>
+  <inkml:trace contextRef="#ctx0" brushRef="#br0" timeOffset="7505.86">688 3215,'-3'6,"-14"10,-18 14,-15 12,-20 9,-13 5,-3 0,0-6,12-9,11-7,14-7,14-5,11-5,12-7,12-4,9-3,6-3,4-1,2 0,4 0,7 0,9 0,16 1,15 0,12-1,8 8,8 5,3 0,1 3,2-3,-1 4,-5 0,-6-1,-10-2,-5-1,-11-1,-2 3,-11 0,-7-3,-9-4,-7 2,-7-2,-3-2,-3-2,-5-1</inkml:trace>
+  <inkml:trace contextRef="#ctx0" brushRef="#br0" timeOffset="9832.24">649 0,'0'3,"-10"8,-6 12,-4 12,-9 12,2 13,-3 8,-1 9,1 4,1-1,7-4,3-6,5-8,2-12,3-10,3-9,2-7,5-7,3-10,4-6,3-3,4-2,2 1,8-4,7 1,4 0,9 2,10 2,8 0,5 1,2 1,-3 0,-10 1,-9-1,-1 0,-7 0,-6 0,-6 1,-8-1</inkml:trace>
+  <inkml:trace contextRef="#ctx0" brushRef="#br0" timeOffset="12640.14">10618 1137,'3'0,"14"0,28 0,21 0,17 6,14 6,3 4,1 6,-3-1,-13-1,-13-4,-9-1,-13-3,-11-4,-9-3,-9 1,-12-1,-11-1,-8 2,-6 4,-6 2,-3 4,-8 4,-7 10,-13 12,-8 9,-6 9,-2 1,-2 0,-3 2,6-6,11-6,11-9,11-7,8-8,8-4,8-3,5-5</inkml:trace>
+</inkml:ink>
+</file>
+
+<file path=word/ink/ink19.xml><?xml version="1.0" encoding="utf-8"?>
+<inkml:ink xmlns:inkml="http://www.w3.org/2003/InkML">
+  <inkml:definitions>
+    <inkml:context xml:id="ctx0">
+      <inkml:inkSource xml:id="inkSrc0">
+        <inkml:traceFormat>
+          <inkml:channel name="X" type="integer" min="-2.14748E9" max="2.14748E9" units="cm"/>
+          <inkml:channel name="Y" type="integer" min="-2.14748E9" max="2.14748E9" units="cm"/>
+        </inkml:traceFormat>
+        <inkml:channelProperties>
+          <inkml:channelProperty channel="X" name="resolution" value="1000" units="1/cm"/>
+          <inkml:channelProperty channel="Y" name="resolution" value="1000" units="1/cm"/>
+        </inkml:channelProperties>
+      </inkml:inkSource>
+      <inkml:timestamp xml:id="ts0" timeString="2026-02-16T06:24:03.192"/>
+    </inkml:context>
+    <inkml:brush xml:id="br0">
+      <inkml:brushProperty name="width" value="0.1" units="cm"/>
+      <inkml:brushProperty name="height" value="0.6" units="cm"/>
+      <inkml:brushProperty name="color" value="#849398"/>
+      <inkml:brushProperty name="ignorePressure" value="1"/>
+      <inkml:brushProperty name="inkEffects" value="pencil"/>
+    </inkml:brush>
+  </inkml:definitions>
+  <inkml:trace contextRef="#ctx0" brushRef="#br0">1 1087,'16'-10,"48"-19,53-15,55-20,44-11,28-4,18 0,4 2,-4 9,-7 8,-14 12,-10 7,-4 5,9 1,-14 7,-17 4,-29 4,-30 5,-30-2,-22 0,-14-2,-7-3,-3-2,9 0,5 4,0 0,10 2,-2 1,13 4,15 4,10 4,12 2,15 2,26-6,6-1,2 0,-7 5,-10 3,-4 9,1 1,4 4,-4-1,1 3,-5 3,-13 4,-15-1,-15-1,-9 5,-7-2,-3 6,-6 3,3 3,16 12,22 8,13 3,13 5,4 2,-7 6,-4 0,-11-1,-10-8,-12-7,-15-10,-13-9,-10-2,-13-3,-7-4,-5 0,-3-1,1-3,0-1,-4-5,-8-3,-6-3,-10-1,-5-2,-3 1,-3 2,2 2,6 5,11 6,5 5,9 5,0-2,5 5,1-2,-2-3,-9-4,-9-4,-12-3,-7-4,-8-7</inkml:trace>
 </inkml:ink>
 </file>
 

--- a/Advanced_JAVA/hibernate.docx
+++ b/Advanced_JAVA/hibernate.docx
@@ -15528,7 +15528,7 @@
     <w:p>
       <w:r>
         <w:pict w14:anchorId="295D3D8A">
-          <v:rect id="_x0000_i1120" style="width:0;height:1.5pt" o:hralign="center" o:hrstd="t" o:hr="t" fillcolor="#a0a0a0" stroked="f"/>
+          <v:rect id="_x0000_i1083" style="width:0;height:1.5pt" o:hralign="center" o:hrstd="t" o:hr="t" fillcolor="#a0a0a0" stroked="f"/>
         </w:pict>
       </w:r>
     </w:p>
@@ -15913,7 +15913,7 @@
     <w:p>
       <w:r>
         <w:pict w14:anchorId="790EA7AD">
-          <v:rect id="_x0000_i1121" style="width:0;height:1.5pt" o:hralign="center" o:hrstd="t" o:hr="t" fillcolor="#a0a0a0" stroked="f"/>
+          <v:rect id="_x0000_i1084" style="width:0;height:1.5pt" o:hralign="center" o:hrstd="t" o:hr="t" fillcolor="#a0a0a0" stroked="f"/>
         </w:pict>
       </w:r>
     </w:p>
@@ -16243,7 +16243,7 @@
     <w:p>
       <w:r>
         <w:pict w14:anchorId="37B10B16">
-          <v:rect id="_x0000_i1123" style="width:0;height:1.5pt" o:hralign="center" o:hrstd="t" o:hr="t" fillcolor="#a0a0a0" stroked="f"/>
+          <v:rect id="_x0000_i1085" style="width:0;height:1.5pt" o:hralign="center" o:hrstd="t" o:hr="t" fillcolor="#a0a0a0" stroked="f"/>
         </w:pict>
       </w:r>
     </w:p>
@@ -16928,78 +16928,7 @@
         <mc:AlternateContent>
           <mc:Choice Requires="wps">
             <w:drawing>
-              <wp:anchor distT="0" distB="0" distL="114300" distR="114300" simplePos="0" relativeHeight="251749376" behindDoc="0" locked="0" layoutInCell="1" allowOverlap="1" wp14:anchorId="2F0F5D1E" wp14:editId="0E48098F">
-                <wp:simplePos x="0" y="0"/>
-                <wp:positionH relativeFrom="column">
-                  <wp:posOffset>1805940</wp:posOffset>
-                </wp:positionH>
-                <wp:positionV relativeFrom="paragraph">
-                  <wp:posOffset>5868035</wp:posOffset>
-                </wp:positionV>
-                <wp:extent cx="472440" cy="495300"/>
-                <wp:effectExtent l="0" t="0" r="22860" b="19050"/>
-                <wp:wrapNone/>
-                <wp:docPr id="1451256112" name="Oval 12"/>
-                <wp:cNvGraphicFramePr/>
-                <a:graphic xmlns:a="http://schemas.openxmlformats.org/drawingml/2006/main">
-                  <a:graphicData uri="http://schemas.microsoft.com/office/word/2010/wordprocessingShape">
-                    <wps:wsp>
-                      <wps:cNvSpPr/>
-                      <wps:spPr>
-                        <a:xfrm>
-                          <a:off x="0" y="0"/>
-                          <a:ext cx="472440" cy="495300"/>
-                        </a:xfrm>
-                        <a:prstGeom prst="ellipse">
-                          <a:avLst/>
-                        </a:prstGeom>
-                      </wps:spPr>
-                      <wps:style>
-                        <a:lnRef idx="2">
-                          <a:schemeClr val="accent6"/>
-                        </a:lnRef>
-                        <a:fillRef idx="1">
-                          <a:schemeClr val="lt1"/>
-                        </a:fillRef>
-                        <a:effectRef idx="0">
-                          <a:schemeClr val="accent6"/>
-                        </a:effectRef>
-                        <a:fontRef idx="minor">
-                          <a:schemeClr val="dk1"/>
-                        </a:fontRef>
-                      </wps:style>
-                      <wps:bodyPr rot="0" spcFirstLastPara="0" vertOverflow="overflow" horzOverflow="overflow" vert="horz" wrap="square" lIns="91440" tIns="45720" rIns="91440" bIns="45720" numCol="1" spcCol="0" rtlCol="0" fromWordArt="0" anchor="ctr" anchorCtr="0" forceAA="0" compatLnSpc="1">
-                        <a:prstTxWarp prst="textNoShape">
-                          <a:avLst/>
-                        </a:prstTxWarp>
-                        <a:noAutofit/>
-                      </wps:bodyPr>
-                    </wps:wsp>
-                  </a:graphicData>
-                </a:graphic>
-                <wp14:sizeRelV relativeFrom="margin">
-                  <wp14:pctHeight>0</wp14:pctHeight>
-                </wp14:sizeRelV>
-              </wp:anchor>
-            </w:drawing>
-          </mc:Choice>
-          <mc:Fallback>
-            <w:pict>
-              <v:oval w14:anchorId="1A1A990D" id="Oval 12" o:spid="_x0000_s1026" style="position:absolute;margin-left:142.2pt;margin-top:462.05pt;width:37.2pt;height:39pt;z-index:251749376;visibility:visible;mso-wrap-style:square;mso-height-percent:0;mso-wrap-distance-left:9pt;mso-wrap-distance-top:0;mso-wrap-distance-right:9pt;mso-wrap-distance-bottom:0;mso-position-horizontal:absolute;mso-position-horizontal-relative:text;mso-position-vertical:absolute;mso-position-vertical-relative:text;mso-height-percent:0;mso-height-relative:margin;v-text-anchor:middle" o:gfxdata="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" fillcolor="white [3201]" strokecolor="#4ea72e [3209]" strokeweight="1pt">
-                <v:stroke joinstyle="miter"/>
-              </v:oval>
-            </w:pict>
-          </mc:Fallback>
-        </mc:AlternateContent>
-      </w:r>
-      <w:r>
-        <w:rPr>
-          <w:noProof/>
-        </w:rPr>
-        <mc:AlternateContent>
-          <mc:Choice Requires="wps">
-            <w:drawing>
-              <wp:anchor distT="0" distB="0" distL="114300" distR="114300" simplePos="0" relativeHeight="251753472" behindDoc="0" locked="0" layoutInCell="1" allowOverlap="1" wp14:anchorId="790C0C40" wp14:editId="75F491FC">
+              <wp:anchor distT="0" distB="0" distL="114300" distR="114300" simplePos="0" relativeHeight="251753472" behindDoc="0" locked="0" layoutInCell="1" allowOverlap="1" wp14:anchorId="790C0C40" wp14:editId="562E6B44">
                 <wp:simplePos x="0" y="0"/>
                 <wp:positionH relativeFrom="column">
                   <wp:posOffset>2141220</wp:posOffset>
@@ -17051,7 +16980,11 @@
           </mc:Choice>
           <mc:Fallback>
             <w:pict>
-              <v:shape w14:anchorId="258B9FB9" id="Straight Arrow Connector 14" o:spid="_x0000_s1026" type="#_x0000_t32" style="position:absolute;margin-left:168.6pt;margin-top:426.05pt;width:130.8pt;height:3.6pt;z-index:251753472;visibility:visible;mso-wrap-style:square;mso-wrap-distance-left:9pt;mso-wrap-distance-top:0;mso-wrap-distance-right:9pt;mso-wrap-distance-bottom:0;mso-position-horizontal:absolute;mso-position-horizontal-relative:text;mso-position-vertical:absolute;mso-position-vertical-relative:text" o:gfxdata="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" strokecolor="#156082 [3204]" strokeweight=".5pt">
+              <v:shapetype w14:anchorId="539C9582" id="_x0000_t32" coordsize="21600,21600" o:spt="32" o:oned="t" path="m,l21600,21600e" filled="f">
+                <v:path arrowok="t" fillok="f" o:connecttype="none"/>
+                <o:lock v:ext="edit" shapetype="t"/>
+              </v:shapetype>
+              <v:shape id="Straight Arrow Connector 14" o:spid="_x0000_s1026" type="#_x0000_t32" style="position:absolute;margin-left:168.6pt;margin-top:426.05pt;width:130.8pt;height:3.6pt;z-index:251753472;visibility:visible;mso-wrap-style:square;mso-wrap-distance-left:9pt;mso-wrap-distance-top:0;mso-wrap-distance-right:9pt;mso-wrap-distance-bottom:0;mso-position-horizontal:absolute;mso-position-horizontal-relative:text;mso-position-vertical:absolute;mso-position-vertical-relative:text" o:gfxdata="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" strokecolor="#156082 [3204]" strokeweight=".5pt">
                 <v:stroke endarrow="block" joinstyle="miter"/>
               </v:shape>
             </w:pict>
@@ -17201,96 +17134,17 @@
         </mc:AlternateContent>
       </w:r>
       <w:r>
-        <w:rPr>
+        <w:pict w14:anchorId="1E031F10">
+          <v:rect id="_x0000_i1086" style="width:0;height:1.5pt" o:hralign="center" o:hrstd="t" o:hr="t" fillcolor="#a0a0a0" stroked="f"/>
+        </w:pict>
+      </w:r>
+    </w:p>
+    <w:p>
+      <w:r>
+        <w:rPr>
+          <w:b/>
+          <w:bCs/>
           <w:noProof/>
-        </w:rPr>
-        <mc:AlternateContent>
-          <mc:Choice Requires="wps">
-            <w:drawing>
-              <wp:anchor distT="0" distB="0" distL="114300" distR="114300" simplePos="0" relativeHeight="251752448" behindDoc="0" locked="0" layoutInCell="1" allowOverlap="1" wp14:anchorId="2E99333E" wp14:editId="23A38CF5">
-                <wp:simplePos x="0" y="0"/>
-                <wp:positionH relativeFrom="column">
-                  <wp:posOffset>3665220</wp:posOffset>
-                </wp:positionH>
-                <wp:positionV relativeFrom="paragraph">
-                  <wp:posOffset>4770755</wp:posOffset>
-                </wp:positionV>
-                <wp:extent cx="1607820" cy="2156460"/>
-                <wp:effectExtent l="0" t="0" r="11430" b="15240"/>
-                <wp:wrapNone/>
-                <wp:docPr id="205232359" name="Cylinder 13"/>
-                <wp:cNvGraphicFramePr/>
-                <a:graphic xmlns:a="http://schemas.openxmlformats.org/drawingml/2006/main">
-                  <a:graphicData uri="http://schemas.microsoft.com/office/word/2010/wordprocessingShape">
-                    <wps:wsp>
-                      <wps:cNvSpPr/>
-                      <wps:spPr>
-                        <a:xfrm>
-                          <a:off x="0" y="0"/>
-                          <a:ext cx="1607820" cy="2156460"/>
-                        </a:xfrm>
-                        <a:prstGeom prst="can">
-                          <a:avLst/>
-                        </a:prstGeom>
-                      </wps:spPr>
-                      <wps:style>
-                        <a:lnRef idx="2">
-                          <a:schemeClr val="accent6"/>
-                        </a:lnRef>
-                        <a:fillRef idx="1">
-                          <a:schemeClr val="lt1"/>
-                        </a:fillRef>
-                        <a:effectRef idx="0">
-                          <a:schemeClr val="accent6"/>
-                        </a:effectRef>
-                        <a:fontRef idx="minor">
-                          <a:schemeClr val="dk1"/>
-                        </a:fontRef>
-                      </wps:style>
-                      <wps:bodyPr rot="0" spcFirstLastPara="0" vertOverflow="overflow" horzOverflow="overflow" vert="horz" wrap="square" lIns="91440" tIns="45720" rIns="91440" bIns="45720" numCol="1" spcCol="0" rtlCol="0" fromWordArt="0" anchor="ctr" anchorCtr="0" forceAA="0" compatLnSpc="1">
-                        <a:prstTxWarp prst="textNoShape">
-                          <a:avLst/>
-                        </a:prstTxWarp>
-                        <a:noAutofit/>
-                      </wps:bodyPr>
-                    </wps:wsp>
-                  </a:graphicData>
-                </a:graphic>
-              </wp:anchor>
-            </w:drawing>
-          </mc:Choice>
-          <mc:Fallback>
-            <w:pict>
-              <v:shapetype w14:anchorId="0D860090" id="_x0000_t22" coordsize="21600,21600" o:spt="22" adj="5400" path="m10800,qx0@1l0@2qy10800,21600,21600@2l21600@1qy10800,xem0@1qy10800@0,21600@1nfe">
-                <v:formulas>
-                  <v:f eqn="val #0"/>
-                  <v:f eqn="prod #0 1 2"/>
-                  <v:f eqn="sum height 0 @1"/>
-                </v:formulas>
-                <v:path o:extrusionok="f" gradientshapeok="t" o:connecttype="custom" o:connectlocs="10800,@0;10800,0;0,10800;10800,21600;21600,10800" o:connectangles="270,270,180,90,0" textboxrect="0,@0,21600,@2"/>
-                <v:handles>
-                  <v:h position="center,#0" yrange="0,10800"/>
-                </v:handles>
-                <o:complex v:ext="view"/>
-              </v:shapetype>
-              <v:shape id="Cylinder 13" o:spid="_x0000_s1026" type="#_x0000_t22" style="position:absolute;margin-left:288.6pt;margin-top:375.65pt;width:126.6pt;height:169.8pt;z-index:251752448;visibility:visible;mso-wrap-style:square;mso-wrap-distance-left:9pt;mso-wrap-distance-top:0;mso-wrap-distance-right:9pt;mso-wrap-distance-bottom:0;mso-position-horizontal:absolute;mso-position-horizontal-relative:text;mso-position-vertical:absolute;mso-position-vertical-relative:text;v-text-anchor:middle" o:gfxdata="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" adj="4026" fillcolor="white [3201]" strokecolor="#4ea72e [3209]" strokeweight="1pt">
-                <v:stroke joinstyle="miter"/>
-              </v:shape>
-            </w:pict>
-          </mc:Fallback>
-        </mc:AlternateContent>
-      </w:r>
-      <w:r>
-        <w:pict w14:anchorId="1E031F10">
-          <v:rect id="_x0000_i1124" style="width:0;height:1.5pt" o:hralign="center" o:hrstd="t" o:hr="t" fillcolor="#a0a0a0" stroked="f"/>
-        </w:pict>
-      </w:r>
-    </w:p>
-    <w:p>
-      <w:r>
-        <w:rPr>
-          <w:b/>
-          <w:bCs/>
         </w:rPr>
         <w:drawing>
           <wp:inline distT="0" distB="0" distL="0" distR="0" wp14:anchorId="391D6E81" wp14:editId="114553B5">
@@ -17389,16 +17243,88 @@
         <mc:AlternateContent>
           <mc:Choice Requires="wps">
             <w:drawing>
-              <wp:anchor distT="0" distB="0" distL="114300" distR="114300" simplePos="0" relativeHeight="251746304" behindDoc="0" locked="0" layoutInCell="1" allowOverlap="1" wp14:anchorId="71DB9360" wp14:editId="02D9EDE0">
+              <wp:anchor distT="0" distB="0" distL="114300" distR="114300" simplePos="0" relativeHeight="251744256" behindDoc="0" locked="0" layoutInCell="1" allowOverlap="1" wp14:anchorId="0857EB68" wp14:editId="12922234">
                 <wp:simplePos x="0" y="0"/>
                 <wp:positionH relativeFrom="column">
-                  <wp:posOffset>-792480</wp:posOffset>
+                  <wp:posOffset>-868680</wp:posOffset>
                 </wp:positionH>
                 <wp:positionV relativeFrom="paragraph">
-                  <wp:posOffset>339090</wp:posOffset>
+                  <wp:posOffset>168275</wp:posOffset>
                 </wp:positionV>
-                <wp:extent cx="3108960" cy="1920240"/>
-                <wp:effectExtent l="0" t="0" r="15240" b="22860"/>
+                <wp:extent cx="3406140" cy="2270760"/>
+                <wp:effectExtent l="0" t="0" r="22860" b="15240"/>
+                <wp:wrapNone/>
+                <wp:docPr id="1714026185" name="Rectangle 11"/>
+                <wp:cNvGraphicFramePr/>
+                <a:graphic xmlns:a="http://schemas.openxmlformats.org/drawingml/2006/main">
+                  <a:graphicData uri="http://schemas.microsoft.com/office/word/2010/wordprocessingShape">
+                    <wps:wsp>
+                      <wps:cNvSpPr/>
+                      <wps:spPr>
+                        <a:xfrm>
+                          <a:off x="0" y="0"/>
+                          <a:ext cx="3406140" cy="2270760"/>
+                        </a:xfrm>
+                        <a:prstGeom prst="rect">
+                          <a:avLst/>
+                        </a:prstGeom>
+                      </wps:spPr>
+                      <wps:style>
+                        <a:lnRef idx="2">
+                          <a:schemeClr val="accent6"/>
+                        </a:lnRef>
+                        <a:fillRef idx="1">
+                          <a:schemeClr val="lt1"/>
+                        </a:fillRef>
+                        <a:effectRef idx="0">
+                          <a:schemeClr val="accent6"/>
+                        </a:effectRef>
+                        <a:fontRef idx="minor">
+                          <a:schemeClr val="dk1"/>
+                        </a:fontRef>
+                      </wps:style>
+                      <wps:bodyPr rot="0" spcFirstLastPara="0" vertOverflow="overflow" horzOverflow="overflow" vert="horz" wrap="square" lIns="91440" tIns="45720" rIns="91440" bIns="45720" numCol="1" spcCol="0" rtlCol="0" fromWordArt="0" anchor="ctr" anchorCtr="0" forceAA="0" compatLnSpc="1">
+                        <a:prstTxWarp prst="textNoShape">
+                          <a:avLst/>
+                        </a:prstTxWarp>
+                        <a:noAutofit/>
+                      </wps:bodyPr>
+                    </wps:wsp>
+                  </a:graphicData>
+                </a:graphic>
+                <wp14:sizeRelH relativeFrom="margin">
+                  <wp14:pctWidth>0</wp14:pctWidth>
+                </wp14:sizeRelH>
+                <wp14:sizeRelV relativeFrom="margin">
+                  <wp14:pctHeight>0</wp14:pctHeight>
+                </wp14:sizeRelV>
+              </wp:anchor>
+            </w:drawing>
+          </mc:Choice>
+          <mc:Fallback>
+            <w:pict>
+              <v:rect w14:anchorId="45FA58BD" id="Rectangle 11" o:spid="_x0000_s1026" style="position:absolute;margin-left:-68.4pt;margin-top:13.25pt;width:268.2pt;height:178.8pt;z-index:251744256;visibility:visible;mso-wrap-style:square;mso-width-percent:0;mso-height-percent:0;mso-wrap-distance-left:9pt;mso-wrap-distance-top:0;mso-wrap-distance-right:9pt;mso-wrap-distance-bottom:0;mso-position-horizontal:absolute;mso-position-horizontal-relative:text;mso-position-vertical:absolute;mso-position-vertical-relative:text;mso-width-percent:0;mso-height-percent:0;mso-width-relative:margin;mso-height-relative:margin;v-text-anchor:middle" o:gfxdata="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" fillcolor="white [3201]" strokecolor="#4ea72e [3209]" strokeweight="1pt"/>
+            </w:pict>
+          </mc:Fallback>
+        </mc:AlternateContent>
+      </w:r>
+      <w:r>
+        <w:rPr>
+          <w:noProof/>
+        </w:rPr>
+        <mc:AlternateContent>
+          <mc:Choice Requires="wps">
+            <w:drawing>
+              <wp:anchor distT="0" distB="0" distL="114300" distR="114300" simplePos="0" relativeHeight="251746304" behindDoc="0" locked="0" layoutInCell="1" allowOverlap="1" wp14:anchorId="71DB9360" wp14:editId="6096D511">
+                <wp:simplePos x="0" y="0"/>
+                <wp:positionH relativeFrom="column">
+                  <wp:posOffset>-662940</wp:posOffset>
+                </wp:positionH>
+                <wp:positionV relativeFrom="paragraph">
+                  <wp:posOffset>335915</wp:posOffset>
+                </wp:positionV>
+                <wp:extent cx="2979420" cy="1920240"/>
+                <wp:effectExtent l="0" t="0" r="11430" b="22860"/>
                 <wp:wrapNone/>
                 <wp:docPr id="108023865" name="Rectangle 11"/>
                 <wp:cNvGraphicFramePr/>
@@ -17409,7 +17335,7 @@
                       <wps:spPr>
                         <a:xfrm>
                           <a:off x="0" y="0"/>
-                          <a:ext cx="3108960" cy="1920240"/>
+                          <a:ext cx="2979420" cy="1920240"/>
                         </a:xfrm>
                         <a:prstGeom prst="rect">
                           <a:avLst/>
@@ -17480,7 +17406,7 @@
                               <w:ind w:left="0"/>
                             </w:pPr>
                             <w:r>
-                              <w:t xml:space="preserve">                                                                             103</w:t>
+                              <w:t xml:space="preserve">                                                                        103</w:t>
                             </w:r>
                           </w:p>
                           <w:p>
@@ -17510,7 +17436,7 @@
           </mc:Choice>
           <mc:Fallback>
             <w:pict>
-              <v:rect w14:anchorId="71DB9360" id="Rectangle 11" o:spid="_x0000_s1028" style="position:absolute;margin-left:-62.4pt;margin-top:26.7pt;width:244.8pt;height:151.2pt;z-index:251746304;visibility:visible;mso-wrap-style:square;mso-width-percent:0;mso-height-percent:0;mso-wrap-distance-left:9pt;mso-wrap-distance-top:0;mso-wrap-distance-right:9pt;mso-wrap-distance-bottom:0;mso-position-horizontal:absolute;mso-position-horizontal-relative:text;mso-position-vertical:absolute;mso-position-vertical-relative:text;mso-width-percent:0;mso-height-percent:0;mso-width-relative:margin;mso-height-relative:margin;v-text-anchor:middle" o:gfxdata="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" fillcolor="white [3201]" strokecolor="#4ea72e [3209]" strokeweight="1pt">
+              <v:rect w14:anchorId="71DB9360" id="Rectangle 11" o:spid="_x0000_s1028" style="position:absolute;margin-left:-52.2pt;margin-top:26.45pt;width:234.6pt;height:151.2pt;z-index:251746304;visibility:visible;mso-wrap-style:square;mso-width-percent:0;mso-height-percent:0;mso-wrap-distance-left:9pt;mso-wrap-distance-top:0;mso-wrap-distance-right:9pt;mso-wrap-distance-bottom:0;mso-position-horizontal:absolute;mso-position-horizontal-relative:text;mso-position-vertical:absolute;mso-position-vertical-relative:text;mso-width-percent:0;mso-height-percent:0;mso-width-relative:margin;mso-height-relative:margin;v-text-anchor:middle" o:gfxdata="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" fillcolor="white [3201]" strokecolor="#4ea72e [3209]" strokeweight="1pt">
                 <v:textbox>
                   <w:txbxContent>
                     <w:p>
@@ -17562,7 +17488,7 @@
                         <w:ind w:left="0"/>
                       </w:pPr>
                       <w:r>
-                        <w:t xml:space="preserve">                                                                             103</w:t>
+                        <w:t xml:space="preserve">                                                                        103</w:t>
                       </w:r>
                     </w:p>
                     <w:p>
@@ -17584,18 +17510,18 @@
         <mc:AlternateContent>
           <mc:Choice Requires="wps">
             <w:drawing>
-              <wp:anchor distT="0" distB="0" distL="114300" distR="114300" simplePos="0" relativeHeight="251744256" behindDoc="0" locked="0" layoutInCell="1" allowOverlap="1" wp14:anchorId="0857EB68" wp14:editId="41372543">
+              <wp:anchor distT="0" distB="0" distL="114300" distR="114300" simplePos="0" relativeHeight="251752448" behindDoc="0" locked="0" layoutInCell="1" allowOverlap="1" wp14:anchorId="2E99333E" wp14:editId="1BDA4AB2">
                 <wp:simplePos x="0" y="0"/>
                 <wp:positionH relativeFrom="column">
-                  <wp:posOffset>-868680</wp:posOffset>
+                  <wp:posOffset>3611880</wp:posOffset>
                 </wp:positionH>
                 <wp:positionV relativeFrom="paragraph">
-                  <wp:posOffset>179070</wp:posOffset>
+                  <wp:posOffset>164465</wp:posOffset>
                 </wp:positionV>
-                <wp:extent cx="3299460" cy="2263140"/>
-                <wp:effectExtent l="0" t="0" r="15240" b="22860"/>
+                <wp:extent cx="1607820" cy="2156460"/>
+                <wp:effectExtent l="0" t="0" r="11430" b="15240"/>
                 <wp:wrapNone/>
-                <wp:docPr id="1714026185" name="Rectangle 11"/>
+                <wp:docPr id="205232359" name="Cylinder 13"/>
                 <wp:cNvGraphicFramePr/>
                 <a:graphic xmlns:a="http://schemas.openxmlformats.org/drawingml/2006/main">
                   <a:graphicData uri="http://schemas.microsoft.com/office/word/2010/wordprocessingShape">
@@ -17604,9 +17530,9 @@
                       <wps:spPr>
                         <a:xfrm>
                           <a:off x="0" y="0"/>
-                          <a:ext cx="3299460" cy="2263140"/>
+                          <a:ext cx="1607820" cy="2156460"/>
                         </a:xfrm>
-                        <a:prstGeom prst="rect">
+                        <a:prstGeom prst="can">
                           <a:avLst/>
                         </a:prstGeom>
                       </wps:spPr>
@@ -17633,15 +17559,26 @@
                     </wps:wsp>
                   </a:graphicData>
                 </a:graphic>
-                <wp14:sizeRelH relativeFrom="margin">
-                  <wp14:pctWidth>0</wp14:pctWidth>
-                </wp14:sizeRelH>
               </wp:anchor>
             </w:drawing>
           </mc:Choice>
           <mc:Fallback>
             <w:pict>
-              <v:rect w14:anchorId="01DFFD7F" id="Rectangle 11" o:spid="_x0000_s1026" style="position:absolute;margin-left:-68.4pt;margin-top:14.1pt;width:259.8pt;height:178.2pt;z-index:251744256;visibility:visible;mso-wrap-style:square;mso-width-percent:0;mso-wrap-distance-left:9pt;mso-wrap-distance-top:0;mso-wrap-distance-right:9pt;mso-wrap-distance-bottom:0;mso-position-horizontal:absolute;mso-position-horizontal-relative:text;mso-position-vertical:absolute;mso-position-vertical-relative:text;mso-width-percent:0;mso-width-relative:margin;v-text-anchor:middle" o:gfxdata="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" fillcolor="white [3201]" strokecolor="#4ea72e [3209]" strokeweight="1pt"/>
+              <v:shapetype w14:anchorId="7CCA2651" id="_x0000_t22" coordsize="21600,21600" o:spt="22" adj="5400" path="m10800,qx0@1l0@2qy10800,21600,21600@2l21600@1qy10800,xem0@1qy10800@0,21600@1nfe">
+                <v:formulas>
+                  <v:f eqn="val #0"/>
+                  <v:f eqn="prod #0 1 2"/>
+                  <v:f eqn="sum height 0 @1"/>
+                </v:formulas>
+                <v:path o:extrusionok="f" gradientshapeok="t" o:connecttype="custom" o:connectlocs="10800,@0;10800,0;0,10800;10800,21600;21600,10800" o:connectangles="270,270,180,90,0" textboxrect="0,@0,21600,@2"/>
+                <v:handles>
+                  <v:h position="center,#0" yrange="0,10800"/>
+                </v:handles>
+                <o:complex v:ext="view"/>
+              </v:shapetype>
+              <v:shape id="Cylinder 13" o:spid="_x0000_s1026" type="#_x0000_t22" style="position:absolute;margin-left:284.4pt;margin-top:12.95pt;width:126.6pt;height:169.8pt;z-index:251752448;visibility:visible;mso-wrap-style:square;mso-wrap-distance-left:9pt;mso-wrap-distance-top:0;mso-wrap-distance-right:9pt;mso-wrap-distance-bottom:0;mso-position-horizontal:absolute;mso-position-horizontal-relative:text;mso-position-vertical:absolute;mso-position-vertical-relative:text;v-text-anchor:middle" o:gfxdata="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" adj="4026" fillcolor="white [3201]" strokecolor="#4ea72e [3209]" strokeweight="1pt">
+                <v:stroke joinstyle="miter"/>
+              </v:shape>
             </w:pict>
           </mc:Fallback>
         </mc:AlternateContent>
@@ -17662,7 +17599,79 @@
     </w:p>
     <w:p/>
     <w:p/>
-    <w:p/>
+    <w:p>
+      <w:r>
+        <w:rPr>
+          <w:noProof/>
+        </w:rPr>
+        <mc:AlternateContent>
+          <mc:Choice Requires="wps">
+            <w:drawing>
+              <wp:anchor distT="0" distB="0" distL="114300" distR="114300" simplePos="0" relativeHeight="251749376" behindDoc="0" locked="0" layoutInCell="1" allowOverlap="1" wp14:anchorId="2F0F5D1E" wp14:editId="692F6EEF">
+                <wp:simplePos x="0" y="0"/>
+                <wp:positionH relativeFrom="column">
+                  <wp:posOffset>1882140</wp:posOffset>
+                </wp:positionH>
+                <wp:positionV relativeFrom="paragraph">
+                  <wp:posOffset>153670</wp:posOffset>
+                </wp:positionV>
+                <wp:extent cx="472440" cy="495300"/>
+                <wp:effectExtent l="0" t="0" r="22860" b="19050"/>
+                <wp:wrapNone/>
+                <wp:docPr id="1451256112" name="Oval 12"/>
+                <wp:cNvGraphicFramePr/>
+                <a:graphic xmlns:a="http://schemas.openxmlformats.org/drawingml/2006/main">
+                  <a:graphicData uri="http://schemas.microsoft.com/office/word/2010/wordprocessingShape">
+                    <wps:wsp>
+                      <wps:cNvSpPr/>
+                      <wps:spPr>
+                        <a:xfrm>
+                          <a:off x="0" y="0"/>
+                          <a:ext cx="472440" cy="495300"/>
+                        </a:xfrm>
+                        <a:prstGeom prst="ellipse">
+                          <a:avLst/>
+                        </a:prstGeom>
+                      </wps:spPr>
+                      <wps:style>
+                        <a:lnRef idx="2">
+                          <a:schemeClr val="accent6"/>
+                        </a:lnRef>
+                        <a:fillRef idx="1">
+                          <a:schemeClr val="lt1"/>
+                        </a:fillRef>
+                        <a:effectRef idx="0">
+                          <a:schemeClr val="accent6"/>
+                        </a:effectRef>
+                        <a:fontRef idx="minor">
+                          <a:schemeClr val="dk1"/>
+                        </a:fontRef>
+                      </wps:style>
+                      <wps:bodyPr rot="0" spcFirstLastPara="0" vertOverflow="overflow" horzOverflow="overflow" vert="horz" wrap="square" lIns="91440" tIns="45720" rIns="91440" bIns="45720" numCol="1" spcCol="0" rtlCol="0" fromWordArt="0" anchor="ctr" anchorCtr="0" forceAA="0" compatLnSpc="1">
+                        <a:prstTxWarp prst="textNoShape">
+                          <a:avLst/>
+                        </a:prstTxWarp>
+                        <a:noAutofit/>
+                      </wps:bodyPr>
+                    </wps:wsp>
+                  </a:graphicData>
+                </a:graphic>
+                <wp14:sizeRelV relativeFrom="margin">
+                  <wp14:pctHeight>0</wp14:pctHeight>
+                </wp14:sizeRelV>
+              </wp:anchor>
+            </w:drawing>
+          </mc:Choice>
+          <mc:Fallback>
+            <w:pict>
+              <v:oval w14:anchorId="340D3C6F" id="Oval 12" o:spid="_x0000_s1026" style="position:absolute;margin-left:148.2pt;margin-top:12.1pt;width:37.2pt;height:39pt;z-index:251749376;visibility:visible;mso-wrap-style:square;mso-height-percent:0;mso-wrap-distance-left:9pt;mso-wrap-distance-top:0;mso-wrap-distance-right:9pt;mso-wrap-distance-bottom:0;mso-position-horizontal:absolute;mso-position-horizontal-relative:text;mso-position-vertical:absolute;mso-position-vertical-relative:text;mso-height-percent:0;mso-height-relative:margin;v-text-anchor:middle" o:gfxdata="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" fillcolor="white [3201]" strokecolor="#4ea72e [3209]" strokeweight="1pt">
+                <v:stroke joinstyle="miter"/>
+              </v:oval>
+            </w:pict>
+          </mc:Fallback>
+        </mc:AlternateContent>
+      </w:r>
+    </w:p>
     <w:p>
       <w:pPr>
         <w:rPr>
@@ -17866,7 +17875,7 @@
     <w:p>
       <w:r>
         <w:pict w14:anchorId="22070223">
-          <v:rect id="_x0000_i1144" style="width:0;height:1.5pt" o:hralign="center" o:hrstd="t" o:hr="t" fillcolor="#a0a0a0" stroked="f"/>
+          <v:rect id="_x0000_i1087" style="width:0;height:1.5pt" o:hralign="center" o:hrstd="t" o:hr="t" fillcolor="#a0a0a0" stroked="f"/>
         </w:pict>
       </w:r>
     </w:p>
@@ -19687,6 +19696,65 @@
       <w:r>
         <w:t xml:space="preserve"> to persistence state</w:t>
       </w:r>
+    </w:p>
+    <w:p>
+      <w:pPr>
+        <w:tabs>
+          <w:tab w:val="left" w:pos="3456"/>
+        </w:tabs>
+        <w:ind w:left="0"/>
+      </w:pPr>
+    </w:p>
+    <w:p>
+      <w:pPr>
+        <w:tabs>
+          <w:tab w:val="left" w:pos="3456"/>
+        </w:tabs>
+        <w:ind w:left="0"/>
+      </w:pPr>
+    </w:p>
+    <w:p>
+      <w:pPr>
+        <w:tabs>
+          <w:tab w:val="left" w:pos="3456"/>
+        </w:tabs>
+        <w:ind w:left="0"/>
+      </w:pPr>
+    </w:p>
+    <w:p>
+      <w:pPr>
+        <w:tabs>
+          <w:tab w:val="left" w:pos="3456"/>
+        </w:tabs>
+        <w:ind w:left="0"/>
+        <w:rPr>
+          <w:b/>
+          <w:bCs/>
+        </w:rPr>
+      </w:pPr>
+      <w:r>
+        <w:rPr>
+          <w:b/>
+          <w:bCs/>
+        </w:rPr>
+        <w:t>Hospital Management System</w:t>
+      </w:r>
+    </w:p>
+    <w:p>
+      <w:pPr>
+        <w:tabs>
+          <w:tab w:val="left" w:pos="3456"/>
+        </w:tabs>
+        <w:ind w:left="0"/>
+      </w:pPr>
+    </w:p>
+    <w:p>
+      <w:pPr>
+        <w:tabs>
+          <w:tab w:val="left" w:pos="3456"/>
+        </w:tabs>
+        <w:ind w:left="0"/>
+      </w:pPr>
     </w:p>
     <w:p>
       <w:pPr>
@@ -25365,6 +25433,7 @@
   <w:style w:type="character" w:default="1" w:styleId="DefaultParagraphFont">
     <w:name w:val="Default Paragraph Font"/>
     <w:uiPriority w:val="1"/>
+    <w:semiHidden/>
     <w:unhideWhenUsed/>
   </w:style>
   <w:style w:type="table" w:default="1" w:styleId="TableNormal">

--- a/Advanced_JAVA/hibernate.docx
+++ b/Advanced_JAVA/hibernate.docx
@@ -121,8 +121,13 @@
         <w:t>It removes the need to write SQL queries.</w:t>
       </w:r>
       <w:r>
-        <w:t xml:space="preserve"> Reduces boilerplate .</w:t>
-      </w:r>
+        <w:t xml:space="preserve"> Reduces </w:t>
+      </w:r>
+      <w:proofErr w:type="gramStart"/>
+      <w:r>
+        <w:t>boilerplate .</w:t>
+      </w:r>
+      <w:proofErr w:type="gramEnd"/>
     </w:p>
     <w:p>
       <w:pPr>
@@ -326,8 +331,13 @@
       </w:r>
     </w:p>
     <w:p>
-      <w:r>
-        <w:t>Tool to map Java with relational database.</w:t>
+      <w:proofErr w:type="gramStart"/>
+      <w:r>
+        <w:t>Tool</w:t>
+      </w:r>
+      <w:proofErr w:type="gramEnd"/>
+      <w:r>
+        <w:t xml:space="preserve"> to map Java with relational database.</w:t>
       </w:r>
     </w:p>
     <w:p>
@@ -429,8 +439,13 @@
           <w:numId w:val="10"/>
         </w:numPr>
       </w:pPr>
-      <w:r>
-        <w:t xml:space="preserve">Class should be </w:t>
+      <w:proofErr w:type="gramStart"/>
+      <w:r>
+        <w:t>Class</w:t>
+      </w:r>
+      <w:proofErr w:type="gramEnd"/>
+      <w:r>
+        <w:t xml:space="preserve"> should be </w:t>
       </w:r>
       <w:r>
         <w:rPr>
@@ -520,9 +535,11 @@
       </w:r>
     </w:p>
     <w:p>
+      <w:proofErr w:type="gramStart"/>
       <w:r>
         <w:t>@Entity</w:t>
       </w:r>
+      <w:proofErr w:type="gramEnd"/>
     </w:p>
     <w:p>
       <w:r>
@@ -537,18 +554,36 @@
     </w:p>
     <w:p>
       <w:r>
-        <w:t xml:space="preserve">    private long id;</w:t>
-      </w:r>
-    </w:p>
-    <w:p>
-      <w:r>
-        <w:t xml:space="preserve">    private String name;</w:t>
-      </w:r>
+        <w:t xml:space="preserve">    private long </w:t>
+      </w:r>
+      <w:proofErr w:type="gramStart"/>
+      <w:r>
+        <w:t>id;</w:t>
+      </w:r>
+      <w:proofErr w:type="gramEnd"/>
+    </w:p>
+    <w:p>
+      <w:r>
+        <w:t xml:space="preserve">    private String </w:t>
+      </w:r>
+      <w:proofErr w:type="gramStart"/>
+      <w:r>
+        <w:t>name;</w:t>
+      </w:r>
+      <w:proofErr w:type="gramEnd"/>
     </w:p>
     <w:p/>
     <w:p>
       <w:r>
-        <w:t xml:space="preserve">    public User() {</w:t>
+        <w:t xml:space="preserve">    public </w:t>
+      </w:r>
+      <w:proofErr w:type="gramStart"/>
+      <w:r>
+        <w:t>User(</w:t>
+      </w:r>
+      <w:proofErr w:type="gramEnd"/>
+      <w:r>
+        <w:t>) {</w:t>
       </w:r>
     </w:p>
     <w:p>
@@ -562,19 +597,29 @@
         <w:t xml:space="preserve">    public long </w:t>
       </w:r>
       <w:proofErr w:type="spellStart"/>
+      <w:proofErr w:type="gramStart"/>
       <w:r>
         <w:t>getId</w:t>
       </w:r>
       <w:proofErr w:type="spellEnd"/>
       <w:r>
-        <w:t>() {</w:t>
+        <w:t>(</w:t>
+      </w:r>
+      <w:proofErr w:type="gramEnd"/>
+      <w:r>
+        <w:t>) {</w:t>
       </w:r>
     </w:p>
     <w:p>
       <w:r>
         <w:lastRenderedPageBreak/>
-        <w:t xml:space="preserve">        return id;</w:t>
-      </w:r>
+        <w:t xml:space="preserve">        return </w:t>
+      </w:r>
+      <w:proofErr w:type="gramStart"/>
+      <w:r>
+        <w:t>id;</w:t>
+      </w:r>
+      <w:proofErr w:type="gramEnd"/>
     </w:p>
     <w:p>
       <w:r>
@@ -587,18 +632,33 @@
         <w:t xml:space="preserve">    public void </w:t>
       </w:r>
       <w:proofErr w:type="spellStart"/>
+      <w:proofErr w:type="gramStart"/>
       <w:r>
         <w:t>setId</w:t>
       </w:r>
       <w:proofErr w:type="spellEnd"/>
       <w:r>
-        <w:t>(long id) {</w:t>
-      </w:r>
-    </w:p>
-    <w:p>
-      <w:r>
-        <w:t xml:space="preserve">        this.id = id;</w:t>
-      </w:r>
+        <w:t>(</w:t>
+      </w:r>
+      <w:proofErr w:type="gramEnd"/>
+      <w:r>
+        <w:t xml:space="preserve">long </w:t>
+      </w:r>
+      <w:proofErr w:type="gramStart"/>
+      <w:r>
+        <w:t>id) {</w:t>
+      </w:r>
+      <w:proofErr w:type="gramEnd"/>
+    </w:p>
+    <w:p>
+      <w:r>
+        <w:t xml:space="preserve">        this.id = </w:t>
+      </w:r>
+      <w:proofErr w:type="gramStart"/>
+      <w:r>
+        <w:t>id;</w:t>
+      </w:r>
+      <w:proofErr w:type="gramEnd"/>
     </w:p>
     <w:p>
       <w:r>
@@ -611,18 +671,28 @@
         <w:t xml:space="preserve">    public String </w:t>
       </w:r>
       <w:proofErr w:type="spellStart"/>
+      <w:proofErr w:type="gramStart"/>
       <w:r>
         <w:t>getName</w:t>
       </w:r>
       <w:proofErr w:type="spellEnd"/>
       <w:r>
-        <w:t>() {</w:t>
-      </w:r>
-    </w:p>
-    <w:p>
-      <w:r>
-        <w:t xml:space="preserve">        return name;</w:t>
-      </w:r>
+        <w:t>(</w:t>
+      </w:r>
+      <w:proofErr w:type="gramEnd"/>
+      <w:r>
+        <w:t>) {</w:t>
+      </w:r>
+    </w:p>
+    <w:p>
+      <w:r>
+        <w:t xml:space="preserve">        return </w:t>
+      </w:r>
+      <w:proofErr w:type="gramStart"/>
+      <w:r>
+        <w:t>name;</w:t>
+      </w:r>
+      <w:proofErr w:type="gramEnd"/>
     </w:p>
     <w:p>
       <w:r>
@@ -635,18 +705,33 @@
         <w:t xml:space="preserve">    public void </w:t>
       </w:r>
       <w:proofErr w:type="spellStart"/>
+      <w:proofErr w:type="gramStart"/>
       <w:r>
         <w:t>setName</w:t>
       </w:r>
       <w:proofErr w:type="spellEnd"/>
       <w:r>
-        <w:t>(String name) {</w:t>
-      </w:r>
-    </w:p>
-    <w:p>
-      <w:r>
-        <w:t xml:space="preserve">        this.name = name;</w:t>
-      </w:r>
+        <w:t>(</w:t>
+      </w:r>
+      <w:proofErr w:type="gramEnd"/>
+      <w:r>
+        <w:t xml:space="preserve">String </w:t>
+      </w:r>
+      <w:proofErr w:type="gramStart"/>
+      <w:r>
+        <w:t>name) {</w:t>
+      </w:r>
+      <w:proofErr w:type="gramEnd"/>
+    </w:p>
+    <w:p>
+      <w:r>
+        <w:t xml:space="preserve">        this.name = </w:t>
+      </w:r>
+      <w:proofErr w:type="gramStart"/>
+      <w:r>
+        <w:t>name;</w:t>
+      </w:r>
+      <w:proofErr w:type="gramEnd"/>
     </w:p>
     <w:p>
       <w:r>
@@ -747,7 +832,15 @@
         </w:numPr>
       </w:pPr>
       <w:r>
-        <w:t>Hibernate internally uses JDBC API to communicate with database.</w:t>
+        <w:t xml:space="preserve">Hibernate internally uses JDBC API to communicate with </w:t>
+      </w:r>
+      <w:proofErr w:type="gramStart"/>
+      <w:r>
+        <w:t>database</w:t>
+      </w:r>
+      <w:proofErr w:type="gramEnd"/>
+      <w:r>
+        <w:t>.</w:t>
       </w:r>
     </w:p>
     <w:p>
@@ -2043,10 +2136,12 @@
     </w:p>
     <w:p>
       <w:proofErr w:type="spellStart"/>
+      <w:proofErr w:type="gramStart"/>
       <w:r>
         <w:t>myproject</w:t>
       </w:r>
       <w:proofErr w:type="spellEnd"/>
+      <w:proofErr w:type="gramEnd"/>
     </w:p>
     <w:p>
       <w:r>
@@ -2163,10 +2258,12 @@
         <w:t xml:space="preserve">         </w:t>
       </w:r>
       <w:proofErr w:type="spellStart"/>
+      <w:proofErr w:type="gramStart"/>
       <w:r>
         <w:t>xmlns:xsi</w:t>
       </w:r>
       <w:proofErr w:type="spellEnd"/>
+      <w:proofErr w:type="gramEnd"/>
       <w:r>
         <w:t>="http://www.w3.org/2001/XMLSchema-instance"</w:t>
       </w:r>
@@ -2176,10 +2273,12 @@
         <w:t xml:space="preserve">         </w:t>
       </w:r>
       <w:proofErr w:type="spellStart"/>
+      <w:proofErr w:type="gramStart"/>
       <w:r>
         <w:t>xsi:schemaLocation</w:t>
       </w:r>
       <w:proofErr w:type="spellEnd"/>
+      <w:proofErr w:type="gramEnd"/>
       <w:r>
         <w:t>="http://maven.apache.org/POM/4.0.0</w:t>
       </w:r>
@@ -2382,10 +2481,12 @@
         <w:t xml:space="preserve"> </w:t>
       </w:r>
       <w:proofErr w:type="spellStart"/>
+      <w:proofErr w:type="gramStart"/>
       <w:r>
         <w:t>archetype:generate</w:t>
       </w:r>
       <w:proofErr w:type="spellEnd"/>
+      <w:proofErr w:type="gramEnd"/>
     </w:p>
     <w:p>
       <w:r>
@@ -3104,7 +3205,15 @@
         <w:t>Entity class</w:t>
       </w:r>
       <w:r>
-        <w:t xml:space="preserve"> and annotate with @Entity.</w:t>
+        <w:t xml:space="preserve"> and annotate </w:t>
+      </w:r>
+      <w:proofErr w:type="gramStart"/>
+      <w:r>
+        <w:t>with @</w:t>
+      </w:r>
+      <w:proofErr w:type="gramEnd"/>
+      <w:r>
+        <w:t>Entity.</w:t>
       </w:r>
     </w:p>
     <w:p>
@@ -3559,8 +3668,13 @@
         <w:t>&lt;property name="</w:t>
       </w:r>
       <w:proofErr w:type="spellStart"/>
-      <w:r>
-        <w:t>hibernate.connection.driver_class</w:t>
+      <w:proofErr w:type="gramStart"/>
+      <w:r>
+        <w:t>hibernate.connection</w:t>
+      </w:r>
+      <w:proofErr w:type="gramEnd"/>
+      <w:r>
+        <w:t>.driver_class</w:t>
       </w:r>
       <w:proofErr w:type="spellEnd"/>
       <w:r>
@@ -3572,8 +3686,21 @@
         <w:t xml:space="preserve">    </w:t>
       </w:r>
       <w:proofErr w:type="spellStart"/>
-      <w:r>
-        <w:t>com.mysql.cj.jdbc.Driver</w:t>
+      <w:proofErr w:type="gramStart"/>
+      <w:r>
+        <w:t>com.mysql</w:t>
+      </w:r>
+      <w:proofErr w:type="gramEnd"/>
+      <w:r>
+        <w:t>.</w:t>
+      </w:r>
+      <w:proofErr w:type="gramStart"/>
+      <w:r>
+        <w:t>cj.jdbc</w:t>
+      </w:r>
+      <w:proofErr w:type="gramEnd"/>
+      <w:r>
+        <w:t>.Driver</w:t>
       </w:r>
       <w:proofErr w:type="spellEnd"/>
     </w:p>
@@ -3593,6 +3720,7 @@
         <w:t xml:space="preserve">    </w:t>
       </w:r>
       <w:proofErr w:type="spellStart"/>
+      <w:proofErr w:type="gramStart"/>
       <w:r>
         <w:t>jdbc:mysql</w:t>
       </w:r>
@@ -3605,6 +3733,7 @@
         <w:t>your_database_name</w:t>
       </w:r>
       <w:proofErr w:type="spellEnd"/>
+      <w:proofErr w:type="gramEnd"/>
     </w:p>
     <w:p>
       <w:r>
@@ -3618,8 +3747,13 @@
         <w:t>&lt;property name="</w:t>
       </w:r>
       <w:proofErr w:type="spellStart"/>
-      <w:r>
-        <w:t>hibernate.connection.username</w:t>
+      <w:proofErr w:type="gramStart"/>
+      <w:r>
+        <w:t>hibernate.connection</w:t>
+      </w:r>
+      <w:proofErr w:type="gramEnd"/>
+      <w:r>
+        <w:t>.username</w:t>
       </w:r>
       <w:proofErr w:type="spellEnd"/>
       <w:r>
@@ -3642,8 +3776,13 @@
         <w:t>&lt;property name="</w:t>
       </w:r>
       <w:proofErr w:type="spellStart"/>
-      <w:r>
-        <w:t>hibernate.connection.password</w:t>
+      <w:proofErr w:type="gramStart"/>
+      <w:r>
+        <w:t>hibernate.connection</w:t>
+      </w:r>
+      <w:proofErr w:type="gramEnd"/>
+      <w:r>
+        <w:t>.password</w:t>
       </w:r>
       <w:proofErr w:type="spellEnd"/>
       <w:r>
@@ -3692,17 +3831,35 @@
         <w:t>&lt;property name="</w:t>
       </w:r>
       <w:proofErr w:type="spellStart"/>
+      <w:proofErr w:type="gramStart"/>
       <w:r>
         <w:t>hibernate.dialect</w:t>
       </w:r>
       <w:proofErr w:type="spellEnd"/>
+      <w:proofErr w:type="gramEnd"/>
       <w:r>
         <w:t>"&gt;</w:t>
       </w:r>
     </w:p>
     <w:p>
       <w:r>
-        <w:t xml:space="preserve">    org.hibernate.dialect.MySQL8Dialect</w:t>
+        <w:t xml:space="preserve">    </w:t>
+      </w:r>
+      <w:proofErr w:type="gramStart"/>
+      <w:r>
+        <w:t>org.hibernate</w:t>
+      </w:r>
+      <w:proofErr w:type="gramEnd"/>
+      <w:r>
+        <w:t>.</w:t>
+      </w:r>
+      <w:proofErr w:type="gramStart"/>
+      <w:r>
+        <w:t>dialect.MySQL</w:t>
+      </w:r>
+      <w:proofErr w:type="gramEnd"/>
+      <w:r>
+        <w:t>8Dialect</w:t>
       </w:r>
     </w:p>
     <w:p>
@@ -3742,8 +3899,13 @@
         <w:t>&lt;property name="</w:t>
       </w:r>
       <w:proofErr w:type="spellStart"/>
-      <w:r>
-        <w:t>hibernate.show_sql</w:t>
+      <w:proofErr w:type="gramStart"/>
+      <w:r>
+        <w:t>hibernate.show</w:t>
+      </w:r>
+      <w:proofErr w:type="gramEnd"/>
+      <w:r>
+        <w:t>_sql</w:t>
       </w:r>
       <w:proofErr w:type="spellEnd"/>
       <w:r>
@@ -3755,8 +3917,13 @@
         <w:t>&lt;property name="</w:t>
       </w:r>
       <w:proofErr w:type="spellStart"/>
-      <w:r>
-        <w:t>hibernate.format_sql</w:t>
+      <w:proofErr w:type="gramStart"/>
+      <w:r>
+        <w:t>hibernate.format</w:t>
+      </w:r>
+      <w:proofErr w:type="gramEnd"/>
+      <w:r>
+        <w:t>_sql</w:t>
       </w:r>
       <w:proofErr w:type="spellEnd"/>
       <w:r>
@@ -3792,7 +3959,15 @@
     </w:p>
     <w:p>
       <w:r>
-        <w:t>&lt;property name="hibernate.hbm2ddl.auto"&gt;update&lt;/property&gt;</w:t>
+        <w:t>&lt;property name="</w:t>
+      </w:r>
+      <w:proofErr w:type="gramStart"/>
+      <w:r>
+        <w:t>hibernate.hbm2ddl.auto</w:t>
+      </w:r>
+      <w:proofErr w:type="gramEnd"/>
+      <w:r>
+        <w:t>"&gt;update&lt;/property&gt;</w:t>
       </w:r>
     </w:p>
     <w:p>
@@ -3878,9 +4053,14 @@
       </w:r>
       <w:proofErr w:type="spellStart"/>
       <w:r>
-        <w:t>com.example.User</w:t>
+        <w:t>com.</w:t>
+      </w:r>
+      <w:proofErr w:type="gramStart"/>
+      <w:r>
+        <w:t>example.User</w:t>
       </w:r>
       <w:proofErr w:type="spellEnd"/>
+      <w:proofErr w:type="gramEnd"/>
       <w:r>
         <w:t>"/&gt;</w:t>
       </w:r>
@@ -3939,8 +4119,13 @@
         <w:t xml:space="preserve">        &lt;property name="</w:t>
       </w:r>
       <w:proofErr w:type="spellStart"/>
-      <w:r>
-        <w:t>hibernate.connection.driver_class</w:t>
+      <w:proofErr w:type="gramStart"/>
+      <w:r>
+        <w:t>hibernate.connection</w:t>
+      </w:r>
+      <w:proofErr w:type="gramEnd"/>
+      <w:r>
+        <w:t>.driver_class</w:t>
       </w:r>
       <w:proofErr w:type="spellEnd"/>
       <w:r>
@@ -3952,8 +4137,21 @@
         <w:t xml:space="preserve">            </w:t>
       </w:r>
       <w:proofErr w:type="spellStart"/>
-      <w:r>
-        <w:t>com.mysql.cj.jdbc.Driver</w:t>
+      <w:proofErr w:type="gramStart"/>
+      <w:r>
+        <w:t>com.mysql</w:t>
+      </w:r>
+      <w:proofErr w:type="gramEnd"/>
+      <w:r>
+        <w:t>.</w:t>
+      </w:r>
+      <w:proofErr w:type="gramStart"/>
+      <w:r>
+        <w:t>cj.jdbc</w:t>
+      </w:r>
+      <w:proofErr w:type="gramEnd"/>
+      <w:r>
+        <w:t>.Driver</w:t>
       </w:r>
       <w:proofErr w:type="spellEnd"/>
     </w:p>
@@ -3973,6 +4171,7 @@
         <w:t xml:space="preserve">            </w:t>
       </w:r>
       <w:proofErr w:type="spellStart"/>
+      <w:proofErr w:type="gramStart"/>
       <w:r>
         <w:t>jdbc:mysql</w:t>
       </w:r>
@@ -3985,6 +4184,7 @@
         <w:t>testdb</w:t>
       </w:r>
       <w:proofErr w:type="spellEnd"/>
+      <w:proofErr w:type="gramEnd"/>
     </w:p>
     <w:p>
       <w:r>
@@ -3997,8 +4197,13 @@
         <w:t xml:space="preserve">        &lt;property name="</w:t>
       </w:r>
       <w:proofErr w:type="spellStart"/>
-      <w:r>
-        <w:t>hibernate.connection.username</w:t>
+      <w:proofErr w:type="gramStart"/>
+      <w:r>
+        <w:t>hibernate.connection</w:t>
+      </w:r>
+      <w:proofErr w:type="gramEnd"/>
+      <w:r>
+        <w:t>.username</w:t>
       </w:r>
       <w:proofErr w:type="spellEnd"/>
       <w:r>
@@ -4021,8 +4226,13 @@
         <w:t xml:space="preserve">        &lt;property name="</w:t>
       </w:r>
       <w:proofErr w:type="spellStart"/>
-      <w:r>
-        <w:t>hibernate.connection.password</w:t>
+      <w:proofErr w:type="gramStart"/>
+      <w:r>
+        <w:t>hibernate.connection</w:t>
+      </w:r>
+      <w:proofErr w:type="gramEnd"/>
+      <w:r>
+        <w:t>.password</w:t>
       </w:r>
       <w:proofErr w:type="spellEnd"/>
       <w:r>
@@ -4045,17 +4255,35 @@
         <w:t xml:space="preserve">        &lt;property name="</w:t>
       </w:r>
       <w:proofErr w:type="spellStart"/>
+      <w:proofErr w:type="gramStart"/>
       <w:r>
         <w:t>hibernate.dialect</w:t>
       </w:r>
       <w:proofErr w:type="spellEnd"/>
+      <w:proofErr w:type="gramEnd"/>
       <w:r>
         <w:t>"&gt;</w:t>
       </w:r>
     </w:p>
     <w:p>
       <w:r>
-        <w:t xml:space="preserve">            org.hibernate.dialect.MySQL8Dialect</w:t>
+        <w:t xml:space="preserve">            </w:t>
+      </w:r>
+      <w:proofErr w:type="gramStart"/>
+      <w:r>
+        <w:t>org.hibernate</w:t>
+      </w:r>
+      <w:proofErr w:type="gramEnd"/>
+      <w:r>
+        <w:t>.</w:t>
+      </w:r>
+      <w:proofErr w:type="gramStart"/>
+      <w:r>
+        <w:t>dialect.MySQL</w:t>
+      </w:r>
+      <w:proofErr w:type="gramEnd"/>
+      <w:r>
+        <w:t>8Dialect</w:t>
       </w:r>
     </w:p>
     <w:p>
@@ -4069,8 +4297,13 @@
         <w:t xml:space="preserve">        &lt;property name="</w:t>
       </w:r>
       <w:proofErr w:type="spellStart"/>
-      <w:r>
-        <w:t>hibernate.show_sql</w:t>
+      <w:proofErr w:type="gramStart"/>
+      <w:r>
+        <w:t>hibernate.show</w:t>
+      </w:r>
+      <w:proofErr w:type="gramEnd"/>
+      <w:r>
+        <w:t>_sql</w:t>
       </w:r>
       <w:proofErr w:type="spellEnd"/>
       <w:r>
@@ -4082,8 +4315,13 @@
         <w:t xml:space="preserve">        &lt;property name="</w:t>
       </w:r>
       <w:proofErr w:type="spellStart"/>
-      <w:r>
-        <w:t>hibernate.format_sql</w:t>
+      <w:proofErr w:type="gramStart"/>
+      <w:r>
+        <w:t>hibernate.format</w:t>
+      </w:r>
+      <w:proofErr w:type="gramEnd"/>
+      <w:r>
+        <w:t>_sql</w:t>
       </w:r>
       <w:proofErr w:type="spellEnd"/>
       <w:r>
@@ -4093,7 +4331,15 @@
     <w:p/>
     <w:p>
       <w:r>
-        <w:t xml:space="preserve">        &lt;property name="hibernate.hbm2ddl.auto"&gt;update&lt;/property&gt;</w:t>
+        <w:t xml:space="preserve">        &lt;property name="</w:t>
+      </w:r>
+      <w:proofErr w:type="gramStart"/>
+      <w:r>
+        <w:t>hibernate.hbm2ddl.auto</w:t>
+      </w:r>
+      <w:proofErr w:type="gramEnd"/>
+      <w:r>
+        <w:t>"&gt;update&lt;/property&gt;</w:t>
       </w:r>
     </w:p>
     <w:p/>
@@ -4103,9 +4349,14 @@
       </w:r>
       <w:proofErr w:type="spellStart"/>
       <w:r>
-        <w:t>com.example.User</w:t>
+        <w:t>com.</w:t>
+      </w:r>
+      <w:proofErr w:type="gramStart"/>
+      <w:r>
+        <w:t>example.User</w:t>
       </w:r>
       <w:proofErr w:type="spellEnd"/>
+      <w:proofErr w:type="gramEnd"/>
       <w:r>
         <w:t>"/&gt;</w:t>
       </w:r>
@@ -4288,6 +4539,7 @@
         <w:br/>
       </w:r>
       <w:proofErr w:type="spellStart"/>
+      <w:proofErr w:type="gramStart"/>
       <w:r>
         <w:rPr>
           <w:rFonts w:ascii="Courier New" w:eastAsia="Times New Roman" w:hAnsi="Courier New" w:cs="Courier New"/>
@@ -4300,6 +4552,7 @@
         <w:t>config.configure</w:t>
       </w:r>
       <w:proofErr w:type="spellEnd"/>
+      <w:proofErr w:type="gramEnd"/>
       <w:r>
         <w:rPr>
           <w:rFonts w:ascii="Courier New" w:eastAsia="Times New Roman" w:hAnsi="Courier New" w:cs="Courier New"/>
@@ -4309,7 +4562,31 @@
           <w:szCs w:val="20"/>
           <w14:ligatures w14:val="none"/>
         </w:rPr>
-        <w:t xml:space="preserve">(); </w:t>
+        <w:t>(</w:t>
+      </w:r>
+      <w:proofErr w:type="gramStart"/>
+      <w:r>
+        <w:rPr>
+          <w:rFonts w:ascii="Courier New" w:eastAsia="Times New Roman" w:hAnsi="Courier New" w:cs="Courier New"/>
+          <w:color w:val="BCBEC4"/>
+          <w:kern w:val="0"/>
+          <w:sz w:val="20"/>
+          <w:szCs w:val="20"/>
+          <w14:ligatures w14:val="none"/>
+        </w:rPr>
+        <w:t>);</w:t>
+      </w:r>
+      <w:proofErr w:type="gramEnd"/>
+      <w:r>
+        <w:rPr>
+          <w:rFonts w:ascii="Courier New" w:eastAsia="Times New Roman" w:hAnsi="Courier New" w:cs="Courier New"/>
+          <w:color w:val="BCBEC4"/>
+          <w:kern w:val="0"/>
+          <w:sz w:val="20"/>
+          <w:szCs w:val="20"/>
+          <w14:ligatures w14:val="none"/>
+        </w:rPr>
+        <w:t xml:space="preserve"> </w:t>
       </w:r>
     </w:p>
     <w:p>
@@ -4339,6 +4616,7 @@
         <w:t xml:space="preserve"> factory = </w:t>
       </w:r>
       <w:proofErr w:type="spellStart"/>
+      <w:proofErr w:type="gramStart"/>
       <w:r>
         <w:rPr>
           <w:color w:val="BCBEC4"/>
@@ -4346,6 +4624,7 @@
         <w:t>config.buildSessionFactory</w:t>
       </w:r>
       <w:proofErr w:type="spellEnd"/>
+      <w:proofErr w:type="gramEnd"/>
       <w:r>
         <w:rPr>
           <w:color w:val="BCBEC4"/>
@@ -4417,6 +4696,7 @@
         <w:br/>
       </w:r>
       <w:proofErr w:type="spellStart"/>
+      <w:proofErr w:type="gramStart"/>
       <w:r>
         <w:rPr>
           <w:color w:val="BCBEC4"/>
@@ -4424,12 +4704,21 @@
         <w:t>factory.close</w:t>
       </w:r>
       <w:proofErr w:type="spellEnd"/>
+      <w:proofErr w:type="gramEnd"/>
       <w:r>
         <w:rPr>
           <w:color w:val="BCBEC4"/>
         </w:rPr>
-        <w:t>();</w:t>
-      </w:r>
+        <w:t>(</w:t>
+      </w:r>
+      <w:proofErr w:type="gramStart"/>
+      <w:r>
+        <w:rPr>
+          <w:color w:val="BCBEC4"/>
+        </w:rPr>
+        <w:t>);</w:t>
+      </w:r>
+      <w:proofErr w:type="gramEnd"/>
     </w:p>
     <w:p>
       <w:pPr>
@@ -4511,6 +4800,7 @@
         </w:rPr>
       </w:pPr>
       <w:proofErr w:type="spellStart"/>
+      <w:proofErr w:type="gramStart"/>
       <w:r>
         <w:rPr>
           <w:color w:val="FFFFFF" w:themeColor="background1"/>
@@ -4519,20 +4809,35 @@
         <w:t>factory.openSession</w:t>
       </w:r>
       <w:proofErr w:type="spellEnd"/>
+      <w:proofErr w:type="gramEnd"/>
       <w:r>
         <w:rPr>
           <w:color w:val="FFFFFF" w:themeColor="background1"/>
           <w:highlight w:val="black"/>
         </w:rPr>
-        <w:t>();</w:t>
-      </w:r>
+        <w:t>(</w:t>
+      </w:r>
+      <w:proofErr w:type="gramStart"/>
+      <w:r>
+        <w:rPr>
+          <w:color w:val="FFFFFF" w:themeColor="background1"/>
+          <w:highlight w:val="black"/>
+        </w:rPr>
+        <w:t>);</w:t>
+      </w:r>
+      <w:proofErr w:type="gramEnd"/>
     </w:p>
     <w:p>
       <w:pPr>
         <w:ind w:left="0"/>
       </w:pPr>
-      <w:r>
-        <w:t>the session object is used to interact with database</w:t>
+      <w:proofErr w:type="gramStart"/>
+      <w:r>
+        <w:t>the</w:t>
+      </w:r>
+      <w:proofErr w:type="gramEnd"/>
+      <w:r>
+        <w:t xml:space="preserve"> session object is used to interact with database</w:t>
       </w:r>
     </w:p>
     <w:p>
@@ -4602,8 +4907,13 @@
       <w:pPr>
         <w:ind w:left="0"/>
       </w:pPr>
-      <w:r>
-        <w:t>it helps to keep the data safe and consistent</w:t>
+      <w:proofErr w:type="gramStart"/>
+      <w:r>
+        <w:t>it</w:t>
+      </w:r>
+      <w:proofErr w:type="gramEnd"/>
+      <w:r>
+        <w:t xml:space="preserve"> helps to keep the data safe and consistent</w:t>
       </w:r>
     </w:p>
     <w:p>
@@ -4615,6 +4925,7 @@
           <w:u w:val="single"/>
         </w:rPr>
       </w:pPr>
+      <w:proofErr w:type="gramStart"/>
       <w:r>
         <w:rPr>
           <w:i/>
@@ -4623,6 +4934,7 @@
         </w:rPr>
         <w:t>example</w:t>
       </w:r>
+      <w:proofErr w:type="gramEnd"/>
     </w:p>
     <w:p>
       <w:pPr>
@@ -4681,8 +4993,21 @@
       <w:pPr>
         <w:ind w:left="0"/>
       </w:pPr>
-      <w:r>
-        <w:t>this complete process is called as transaction</w:t>
+      <w:proofErr w:type="gramStart"/>
+      <w:r>
+        <w:t>this</w:t>
+      </w:r>
+      <w:proofErr w:type="gramEnd"/>
+      <w:r>
+        <w:t xml:space="preserve"> complete process is </w:t>
+      </w:r>
+      <w:proofErr w:type="gramStart"/>
+      <w:r>
+        <w:t>called as</w:t>
+      </w:r>
+      <w:proofErr w:type="gramEnd"/>
+      <w:r>
+        <w:t xml:space="preserve"> transaction</w:t>
       </w:r>
     </w:p>
     <w:p>
@@ -4715,6 +5040,7 @@
           <w:szCs w:val="24"/>
         </w:rPr>
       </w:pPr>
+      <w:proofErr w:type="gramStart"/>
       <w:r>
         <w:rPr>
           <w:b/>
@@ -4733,6 +5059,7 @@
         </w:rPr>
         <w:t>Entity</w:t>
       </w:r>
+      <w:proofErr w:type="gramEnd"/>
     </w:p>
     <w:p>
       <w:pPr>
@@ -4765,6 +5092,7 @@
           <w:szCs w:val="24"/>
         </w:rPr>
       </w:pPr>
+      <w:proofErr w:type="gramStart"/>
       <w:r>
         <w:rPr>
           <w:b/>
@@ -4774,13 +5102,22 @@
         </w:rPr>
         <w:t>@Table</w:t>
       </w:r>
+      <w:proofErr w:type="gramEnd"/>
     </w:p>
     <w:p>
       <w:pPr>
         <w:ind w:left="0"/>
       </w:pPr>
       <w:r>
-        <w:t>This annotation specifies the table name in the DB --- @Table(name=”table_name”)</w:t>
+        <w:t>This annotation specifies the table name in the DB --- @Table(name</w:t>
+      </w:r>
+      <w:proofErr w:type="gramStart"/>
+      <w:r>
+        <w:t>=”table</w:t>
+      </w:r>
+      <w:proofErr w:type="gramEnd"/>
+      <w:r>
+        <w:t>_name”)</w:t>
       </w:r>
     </w:p>
     <w:p>
@@ -4873,7 +5210,15 @@
         <w:ind w:left="0"/>
       </w:pPr>
       <w:r>
-        <w:t xml:space="preserve">This annotation automatically generates value of primary key and also auto </w:t>
+        <w:t xml:space="preserve">This annotation automatically generates value of primary key </w:t>
+      </w:r>
+      <w:proofErr w:type="gramStart"/>
+      <w:r>
+        <w:t>and also</w:t>
+      </w:r>
+      <w:proofErr w:type="gramEnd"/>
+      <w:r>
+        <w:t xml:space="preserve"> auto </w:t>
       </w:r>
       <w:proofErr w:type="spellStart"/>
       <w:r>
@@ -4894,6 +5239,7 @@
           <w:szCs w:val="24"/>
         </w:rPr>
       </w:pPr>
+      <w:proofErr w:type="gramStart"/>
       <w:r>
         <w:rPr>
           <w:b/>
@@ -4903,13 +5249,22 @@
         </w:rPr>
         <w:t>@Column</w:t>
       </w:r>
+      <w:proofErr w:type="gramEnd"/>
     </w:p>
     <w:p>
       <w:pPr>
         <w:ind w:left="0"/>
       </w:pPr>
       <w:r>
-        <w:t>used to specify the detail of the table’s column like name, length, nullable</w:t>
+        <w:t xml:space="preserve">used to specify the </w:t>
+      </w:r>
+      <w:proofErr w:type="gramStart"/>
+      <w:r>
+        <w:t>detail</w:t>
+      </w:r>
+      <w:proofErr w:type="gramEnd"/>
+      <w:r>
+        <w:t xml:space="preserve"> of the table’s column like name, length, nullable</w:t>
       </w:r>
     </w:p>
     <w:p>
@@ -4922,6 +5277,7 @@
           <w:szCs w:val="24"/>
         </w:rPr>
       </w:pPr>
+      <w:proofErr w:type="gramStart"/>
       <w:r>
         <w:rPr>
           <w:b/>
@@ -4931,13 +5287,22 @@
         </w:rPr>
         <w:t>@Transient</w:t>
       </w:r>
+      <w:proofErr w:type="gramEnd"/>
     </w:p>
     <w:p>
       <w:pPr>
         <w:ind w:left="0"/>
       </w:pPr>
       <w:r>
-        <w:t>This tells hibernate not to store the specific field    [-----private int a;] as a column in the DB</w:t>
+        <w:t xml:space="preserve">This tells hibernate not to store the specific field </w:t>
+      </w:r>
+      <w:proofErr w:type="gramStart"/>
+      <w:r>
+        <w:t xml:space="preserve">   [</w:t>
+      </w:r>
+      <w:proofErr w:type="gramEnd"/>
+      <w:r>
+        <w:t>-----private int a;] as a column in the DB</w:t>
       </w:r>
     </w:p>
     <w:p>
@@ -4950,6 +5315,7 @@
           <w:szCs w:val="24"/>
         </w:rPr>
       </w:pPr>
+      <w:proofErr w:type="gramStart"/>
       <w:r>
         <w:rPr>
           <w:b/>
@@ -4959,6 +5325,7 @@
         </w:rPr>
         <w:t>@Temporal</w:t>
       </w:r>
+      <w:proofErr w:type="gramEnd"/>
     </w:p>
     <w:p>
       <w:pPr>
@@ -4978,6 +5345,7 @@
           <w:szCs w:val="24"/>
         </w:rPr>
       </w:pPr>
+      <w:proofErr w:type="gramStart"/>
       <w:r>
         <w:rPr>
           <w:b/>
@@ -4987,6 +5355,7 @@
         </w:rPr>
         <w:t>@Lob</w:t>
       </w:r>
+      <w:proofErr w:type="gramEnd"/>
     </w:p>
     <w:p>
       <w:pPr>
@@ -5083,7 +5452,15 @@
         <w:ind w:left="0"/>
       </w:pPr>
       <w:r>
-        <w:t>One to one mapping ---------- @OnetoOne</w:t>
+        <w:t>One to one mapping --------</w:t>
+      </w:r>
+      <w:proofErr w:type="gramStart"/>
+      <w:r>
+        <w:t>-- @</w:t>
+      </w:r>
+      <w:proofErr w:type="gramEnd"/>
+      <w:r>
+        <w:t>OnetoOne</w:t>
       </w:r>
     </w:p>
     <w:p>
@@ -5091,7 +5468,23 @@
         <w:ind w:left="0"/>
       </w:pPr>
       <w:r>
-        <w:t>One to many mapping ------ @OnetoMany</w:t>
+        <w:t xml:space="preserve">One </w:t>
+      </w:r>
+      <w:proofErr w:type="gramStart"/>
+      <w:r>
+        <w:t>to</w:t>
+      </w:r>
+      <w:proofErr w:type="gramEnd"/>
+      <w:r>
+        <w:t xml:space="preserve"> many mapping ----</w:t>
+      </w:r>
+      <w:proofErr w:type="gramStart"/>
+      <w:r>
+        <w:t>-- @</w:t>
+      </w:r>
+      <w:proofErr w:type="gramEnd"/>
+      <w:r>
+        <w:t>OnetoMany</w:t>
       </w:r>
     </w:p>
     <w:p>
@@ -5099,7 +5492,15 @@
         <w:ind w:left="0"/>
       </w:pPr>
       <w:r>
-        <w:t>Many to many mapping ------ @ManytoMany</w:t>
+        <w:t>Many to many mapping ----</w:t>
+      </w:r>
+      <w:proofErr w:type="gramStart"/>
+      <w:r>
+        <w:t>-- @</w:t>
+      </w:r>
+      <w:proofErr w:type="gramEnd"/>
+      <w:r>
+        <w:t>ManytoMany</w:t>
       </w:r>
     </w:p>
     <w:p>
@@ -5141,9 +5542,14 @@
       <w:pPr>
         <w:ind w:left="0"/>
       </w:pPr>
+      <w:proofErr w:type="gramStart"/>
       <w:r>
         <w:lastRenderedPageBreak/>
-        <w:t>Its having relationship with only one object</w:t>
+        <w:t>Its</w:t>
+      </w:r>
+      <w:proofErr w:type="gramEnd"/>
+      <w:r>
+        <w:t xml:space="preserve"> having relationship with only one object</w:t>
       </w:r>
     </w:p>
     <w:p>
@@ -5264,23 +5670,37 @@
         <w:t xml:space="preserve">import </w:t>
       </w:r>
       <w:proofErr w:type="spellStart"/>
+      <w:proofErr w:type="gramStart"/>
       <w:r>
         <w:t>jakarta.persistence</w:t>
       </w:r>
       <w:proofErr w:type="spellEnd"/>
-      <w:r>
-        <w:t>.*;</w:t>
-      </w:r>
+      <w:proofErr w:type="gramEnd"/>
+      <w:r>
+        <w:t>.</w:t>
+      </w:r>
+      <w:proofErr w:type="gramStart"/>
+      <w:r>
+        <w:t>*;</w:t>
+      </w:r>
+      <w:proofErr w:type="gramEnd"/>
     </w:p>
     <w:p/>
     <w:p>
+      <w:proofErr w:type="gramStart"/>
       <w:r>
         <w:t>@Entity</w:t>
       </w:r>
-    </w:p>
-    <w:p>
-      <w:r>
-        <w:t>public class Person {</w:t>
+      <w:proofErr w:type="gramEnd"/>
+    </w:p>
+    <w:p>
+      <w:proofErr w:type="gramStart"/>
+      <w:r>
+        <w:t>public</w:t>
+      </w:r>
+      <w:proofErr w:type="gramEnd"/>
+      <w:r>
+        <w:t xml:space="preserve"> class Person {</w:t>
       </w:r>
     </w:p>
     <w:p/>
@@ -5291,7 +5711,15 @@
     </w:p>
     <w:p>
       <w:r>
-        <w:t xml:space="preserve">    @GeneratedValue(strategy = </w:t>
+        <w:t xml:space="preserve">    @</w:t>
+      </w:r>
+      <w:proofErr w:type="gramStart"/>
+      <w:r>
+        <w:t>GeneratedValue(</w:t>
+      </w:r>
+      <w:proofErr w:type="gramEnd"/>
+      <w:r>
+        <w:t xml:space="preserve">strategy = </w:t>
       </w:r>
       <w:proofErr w:type="spellStart"/>
       <w:r>
@@ -5304,19 +5732,37 @@
     </w:p>
     <w:p>
       <w:r>
-        <w:t xml:space="preserve">    private int id;</w:t>
-      </w:r>
+        <w:t xml:space="preserve">    private int </w:t>
+      </w:r>
+      <w:proofErr w:type="gramStart"/>
+      <w:r>
+        <w:t>id;</w:t>
+      </w:r>
+      <w:proofErr w:type="gramEnd"/>
     </w:p>
     <w:p/>
     <w:p>
       <w:r>
-        <w:t xml:space="preserve">    private String name;</w:t>
-      </w:r>
+        <w:t xml:space="preserve">    private String </w:t>
+      </w:r>
+      <w:proofErr w:type="gramStart"/>
+      <w:r>
+        <w:t>name;</w:t>
+      </w:r>
+      <w:proofErr w:type="gramEnd"/>
     </w:p>
     <w:p/>
     <w:p>
       <w:r>
-        <w:t xml:space="preserve">    @OneToOne(cascade = </w:t>
+        <w:t xml:space="preserve">    @</w:t>
+      </w:r>
+      <w:proofErr w:type="gramStart"/>
+      <w:r>
+        <w:t>OneToOne(</w:t>
+      </w:r>
+      <w:proofErr w:type="gramEnd"/>
+      <w:r>
+        <w:t xml:space="preserve">cascade = </w:t>
       </w:r>
       <w:proofErr w:type="spellStart"/>
       <w:r>
@@ -5329,7 +5775,15 @@
     </w:p>
     <w:p>
       <w:r>
-        <w:t xml:space="preserve">    @JoinColumn(name = "</w:t>
+        <w:t xml:space="preserve">    @</w:t>
+      </w:r>
+      <w:proofErr w:type="gramStart"/>
+      <w:r>
+        <w:t>JoinColumn(</w:t>
+      </w:r>
+      <w:proofErr w:type="gramEnd"/>
+      <w:r>
+        <w:t>name = "</w:t>
       </w:r>
       <w:proofErr w:type="spellStart"/>
       <w:r>
@@ -5345,6 +5799,7 @@
         <w:t xml:space="preserve">    private Aadhaar </w:t>
       </w:r>
       <w:proofErr w:type="spellStart"/>
+      <w:proofErr w:type="gramStart"/>
       <w:r>
         <w:t>aadhaar</w:t>
       </w:r>
@@ -5352,6 +5807,7 @@
       <w:r>
         <w:t>;</w:t>
       </w:r>
+      <w:proofErr w:type="gramEnd"/>
     </w:p>
     <w:p/>
     <w:p>
@@ -5373,19 +5829,28 @@
         <w:t xml:space="preserve">import </w:t>
       </w:r>
       <w:proofErr w:type="spellStart"/>
+      <w:proofErr w:type="gramStart"/>
       <w:r>
         <w:t>jakarta.persistence</w:t>
       </w:r>
       <w:proofErr w:type="spellEnd"/>
-      <w:r>
-        <w:t>.*;</w:t>
-      </w:r>
+      <w:proofErr w:type="gramEnd"/>
+      <w:r>
+        <w:t>.</w:t>
+      </w:r>
+      <w:proofErr w:type="gramStart"/>
+      <w:r>
+        <w:t>*;</w:t>
+      </w:r>
+      <w:proofErr w:type="gramEnd"/>
     </w:p>
     <w:p/>
     <w:p>
+      <w:proofErr w:type="gramStart"/>
       <w:r>
         <w:t>@Entity</w:t>
       </w:r>
+      <w:proofErr w:type="gramEnd"/>
     </w:p>
     <w:p>
       <w:r>
@@ -5400,7 +5865,15 @@
     </w:p>
     <w:p>
       <w:r>
-        <w:t xml:space="preserve">    @GeneratedValue(strategy = </w:t>
+        <w:t xml:space="preserve">    @</w:t>
+      </w:r>
+      <w:proofErr w:type="gramStart"/>
+      <w:r>
+        <w:t>GeneratedValue(</w:t>
+      </w:r>
+      <w:proofErr w:type="gramEnd"/>
+      <w:r>
+        <w:t xml:space="preserve">strategy = </w:t>
       </w:r>
       <w:proofErr w:type="spellStart"/>
       <w:r>
@@ -5413,8 +5886,13 @@
     </w:p>
     <w:p>
       <w:r>
-        <w:t xml:space="preserve">    private int id;</w:t>
-      </w:r>
+        <w:t xml:space="preserve">    private int </w:t>
+      </w:r>
+      <w:proofErr w:type="gramStart"/>
+      <w:r>
+        <w:t>id;</w:t>
+      </w:r>
+      <w:proofErr w:type="gramEnd"/>
     </w:p>
     <w:p/>
     <w:p>
@@ -5422,6 +5900,7 @@
         <w:t xml:space="preserve">    private String </w:t>
       </w:r>
       <w:proofErr w:type="spellStart"/>
+      <w:proofErr w:type="gramStart"/>
       <w:r>
         <w:t>aadhaarNumber</w:t>
       </w:r>
@@ -5429,6 +5908,7 @@
       <w:r>
         <w:t>;</w:t>
       </w:r>
+      <w:proofErr w:type="gramEnd"/>
     </w:p>
     <w:p/>
     <w:p>
@@ -5723,8 +6203,13 @@
           <w:numId w:val="17"/>
         </w:numPr>
       </w:pPr>
-      <w:r>
-        <w:t>@JoinColumn → creates foreign key</w:t>
+      <w:proofErr w:type="gramStart"/>
+      <w:r>
+        <w:t>@JoinColumn →</w:t>
+      </w:r>
+      <w:proofErr w:type="gramEnd"/>
+      <w:r>
+        <w:t xml:space="preserve"> creates foreign key</w:t>
       </w:r>
     </w:p>
     <w:p>
@@ -5762,7 +6247,31 @@
     <w:p/>
     <w:p>
       <w:r>
-        <w:t>In one to one unidirectional mapping hibernate will create extra column with the help of @OnetoOne annotation</w:t>
+        <w:t xml:space="preserve">In </w:t>
+      </w:r>
+      <w:proofErr w:type="gramStart"/>
+      <w:r>
+        <w:t>one to one</w:t>
+      </w:r>
+      <w:proofErr w:type="gramEnd"/>
+      <w:r>
+        <w:t xml:space="preserve"> unidirectional mapping hibernate will create extra </w:t>
+      </w:r>
+      <w:proofErr w:type="gramStart"/>
+      <w:r>
+        <w:t>column</w:t>
+      </w:r>
+      <w:proofErr w:type="gramEnd"/>
+      <w:r>
+        <w:t xml:space="preserve"> with the help </w:t>
+      </w:r>
+      <w:proofErr w:type="gramStart"/>
+      <w:r>
+        <w:t>of @</w:t>
+      </w:r>
+      <w:proofErr w:type="gramEnd"/>
+      <w:r>
+        <w:t>OnetoOne annotation</w:t>
       </w:r>
     </w:p>
     <w:p>
@@ -5831,7 +6340,15 @@
     </w:p>
     <w:p>
       <w:r>
-        <w:t>In one to many hibernate will create extra table to store foreign or primary key off both tables</w:t>
+        <w:t xml:space="preserve">In one to many hibernate will create extra </w:t>
+      </w:r>
+      <w:proofErr w:type="gramStart"/>
+      <w:r>
+        <w:t>table</w:t>
+      </w:r>
+      <w:proofErr w:type="gramEnd"/>
+      <w:r>
+        <w:t xml:space="preserve"> to store foreign or primary key off both tables</w:t>
       </w:r>
     </w:p>
     <w:p/>
@@ -5840,32 +6357,51 @@
         <w:t xml:space="preserve">import </w:t>
       </w:r>
       <w:proofErr w:type="spellStart"/>
+      <w:proofErr w:type="gramStart"/>
       <w:r>
         <w:t>jakarta.persistence</w:t>
       </w:r>
       <w:proofErr w:type="spellEnd"/>
-      <w:r>
-        <w:t>.*;</w:t>
-      </w:r>
+      <w:proofErr w:type="gramEnd"/>
+      <w:r>
+        <w:t>.</w:t>
+      </w:r>
+      <w:proofErr w:type="gramStart"/>
+      <w:r>
+        <w:t>*;</w:t>
+      </w:r>
+      <w:proofErr w:type="gramEnd"/>
     </w:p>
     <w:p>
       <w:r>
         <w:t xml:space="preserve">import </w:t>
       </w:r>
       <w:proofErr w:type="spellStart"/>
-      <w:r>
-        <w:t>java.util.List</w:t>
+      <w:proofErr w:type="gramStart"/>
+      <w:r>
+        <w:t>java.util</w:t>
+      </w:r>
+      <w:proofErr w:type="gramEnd"/>
+      <w:r>
+        <w:t>.</w:t>
+      </w:r>
+      <w:proofErr w:type="gramStart"/>
+      <w:r>
+        <w:t>List</w:t>
       </w:r>
       <w:proofErr w:type="spellEnd"/>
       <w:r>
         <w:t>;</w:t>
       </w:r>
+      <w:proofErr w:type="gramEnd"/>
     </w:p>
     <w:p/>
     <w:p>
+      <w:proofErr w:type="gramStart"/>
       <w:r>
         <w:t>@Entity</w:t>
       </w:r>
+      <w:proofErr w:type="gramEnd"/>
     </w:p>
     <w:p>
       <w:r>
@@ -5880,7 +6416,15 @@
     </w:p>
     <w:p>
       <w:r>
-        <w:t xml:space="preserve">    @GeneratedValue(strategy = </w:t>
+        <w:t xml:space="preserve">    @</w:t>
+      </w:r>
+      <w:proofErr w:type="gramStart"/>
+      <w:r>
+        <w:t>GeneratedValue(</w:t>
+      </w:r>
+      <w:proofErr w:type="gramEnd"/>
+      <w:r>
+        <w:t xml:space="preserve">strategy = </w:t>
       </w:r>
       <w:proofErr w:type="spellStart"/>
       <w:r>
@@ -5893,20 +6437,38 @@
     </w:p>
     <w:p>
       <w:r>
-        <w:t xml:space="preserve">    private int id;</w:t>
-      </w:r>
+        <w:t xml:space="preserve">    private int </w:t>
+      </w:r>
+      <w:proofErr w:type="gramStart"/>
+      <w:r>
+        <w:t>id;</w:t>
+      </w:r>
+      <w:proofErr w:type="gramEnd"/>
     </w:p>
     <w:p/>
     <w:p>
       <w:r>
         <w:lastRenderedPageBreak/>
-        <w:t xml:space="preserve">    private String name;</w:t>
-      </w:r>
+        <w:t xml:space="preserve">    private String </w:t>
+      </w:r>
+      <w:proofErr w:type="gramStart"/>
+      <w:r>
+        <w:t>name;</w:t>
+      </w:r>
+      <w:proofErr w:type="gramEnd"/>
     </w:p>
     <w:p/>
     <w:p>
       <w:r>
-        <w:t xml:space="preserve">    @OneToMany(mappedBy = "department", cascade = </w:t>
+        <w:t xml:space="preserve">    @</w:t>
+      </w:r>
+      <w:proofErr w:type="gramStart"/>
+      <w:r>
+        <w:t>OneToMany(</w:t>
+      </w:r>
+      <w:proofErr w:type="gramEnd"/>
+      <w:r>
+        <w:t xml:space="preserve">mappedBy = "department", cascade = </w:t>
       </w:r>
       <w:proofErr w:type="spellStart"/>
       <w:r>
@@ -5919,8 +6481,13 @@
     </w:p>
     <w:p>
       <w:r>
-        <w:t xml:space="preserve">    private List&lt;Employee&gt; employees;</w:t>
-      </w:r>
+        <w:t xml:space="preserve">    private List&lt;Employee&gt; </w:t>
+      </w:r>
+      <w:proofErr w:type="gramStart"/>
+      <w:r>
+        <w:t>employees;</w:t>
+      </w:r>
+      <w:proofErr w:type="gramEnd"/>
     </w:p>
     <w:p/>
     <w:p>
@@ -5940,19 +6507,28 @@
         <w:t xml:space="preserve">import </w:t>
       </w:r>
       <w:proofErr w:type="spellStart"/>
+      <w:proofErr w:type="gramStart"/>
       <w:r>
         <w:t>jakarta.persistence</w:t>
       </w:r>
       <w:proofErr w:type="spellEnd"/>
-      <w:r>
-        <w:t>.*;</w:t>
-      </w:r>
+      <w:proofErr w:type="gramEnd"/>
+      <w:r>
+        <w:t>.</w:t>
+      </w:r>
+      <w:proofErr w:type="gramStart"/>
+      <w:r>
+        <w:t>*;</w:t>
+      </w:r>
+      <w:proofErr w:type="gramEnd"/>
     </w:p>
     <w:p/>
     <w:p>
+      <w:proofErr w:type="gramStart"/>
       <w:r>
         <w:t>@Entity</w:t>
       </w:r>
+      <w:proofErr w:type="gramEnd"/>
     </w:p>
     <w:p>
       <w:r>
@@ -5967,7 +6543,15 @@
     </w:p>
     <w:p>
       <w:r>
-        <w:t xml:space="preserve">    @GeneratedValue(strategy = </w:t>
+        <w:t xml:space="preserve">    @</w:t>
+      </w:r>
+      <w:proofErr w:type="gramStart"/>
+      <w:r>
+        <w:t>GeneratedValue(</w:t>
+      </w:r>
+      <w:proofErr w:type="gramEnd"/>
+      <w:r>
+        <w:t xml:space="preserve">strategy = </w:t>
       </w:r>
       <w:proofErr w:type="spellStart"/>
       <w:r>
@@ -5980,24 +6564,47 @@
     </w:p>
     <w:p>
       <w:r>
-        <w:t xml:space="preserve">    private int id;</w:t>
-      </w:r>
+        <w:t xml:space="preserve">    private int </w:t>
+      </w:r>
+      <w:proofErr w:type="gramStart"/>
+      <w:r>
+        <w:t>id;</w:t>
+      </w:r>
+      <w:proofErr w:type="gramEnd"/>
     </w:p>
     <w:p/>
     <w:p>
       <w:r>
-        <w:t xml:space="preserve">    private String name;</w:t>
-      </w:r>
+        <w:t xml:space="preserve">    private String </w:t>
+      </w:r>
+      <w:proofErr w:type="gramStart"/>
+      <w:r>
+        <w:t>name;</w:t>
+      </w:r>
+      <w:proofErr w:type="gramEnd"/>
     </w:p>
     <w:p/>
     <w:p>
       <w:r>
-        <w:t xml:space="preserve">    @ManyToOne</w:t>
-      </w:r>
-    </w:p>
-    <w:p>
-      <w:r>
-        <w:t xml:space="preserve">    @JoinColumn(name = "</w:t>
+        <w:t xml:space="preserve">    </w:t>
+      </w:r>
+      <w:proofErr w:type="gramStart"/>
+      <w:r>
+        <w:t>@ManyToOne</w:t>
+      </w:r>
+      <w:proofErr w:type="gramEnd"/>
+    </w:p>
+    <w:p>
+      <w:r>
+        <w:t xml:space="preserve">    @</w:t>
+      </w:r>
+      <w:proofErr w:type="gramStart"/>
+      <w:r>
+        <w:t>JoinColumn(</w:t>
+      </w:r>
+      <w:proofErr w:type="gramEnd"/>
+      <w:r>
+        <w:t>name = "</w:t>
       </w:r>
       <w:proofErr w:type="spellStart"/>
       <w:r>
@@ -6013,6 +6620,7 @@
         <w:t xml:space="preserve">    private Department </w:t>
       </w:r>
       <w:proofErr w:type="spellStart"/>
+      <w:proofErr w:type="gramStart"/>
       <w:r>
         <w:t>department</w:t>
       </w:r>
@@ -6020,6 +6628,7 @@
       <w:r>
         <w:t>;</w:t>
       </w:r>
+      <w:proofErr w:type="gramEnd"/>
     </w:p>
     <w:p/>
     <w:p>
@@ -6318,7 +6927,15 @@
         <w:t xml:space="preserve"> </w:t>
       </w:r>
       <w:r>
-        <w:t xml:space="preserve">mapping many objects or more than one objects is mapped with only one object </w:t>
+        <w:t xml:space="preserve">mapping many objects or more than one </w:t>
+      </w:r>
+      <w:proofErr w:type="gramStart"/>
+      <w:r>
+        <w:t>objects</w:t>
+      </w:r>
+      <w:proofErr w:type="gramEnd"/>
+      <w:r>
+        <w:t xml:space="preserve"> is mapped with only one object </w:t>
       </w:r>
     </w:p>
     <w:p>
@@ -6361,7 +6978,23 @@
       </w:r>
       <w:proofErr w:type="spellEnd"/>
       <w:r>
-        <w:t xml:space="preserve"> create extra column by using @ManytoOne annotation</w:t>
+        <w:t xml:space="preserve"> create extra </w:t>
+      </w:r>
+      <w:proofErr w:type="gramStart"/>
+      <w:r>
+        <w:t>column</w:t>
+      </w:r>
+      <w:proofErr w:type="gramEnd"/>
+      <w:r>
+        <w:t xml:space="preserve"> by </w:t>
+      </w:r>
+      <w:proofErr w:type="gramStart"/>
+      <w:r>
+        <w:t>using @</w:t>
+      </w:r>
+      <w:proofErr w:type="gramEnd"/>
+      <w:r>
+        <w:t>ManytoOne annotation</w:t>
       </w:r>
     </w:p>
     <w:p>
@@ -6400,8 +7033,21 @@
         </w:numPr>
       </w:pPr>
       <w:r>
-        <w:t>Foreign key is stored on the many side</w:t>
-      </w:r>
+        <w:t xml:space="preserve">Foreign </w:t>
+      </w:r>
+      <w:proofErr w:type="gramStart"/>
+      <w:r>
+        <w:t>key is</w:t>
+      </w:r>
+      <w:proofErr w:type="gramEnd"/>
+      <w:r>
+        <w:t xml:space="preserve"> stored on </w:t>
+      </w:r>
+      <w:proofErr w:type="gramStart"/>
+      <w:r>
+        <w:t>the many side</w:t>
+      </w:r>
+      <w:proofErr w:type="gramEnd"/>
       <w:r>
         <w:t xml:space="preserve">  </w:t>
       </w:r>
@@ -6411,19 +7057,28 @@
         <w:t xml:space="preserve">import </w:t>
       </w:r>
       <w:proofErr w:type="spellStart"/>
+      <w:proofErr w:type="gramStart"/>
       <w:r>
         <w:t>jakarta.persistence</w:t>
       </w:r>
       <w:proofErr w:type="spellEnd"/>
-      <w:r>
-        <w:t>.*;</w:t>
-      </w:r>
+      <w:proofErr w:type="gramEnd"/>
+      <w:r>
+        <w:t>.</w:t>
+      </w:r>
+      <w:proofErr w:type="gramStart"/>
+      <w:r>
+        <w:t>*;</w:t>
+      </w:r>
+      <w:proofErr w:type="gramEnd"/>
     </w:p>
     <w:p/>
     <w:p>
+      <w:proofErr w:type="gramStart"/>
       <w:r>
         <w:t>@Entity</w:t>
       </w:r>
+      <w:proofErr w:type="gramEnd"/>
     </w:p>
     <w:p>
       <w:r>
@@ -6438,7 +7093,15 @@
     </w:p>
     <w:p>
       <w:r>
-        <w:t xml:space="preserve">    @GeneratedValue(strategy = </w:t>
+        <w:t xml:space="preserve">    @</w:t>
+      </w:r>
+      <w:proofErr w:type="gramStart"/>
+      <w:r>
+        <w:t>GeneratedValue(</w:t>
+      </w:r>
+      <w:proofErr w:type="gramEnd"/>
+      <w:r>
+        <w:t xml:space="preserve">strategy = </w:t>
       </w:r>
       <w:proofErr w:type="spellStart"/>
       <w:r>
@@ -6451,14 +7114,24 @@
     </w:p>
     <w:p>
       <w:r>
-        <w:t xml:space="preserve">    private int id;</w:t>
-      </w:r>
+        <w:t xml:space="preserve">    private int </w:t>
+      </w:r>
+      <w:proofErr w:type="gramStart"/>
+      <w:r>
+        <w:t>id;</w:t>
+      </w:r>
+      <w:proofErr w:type="gramEnd"/>
     </w:p>
     <w:p/>
     <w:p>
       <w:r>
-        <w:t xml:space="preserve">    private String name;</w:t>
-      </w:r>
+        <w:t xml:space="preserve">    private String </w:t>
+      </w:r>
+      <w:proofErr w:type="gramStart"/>
+      <w:r>
+        <w:t>name;</w:t>
+      </w:r>
+      <w:proofErr w:type="gramEnd"/>
     </w:p>
     <w:p/>
     <w:p>
@@ -6479,19 +7152,28 @@
         <w:t xml:space="preserve">import </w:t>
       </w:r>
       <w:proofErr w:type="spellStart"/>
+      <w:proofErr w:type="gramStart"/>
       <w:r>
         <w:t>jakarta.persistence</w:t>
       </w:r>
       <w:proofErr w:type="spellEnd"/>
-      <w:r>
-        <w:t>.*;</w:t>
-      </w:r>
+      <w:proofErr w:type="gramEnd"/>
+      <w:r>
+        <w:t>.</w:t>
+      </w:r>
+      <w:proofErr w:type="gramStart"/>
+      <w:r>
+        <w:t>*;</w:t>
+      </w:r>
+      <w:proofErr w:type="gramEnd"/>
     </w:p>
     <w:p/>
     <w:p>
+      <w:proofErr w:type="gramStart"/>
       <w:r>
         <w:t>@Entity</w:t>
       </w:r>
+      <w:proofErr w:type="gramEnd"/>
     </w:p>
     <w:p>
       <w:r>
@@ -6506,7 +7188,15 @@
     </w:p>
     <w:p>
       <w:r>
-        <w:t xml:space="preserve">    @GeneratedValue(strategy = </w:t>
+        <w:t xml:space="preserve">    @</w:t>
+      </w:r>
+      <w:proofErr w:type="gramStart"/>
+      <w:r>
+        <w:t>GeneratedValue(</w:t>
+      </w:r>
+      <w:proofErr w:type="gramEnd"/>
+      <w:r>
+        <w:t xml:space="preserve">strategy = </w:t>
       </w:r>
       <w:proofErr w:type="spellStart"/>
       <w:r>
@@ -6519,24 +7209,47 @@
     </w:p>
     <w:p>
       <w:r>
-        <w:t xml:space="preserve">    private int id;</w:t>
-      </w:r>
+        <w:t xml:space="preserve">    private int </w:t>
+      </w:r>
+      <w:proofErr w:type="gramStart"/>
+      <w:r>
+        <w:t>id;</w:t>
+      </w:r>
+      <w:proofErr w:type="gramEnd"/>
     </w:p>
     <w:p/>
     <w:p>
       <w:r>
-        <w:t xml:space="preserve">    private String name;</w:t>
-      </w:r>
+        <w:t xml:space="preserve">    private String </w:t>
+      </w:r>
+      <w:proofErr w:type="gramStart"/>
+      <w:r>
+        <w:t>name;</w:t>
+      </w:r>
+      <w:proofErr w:type="gramEnd"/>
     </w:p>
     <w:p/>
     <w:p>
       <w:r>
-        <w:t xml:space="preserve">    @ManyToOne</w:t>
-      </w:r>
-    </w:p>
-    <w:p>
-      <w:r>
-        <w:t xml:space="preserve">    @JoinColumn(name = "</w:t>
+        <w:t xml:space="preserve">    </w:t>
+      </w:r>
+      <w:proofErr w:type="gramStart"/>
+      <w:r>
+        <w:t>@ManyToOne</w:t>
+      </w:r>
+      <w:proofErr w:type="gramEnd"/>
+    </w:p>
+    <w:p>
+      <w:r>
+        <w:t xml:space="preserve">    @</w:t>
+      </w:r>
+      <w:proofErr w:type="gramStart"/>
+      <w:r>
+        <w:t>JoinColumn(</w:t>
+      </w:r>
+      <w:proofErr w:type="gramEnd"/>
+      <w:r>
+        <w:t>name = "</w:t>
       </w:r>
       <w:proofErr w:type="spellStart"/>
       <w:r>
@@ -6552,6 +7265,7 @@
         <w:t xml:space="preserve">    private Department </w:t>
       </w:r>
       <w:proofErr w:type="spellStart"/>
+      <w:proofErr w:type="gramStart"/>
       <w:r>
         <w:t>department</w:t>
       </w:r>
@@ -6559,6 +7273,7 @@
       <w:r>
         <w:t>;</w:t>
       </w:r>
+      <w:proofErr w:type="gramEnd"/>
     </w:p>
     <w:p/>
     <w:p>
@@ -6696,8 +7411,13 @@
           <w:numId w:val="20"/>
         </w:numPr>
       </w:pPr>
-      <w:r>
-        <w:t xml:space="preserve">@ManyToOne → used on </w:t>
+      <w:proofErr w:type="gramStart"/>
+      <w:r>
+        <w:t>@ManyToOne →</w:t>
+      </w:r>
+      <w:proofErr w:type="gramEnd"/>
+      <w:r>
+        <w:t xml:space="preserve"> used on </w:t>
       </w:r>
       <w:r>
         <w:rPr>
@@ -6714,8 +7434,13 @@
           <w:numId w:val="20"/>
         </w:numPr>
       </w:pPr>
-      <w:r>
-        <w:t>@JoinColumn → creates foreign key</w:t>
+      <w:proofErr w:type="gramStart"/>
+      <w:r>
+        <w:t>@JoinColumn →</w:t>
+      </w:r>
+      <w:proofErr w:type="gramEnd"/>
+      <w:r>
+        <w:t xml:space="preserve"> creates foreign key</w:t>
       </w:r>
     </w:p>
     <w:p>
@@ -6726,15 +7451,32 @@
         </w:numPr>
       </w:pPr>
       <w:r>
-        <w:t xml:space="preserve">Foreign key always exists on </w:t>
-      </w:r>
-      <w:r>
-        <w:rPr>
-          <w:b/>
-          <w:bCs/>
-        </w:rPr>
-        <w:t>many side</w:t>
-      </w:r>
+        <w:t xml:space="preserve">Foreign </w:t>
+      </w:r>
+      <w:proofErr w:type="gramStart"/>
+      <w:r>
+        <w:t>key always exists</w:t>
+      </w:r>
+      <w:proofErr w:type="gramEnd"/>
+      <w:r>
+        <w:t xml:space="preserve"> on </w:t>
+      </w:r>
+      <w:r>
+        <w:rPr>
+          <w:b/>
+          <w:bCs/>
+        </w:rPr>
+        <w:t xml:space="preserve">many </w:t>
+      </w:r>
+      <w:proofErr w:type="gramStart"/>
+      <w:r>
+        <w:rPr>
+          <w:b/>
+          <w:bCs/>
+        </w:rPr>
+        <w:t>side</w:t>
+      </w:r>
+      <w:proofErr w:type="gramEnd"/>
     </w:p>
     <w:p>
       <w:pPr>
@@ -6771,16 +7513,52 @@
           <w:bCs/>
           <w:color w:val="EE0000"/>
         </w:rPr>
-        <w:t>Foreign key is always stored on the Many side</w:t>
-      </w:r>
+        <w:t xml:space="preserve">Foreign </w:t>
+      </w:r>
+      <w:proofErr w:type="gramStart"/>
       <w:r>
         <w:rPr>
           <w:b/>
           <w:bCs/>
           <w:color w:val="EE0000"/>
         </w:rPr>
+        <w:t>key is</w:t>
+      </w:r>
+      <w:proofErr w:type="gramEnd"/>
+      <w:r>
+        <w:rPr>
+          <w:b/>
+          <w:bCs/>
+          <w:color w:val="EE0000"/>
+        </w:rPr>
+        <w:t xml:space="preserve"> always stored on the Many side</w:t>
+      </w:r>
+      <w:r>
+        <w:rPr>
+          <w:b/>
+          <w:bCs/>
+          <w:color w:val="EE0000"/>
+        </w:rPr>
         <w:br/>
-        <w:t>(Except One-to-One where it can be in either table)</w:t>
+        <w:t xml:space="preserve">(Except One-to-One where it can be </w:t>
+      </w:r>
+      <w:proofErr w:type="gramStart"/>
+      <w:r>
+        <w:rPr>
+          <w:b/>
+          <w:bCs/>
+          <w:color w:val="EE0000"/>
+        </w:rPr>
+        <w:t>in</w:t>
+      </w:r>
+      <w:proofErr w:type="gramEnd"/>
+      <w:r>
+        <w:rPr>
+          <w:b/>
+          <w:bCs/>
+          <w:color w:val="EE0000"/>
+        </w:rPr>
+        <w:t xml:space="preserve"> either table)</w:t>
       </w:r>
     </w:p>
     <w:p>
@@ -6852,7 +7630,15 @@
       </w:r>
       <w:proofErr w:type="spellEnd"/>
       <w:r>
-        <w:t xml:space="preserve"> more objects is mapped with more objects </w:t>
+        <w:t xml:space="preserve"> more objects </w:t>
+      </w:r>
+      <w:proofErr w:type="gramStart"/>
+      <w:r>
+        <w:t>is</w:t>
+      </w:r>
+      <w:proofErr w:type="gramEnd"/>
+      <w:r>
+        <w:t xml:space="preserve"> mapped with more objects </w:t>
       </w:r>
     </w:p>
     <w:p/>
@@ -7835,13 +8621,23 @@
                 <w:bCs/>
               </w:rPr>
             </w:pPr>
+            <w:proofErr w:type="gramStart"/>
             <w:r>
               <w:rPr>
                 <w:rFonts w:ascii="Segoe UI Emoji" w:hAnsi="Segoe UI Emoji" w:cs="Segoe UI Emoji"/>
                 <w:b/>
                 <w:bCs/>
               </w:rPr>
-              <w:t>VARCHAR(20)</w:t>
+              <w:t>VARCHAR(</w:t>
+            </w:r>
+            <w:proofErr w:type="gramEnd"/>
+            <w:r>
+              <w:rPr>
+                <w:rFonts w:ascii="Segoe UI Emoji" w:hAnsi="Segoe UI Emoji" w:cs="Segoe UI Emoji"/>
+                <w:b/>
+                <w:bCs/>
+              </w:rPr>
+              <w:t>20)</w:t>
             </w:r>
           </w:p>
         </w:tc>
@@ -8121,13 +8917,23 @@
                 <w:bCs/>
               </w:rPr>
             </w:pPr>
+            <w:proofErr w:type="gramStart"/>
             <w:r>
               <w:rPr>
                 <w:rFonts w:ascii="Segoe UI Emoji" w:hAnsi="Segoe UI Emoji" w:cs="Segoe UI Emoji"/>
                 <w:b/>
                 <w:bCs/>
               </w:rPr>
-              <w:t>VARCHAR(100)</w:t>
+              <w:t>VARCHAR(</w:t>
+            </w:r>
+            <w:proofErr w:type="gramEnd"/>
+            <w:r>
+              <w:rPr>
+                <w:rFonts w:ascii="Segoe UI Emoji" w:hAnsi="Segoe UI Emoji" w:cs="Segoe UI Emoji"/>
+                <w:b/>
+                <w:bCs/>
+              </w:rPr>
+              <w:t>100)</w:t>
             </w:r>
           </w:p>
         </w:tc>
@@ -8242,23 +9048,37 @@
         <w:t xml:space="preserve">import </w:t>
       </w:r>
       <w:proofErr w:type="spellStart"/>
+      <w:proofErr w:type="gramStart"/>
       <w:r>
         <w:t>jakarta.persistence</w:t>
       </w:r>
       <w:proofErr w:type="spellEnd"/>
-      <w:r>
-        <w:t>.*;</w:t>
-      </w:r>
+      <w:proofErr w:type="gramEnd"/>
+      <w:r>
+        <w:t>.</w:t>
+      </w:r>
+      <w:proofErr w:type="gramStart"/>
+      <w:r>
+        <w:t>*;</w:t>
+      </w:r>
+      <w:proofErr w:type="gramEnd"/>
     </w:p>
     <w:p/>
     <w:p>
+      <w:proofErr w:type="gramStart"/>
       <w:r>
         <w:t>@Entity</w:t>
       </w:r>
-    </w:p>
-    <w:p>
-      <w:r>
-        <w:t>public class Person {</w:t>
+      <w:proofErr w:type="gramEnd"/>
+    </w:p>
+    <w:p>
+      <w:proofErr w:type="gramStart"/>
+      <w:r>
+        <w:t>public</w:t>
+      </w:r>
+      <w:proofErr w:type="gramEnd"/>
+      <w:r>
+        <w:t xml:space="preserve"> class Person {</w:t>
       </w:r>
     </w:p>
     <w:p/>
@@ -8269,7 +9089,15 @@
     </w:p>
     <w:p>
       <w:r>
-        <w:t xml:space="preserve">    @GeneratedValue(strategy = </w:t>
+        <w:t xml:space="preserve">    @</w:t>
+      </w:r>
+      <w:proofErr w:type="gramStart"/>
+      <w:r>
+        <w:t>GeneratedValue(</w:t>
+      </w:r>
+      <w:proofErr w:type="gramEnd"/>
+      <w:r>
+        <w:t xml:space="preserve">strategy = </w:t>
       </w:r>
       <w:proofErr w:type="spellStart"/>
       <w:r>
@@ -8282,19 +9110,37 @@
     </w:p>
     <w:p>
       <w:r>
-        <w:t xml:space="preserve">    private int id;</w:t>
-      </w:r>
+        <w:t xml:space="preserve">    private int </w:t>
+      </w:r>
+      <w:proofErr w:type="gramStart"/>
+      <w:r>
+        <w:t>id;</w:t>
+      </w:r>
+      <w:proofErr w:type="gramEnd"/>
     </w:p>
     <w:p/>
     <w:p>
       <w:r>
-        <w:t xml:space="preserve">    private String name;</w:t>
-      </w:r>
+        <w:t xml:space="preserve">    private String </w:t>
+      </w:r>
+      <w:proofErr w:type="gramStart"/>
+      <w:r>
+        <w:t>name;</w:t>
+      </w:r>
+      <w:proofErr w:type="gramEnd"/>
     </w:p>
     <w:p/>
     <w:p>
       <w:r>
-        <w:t xml:space="preserve">    @OneToOne(cascade = </w:t>
+        <w:t xml:space="preserve">    @</w:t>
+      </w:r>
+      <w:proofErr w:type="gramStart"/>
+      <w:r>
+        <w:t>OneToOne(</w:t>
+      </w:r>
+      <w:proofErr w:type="gramEnd"/>
+      <w:r>
+        <w:t xml:space="preserve">cascade = </w:t>
       </w:r>
       <w:proofErr w:type="spellStart"/>
       <w:r>
@@ -8307,7 +9153,15 @@
     </w:p>
     <w:p>
       <w:r>
-        <w:t xml:space="preserve">    @JoinColumn(name = "</w:t>
+        <w:t xml:space="preserve">    @</w:t>
+      </w:r>
+      <w:proofErr w:type="gramStart"/>
+      <w:r>
+        <w:t>JoinColumn(</w:t>
+      </w:r>
+      <w:proofErr w:type="gramEnd"/>
+      <w:r>
+        <w:t>name = "</w:t>
       </w:r>
       <w:proofErr w:type="spellStart"/>
       <w:r>
@@ -8323,6 +9177,7 @@
         <w:t xml:space="preserve">    private Aadhaar </w:t>
       </w:r>
       <w:proofErr w:type="spellStart"/>
+      <w:proofErr w:type="gramStart"/>
       <w:r>
         <w:t>aadhaar</w:t>
       </w:r>
@@ -8330,6 +9185,7 @@
       <w:r>
         <w:t>;</w:t>
       </w:r>
+      <w:proofErr w:type="gramEnd"/>
     </w:p>
     <w:p/>
     <w:p>
@@ -8349,19 +9205,28 @@
         <w:t xml:space="preserve">import </w:t>
       </w:r>
       <w:proofErr w:type="spellStart"/>
+      <w:proofErr w:type="gramStart"/>
       <w:r>
         <w:t>jakarta.persistence</w:t>
       </w:r>
       <w:proofErr w:type="spellEnd"/>
-      <w:r>
-        <w:t>.*;</w:t>
-      </w:r>
+      <w:proofErr w:type="gramEnd"/>
+      <w:r>
+        <w:t>.</w:t>
+      </w:r>
+      <w:proofErr w:type="gramStart"/>
+      <w:r>
+        <w:t>*;</w:t>
+      </w:r>
+      <w:proofErr w:type="gramEnd"/>
     </w:p>
     <w:p/>
     <w:p>
+      <w:proofErr w:type="gramStart"/>
       <w:r>
         <w:t>@Entity</w:t>
       </w:r>
+      <w:proofErr w:type="gramEnd"/>
     </w:p>
     <w:p>
       <w:r>
@@ -8376,7 +9241,15 @@
     </w:p>
     <w:p>
       <w:r>
-        <w:t xml:space="preserve">    @GeneratedValue(strategy = </w:t>
+        <w:t xml:space="preserve">    @</w:t>
+      </w:r>
+      <w:proofErr w:type="gramStart"/>
+      <w:r>
+        <w:t>GeneratedValue(</w:t>
+      </w:r>
+      <w:proofErr w:type="gramEnd"/>
+      <w:r>
+        <w:t xml:space="preserve">strategy = </w:t>
       </w:r>
       <w:proofErr w:type="spellStart"/>
       <w:r>
@@ -8389,8 +9262,13 @@
     </w:p>
     <w:p>
       <w:r>
-        <w:t xml:space="preserve">    private int id;</w:t>
-      </w:r>
+        <w:t xml:space="preserve">    private int </w:t>
+      </w:r>
+      <w:proofErr w:type="gramStart"/>
+      <w:r>
+        <w:t>id;</w:t>
+      </w:r>
+      <w:proofErr w:type="gramEnd"/>
     </w:p>
     <w:p/>
     <w:p>
@@ -8398,6 +9276,7 @@
         <w:t xml:space="preserve">    private String </w:t>
       </w:r>
       <w:proofErr w:type="spellStart"/>
+      <w:proofErr w:type="gramStart"/>
       <w:r>
         <w:t>aadhaarNumber</w:t>
       </w:r>
@@ -8405,12 +9284,21 @@
       <w:r>
         <w:t>;</w:t>
       </w:r>
+      <w:proofErr w:type="gramEnd"/>
     </w:p>
     <w:p/>
     <w:p/>
     <w:p>
       <w:r>
-        <w:t xml:space="preserve">    @OneToOne(mappedBy = "</w:t>
+        <w:t xml:space="preserve">    @</w:t>
+      </w:r>
+      <w:proofErr w:type="gramStart"/>
+      <w:r>
+        <w:t>OneToOne(</w:t>
+      </w:r>
+      <w:proofErr w:type="gramEnd"/>
+      <w:r>
+        <w:t>mappedBy = "</w:t>
       </w:r>
       <w:proofErr w:type="spellStart"/>
       <w:r>
@@ -8426,6 +9314,7 @@
         <w:t xml:space="preserve">    private Person </w:t>
       </w:r>
       <w:proofErr w:type="spellStart"/>
+      <w:proofErr w:type="gramStart"/>
       <w:r>
         <w:t>person</w:t>
       </w:r>
@@ -8433,6 +9322,7 @@
       <w:r>
         <w:t>;</w:t>
       </w:r>
+      <w:proofErr w:type="gramEnd"/>
     </w:p>
     <w:p/>
     <w:p>
@@ -8602,8 +9492,13 @@
           <w:numId w:val="21"/>
         </w:numPr>
       </w:pPr>
-      <w:r>
-        <w:t>@JoinColumn → defines foreign key</w:t>
+      <w:proofErr w:type="gramStart"/>
+      <w:r>
+        <w:t>@JoinColumn →</w:t>
+      </w:r>
+      <w:proofErr w:type="gramEnd"/>
+      <w:r>
+        <w:t xml:space="preserve"> defines foreign key</w:t>
       </w:r>
     </w:p>
     <w:p>
@@ -8642,7 +9537,15 @@
         </w:numPr>
       </w:pPr>
       <w:r>
-        <w:t>Owning side = class with @JoinColumn</w:t>
+        <w:t xml:space="preserve">Owning side = class </w:t>
+      </w:r>
+      <w:proofErr w:type="gramStart"/>
+      <w:r>
+        <w:t>with @</w:t>
+      </w:r>
+      <w:proofErr w:type="gramEnd"/>
+      <w:r>
+        <w:t>JoinColumn</w:t>
       </w:r>
     </w:p>
     <w:p/>
@@ -8666,32 +9569,51 @@
         <w:t xml:space="preserve">import </w:t>
       </w:r>
       <w:proofErr w:type="spellStart"/>
+      <w:proofErr w:type="gramStart"/>
       <w:r>
         <w:t>jakarta.persistence</w:t>
       </w:r>
       <w:proofErr w:type="spellEnd"/>
-      <w:r>
-        <w:t>.*;</w:t>
-      </w:r>
+      <w:proofErr w:type="gramEnd"/>
+      <w:r>
+        <w:t>.</w:t>
+      </w:r>
+      <w:proofErr w:type="gramStart"/>
+      <w:r>
+        <w:t>*;</w:t>
+      </w:r>
+      <w:proofErr w:type="gramEnd"/>
     </w:p>
     <w:p>
       <w:r>
         <w:t xml:space="preserve">import </w:t>
       </w:r>
       <w:proofErr w:type="spellStart"/>
-      <w:r>
-        <w:t>java.util.Set</w:t>
+      <w:proofErr w:type="gramStart"/>
+      <w:r>
+        <w:t>java.util</w:t>
+      </w:r>
+      <w:proofErr w:type="gramEnd"/>
+      <w:r>
+        <w:t>.</w:t>
+      </w:r>
+      <w:proofErr w:type="gramStart"/>
+      <w:r>
+        <w:t>Set</w:t>
       </w:r>
       <w:proofErr w:type="spellEnd"/>
       <w:r>
         <w:t>;</w:t>
       </w:r>
+      <w:proofErr w:type="gramEnd"/>
     </w:p>
     <w:p/>
     <w:p>
+      <w:proofErr w:type="gramStart"/>
       <w:r>
         <w:t>@Entity</w:t>
       </w:r>
+      <w:proofErr w:type="gramEnd"/>
     </w:p>
     <w:p>
       <w:r>
@@ -8706,7 +9628,15 @@
     </w:p>
     <w:p>
       <w:r>
-        <w:t xml:space="preserve">    @GeneratedValue(strategy = </w:t>
+        <w:t xml:space="preserve">    @</w:t>
+      </w:r>
+      <w:proofErr w:type="gramStart"/>
+      <w:r>
+        <w:t>GeneratedValue(</w:t>
+      </w:r>
+      <w:proofErr w:type="gramEnd"/>
+      <w:r>
+        <w:t xml:space="preserve">strategy = </w:t>
       </w:r>
       <w:proofErr w:type="spellStart"/>
       <w:r>
@@ -8719,25 +9649,45 @@
     </w:p>
     <w:p>
       <w:r>
-        <w:t xml:space="preserve">    private int id;</w:t>
-      </w:r>
+        <w:t xml:space="preserve">    private int </w:t>
+      </w:r>
+      <w:proofErr w:type="gramStart"/>
+      <w:r>
+        <w:t>id;</w:t>
+      </w:r>
+      <w:proofErr w:type="gramEnd"/>
     </w:p>
     <w:p/>
     <w:p>
       <w:r>
-        <w:t xml:space="preserve">    private String name;</w:t>
-      </w:r>
+        <w:t xml:space="preserve">    private String </w:t>
+      </w:r>
+      <w:proofErr w:type="gramStart"/>
+      <w:r>
+        <w:t>name;</w:t>
+      </w:r>
+      <w:proofErr w:type="gramEnd"/>
     </w:p>
     <w:p/>
     <w:p>
       <w:r>
-        <w:t xml:space="preserve">    @ManyToMany</w:t>
-      </w:r>
-    </w:p>
-    <w:p>
-      <w:r>
-        <w:t xml:space="preserve">    @JoinTable(</w:t>
-      </w:r>
+        <w:t xml:space="preserve">    </w:t>
+      </w:r>
+      <w:proofErr w:type="gramStart"/>
+      <w:r>
+        <w:t>@ManyToMany</w:t>
+      </w:r>
+      <w:proofErr w:type="gramEnd"/>
+    </w:p>
+    <w:p>
+      <w:r>
+        <w:t xml:space="preserve">    @</w:t>
+      </w:r>
+      <w:proofErr w:type="gramStart"/>
+      <w:r>
+        <w:t>JoinTable(</w:t>
+      </w:r>
+      <w:proofErr w:type="gramEnd"/>
     </w:p>
     <w:p>
       <w:r>
@@ -8762,7 +9712,15 @@
       </w:r>
       <w:proofErr w:type="spellEnd"/>
       <w:r>
-        <w:t xml:space="preserve"> = @JoinColumn(name = "</w:t>
+        <w:t xml:space="preserve"> = @</w:t>
+      </w:r>
+      <w:proofErr w:type="gramStart"/>
+      <w:r>
+        <w:t>JoinColumn(</w:t>
+      </w:r>
+      <w:proofErr w:type="gramEnd"/>
+      <w:r>
+        <w:t>name = "</w:t>
       </w:r>
       <w:proofErr w:type="spellStart"/>
       <w:r>
@@ -8783,7 +9741,15 @@
       </w:r>
       <w:proofErr w:type="spellEnd"/>
       <w:r>
-        <w:t xml:space="preserve"> = @JoinColumn(name = "</w:t>
+        <w:t xml:space="preserve"> = @</w:t>
+      </w:r>
+      <w:proofErr w:type="gramStart"/>
+      <w:r>
+        <w:t>JoinColumn(</w:t>
+      </w:r>
+      <w:proofErr w:type="gramEnd"/>
+      <w:r>
+        <w:t>name = "</w:t>
       </w:r>
       <w:proofErr w:type="spellStart"/>
       <w:r>
@@ -8801,8 +9767,13 @@
     </w:p>
     <w:p>
       <w:r>
-        <w:t xml:space="preserve">    private Set&lt;Course&gt; courses;</w:t>
-      </w:r>
+        <w:t xml:space="preserve">    private Set&lt;Course&gt; </w:t>
+      </w:r>
+      <w:proofErr w:type="gramStart"/>
+      <w:r>
+        <w:t>courses;</w:t>
+      </w:r>
+      <w:proofErr w:type="gramEnd"/>
     </w:p>
     <w:p/>
     <w:p>
@@ -8821,13 +9792,20 @@
         <w:t xml:space="preserve">import </w:t>
       </w:r>
       <w:proofErr w:type="spellStart"/>
+      <w:proofErr w:type="gramStart"/>
       <w:r>
         <w:t>jakarta.persistence</w:t>
       </w:r>
       <w:proofErr w:type="spellEnd"/>
-      <w:r>
-        <w:t>.*;</w:t>
-      </w:r>
+      <w:proofErr w:type="gramEnd"/>
+      <w:r>
+        <w:t>.</w:t>
+      </w:r>
+      <w:proofErr w:type="gramStart"/>
+      <w:r>
+        <w:t>*;</w:t>
+      </w:r>
+      <w:proofErr w:type="gramEnd"/>
     </w:p>
     <w:p>
       <w:r>
@@ -8835,23 +9813,40 @@
         <w:t xml:space="preserve">import </w:t>
       </w:r>
       <w:proofErr w:type="spellStart"/>
-      <w:r>
-        <w:t>java.util.Set</w:t>
+      <w:proofErr w:type="gramStart"/>
+      <w:r>
+        <w:t>java.util</w:t>
+      </w:r>
+      <w:proofErr w:type="gramEnd"/>
+      <w:r>
+        <w:t>.</w:t>
+      </w:r>
+      <w:proofErr w:type="gramStart"/>
+      <w:r>
+        <w:t>Set</w:t>
       </w:r>
       <w:proofErr w:type="spellEnd"/>
       <w:r>
         <w:t>;</w:t>
       </w:r>
+      <w:proofErr w:type="gramEnd"/>
     </w:p>
     <w:p/>
     <w:p>
+      <w:proofErr w:type="gramStart"/>
       <w:r>
         <w:t>@Entity</w:t>
       </w:r>
-    </w:p>
-    <w:p>
-      <w:r>
-        <w:t>public class Course {</w:t>
+      <w:proofErr w:type="gramEnd"/>
+    </w:p>
+    <w:p>
+      <w:proofErr w:type="gramStart"/>
+      <w:r>
+        <w:t>public</w:t>
+      </w:r>
+      <w:proofErr w:type="gramEnd"/>
+      <w:r>
+        <w:t xml:space="preserve"> class Course {</w:t>
       </w:r>
     </w:p>
     <w:p/>
@@ -8862,7 +9857,15 @@
     </w:p>
     <w:p>
       <w:r>
-        <w:t xml:space="preserve">    @GeneratedValue(strategy = </w:t>
+        <w:t xml:space="preserve">    @</w:t>
+      </w:r>
+      <w:proofErr w:type="gramStart"/>
+      <w:r>
+        <w:t>GeneratedValue(</w:t>
+      </w:r>
+      <w:proofErr w:type="gramEnd"/>
+      <w:r>
+        <w:t xml:space="preserve">strategy = </w:t>
       </w:r>
       <w:proofErr w:type="spellStart"/>
       <w:r>
@@ -8875,25 +9878,48 @@
     </w:p>
     <w:p>
       <w:r>
-        <w:t xml:space="preserve">    private int id;</w:t>
-      </w:r>
+        <w:t xml:space="preserve">    private int </w:t>
+      </w:r>
+      <w:proofErr w:type="gramStart"/>
+      <w:r>
+        <w:t>id;</w:t>
+      </w:r>
+      <w:proofErr w:type="gramEnd"/>
     </w:p>
     <w:p/>
     <w:p>
       <w:r>
-        <w:t xml:space="preserve">    private String title;</w:t>
-      </w:r>
+        <w:t xml:space="preserve">    private String </w:t>
+      </w:r>
+      <w:proofErr w:type="gramStart"/>
+      <w:r>
+        <w:t>title;</w:t>
+      </w:r>
+      <w:proofErr w:type="gramEnd"/>
     </w:p>
     <w:p/>
     <w:p>
       <w:r>
-        <w:t xml:space="preserve">    @ManyToMany(mappedBy = "courses")</w:t>
-      </w:r>
-    </w:p>
-    <w:p>
-      <w:r>
-        <w:t xml:space="preserve">    private Set&lt;Student&gt; students;</w:t>
-      </w:r>
+        <w:t xml:space="preserve">    @</w:t>
+      </w:r>
+      <w:proofErr w:type="gramStart"/>
+      <w:r>
+        <w:t>ManyToMany(</w:t>
+      </w:r>
+      <w:proofErr w:type="gramEnd"/>
+      <w:r>
+        <w:t>mappedBy = "courses")</w:t>
+      </w:r>
+    </w:p>
+    <w:p>
+      <w:r>
+        <w:t xml:space="preserve">    private Set&lt;Student&gt; </w:t>
+      </w:r>
+      <w:proofErr w:type="gramStart"/>
+      <w:r>
+        <w:t>students;</w:t>
+      </w:r>
+      <w:proofErr w:type="gramEnd"/>
     </w:p>
     <w:p/>
     <w:p>
@@ -8910,7 +9936,11 @@
     <w:p/>
     <w:p>
       <w:r>
-        <w:t xml:space="preserve">Student                      </w:t>
+        <w:t xml:space="preserve">Student </w:t>
+      </w:r>
+      <w:proofErr w:type="gramStart"/>
+      <w:r>
+        <w:t xml:space="preserve">                     </w:t>
       </w:r>
       <w:proofErr w:type="spellStart"/>
       <w:r>
@@ -8918,18 +9948,39 @@
       </w:r>
       <w:proofErr w:type="spellEnd"/>
       <w:r>
-        <w:t xml:space="preserve">                Course</w:t>
-      </w:r>
-    </w:p>
-    <w:p>
-      <w:r>
-        <w:t>---------           ----------------           ----------</w:t>
-      </w:r>
-    </w:p>
-    <w:p>
-      <w:r>
-        <w:t>id (PK)   ───────</w:t>
-      </w:r>
+        <w:t xml:space="preserve">               </w:t>
+      </w:r>
+      <w:proofErr w:type="gramEnd"/>
+      <w:r>
+        <w:t xml:space="preserve"> Course</w:t>
+      </w:r>
+    </w:p>
+    <w:p>
+      <w:r>
+        <w:t>---------           ---------------</w:t>
+      </w:r>
+      <w:proofErr w:type="gramStart"/>
+      <w:r>
+        <w:t xml:space="preserve">-          </w:t>
+      </w:r>
+      <w:proofErr w:type="gramEnd"/>
+      <w:r>
+        <w:t xml:space="preserve"> ----------</w:t>
+      </w:r>
+    </w:p>
+    <w:p>
+      <w:r>
+        <w:t>id (</w:t>
+      </w:r>
+      <w:proofErr w:type="gramStart"/>
+      <w:r>
+        <w:t xml:space="preserve">PK)   </w:t>
+      </w:r>
+      <w:proofErr w:type="gramEnd"/>
+      <w:r>
+        <w:t>───────</w:t>
+      </w:r>
+      <w:proofErr w:type="gramStart"/>
       <w:r>
         <w:rPr>
           <w:rFonts w:ascii="Cambria Math" w:hAnsi="Cambria Math" w:cs="Cambria Math"/>
@@ -8941,7 +9992,11 @@
       </w:r>
       <w:proofErr w:type="spellStart"/>
       <w:r>
-        <w:t>student_id</w:t>
+        <w:t>student</w:t>
+      </w:r>
+      <w:proofErr w:type="gramEnd"/>
+      <w:r>
+        <w:t>_id</w:t>
       </w:r>
       <w:proofErr w:type="spellEnd"/>
       <w:r>
@@ -8954,7 +10009,11 @@
       </w:r>
       <w:proofErr w:type="spellStart"/>
       <w:r>
-        <w:t>course_id</w:t>
+        <w:t>course_</w:t>
+      </w:r>
+      <w:proofErr w:type="gramStart"/>
+      <w:r>
+        <w:t>id</w:t>
       </w:r>
       <w:proofErr w:type="spellEnd"/>
       <w:r>
@@ -8966,14 +10025,26 @@
         </w:rPr>
         <w:t>◀</w:t>
       </w:r>
+      <w:proofErr w:type="gramEnd"/>
       <w:r>
         <w:rPr>
           <w:rFonts w:ascii="Aptos" w:hAnsi="Aptos" w:cs="Aptos"/>
         </w:rPr>
-        <w:t>───────</w:t>
-      </w:r>
-      <w:r>
-        <w:t xml:space="preserve">  id (PK)</w:t>
+        <w:t>──────</w:t>
+      </w:r>
+      <w:proofErr w:type="gramStart"/>
+      <w:r>
+        <w:rPr>
+          <w:rFonts w:ascii="Aptos" w:hAnsi="Aptos" w:cs="Aptos"/>
+        </w:rPr>
+        <w:t>─</w:t>
+      </w:r>
+      <w:r>
+        <w:t xml:space="preserve">  id</w:t>
+      </w:r>
+      <w:proofErr w:type="gramEnd"/>
+      <w:r>
+        <w:t xml:space="preserve"> (PK)</w:t>
       </w:r>
     </w:p>
     <w:p>
@@ -9194,8 +10265,13 @@
             <w:hideMark/>
           </w:tcPr>
           <w:p>
+            <w:proofErr w:type="gramStart"/>
             <w:r>
-              <w:t>VARCHAR(100)</w:t>
+              <w:t>VARCHAR(</w:t>
+            </w:r>
+            <w:proofErr w:type="gramEnd"/>
+            <w:r>
+              <w:t>100)</w:t>
             </w:r>
           </w:p>
         </w:tc>
@@ -9411,8 +10487,13 @@
             <w:hideMark/>
           </w:tcPr>
           <w:p>
+            <w:proofErr w:type="gramStart"/>
             <w:r>
-              <w:t>VARCHAR(100)</w:t>
+              <w:t>VARCHAR(</w:t>
+            </w:r>
+            <w:proofErr w:type="gramEnd"/>
+            <w:r>
+              <w:t>100)</w:t>
             </w:r>
           </w:p>
         </w:tc>
@@ -9848,12 +10929,28 @@
     </w:p>
     <w:p>
       <w:r>
-        <w:t>-------------      ----------------      -------------</w:t>
-      </w:r>
-    </w:p>
-    <w:p>
-      <w:r>
-        <w:t>id (PK)    ────</w:t>
+        <w:t>------------</w:t>
+      </w:r>
+      <w:proofErr w:type="gramStart"/>
+      <w:r>
+        <w:t>-      ----------------      ---</w:t>
+      </w:r>
+      <w:proofErr w:type="gramEnd"/>
+      <w:r>
+        <w:t>----------</w:t>
+      </w:r>
+    </w:p>
+    <w:p>
+      <w:r>
+        <w:t>id (</w:t>
+      </w:r>
+      <w:proofErr w:type="gramStart"/>
+      <w:r>
+        <w:t xml:space="preserve">PK)   </w:t>
+      </w:r>
+      <w:proofErr w:type="gramEnd"/>
+      <w:r>
+        <w:t xml:space="preserve"> ────</w:t>
       </w:r>
       <w:r>
         <w:rPr>
@@ -9879,7 +10976,11 @@
       </w:r>
       <w:proofErr w:type="spellStart"/>
       <w:r>
-        <w:t>course_id</w:t>
+        <w:t>course_</w:t>
+      </w:r>
+      <w:proofErr w:type="gramStart"/>
+      <w:r>
+        <w:t>id</w:t>
       </w:r>
       <w:proofErr w:type="spellEnd"/>
       <w:r>
@@ -9891,14 +10992,26 @@
         </w:rPr>
         <w:t>◀</w:t>
       </w:r>
+      <w:proofErr w:type="gramEnd"/>
       <w:r>
         <w:rPr>
           <w:rFonts w:ascii="Aptos" w:hAnsi="Aptos" w:cs="Aptos"/>
         </w:rPr>
-        <w:t>───</w:t>
-      </w:r>
-      <w:r>
-        <w:t xml:space="preserve">  id (PK)</w:t>
+        <w:t>──</w:t>
+      </w:r>
+      <w:proofErr w:type="gramStart"/>
+      <w:r>
+        <w:rPr>
+          <w:rFonts w:ascii="Aptos" w:hAnsi="Aptos" w:cs="Aptos"/>
+        </w:rPr>
+        <w:t>─</w:t>
+      </w:r>
+      <w:r>
+        <w:t xml:space="preserve">  id</w:t>
+      </w:r>
+      <w:proofErr w:type="gramEnd"/>
+      <w:r>
+        <w:t xml:space="preserve"> (PK)</w:t>
       </w:r>
     </w:p>
     <w:p>
@@ -10365,9 +11478,6 @@
                               <w:ind w:left="0"/>
                               <w:jc w:val="center"/>
                             </w:pPr>
-                            <w:r>
-                              <w:t xml:space="preserve"> </w:t>
-                            </w:r>
                           </w:p>
                         </w:txbxContent>
                       </wps:txbx>
@@ -10461,62 +11571,6 @@
                               <w:ind w:left="0"/>
                               <w:jc w:val="center"/>
                             </w:pPr>
-                            <w:r>
-                              <w:t xml:space="preserve">                        </w:t>
-                            </w:r>
-                            <w:r>
-                              <w:rPr>
-                                <w:noProof/>
-                              </w:rPr>
-                              <w:drawing>
-                                <wp:inline distT="0" distB="0" distL="0" distR="0" wp14:anchorId="33E8429F" wp14:editId="16A066A2">
-                                  <wp:extent cx="122555" cy="133350"/>
-                                  <wp:effectExtent l="0" t="0" r="0" b="0"/>
-                                  <wp:docPr id="417323351" name="Picture 35"/>
-                                  <wp:cNvGraphicFramePr>
-                                    <a:graphicFrameLocks xmlns:a="http://schemas.openxmlformats.org/drawingml/2006/main" noChangeAspect="1"/>
-                                  </wp:cNvGraphicFramePr>
-                                  <a:graphic xmlns:a="http://schemas.openxmlformats.org/drawingml/2006/main">
-                                    <a:graphicData uri="http://schemas.openxmlformats.org/drawingml/2006/picture">
-                                      <pic:pic xmlns:pic="http://schemas.openxmlformats.org/drawingml/2006/picture">
-                                        <pic:nvPicPr>
-                                          <pic:cNvPr id="0" name="Picture 136"/>
-                                          <pic:cNvPicPr>
-                                            <a:picLocks noChangeAspect="1" noChangeArrowheads="1"/>
-                                          </pic:cNvPicPr>
-                                        </pic:nvPicPr>
-                                        <pic:blipFill>
-                                          <a:blip r:embed="rId45">
-                                            <a:extLst>
-                                              <a:ext uri="{28A0092B-C50C-407E-A947-70E740481C1C}">
-                                                <a14:useLocalDpi xmlns:a14="http://schemas.microsoft.com/office/drawing/2010/main" val="0"/>
-                                              </a:ext>
-                                            </a:extLst>
-                                          </a:blip>
-                                          <a:srcRect/>
-                                          <a:stretch>
-                                            <a:fillRect/>
-                                          </a:stretch>
-                                        </pic:blipFill>
-                                        <pic:spPr bwMode="auto">
-                                          <a:xfrm>
-                                            <a:off x="0" y="0"/>
-                                            <a:ext cx="122555" cy="133350"/>
-                                          </a:xfrm>
-                                          <a:prstGeom prst="rect">
-                                            <a:avLst/>
-                                          </a:prstGeom>
-                                          <a:noFill/>
-                                          <a:ln>
-                                            <a:noFill/>
-                                          </a:ln>
-                                        </pic:spPr>
-                                      </pic:pic>
-                                    </a:graphicData>
-                                  </a:graphic>
-                                </wp:inline>
-                              </w:drawing>
-                            </w:r>
                           </w:p>
                         </w:txbxContent>
                       </wps:txbx>
@@ -10937,14 +11991,21 @@
     </w:p>
     <w:p>
       <w:proofErr w:type="spellStart"/>
+      <w:proofErr w:type="gramStart"/>
       <w:r>
         <w:t>jakarta.persistence</w:t>
       </w:r>
       <w:proofErr w:type="spellEnd"/>
-    </w:p>
-    <w:p>
-      <w:r>
-        <w:t>Import:</w:t>
+      <w:proofErr w:type="gramEnd"/>
+    </w:p>
+    <w:p>
+      <w:proofErr w:type="gramStart"/>
+      <w:r>
+        <w:t>Import</w:t>
+      </w:r>
+      <w:proofErr w:type="gramEnd"/>
+      <w:r>
+        <w:t>:</w:t>
       </w:r>
     </w:p>
     <w:p>
@@ -10952,13 +12013,23 @@
         <w:t xml:space="preserve">import </w:t>
       </w:r>
       <w:proofErr w:type="spellStart"/>
-      <w:r>
-        <w:t>jakarta.persistence.EntityManagerFactory</w:t>
+      <w:proofErr w:type="gramStart"/>
+      <w:r>
+        <w:t>jakarta.persistence</w:t>
+      </w:r>
+      <w:proofErr w:type="gramEnd"/>
+      <w:r>
+        <w:t>.</w:t>
+      </w:r>
+      <w:proofErr w:type="gramStart"/>
+      <w:r>
+        <w:t>EntityManagerFactory</w:t>
       </w:r>
       <w:proofErr w:type="spellEnd"/>
       <w:r>
         <w:t>;</w:t>
       </w:r>
+      <w:proofErr w:type="gramEnd"/>
     </w:p>
     <w:p>
       <w:r>
@@ -11050,10 +12121,12 @@
         <w:t xml:space="preserve">Present in </w:t>
       </w:r>
       <w:proofErr w:type="spellStart"/>
+      <w:proofErr w:type="gramStart"/>
       <w:r>
         <w:t>jakarta.persistence</w:t>
       </w:r>
       <w:proofErr w:type="spellEnd"/>
+      <w:proofErr w:type="gramEnd"/>
       <w:r>
         <w:t xml:space="preserve"> package</w:t>
       </w:r>
@@ -11113,8 +12186,13 @@
           <w:numId w:val="24"/>
         </w:numPr>
       </w:pPr>
-      <w:r>
-        <w:t xml:space="preserve">Should be created </w:t>
+      <w:proofErr w:type="gramStart"/>
+      <w:r>
+        <w:t>Should</w:t>
+      </w:r>
+      <w:proofErr w:type="gramEnd"/>
+      <w:r>
+        <w:t xml:space="preserve"> be created </w:t>
       </w:r>
       <w:r>
         <w:rPr>
@@ -11167,12 +12245,17 @@
         <w:t xml:space="preserve"> </w:t>
       </w:r>
       <w:proofErr w:type="spellStart"/>
+      <w:proofErr w:type="gramStart"/>
       <w:r>
         <w:t>createEntityManagerFactory</w:t>
       </w:r>
       <w:proofErr w:type="spellEnd"/>
       <w:r>
-        <w:t xml:space="preserve">(String </w:t>
+        <w:t>(</w:t>
+      </w:r>
+      <w:proofErr w:type="gramEnd"/>
+      <w:r>
+        <w:t xml:space="preserve">String </w:t>
       </w:r>
       <w:proofErr w:type="spellStart"/>
       <w:r>
@@ -11247,8 +12330,13 @@
     </w:p>
     <w:p>
       <w:proofErr w:type="spellStart"/>
-      <w:r>
-        <w:t>jakarta.persistence.Persistence</w:t>
+      <w:proofErr w:type="gramStart"/>
+      <w:r>
+        <w:t>jakarta.persistence</w:t>
+      </w:r>
+      <w:proofErr w:type="gramEnd"/>
+      <w:r>
+        <w:t>.Persistence</w:t>
       </w:r>
       <w:proofErr w:type="spellEnd"/>
     </w:p>
@@ -11306,6 +12394,7 @@
         <w:t xml:space="preserve"> What Does </w:t>
       </w:r>
       <w:proofErr w:type="spellStart"/>
+      <w:proofErr w:type="gramStart"/>
       <w:r>
         <w:rPr>
           <w:b/>
@@ -11319,7 +12408,15 @@
           <w:b/>
           <w:bCs/>
         </w:rPr>
-        <w:t>() Do?</w:t>
+        <w:t>(</w:t>
+      </w:r>
+      <w:proofErr w:type="gramEnd"/>
+      <w:r>
+        <w:rPr>
+          <w:b/>
+          <w:bCs/>
+        </w:rPr>
+        <w:t>) Do?</w:t>
       </w:r>
     </w:p>
     <w:p>
@@ -11347,8 +12444,13 @@
       </w:r>
       <w:proofErr w:type="spellEnd"/>
       <w:r>
-        <w:t>("my-persistence-unit");</w:t>
-      </w:r>
+        <w:t>("my-persistence-unit"</w:t>
+      </w:r>
+      <w:proofErr w:type="gramStart"/>
+      <w:r>
+        <w:t>);</w:t>
+      </w:r>
+      <w:proofErr w:type="gramEnd"/>
     </w:p>
     <w:p>
       <w:r>
@@ -11579,7 +12681,15 @@
         <w:t>JDBC</w:t>
       </w:r>
       <w:r>
-        <w:t>, we manually:</w:t>
+        <w:t xml:space="preserve">, </w:t>
+      </w:r>
+      <w:proofErr w:type="gramStart"/>
+      <w:r>
+        <w:t>we</w:t>
+      </w:r>
+      <w:proofErr w:type="gramEnd"/>
+      <w:r>
+        <w:t xml:space="preserve"> manually:</w:t>
       </w:r>
     </w:p>
     <w:p>
@@ -11606,13 +12716,31 @@
         <w:t>("</w:t>
       </w:r>
       <w:proofErr w:type="spellStart"/>
-      <w:r>
-        <w:t>com.mysql.cj.jdbc.Driver</w:t>
+      <w:proofErr w:type="gramStart"/>
+      <w:r>
+        <w:t>com.mysql</w:t>
+      </w:r>
+      <w:proofErr w:type="gramEnd"/>
+      <w:r>
+        <w:t>.</w:t>
+      </w:r>
+      <w:proofErr w:type="gramStart"/>
+      <w:r>
+        <w:t>cj.jdbc</w:t>
+      </w:r>
+      <w:proofErr w:type="gramEnd"/>
+      <w:r>
+        <w:t>.Driver</w:t>
       </w:r>
       <w:proofErr w:type="spellEnd"/>
       <w:r>
-        <w:t>");</w:t>
-      </w:r>
+        <w:t>"</w:t>
+      </w:r>
+      <w:proofErr w:type="gramStart"/>
+      <w:r>
+        <w:t>);</w:t>
+      </w:r>
+      <w:proofErr w:type="gramEnd"/>
     </w:p>
     <w:p>
       <w:r>
@@ -11643,8 +12771,13 @@
       </w:r>
       <w:proofErr w:type="spellEnd"/>
       <w:r>
-        <w:t>, username, password);</w:t>
-      </w:r>
+        <w:t>, username, password</w:t>
+      </w:r>
+      <w:proofErr w:type="gramStart"/>
+      <w:r>
+        <w:t>);</w:t>
+      </w:r>
+      <w:proofErr w:type="gramEnd"/>
     </w:p>
     <w:p>
       <w:r>
@@ -11716,12 +12849,17 @@
         <w:t xml:space="preserve">are defined inside persistence.xml, and </w:t>
       </w:r>
       <w:proofErr w:type="spellStart"/>
+      <w:proofErr w:type="gramStart"/>
       <w:r>
         <w:t>createEntityManagerFactory</w:t>
       </w:r>
       <w:proofErr w:type="spellEnd"/>
       <w:r>
-        <w:t>() handles it internally.</w:t>
+        <w:t>(</w:t>
+      </w:r>
+      <w:proofErr w:type="gramEnd"/>
+      <w:r>
+        <w:t>) handles it internally.</w:t>
       </w:r>
     </w:p>
     <w:p>
@@ -11970,13 +13108,23 @@
         <w:t xml:space="preserve">import </w:t>
       </w:r>
       <w:proofErr w:type="spellStart"/>
-      <w:r>
-        <w:t>jakarta.persistence.EntityManager</w:t>
+      <w:proofErr w:type="gramStart"/>
+      <w:r>
+        <w:t>jakarta.persistence</w:t>
+      </w:r>
+      <w:proofErr w:type="gramEnd"/>
+      <w:r>
+        <w:t>.</w:t>
+      </w:r>
+      <w:proofErr w:type="gramStart"/>
+      <w:r>
+        <w:t>EntityManager</w:t>
       </w:r>
       <w:proofErr w:type="spellEnd"/>
       <w:r>
         <w:t>;</w:t>
       </w:r>
+      <w:proofErr w:type="gramEnd"/>
     </w:p>
     <w:p>
       <w:r>
@@ -12053,10 +13201,12 @@
         <w:t xml:space="preserve">Present in </w:t>
       </w:r>
       <w:proofErr w:type="spellStart"/>
+      <w:proofErr w:type="gramStart"/>
       <w:r>
         <w:t>jakarta.persistence</w:t>
       </w:r>
       <w:proofErr w:type="spellEnd"/>
+      <w:proofErr w:type="gramEnd"/>
     </w:p>
     <w:p>
       <w:pPr>
@@ -12094,8 +13244,13 @@
           <w:numId w:val="27"/>
         </w:numPr>
       </w:pPr>
-      <w:r>
-        <w:t>persist()</w:t>
+      <w:proofErr w:type="gramStart"/>
+      <w:r>
+        <w:t>persist(</w:t>
+      </w:r>
+      <w:proofErr w:type="gramEnd"/>
+      <w:r>
+        <w:t>)</w:t>
       </w:r>
     </w:p>
     <w:p>
@@ -12105,8 +13260,13 @@
           <w:numId w:val="27"/>
         </w:numPr>
       </w:pPr>
-      <w:r>
-        <w:t>find()</w:t>
+      <w:proofErr w:type="gramStart"/>
+      <w:r>
+        <w:t>find(</w:t>
+      </w:r>
+      <w:proofErr w:type="gramEnd"/>
+      <w:r>
+        <w:t>)</w:t>
       </w:r>
     </w:p>
     <w:p>
@@ -12116,8 +13276,13 @@
           <w:numId w:val="27"/>
         </w:numPr>
       </w:pPr>
-      <w:r>
-        <w:t>merge()</w:t>
+      <w:proofErr w:type="gramStart"/>
+      <w:r>
+        <w:t>merge(</w:t>
+      </w:r>
+      <w:proofErr w:type="gramEnd"/>
+      <w:r>
+        <w:t>)</w:t>
       </w:r>
     </w:p>
     <w:p>
@@ -12127,8 +13292,13 @@
           <w:numId w:val="27"/>
         </w:numPr>
       </w:pPr>
-      <w:r>
-        <w:t>remove()</w:t>
+      <w:proofErr w:type="gramStart"/>
+      <w:r>
+        <w:t>remove(</w:t>
+      </w:r>
+      <w:proofErr w:type="gramEnd"/>
+      <w:r>
+        <w:t>)</w:t>
       </w:r>
     </w:p>
     <w:p>
@@ -12139,12 +13309,17 @@
         </w:numPr>
       </w:pPr>
       <w:proofErr w:type="spellStart"/>
+      <w:proofErr w:type="gramStart"/>
       <w:r>
         <w:t>createQuery</w:t>
       </w:r>
       <w:proofErr w:type="spellEnd"/>
       <w:r>
-        <w:t>()</w:t>
+        <w:t>(</w:t>
+      </w:r>
+      <w:proofErr w:type="gramEnd"/>
+      <w:r>
+        <w:t>)</w:t>
       </w:r>
     </w:p>
     <w:p>
@@ -12155,12 +13330,17 @@
         </w:numPr>
       </w:pPr>
       <w:proofErr w:type="spellStart"/>
+      <w:proofErr w:type="gramStart"/>
       <w:r>
         <w:t>createNamedQuery</w:t>
       </w:r>
       <w:proofErr w:type="spellEnd"/>
       <w:r>
-        <w:t>()</w:t>
+        <w:t>(</w:t>
+      </w:r>
+      <w:proofErr w:type="gramEnd"/>
+      <w:r>
+        <w:t>)</w:t>
       </w:r>
     </w:p>
     <w:p>
@@ -12224,10 +13404,12 @@
     </w:p>
     <w:p>
       <w:proofErr w:type="spellStart"/>
+      <w:proofErr w:type="gramStart"/>
       <w:r>
         <w:t>EntityManager</w:t>
       </w:r>
       <w:proofErr w:type="spellEnd"/>
+      <w:proofErr w:type="gramEnd"/>
       <w:r>
         <w:t xml:space="preserve"> </w:t>
       </w:r>
@@ -12240,17 +13422,29 @@
         <w:t xml:space="preserve"> = </w:t>
       </w:r>
       <w:proofErr w:type="spellStart"/>
+      <w:proofErr w:type="gramStart"/>
       <w:r>
         <w:t>emf.createEntityManager</w:t>
       </w:r>
       <w:proofErr w:type="spellEnd"/>
-      <w:r>
-        <w:t>();</w:t>
-      </w:r>
-    </w:p>
-    <w:p>
-      <w:r>
-        <w:t>So flow is:</w:t>
+      <w:proofErr w:type="gramEnd"/>
+      <w:r>
+        <w:t>(</w:t>
+      </w:r>
+      <w:proofErr w:type="gramStart"/>
+      <w:r>
+        <w:t>);</w:t>
+      </w:r>
+      <w:proofErr w:type="gramEnd"/>
+    </w:p>
+    <w:p>
+      <w:proofErr w:type="gramStart"/>
+      <w:r>
+        <w:t>So</w:t>
+      </w:r>
+      <w:proofErr w:type="gramEnd"/>
+      <w:r>
+        <w:t xml:space="preserve"> flow is:</w:t>
       </w:r>
     </w:p>
     <w:p>
@@ -12265,12 +13459,17 @@
         <w:br/>
       </w:r>
       <w:proofErr w:type="spellStart"/>
+      <w:proofErr w:type="gramStart"/>
       <w:r>
         <w:t>createEntityManagerFactory</w:t>
       </w:r>
       <w:proofErr w:type="spellEnd"/>
       <w:r>
-        <w:t>()</w:t>
+        <w:t>(</w:t>
+      </w:r>
+      <w:proofErr w:type="gramEnd"/>
+      <w:r>
+        <w:t>)</w:t>
       </w:r>
       <w:r>
         <w:br/>
@@ -12292,12 +13491,17 @@
         <w:br/>
       </w:r>
       <w:proofErr w:type="spellStart"/>
+      <w:proofErr w:type="gramStart"/>
       <w:r>
         <w:t>createEntityManager</w:t>
       </w:r>
       <w:proofErr w:type="spellEnd"/>
       <w:r>
-        <w:t>()</w:t>
+        <w:t>(</w:t>
+      </w:r>
+      <w:proofErr w:type="gramEnd"/>
+      <w:r>
+        <w:t>)</w:t>
       </w:r>
       <w:r>
         <w:br/>
@@ -12584,10 +13788,12 @@
         <w:t xml:space="preserve"> is an interface in </w:t>
       </w:r>
       <w:proofErr w:type="spellStart"/>
+      <w:proofErr w:type="gramStart"/>
       <w:r>
         <w:t>jakarta.persistence</w:t>
       </w:r>
       <w:proofErr w:type="spellEnd"/>
+      <w:proofErr w:type="gramEnd"/>
       <w:r>
         <w:t xml:space="preserve"> package.</w:t>
       </w:r>
@@ -12609,12 +13815,17 @@
         <w:t xml:space="preserve">We create its implementation object using Persistence class and its static method </w:t>
       </w:r>
       <w:proofErr w:type="spellStart"/>
+      <w:proofErr w:type="gramStart"/>
       <w:r>
         <w:t>createEntityManagerFactory</w:t>
       </w:r>
       <w:proofErr w:type="spellEnd"/>
       <w:r>
-        <w:t>(), which reads configuration from persistence.xml.</w:t>
+        <w:t>(</w:t>
+      </w:r>
+      <w:proofErr w:type="gramEnd"/>
+      <w:r>
+        <w:t>), which reads configuration from persistence.xml.</w:t>
       </w:r>
     </w:p>
     <w:p>
@@ -12632,10 +13843,12 @@
         <w:t xml:space="preserve"> is used to perform CRUD operations and is created using </w:t>
       </w:r>
       <w:proofErr w:type="spellStart"/>
+      <w:proofErr w:type="gramStart"/>
       <w:r>
         <w:t>emf.createEntityManager</w:t>
       </w:r>
       <w:proofErr w:type="spellEnd"/>
+      <w:proofErr w:type="gramEnd"/>
       <w:r>
         <w:t>().</w:t>
       </w:r>
@@ -12682,24 +13895,33 @@
     </w:p>
     <w:p>
       <w:proofErr w:type="spellStart"/>
+      <w:proofErr w:type="gramStart"/>
       <w:r>
         <w:t>EntityManager</w:t>
       </w:r>
       <w:proofErr w:type="spellEnd"/>
+      <w:proofErr w:type="gramEnd"/>
       <w:r>
         <w:t xml:space="preserve"> is an interface in:</w:t>
       </w:r>
     </w:p>
     <w:p>
       <w:proofErr w:type="spellStart"/>
+      <w:proofErr w:type="gramStart"/>
       <w:r>
         <w:t>jakarta.persistence</w:t>
       </w:r>
       <w:proofErr w:type="spellEnd"/>
-    </w:p>
-    <w:p>
-      <w:r>
-        <w:t>Import:</w:t>
+      <w:proofErr w:type="gramEnd"/>
+    </w:p>
+    <w:p>
+      <w:proofErr w:type="gramStart"/>
+      <w:r>
+        <w:t>Import</w:t>
+      </w:r>
+      <w:proofErr w:type="gramEnd"/>
+      <w:r>
+        <w:t>:</w:t>
       </w:r>
     </w:p>
     <w:p>
@@ -12707,13 +13929,23 @@
         <w:t xml:space="preserve">import </w:t>
       </w:r>
       <w:proofErr w:type="spellStart"/>
-      <w:r>
-        <w:t>jakarta.persistence.EntityManager</w:t>
+      <w:proofErr w:type="gramStart"/>
+      <w:r>
+        <w:t>jakarta.persistence</w:t>
+      </w:r>
+      <w:proofErr w:type="gramEnd"/>
+      <w:r>
+        <w:t>.</w:t>
+      </w:r>
+      <w:proofErr w:type="gramStart"/>
+      <w:r>
+        <w:t>EntityManager</w:t>
       </w:r>
       <w:proofErr w:type="spellEnd"/>
       <w:r>
         <w:t>;</w:t>
       </w:r>
+      <w:proofErr w:type="gramEnd"/>
     </w:p>
     <w:p>
       <w:r>
@@ -12769,7 +14001,15 @@
         <w:t>❌</w:t>
       </w:r>
       <w:r>
-        <w:t xml:space="preserve"> Not save()</w:t>
+        <w:t xml:space="preserve"> Not </w:t>
+      </w:r>
+      <w:proofErr w:type="gramStart"/>
+      <w:r>
+        <w:t>save(</w:t>
+      </w:r>
+      <w:proofErr w:type="gramEnd"/>
+      <w:r>
+        <w:t>)</w:t>
       </w:r>
       <w:r>
         <w:br/>
@@ -12797,8 +14037,13 @@
       </w:r>
     </w:p>
     <w:p>
-      <w:r>
-        <w:t>persist(Object entity)</w:t>
+      <w:proofErr w:type="gramStart"/>
+      <w:r>
+        <w:t>persist(</w:t>
+      </w:r>
+      <w:proofErr w:type="gramEnd"/>
+      <w:r>
+        <w:t>Object entity)</w:t>
       </w:r>
     </w:p>
     <w:p>
@@ -12808,13 +14053,20 @@
     </w:p>
     <w:p>
       <w:proofErr w:type="spellStart"/>
+      <w:proofErr w:type="gramStart"/>
       <w:r>
         <w:t>em.persist</w:t>
       </w:r>
       <w:proofErr w:type="spellEnd"/>
-      <w:r>
-        <w:t>(student);</w:t>
-      </w:r>
+      <w:proofErr w:type="gramEnd"/>
+      <w:r>
+        <w:t>(student</w:t>
+      </w:r>
+      <w:proofErr w:type="gramStart"/>
+      <w:r>
+        <w:t>);</w:t>
+      </w:r>
+      <w:proofErr w:type="gramEnd"/>
     </w:p>
     <w:p>
       <w:r>
@@ -12899,7 +14151,15 @@
         <w:t>❌</w:t>
       </w:r>
       <w:r>
-        <w:t xml:space="preserve"> Not delete()</w:t>
+        <w:t xml:space="preserve"> Not </w:t>
+      </w:r>
+      <w:proofErr w:type="gramStart"/>
+      <w:r>
+        <w:t>delete(</w:t>
+      </w:r>
+      <w:proofErr w:type="gramEnd"/>
+      <w:r>
+        <w:t>)</w:t>
       </w:r>
       <w:r>
         <w:br/>
@@ -12915,8 +14175,13 @@
       </w:r>
     </w:p>
     <w:p>
-      <w:r>
-        <w:t>remove(Object entity)</w:t>
+      <w:proofErr w:type="gramStart"/>
+      <w:r>
+        <w:t>remove(</w:t>
+      </w:r>
+      <w:proofErr w:type="gramEnd"/>
+      <w:r>
+        <w:t>Object entity)</w:t>
       </w:r>
     </w:p>
     <w:p>
@@ -12926,13 +14191,20 @@
     </w:p>
     <w:p>
       <w:proofErr w:type="spellStart"/>
+      <w:proofErr w:type="gramStart"/>
       <w:r>
         <w:t>em.remove</w:t>
       </w:r>
       <w:proofErr w:type="spellEnd"/>
-      <w:r>
-        <w:t>(student);</w:t>
-      </w:r>
+      <w:proofErr w:type="gramEnd"/>
+      <w:r>
+        <w:t>(student</w:t>
+      </w:r>
+      <w:proofErr w:type="gramStart"/>
+      <w:r>
+        <w:t>);</w:t>
+      </w:r>
+      <w:proofErr w:type="gramEnd"/>
     </w:p>
     <w:p>
       <w:r>
@@ -13009,8 +14281,13 @@
       </w:r>
     </w:p>
     <w:p>
-      <w:r>
-        <w:t>merge(Object entity)</w:t>
+      <w:proofErr w:type="gramStart"/>
+      <w:r>
+        <w:t>merge(</w:t>
+      </w:r>
+      <w:proofErr w:type="gramEnd"/>
+      <w:r>
+        <w:t>Object entity)</w:t>
       </w:r>
     </w:p>
     <w:p>
@@ -13020,13 +14297,20 @@
     </w:p>
     <w:p>
       <w:proofErr w:type="spellStart"/>
+      <w:proofErr w:type="gramStart"/>
       <w:r>
         <w:t>em.merge</w:t>
       </w:r>
       <w:proofErr w:type="spellEnd"/>
-      <w:r>
-        <w:t>(student);</w:t>
-      </w:r>
+      <w:proofErr w:type="gramEnd"/>
+      <w:r>
+        <w:t>(student</w:t>
+      </w:r>
+      <w:proofErr w:type="gramStart"/>
+      <w:r>
+        <w:t>);</w:t>
+      </w:r>
+      <w:proofErr w:type="gramEnd"/>
     </w:p>
     <w:p>
       <w:r>
@@ -13057,7 +14341,14 @@
       </w:r>
       <w:r>
         <w:br/>
-        <w:t>merge() returns an object:</w:t>
+      </w:r>
+      <w:proofErr w:type="gramStart"/>
+      <w:r>
+        <w:t>merge(</w:t>
+      </w:r>
+      <w:proofErr w:type="gramEnd"/>
+      <w:r>
+        <w:t>) returns an object:</w:t>
       </w:r>
     </w:p>
     <w:p>
@@ -13065,13 +14356,20 @@
         <w:t xml:space="preserve">Student updated = </w:t>
       </w:r>
       <w:proofErr w:type="spellStart"/>
+      <w:proofErr w:type="gramStart"/>
       <w:r>
         <w:t>em.merge</w:t>
       </w:r>
       <w:proofErr w:type="spellEnd"/>
-      <w:r>
-        <w:t>(student);</w:t>
-      </w:r>
+      <w:proofErr w:type="gramEnd"/>
+      <w:r>
+        <w:t>(student</w:t>
+      </w:r>
+      <w:proofErr w:type="gramStart"/>
+      <w:r>
+        <w:t>);</w:t>
+      </w:r>
+      <w:proofErr w:type="gramEnd"/>
     </w:p>
     <w:p>
       <w:r>
@@ -13127,7 +14425,15 @@
         <w:t>❌</w:t>
       </w:r>
       <w:r>
-        <w:t xml:space="preserve"> Not get() (that is Hibernate Session method)</w:t>
+        <w:t xml:space="preserve"> Not </w:t>
+      </w:r>
+      <w:proofErr w:type="gramStart"/>
+      <w:r>
+        <w:t>get(</w:t>
+      </w:r>
+      <w:proofErr w:type="gramEnd"/>
+      <w:r>
+        <w:t>) (that is Hibernate Session method)</w:t>
       </w:r>
     </w:p>
     <w:p>
@@ -13142,8 +14448,13 @@
       </w:r>
     </w:p>
     <w:p>
-      <w:r>
-        <w:t xml:space="preserve">find(Class&lt;T&gt; </w:t>
+      <w:proofErr w:type="gramStart"/>
+      <w:r>
+        <w:t>find(</w:t>
+      </w:r>
+      <w:proofErr w:type="gramEnd"/>
+      <w:r>
+        <w:t xml:space="preserve">Class&lt;T&gt; </w:t>
       </w:r>
       <w:proofErr w:type="spellStart"/>
       <w:r>
@@ -13180,10 +14491,12 @@
         <w:t xml:space="preserve"> = </w:t>
       </w:r>
       <w:proofErr w:type="spellStart"/>
+      <w:proofErr w:type="gramStart"/>
       <w:r>
         <w:t>em.find</w:t>
       </w:r>
       <w:proofErr w:type="spellEnd"/>
+      <w:proofErr w:type="gramEnd"/>
       <w:r>
         <w:t>(</w:t>
       </w:r>
@@ -13193,8 +14506,13 @@
       </w:r>
       <w:proofErr w:type="spellEnd"/>
       <w:r>
-        <w:t>, 1);</w:t>
-      </w:r>
+        <w:t>, 1</w:t>
+      </w:r>
+      <w:proofErr w:type="gramStart"/>
+      <w:r>
+        <w:t>);</w:t>
+      </w:r>
+      <w:proofErr w:type="gramEnd"/>
     </w:p>
     <w:p>
       <w:r>
@@ -13254,10 +14572,12 @@
     </w:p>
     <w:p>
       <w:proofErr w:type="spellStart"/>
+      <w:proofErr w:type="gramStart"/>
       <w:r>
         <w:t>em.createQuery</w:t>
       </w:r>
       <w:proofErr w:type="spellEnd"/>
+      <w:proofErr w:type="gramEnd"/>
       <w:r>
         <w:t>("JPQL query");</w:t>
       </w:r>
@@ -13265,10 +14585,12 @@
         <w:br/>
       </w:r>
       <w:proofErr w:type="spellStart"/>
+      <w:proofErr w:type="gramStart"/>
       <w:r>
         <w:t>em.createNamedQuery</w:t>
       </w:r>
       <w:proofErr w:type="spellEnd"/>
+      <w:proofErr w:type="gramEnd"/>
       <w:r>
         <w:t>("name");</w:t>
       </w:r>
@@ -13276,13 +14598,20 @@
         <w:br/>
       </w:r>
       <w:proofErr w:type="spellStart"/>
+      <w:proofErr w:type="gramStart"/>
       <w:r>
         <w:t>em.createNativeQuery</w:t>
       </w:r>
       <w:proofErr w:type="spellEnd"/>
-      <w:r>
-        <w:t>("SQL query");</w:t>
-      </w:r>
+      <w:proofErr w:type="gramEnd"/>
+      <w:r>
+        <w:t>("SQL query"</w:t>
+      </w:r>
+      <w:proofErr w:type="gramStart"/>
+      <w:r>
+        <w:t>);</w:t>
+      </w:r>
+      <w:proofErr w:type="gramEnd"/>
     </w:p>
     <w:p>
       <w:r>
@@ -13345,17 +14674,29 @@
         <w:t xml:space="preserve"> = </w:t>
       </w:r>
       <w:proofErr w:type="spellStart"/>
+      <w:proofErr w:type="gramStart"/>
       <w:r>
         <w:t>em.getTransaction</w:t>
       </w:r>
       <w:proofErr w:type="spellEnd"/>
-      <w:r>
-        <w:t>();</w:t>
-      </w:r>
-    </w:p>
-    <w:p>
-      <w:r>
-        <w:t>Import:</w:t>
+      <w:proofErr w:type="gramEnd"/>
+      <w:r>
+        <w:t>(</w:t>
+      </w:r>
+      <w:proofErr w:type="gramStart"/>
+      <w:r>
+        <w:t>);</w:t>
+      </w:r>
+      <w:proofErr w:type="gramEnd"/>
+    </w:p>
+    <w:p>
+      <w:proofErr w:type="gramStart"/>
+      <w:r>
+        <w:t>Import</w:t>
+      </w:r>
+      <w:proofErr w:type="gramEnd"/>
+      <w:r>
+        <w:t>:</w:t>
       </w:r>
     </w:p>
     <w:p>
@@ -13363,13 +14704,23 @@
         <w:t xml:space="preserve">import </w:t>
       </w:r>
       <w:proofErr w:type="spellStart"/>
-      <w:r>
-        <w:t>jakarta.persistence.EntityTransaction</w:t>
+      <w:proofErr w:type="gramStart"/>
+      <w:r>
+        <w:t>jakarta.persistence</w:t>
+      </w:r>
+      <w:proofErr w:type="gramEnd"/>
+      <w:r>
+        <w:t>.</w:t>
+      </w:r>
+      <w:proofErr w:type="gramStart"/>
+      <w:r>
+        <w:t>EntityTransaction</w:t>
       </w:r>
       <w:proofErr w:type="spellEnd"/>
       <w:r>
         <w:t>;</w:t>
       </w:r>
+      <w:proofErr w:type="gramEnd"/>
     </w:p>
     <w:p>
       <w:r>
@@ -13470,8 +14821,13 @@
             <w:hideMark/>
           </w:tcPr>
           <w:p>
+            <w:proofErr w:type="gramStart"/>
             <w:r>
-              <w:t>begin()</w:t>
+              <w:t>begin(</w:t>
+            </w:r>
+            <w:proofErr w:type="gramEnd"/>
+            <w:r>
+              <w:t>)</w:t>
             </w:r>
           </w:p>
         </w:tc>
@@ -13499,8 +14855,13 @@
             <w:hideMark/>
           </w:tcPr>
           <w:p>
+            <w:proofErr w:type="gramStart"/>
             <w:r>
-              <w:t>commit()</w:t>
+              <w:t>commit(</w:t>
+            </w:r>
+            <w:proofErr w:type="gramEnd"/>
+            <w:r>
+              <w:t>)</w:t>
             </w:r>
           </w:p>
         </w:tc>
@@ -13528,8 +14889,13 @@
             <w:hideMark/>
           </w:tcPr>
           <w:p>
+            <w:proofErr w:type="gramStart"/>
             <w:r>
-              <w:t>rollback()</w:t>
+              <w:t>rollback(</w:t>
+            </w:r>
+            <w:proofErr w:type="gramEnd"/>
+            <w:r>
+              <w:t>)</w:t>
             </w:r>
           </w:p>
         </w:tc>
@@ -13558,12 +14924,17 @@
           </w:tcPr>
           <w:p>
             <w:proofErr w:type="spellStart"/>
+            <w:proofErr w:type="gramStart"/>
             <w:r>
               <w:t>isActive</w:t>
             </w:r>
             <w:proofErr w:type="spellEnd"/>
             <w:r>
-              <w:t>()</w:t>
+              <w:t>(</w:t>
+            </w:r>
+            <w:proofErr w:type="gramEnd"/>
+            <w:r>
+              <w:t>)</w:t>
             </w:r>
           </w:p>
         </w:tc>
@@ -13812,9 +15183,14 @@
       </w:r>
       <w:r>
         <w:br/>
-        <w:t>Fetch → find(</w:t>
+        <w:t xml:space="preserve">Fetch → </w:t>
+      </w:r>
+      <w:proofErr w:type="gramStart"/>
+      <w:r>
+        <w:t>find(</w:t>
       </w:r>
       <w:proofErr w:type="spellStart"/>
+      <w:proofErr w:type="gramEnd"/>
       <w:r>
         <w:t>ClassName.class</w:t>
       </w:r>
@@ -13851,12 +15227,17 @@
         <w:br/>
       </w:r>
       <w:proofErr w:type="spellStart"/>
+      <w:proofErr w:type="gramStart"/>
       <w:r>
         <w:t>isActive</w:t>
       </w:r>
       <w:proofErr w:type="spellEnd"/>
       <w:r>
-        <w:t>()</w:t>
+        <w:t>(</w:t>
+      </w:r>
+      <w:proofErr w:type="gramEnd"/>
+      <w:r>
+        <w:t>)</w:t>
       </w:r>
     </w:p>
     <w:p>
@@ -13901,8 +15282,13 @@
           <w:numId w:val="28"/>
         </w:numPr>
       </w:pPr>
-      <w:r>
-        <w:t>save()</w:t>
+      <w:proofErr w:type="gramStart"/>
+      <w:r>
+        <w:t>save(</w:t>
+      </w:r>
+      <w:proofErr w:type="gramEnd"/>
+      <w:r>
+        <w:t>)</w:t>
       </w:r>
     </w:p>
     <w:p>
@@ -13912,8 +15298,13 @@
           <w:numId w:val="28"/>
         </w:numPr>
       </w:pPr>
-      <w:r>
-        <w:t>update()</w:t>
+      <w:proofErr w:type="gramStart"/>
+      <w:r>
+        <w:t>update(</w:t>
+      </w:r>
+      <w:proofErr w:type="gramEnd"/>
+      <w:r>
+        <w:t>)</w:t>
       </w:r>
     </w:p>
     <w:p>
@@ -13923,8 +15314,13 @@
           <w:numId w:val="28"/>
         </w:numPr>
       </w:pPr>
-      <w:r>
-        <w:t>delete()</w:t>
+      <w:proofErr w:type="gramStart"/>
+      <w:r>
+        <w:t>delete(</w:t>
+      </w:r>
+      <w:proofErr w:type="gramEnd"/>
+      <w:r>
+        <w:t>)</w:t>
       </w:r>
     </w:p>
     <w:p>
@@ -13934,8 +15330,13 @@
           <w:numId w:val="28"/>
         </w:numPr>
       </w:pPr>
-      <w:r>
-        <w:t>get()</w:t>
+      <w:proofErr w:type="gramStart"/>
+      <w:r>
+        <w:t>get(</w:t>
+      </w:r>
+      <w:proofErr w:type="gramEnd"/>
+      <w:r>
+        <w:t>)</w:t>
       </w:r>
     </w:p>
     <w:p>
@@ -13958,8 +15359,13 @@
           <w:numId w:val="29"/>
         </w:numPr>
       </w:pPr>
-      <w:r>
-        <w:t>persist()</w:t>
+      <w:proofErr w:type="gramStart"/>
+      <w:r>
+        <w:t>persist(</w:t>
+      </w:r>
+      <w:proofErr w:type="gramEnd"/>
+      <w:r>
+        <w:t>)</w:t>
       </w:r>
     </w:p>
     <w:p>
@@ -13969,8 +15375,13 @@
           <w:numId w:val="29"/>
         </w:numPr>
       </w:pPr>
-      <w:r>
-        <w:t>merge()</w:t>
+      <w:proofErr w:type="gramStart"/>
+      <w:r>
+        <w:t>merge(</w:t>
+      </w:r>
+      <w:proofErr w:type="gramEnd"/>
+      <w:r>
+        <w:t>)</w:t>
       </w:r>
     </w:p>
     <w:p>
@@ -13980,9 +15391,14 @@
           <w:numId w:val="29"/>
         </w:numPr>
       </w:pPr>
+      <w:proofErr w:type="gramStart"/>
       <w:r>
         <w:lastRenderedPageBreak/>
-        <w:t>remove()</w:t>
+        <w:t>remove(</w:t>
+      </w:r>
+      <w:proofErr w:type="gramEnd"/>
+      <w:r>
+        <w:t>)</w:t>
       </w:r>
     </w:p>
     <w:p>
@@ -13992,8 +15408,13 @@
           <w:numId w:val="29"/>
         </w:numPr>
       </w:pPr>
-      <w:r>
-        <w:t>find()</w:t>
+      <w:proofErr w:type="gramStart"/>
+      <w:r>
+        <w:t>find(</w:t>
+      </w:r>
+      <w:proofErr w:type="gramEnd"/>
+      <w:r>
+        <w:t>)</w:t>
       </w:r>
     </w:p>
     <w:p/>
@@ -14263,10 +15684,12 @@
         <w:t xml:space="preserve">Student s1 = </w:t>
       </w:r>
       <w:proofErr w:type="spellStart"/>
+      <w:proofErr w:type="gramStart"/>
       <w:r>
         <w:t>em.find</w:t>
       </w:r>
       <w:proofErr w:type="spellEnd"/>
+      <w:proofErr w:type="gramEnd"/>
       <w:r>
         <w:t>(</w:t>
       </w:r>
@@ -14276,18 +15699,25 @@
       </w:r>
       <w:proofErr w:type="spellEnd"/>
       <w:r>
-        <w:t>, 1);</w:t>
-      </w:r>
+        <w:t>, 1</w:t>
+      </w:r>
+      <w:proofErr w:type="gramStart"/>
+      <w:r>
+        <w:t>);</w:t>
+      </w:r>
+      <w:proofErr w:type="gramEnd"/>
     </w:p>
     <w:p>
       <w:r>
         <w:t xml:space="preserve">Student s2 = </w:t>
       </w:r>
       <w:proofErr w:type="spellStart"/>
+      <w:proofErr w:type="gramStart"/>
       <w:r>
         <w:t>em.find</w:t>
       </w:r>
       <w:proofErr w:type="spellEnd"/>
+      <w:proofErr w:type="gramEnd"/>
       <w:r>
         <w:t>(</w:t>
       </w:r>
@@ -14297,8 +15727,13 @@
       </w:r>
       <w:proofErr w:type="spellEnd"/>
       <w:r>
-        <w:t>, 1);</w:t>
-      </w:r>
+        <w:t>, 1</w:t>
+      </w:r>
+      <w:proofErr w:type="gramStart"/>
+      <w:r>
+        <w:t>);</w:t>
+      </w:r>
+      <w:proofErr w:type="gramEnd"/>
     </w:p>
     <w:p>
       <w:r>
@@ -14348,13 +15783,20 @@
         <w:t xml:space="preserve"> em2 = </w:t>
       </w:r>
       <w:proofErr w:type="spellStart"/>
+      <w:proofErr w:type="gramStart"/>
       <w:r>
         <w:t>emf.createEntityManager</w:t>
       </w:r>
       <w:proofErr w:type="spellEnd"/>
-      <w:r>
-        <w:t>();</w:t>
-      </w:r>
+      <w:proofErr w:type="gramEnd"/>
+      <w:r>
+        <w:t>(</w:t>
+      </w:r>
+      <w:proofErr w:type="gramStart"/>
+      <w:r>
+        <w:t>);</w:t>
+      </w:r>
+      <w:proofErr w:type="gramEnd"/>
     </w:p>
     <w:p>
       <w:r>
@@ -14366,8 +15808,13 @@
       </w:r>
       <w:proofErr w:type="spellEnd"/>
       <w:r>
-        <w:t>, 1);</w:t>
-      </w:r>
+        <w:t>, 1</w:t>
+      </w:r>
+      <w:proofErr w:type="gramStart"/>
+      <w:r>
+        <w:t>);</w:t>
+      </w:r>
+      <w:proofErr w:type="gramEnd"/>
     </w:p>
     <w:p>
       <w:r>
@@ -14683,7 +16130,55 @@
           <w:b/>
           <w:bCs/>
         </w:rPr>
-        <w:t>Hibernate cache is a mechanism that stores frequently accessed data in memory to reduce database hits and improve performance. Hibernate provides two types of caching: first-level cache (default, per session) and second-level cache (optional, shared across sessions).</w:t>
+        <w:t xml:space="preserve">Hibernate cache is a mechanism that stores frequently accessed data in memory to reduce database hits and improve performance. Hibernate provides two types of </w:t>
+      </w:r>
+      <w:proofErr w:type="gramStart"/>
+      <w:r>
+        <w:rPr>
+          <w:b/>
+          <w:bCs/>
+        </w:rPr>
+        <w:t>caching</w:t>
+      </w:r>
+      <w:proofErr w:type="gramEnd"/>
+      <w:r>
+        <w:rPr>
+          <w:b/>
+          <w:bCs/>
+        </w:rPr>
+        <w:t xml:space="preserve">: first-level </w:t>
+      </w:r>
+      <w:proofErr w:type="gramStart"/>
+      <w:r>
+        <w:rPr>
+          <w:b/>
+          <w:bCs/>
+        </w:rPr>
+        <w:t>cache</w:t>
+      </w:r>
+      <w:proofErr w:type="gramEnd"/>
+      <w:r>
+        <w:rPr>
+          <w:b/>
+          <w:bCs/>
+        </w:rPr>
+        <w:t xml:space="preserve"> (default, per session) and second-level </w:t>
+      </w:r>
+      <w:proofErr w:type="gramStart"/>
+      <w:r>
+        <w:rPr>
+          <w:b/>
+          <w:bCs/>
+        </w:rPr>
+        <w:t>cache</w:t>
+      </w:r>
+      <w:proofErr w:type="gramEnd"/>
+      <w:r>
+        <w:rPr>
+          <w:b/>
+          <w:bCs/>
+        </w:rPr>
+        <w:t xml:space="preserve"> (optional, shared across sessions).</w:t>
       </w:r>
     </w:p>
     <w:p>
@@ -15658,8 +17153,17 @@
           <w:b/>
           <w:bCs/>
         </w:rPr>
-        <w:t xml:space="preserve"> level caching</w:t>
-      </w:r>
+        <w:t xml:space="preserve"> level </w:t>
+      </w:r>
+      <w:proofErr w:type="gramStart"/>
+      <w:r>
+        <w:rPr>
+          <w:b/>
+          <w:bCs/>
+        </w:rPr>
+        <w:t>caching</w:t>
+      </w:r>
+      <w:proofErr w:type="gramEnd"/>
     </w:p>
     <w:p>
       <w:pPr>
@@ -15794,44 +17298,6 @@
                       </wps:style>
                       <wps:txbx>
                         <w:txbxContent>
-                          <w:p>
-                            <w:pPr>
-                              <w:ind w:left="0"/>
-                            </w:pPr>
-                            <w:r>
-                              <w:t xml:space="preserve">Em.find(102)         </w:t>
-                            </w:r>
-                            <w:r>
-                              <w:rPr>
-                                <w:highlight w:val="yellow"/>
-                              </w:rPr>
-                              <w:t>Entity manager</w:t>
-                            </w:r>
-                            <w:r>
-                              <w:t xml:space="preserve">                                     102</w:t>
-                            </w:r>
-                          </w:p>
-                          <w:p>
-                            <w:pPr>
-                              <w:ind w:left="0"/>
-                            </w:pPr>
-                          </w:p>
-                          <w:p>
-                            <w:pPr>
-                              <w:ind w:left="0"/>
-                            </w:pPr>
-                            <w:r>
-                              <w:t xml:space="preserve">Em.find(103)                                      </w:t>
-                            </w:r>
-                          </w:p>
-                          <w:p>
-                            <w:pPr>
-                              <w:ind w:left="0"/>
-                            </w:pPr>
-                            <w:r>
-                              <w:t xml:space="preserve">                                                                        103</w:t>
-                            </w:r>
-                          </w:p>
                           <w:p>
                             <w:pPr>
                               <w:ind w:left="0"/>
@@ -16151,7 +17617,15 @@
       </w:r>
       <w:proofErr w:type="spellEnd"/>
       <w:r>
-        <w:t xml:space="preserve"> level and is shared across multiple sessions. To use it, we annotate entities with @Cacheable and @Cache, and configure a cache provider like </w:t>
+        <w:t xml:space="preserve"> level and is shared across multiple sessions. To use it, we annotate entities with @Cacheable and @</w:t>
+      </w:r>
+      <w:proofErr w:type="gramStart"/>
+      <w:r>
+        <w:t>Cache, and</w:t>
+      </w:r>
+      <w:proofErr w:type="gramEnd"/>
+      <w:r>
+        <w:t xml:space="preserve"> configure a cache provider like </w:t>
       </w:r>
       <w:proofErr w:type="spellStart"/>
       <w:r>
@@ -16174,8 +17648,21 @@
         <w:t>nd</w:t>
       </w:r>
       <w:r>
-        <w:t xml:space="preserve"> level caching is used to store data across different entity manager</w:t>
-      </w:r>
+        <w:t xml:space="preserve"> level </w:t>
+      </w:r>
+      <w:proofErr w:type="gramStart"/>
+      <w:r>
+        <w:t>caching</w:t>
+      </w:r>
+      <w:proofErr w:type="gramEnd"/>
+      <w:r>
+        <w:t xml:space="preserve"> is used to store data across different entity </w:t>
+      </w:r>
+      <w:proofErr w:type="gramStart"/>
+      <w:r>
+        <w:t>manager</w:t>
+      </w:r>
+      <w:proofErr w:type="gramEnd"/>
     </w:p>
     <w:p>
       <w:r>
@@ -16205,8 +17692,13 @@
       </w:r>
       <w:proofErr w:type="spellEnd"/>
       <w:r>
-        <w:t xml:space="preserve"> allowing sharing caching of cache data between different entity manager</w:t>
-      </w:r>
+        <w:t xml:space="preserve"> allowing sharing caching of cache data between different entity </w:t>
+      </w:r>
+      <w:proofErr w:type="gramStart"/>
+      <w:r>
+        <w:t>manager</w:t>
+      </w:r>
+      <w:proofErr w:type="gramEnd"/>
     </w:p>
     <w:p>
       <w:r>
@@ -16235,12 +17727,22 @@
         <w:t xml:space="preserve"> If another </w:t>
       </w:r>
       <w:proofErr w:type="spellStart"/>
+      <w:proofErr w:type="gramStart"/>
       <w:r>
         <w:t>em</w:t>
       </w:r>
       <w:proofErr w:type="spellEnd"/>
-      <w:r>
-        <w:t xml:space="preserve"> requests the same data it will be served from the cache instead of the </w:t>
+      <w:proofErr w:type="gramEnd"/>
+      <w:r>
+        <w:t xml:space="preserve"> requests the same </w:t>
+      </w:r>
+      <w:proofErr w:type="gramStart"/>
+      <w:r>
+        <w:t>data</w:t>
+      </w:r>
+      <w:proofErr w:type="gramEnd"/>
+      <w:r>
+        <w:t xml:space="preserve"> it will be served from the cache instead of the </w:t>
       </w:r>
       <w:proofErr w:type="spellStart"/>
       <w:r>
@@ -16461,9 +17963,6 @@
                             <w:pPr>
                               <w:ind w:left="0"/>
                             </w:pPr>
-                            <w:r>
-                              <w:t>Object or entity class</w:t>
-                            </w:r>
                           </w:p>
                         </w:txbxContent>
                       </wps:txbx>
@@ -16559,9 +18058,6 @@
                             <w:pPr>
                               <w:ind w:left="0"/>
                             </w:pPr>
-                            <w:r>
-                              <w:t>Transient state</w:t>
-                            </w:r>
                           </w:p>
                         </w:txbxContent>
                       </wps:txbx>
@@ -17334,9 +18830,6 @@
                             <w:pPr>
                               <w:ind w:left="0"/>
                             </w:pPr>
-                            <w:r>
-                              <w:t>Garbage collector</w:t>
-                            </w:r>
                           </w:p>
                         </w:txbxContent>
                       </wps:txbx>
@@ -17444,9 +18937,6 @@
                             <w:pPr>
                               <w:ind w:left="0"/>
                             </w:pPr>
-                            <w:r>
-                              <w:t>Remove state</w:t>
-                            </w:r>
                           </w:p>
                         </w:txbxContent>
                       </wps:txbx>
@@ -17617,9 +19107,6 @@
                             <w:pPr>
                               <w:ind w:left="0"/>
                             </w:pPr>
-                            <w:r>
-                              <w:t>Persistence state</w:t>
-                            </w:r>
                           </w:p>
                         </w:txbxContent>
                       </wps:txbx>
@@ -17888,9 +19375,6 @@
                             <w:pPr>
                               <w:ind w:left="0"/>
                             </w:pPr>
-                            <w:r>
-                              <w:t>Detached state</w:t>
-                            </w:r>
                           </w:p>
                         </w:txbxContent>
                       </wps:txbx>
@@ -17927,7 +19411,23 @@
         </mc:AlternateContent>
       </w:r>
       <w:r>
-        <w:t>Merge(obj)                                                                                 detach(obj)                    garbage</w:t>
+        <w:t>Merge(</w:t>
+      </w:r>
+      <w:proofErr w:type="gramStart"/>
+      <w:r>
+        <w:t xml:space="preserve">obj)   </w:t>
+      </w:r>
+      <w:proofErr w:type="gramEnd"/>
+      <w:r>
+        <w:t xml:space="preserve">                                                                              detach(</w:t>
+      </w:r>
+      <w:proofErr w:type="gramStart"/>
+      <w:r>
+        <w:t xml:space="preserve">obj)   </w:t>
+      </w:r>
+      <w:proofErr w:type="gramEnd"/>
+      <w:r>
+        <w:t xml:space="preserve">                 garbage</w:t>
       </w:r>
     </w:p>
     <w:p>
@@ -18492,10 +19992,12 @@
           <w:tab w:val="left" w:pos="3456"/>
         </w:tabs>
       </w:pPr>
+      <w:proofErr w:type="gramStart"/>
       <w:r>
         <w:lastRenderedPageBreak/>
         <w:t>spring-beans</w:t>
       </w:r>
+      <w:proofErr w:type="gramEnd"/>
     </w:p>
     <w:p>
       <w:pPr>
@@ -18521,8 +20023,13 @@
           <w:tab w:val="left" w:pos="3456"/>
         </w:tabs>
       </w:pPr>
-      <w:r>
-        <w:t>spring-expression</w:t>
+      <w:proofErr w:type="gramStart"/>
+      <w:r>
+        <w:t>spring</w:t>
+      </w:r>
+      <w:proofErr w:type="gramEnd"/>
+      <w:r>
+        <w:t>-expression</w:t>
       </w:r>
     </w:p>
     <w:p>
@@ -19146,8 +20653,17 @@
           <w:b/>
           <w:bCs/>
         </w:rPr>
-        <w:t xml:space="preserve"> WHY IoC is Needed</w:t>
-      </w:r>
+        <w:t xml:space="preserve"> WHY IoC </w:t>
+      </w:r>
+      <w:proofErr w:type="gramStart"/>
+      <w:r>
+        <w:rPr>
+          <w:b/>
+          <w:bCs/>
+        </w:rPr>
+        <w:t>is Needed</w:t>
+      </w:r>
+      <w:proofErr w:type="gramEnd"/>
     </w:p>
     <w:p>
       <w:pPr>
@@ -19176,8 +20692,13 @@
       </w:r>
       <w:proofErr w:type="spellEnd"/>
       <w:r>
-        <w:t xml:space="preserve"> = new Service();</w:t>
-      </w:r>
+        <w:t xml:space="preserve"> = new </w:t>
+      </w:r>
+      <w:proofErr w:type="gramStart"/>
+      <w:r>
+        <w:t>Service();</w:t>
+      </w:r>
+      <w:proofErr w:type="gramEnd"/>
     </w:p>
     <w:p>
       <w:pPr>
@@ -19198,8 +20719,13 @@
         <w:ind w:left="0"/>
       </w:pPr>
       <w:r>
-        <w:t>Repository repo = new Repository();</w:t>
-      </w:r>
+        <w:t xml:space="preserve">Repository repo = new </w:t>
+      </w:r>
+      <w:proofErr w:type="gramStart"/>
+      <w:r>
+        <w:t>Repository();</w:t>
+      </w:r>
+      <w:proofErr w:type="gramEnd"/>
     </w:p>
     <w:p>
       <w:pPr>
@@ -19217,8 +20743,13 @@
       </w:r>
       <w:proofErr w:type="spellEnd"/>
       <w:r>
-        <w:t xml:space="preserve"> = new Service(repo);</w:t>
-      </w:r>
+        <w:t xml:space="preserve"> = new Service(repo</w:t>
+      </w:r>
+      <w:proofErr w:type="gramStart"/>
+      <w:r>
+        <w:t>);</w:t>
+      </w:r>
+      <w:proofErr w:type="gramEnd"/>
     </w:p>
     <w:p>
       <w:pPr>
@@ -19270,8 +20801,13 @@
         </w:tabs>
       </w:pPr>
       <w:r>
-        <w:t>Hard to test</w:t>
-      </w:r>
+        <w:t xml:space="preserve">Hard </w:t>
+      </w:r>
+      <w:proofErr w:type="gramStart"/>
+      <w:r>
+        <w:t>to test</w:t>
+      </w:r>
+      <w:proofErr w:type="gramEnd"/>
     </w:p>
     <w:p>
       <w:pPr>
@@ -19363,6 +20899,7 @@
         <w:t xml:space="preserve">    new </w:t>
       </w:r>
       <w:proofErr w:type="spellStart"/>
+      <w:proofErr w:type="gramStart"/>
       <w:r>
         <w:t>AnnotationConfigApplicationContext</w:t>
       </w:r>
@@ -19371,13 +20908,16 @@
         <w:t>(</w:t>
       </w:r>
       <w:proofErr w:type="spellStart"/>
+      <w:proofErr w:type="gramEnd"/>
       <w:r>
         <w:t>AppConfig.class</w:t>
       </w:r>
       <w:proofErr w:type="spellEnd"/>
+      <w:proofErr w:type="gramStart"/>
       <w:r>
         <w:t>);</w:t>
       </w:r>
+      <w:proofErr w:type="gramEnd"/>
     </w:p>
     <w:p>
       <w:pPr>
@@ -19414,8 +20954,13 @@
           <w:tab w:val="left" w:pos="3456"/>
         </w:tabs>
       </w:pPr>
-      <w:r>
-        <w:t>Creates objects</w:t>
+      <w:proofErr w:type="gramStart"/>
+      <w:r>
+        <w:t>Creates</w:t>
+      </w:r>
+      <w:proofErr w:type="gramEnd"/>
+      <w:r>
+        <w:t xml:space="preserve"> objects</w:t>
       </w:r>
     </w:p>
     <w:p>
@@ -19442,8 +20987,13 @@
           <w:tab w:val="left" w:pos="3456"/>
         </w:tabs>
       </w:pPr>
-      <w:r>
-        <w:t>Stores them</w:t>
+      <w:proofErr w:type="gramStart"/>
+      <w:r>
+        <w:t>Stores</w:t>
+      </w:r>
+      <w:proofErr w:type="gramEnd"/>
+      <w:r>
+        <w:t xml:space="preserve"> them</w:t>
       </w:r>
     </w:p>
     <w:p>
@@ -19490,10 +21040,12 @@
         <w:t xml:space="preserve"> = </w:t>
       </w:r>
       <w:proofErr w:type="spellStart"/>
+      <w:proofErr w:type="gramStart"/>
       <w:r>
         <w:t>context.getBean</w:t>
       </w:r>
       <w:proofErr w:type="spellEnd"/>
+      <w:proofErr w:type="gramEnd"/>
       <w:r>
         <w:t>(</w:t>
       </w:r>
@@ -19502,9 +21054,11 @@
         <w:t>Service.class</w:t>
       </w:r>
       <w:proofErr w:type="spellEnd"/>
+      <w:proofErr w:type="gramStart"/>
       <w:r>
         <w:t>);</w:t>
       </w:r>
+      <w:proofErr w:type="gramEnd"/>
     </w:p>
     <w:p>
       <w:pPr>
@@ -19904,8 +21458,13 @@
       </w:r>
       <w:proofErr w:type="spellEnd"/>
       <w:r>
-        <w:t xml:space="preserve"> = new Engine();</w:t>
-      </w:r>
+        <w:t xml:space="preserve"> = new </w:t>
+      </w:r>
+      <w:proofErr w:type="gramStart"/>
+      <w:r>
+        <w:t>Engine();</w:t>
+      </w:r>
+      <w:proofErr w:type="gramEnd"/>
     </w:p>
     <w:p>
       <w:pPr>
@@ -19966,6 +21525,7 @@
         <w:t xml:space="preserve">    private Engine </w:t>
       </w:r>
       <w:proofErr w:type="spellStart"/>
+      <w:proofErr w:type="gramStart"/>
       <w:r>
         <w:t>engine</w:t>
       </w:r>
@@ -19973,6 +21533,7 @@
       <w:r>
         <w:t>;</w:t>
       </w:r>
+      <w:proofErr w:type="gramEnd"/>
     </w:p>
     <w:p>
       <w:pPr>
@@ -19990,8 +21551,21 @@
         <w:ind w:left="0"/>
       </w:pPr>
       <w:r>
-        <w:t xml:space="preserve">    public Car(Engine engine) {</w:t>
-      </w:r>
+        <w:t xml:space="preserve">    public </w:t>
+      </w:r>
+      <w:proofErr w:type="gramStart"/>
+      <w:r>
+        <w:t>Car(</w:t>
+      </w:r>
+      <w:proofErr w:type="gramEnd"/>
+      <w:r>
+        <w:t xml:space="preserve">Engine </w:t>
+      </w:r>
+      <w:proofErr w:type="gramStart"/>
+      <w:r>
+        <w:t>engine) {</w:t>
+      </w:r>
+      <w:proofErr w:type="gramEnd"/>
     </w:p>
     <w:p>
       <w:pPr>
@@ -20004,13 +21578,20 @@
         <w:t xml:space="preserve">        </w:t>
       </w:r>
       <w:proofErr w:type="spellStart"/>
+      <w:proofErr w:type="gramStart"/>
       <w:r>
         <w:t>this.engine</w:t>
       </w:r>
       <w:proofErr w:type="spellEnd"/>
-      <w:r>
-        <w:t xml:space="preserve"> = engine;</w:t>
-      </w:r>
+      <w:proofErr w:type="gramEnd"/>
+      <w:r>
+        <w:t xml:space="preserve"> = </w:t>
+      </w:r>
+      <w:proofErr w:type="gramStart"/>
+      <w:r>
+        <w:t>engine;</w:t>
+      </w:r>
+      <w:proofErr w:type="gramEnd"/>
     </w:p>
     <w:p>
       <w:pPr>
@@ -20176,6 +21757,7 @@
         <w:t xml:space="preserve">    private Engine </w:t>
       </w:r>
       <w:proofErr w:type="spellStart"/>
+      <w:proofErr w:type="gramStart"/>
       <w:r>
         <w:t>engine</w:t>
       </w:r>
@@ -20183,6 +21765,7 @@
       <w:r>
         <w:t>;</w:t>
       </w:r>
+      <w:proofErr w:type="gramEnd"/>
     </w:p>
     <w:p>
       <w:pPr>
@@ -20200,8 +21783,21 @@
         <w:ind w:left="0"/>
       </w:pPr>
       <w:r>
-        <w:t xml:space="preserve">    public Car(Engine engine) {</w:t>
-      </w:r>
+        <w:t xml:space="preserve">    public </w:t>
+      </w:r>
+      <w:proofErr w:type="gramStart"/>
+      <w:r>
+        <w:t>Car(</w:t>
+      </w:r>
+      <w:proofErr w:type="gramEnd"/>
+      <w:r>
+        <w:t xml:space="preserve">Engine </w:t>
+      </w:r>
+      <w:proofErr w:type="gramStart"/>
+      <w:r>
+        <w:t>engine) {</w:t>
+      </w:r>
+      <w:proofErr w:type="gramEnd"/>
     </w:p>
     <w:p>
       <w:pPr>
@@ -20214,13 +21810,20 @@
         <w:t xml:space="preserve">        </w:t>
       </w:r>
       <w:proofErr w:type="spellStart"/>
+      <w:proofErr w:type="gramStart"/>
       <w:r>
         <w:t>this.engine</w:t>
       </w:r>
       <w:proofErr w:type="spellEnd"/>
-      <w:r>
-        <w:t xml:space="preserve"> = engine;</w:t>
-      </w:r>
+      <w:proofErr w:type="gramEnd"/>
+      <w:r>
+        <w:t xml:space="preserve"> = </w:t>
+      </w:r>
+      <w:proofErr w:type="gramStart"/>
+      <w:r>
+        <w:t>engine;</w:t>
+      </w:r>
+      <w:proofErr w:type="gramEnd"/>
     </w:p>
     <w:p>
       <w:pPr>
@@ -20352,13 +21955,23 @@
         <w:t xml:space="preserve">public void </w:t>
       </w:r>
       <w:proofErr w:type="spellStart"/>
+      <w:proofErr w:type="gramStart"/>
       <w:r>
         <w:t>setEngine</w:t>
       </w:r>
       <w:proofErr w:type="spellEnd"/>
       <w:r>
-        <w:t>(Engine engine) {</w:t>
-      </w:r>
+        <w:t>(</w:t>
+      </w:r>
+      <w:proofErr w:type="gramEnd"/>
+      <w:r>
+        <w:t xml:space="preserve">Engine </w:t>
+      </w:r>
+      <w:proofErr w:type="gramStart"/>
+      <w:r>
+        <w:t>engine) {</w:t>
+      </w:r>
+      <w:proofErr w:type="gramEnd"/>
     </w:p>
     <w:p>
       <w:pPr>
@@ -20371,13 +21984,20 @@
         <w:t xml:space="preserve">    </w:t>
       </w:r>
       <w:proofErr w:type="spellStart"/>
+      <w:proofErr w:type="gramStart"/>
       <w:r>
         <w:t>this.engine</w:t>
       </w:r>
       <w:proofErr w:type="spellEnd"/>
-      <w:r>
-        <w:t xml:space="preserve"> = engine;</w:t>
-      </w:r>
+      <w:proofErr w:type="gramEnd"/>
+      <w:r>
+        <w:t xml:space="preserve"> = </w:t>
+      </w:r>
+      <w:proofErr w:type="gramStart"/>
+      <w:r>
+        <w:t>engine;</w:t>
+      </w:r>
+      <w:proofErr w:type="gramEnd"/>
     </w:p>
     <w:p>
       <w:pPr>
@@ -20459,6 +22079,7 @@
         <w:t xml:space="preserve">private Engine </w:t>
       </w:r>
       <w:proofErr w:type="spellStart"/>
+      <w:proofErr w:type="gramStart"/>
       <w:r>
         <w:t>engine</w:t>
       </w:r>
@@ -20466,6 +22087,7 @@
       <w:r>
         <w:t>;</w:t>
       </w:r>
+      <w:proofErr w:type="gramEnd"/>
     </w:p>
     <w:p>
       <w:pPr>
@@ -20590,8 +22212,21 @@
         </w:tabs>
         <w:ind w:left="0"/>
       </w:pPr>
-      <w:r>
-        <w:t>Car does NOT manufacture engine itself.</w:t>
+      <w:proofErr w:type="gramStart"/>
+      <w:r>
+        <w:t>Car does</w:t>
+      </w:r>
+      <w:proofErr w:type="gramEnd"/>
+      <w:r>
+        <w:t xml:space="preserve"> NOT manufacture </w:t>
+      </w:r>
+      <w:proofErr w:type="gramStart"/>
+      <w:r>
+        <w:t>engine</w:t>
+      </w:r>
+      <w:proofErr w:type="gramEnd"/>
+      <w:r>
+        <w:t xml:space="preserve"> itself.</w:t>
       </w:r>
     </w:p>
     <w:p>
@@ -20672,7 +22307,23 @@
         <w:ind w:left="0"/>
       </w:pPr>
       <w:r>
-        <w:t>Dependency Injection allows Spring to provide required dependencies to a class instead of the class creating them itself. This promotes loose coupling, easier testing, and better maintainability. Constructor injection is preferred because it ensures immutability and completeness of objects.</w:t>
+        <w:t xml:space="preserve">Dependency Injection allows Spring to provide required dependencies to a class instead of the class creating them itself. This promotes loose coupling, easier testing, and better maintainability. Constructor </w:t>
+      </w:r>
+      <w:proofErr w:type="gramStart"/>
+      <w:r>
+        <w:t>injection is</w:t>
+      </w:r>
+      <w:proofErr w:type="gramEnd"/>
+      <w:r>
+        <w:t xml:space="preserve"> preferred because </w:t>
+      </w:r>
+      <w:proofErr w:type="gramStart"/>
+      <w:r>
+        <w:t>it ensures</w:t>
+      </w:r>
+      <w:proofErr w:type="gramEnd"/>
+      <w:r>
+        <w:t xml:space="preserve"> immutability and completeness of objects.</w:t>
       </w:r>
     </w:p>
     <w:p>
@@ -20937,12 +22588,21 @@
           <w:bCs/>
         </w:rPr>
       </w:pPr>
-      <w:r>
-        <w:rPr>
-          <w:b/>
-          <w:bCs/>
-        </w:rPr>
-        <w:t>Using @Component</w:t>
+      <w:proofErr w:type="gramStart"/>
+      <w:r>
+        <w:rPr>
+          <w:b/>
+          <w:bCs/>
+        </w:rPr>
+        <w:t>Using @</w:t>
+      </w:r>
+      <w:proofErr w:type="gramEnd"/>
+      <w:r>
+        <w:rPr>
+          <w:b/>
+          <w:bCs/>
+        </w:rPr>
+        <w:t>Component</w:t>
       </w:r>
     </w:p>
     <w:p>
@@ -20979,12 +22639,21 @@
           <w:bCs/>
         </w:rPr>
       </w:pPr>
-      <w:r>
-        <w:rPr>
-          <w:b/>
-          <w:bCs/>
-        </w:rPr>
-        <w:t>Using @Bean</w:t>
+      <w:proofErr w:type="gramStart"/>
+      <w:r>
+        <w:rPr>
+          <w:b/>
+          <w:bCs/>
+        </w:rPr>
+        <w:t>Using @</w:t>
+      </w:r>
+      <w:proofErr w:type="gramEnd"/>
+      <w:r>
+        <w:rPr>
+          <w:b/>
+          <w:bCs/>
+        </w:rPr>
+        <w:t>Bean</w:t>
       </w:r>
     </w:p>
     <w:p>
@@ -20994,9 +22663,11 @@
         </w:tabs>
         <w:ind w:left="0"/>
       </w:pPr>
+      <w:proofErr w:type="gramStart"/>
       <w:r>
         <w:t>@Bean</w:t>
       </w:r>
+      <w:proofErr w:type="gramEnd"/>
     </w:p>
     <w:p>
       <w:pPr>
@@ -21006,7 +22677,15 @@
         <w:ind w:left="0"/>
       </w:pPr>
       <w:r>
-        <w:t>public Employee employee() {</w:t>
+        <w:t xml:space="preserve">public Employee </w:t>
+      </w:r>
+      <w:proofErr w:type="gramStart"/>
+      <w:r>
+        <w:t>employee(</w:t>
+      </w:r>
+      <w:proofErr w:type="gramEnd"/>
+      <w:r>
+        <w:t>) {</w:t>
       </w:r>
     </w:p>
     <w:p>
@@ -21017,8 +22696,13 @@
         <w:ind w:left="0"/>
       </w:pPr>
       <w:r>
-        <w:t xml:space="preserve">    return new Employee();</w:t>
-      </w:r>
+        <w:t xml:space="preserve">    return new </w:t>
+      </w:r>
+      <w:proofErr w:type="gramStart"/>
+      <w:r>
+        <w:t>Employee();</w:t>
+      </w:r>
+      <w:proofErr w:type="gramEnd"/>
     </w:p>
     <w:p>
       <w:pPr>
@@ -22318,8 +24002,13 @@
       </w:r>
       <w:proofErr w:type="spellEnd"/>
       <w:r>
-        <w:t xml:space="preserve"> = Shopping mall</w:t>
-      </w:r>
+        <w:t xml:space="preserve"> = </w:t>
+      </w:r>
+      <w:proofErr w:type="gramStart"/>
+      <w:r>
+        <w:t>Shopping mall</w:t>
+      </w:r>
+      <w:proofErr w:type="gramEnd"/>
     </w:p>
     <w:p>
       <w:pPr>
@@ -22383,12 +24072,22 @@
         <w:t xml:space="preserve">The Spring container is responsible for managing beans and dependencies. </w:t>
       </w:r>
       <w:proofErr w:type="spellStart"/>
+      <w:proofErr w:type="gramStart"/>
       <w:r>
         <w:t>ApplicationContext</w:t>
       </w:r>
       <w:proofErr w:type="spellEnd"/>
-      <w:r>
-        <w:t xml:space="preserve"> is the most commonly used container due to its advanced enterprise-level features.</w:t>
+      <w:proofErr w:type="gramEnd"/>
+      <w:r>
+        <w:t xml:space="preserve"> is the </w:t>
+      </w:r>
+      <w:proofErr w:type="gramStart"/>
+      <w:r>
+        <w:t>most commonly used</w:t>
+      </w:r>
+      <w:proofErr w:type="gramEnd"/>
+      <w:r>
+        <w:t xml:space="preserve"> container due to its advanced enterprise-level features.</w:t>
       </w:r>
     </w:p>
     <w:p>
@@ -22535,7 +24234,15 @@
         <w:ind w:left="0"/>
       </w:pPr>
       <w:r>
-        <w:t>Everything in Spring Boot, Spring MVC, and Spring Data is built on these core concepts.</w:t>
+        <w:t xml:space="preserve">Everything in Spring Boot, Spring MVC, and Spring Data </w:t>
+      </w:r>
+      <w:proofErr w:type="gramStart"/>
+      <w:r>
+        <w:t>is</w:t>
+      </w:r>
+      <w:proofErr w:type="gramEnd"/>
+      <w:r>
+        <w:t xml:space="preserve"> built on these core concepts.</w:t>
       </w:r>
     </w:p>
     <w:p>
@@ -22682,7 +24389,15 @@
         <w:ind w:left="0"/>
       </w:pPr>
       <w:r>
-        <w:t>The web service which is build using rest called restful web service</w:t>
+        <w:t xml:space="preserve">The web service which is </w:t>
+      </w:r>
+      <w:proofErr w:type="gramStart"/>
+      <w:r>
+        <w:t>build</w:t>
+      </w:r>
+      <w:proofErr w:type="gramEnd"/>
+      <w:r>
+        <w:t xml:space="preserve"> using rest called restful web service</w:t>
       </w:r>
     </w:p>
     <w:p>
@@ -23149,8 +24864,13 @@
               </w:tabs>
               <w:ind w:left="0"/>
             </w:pPr>
+            <w:proofErr w:type="gramStart"/>
             <w:r>
-              <w:t>{ "id":101, "</w:t>
+              <w:t>{ "</w:t>
+            </w:r>
+            <w:proofErr w:type="gramEnd"/>
+            <w:r>
+              <w:t>id":101, "</w:t>
             </w:r>
             <w:proofErr w:type="spellStart"/>
             <w:r>
@@ -23165,9 +24885,11 @@
               <w:t>course":"Java</w:t>
             </w:r>
             <w:proofErr w:type="spellEnd"/>
+            <w:proofErr w:type="gramStart"/>
             <w:r>
               <w:t>" }</w:t>
             </w:r>
+            <w:proofErr w:type="gramEnd"/>
           </w:p>
         </w:tc>
       </w:tr>
@@ -23225,8 +24947,13 @@
               <w:ind w:left="0"/>
             </w:pPr>
             <w:r>
-              <w:t>/students</w:t>
+              <w:t>/</w:t>
             </w:r>
+            <w:proofErr w:type="gramStart"/>
+            <w:r>
+              <w:t>students</w:t>
+            </w:r>
+            <w:proofErr w:type="gramEnd"/>
           </w:p>
         </w:tc>
         <w:tc>
@@ -23242,8 +24969,13 @@
               </w:tabs>
               <w:ind w:left="0"/>
             </w:pPr>
+            <w:proofErr w:type="gramStart"/>
             <w:r>
-              <w:t>{ "id":102, "</w:t>
+              <w:t>{ "</w:t>
+            </w:r>
+            <w:proofErr w:type="gramEnd"/>
+            <w:r>
+              <w:t>id":102, "</w:t>
             </w:r>
             <w:proofErr w:type="spellStart"/>
             <w:r>
@@ -23258,9 +24990,11 @@
               <w:t>course":"Spring</w:t>
             </w:r>
             <w:proofErr w:type="spellEnd"/>
+            <w:proofErr w:type="gramStart"/>
             <w:r>
               <w:t>" }</w:t>
             </w:r>
+            <w:proofErr w:type="gramEnd"/>
           </w:p>
         </w:tc>
         <w:tc>
@@ -23353,17 +25087,24 @@
               </w:tabs>
               <w:ind w:left="0"/>
             </w:pPr>
+            <w:proofErr w:type="gramStart"/>
             <w:r>
               <w:t>{ "</w:t>
             </w:r>
             <w:proofErr w:type="spellStart"/>
+            <w:proofErr w:type="gramEnd"/>
             <w:r>
               <w:t>name":"Rahul</w:t>
             </w:r>
             <w:proofErr w:type="spellEnd"/>
             <w:r>
-              <w:t xml:space="preserve"> Sharma" }</w:t>
+              <w:t xml:space="preserve"> Sharma</w:t>
             </w:r>
+            <w:proofErr w:type="gramStart"/>
+            <w:r>
+              <w:t>" }</w:t>
+            </w:r>
+            <w:proofErr w:type="gramEnd"/>
           </w:p>
         </w:tc>
         <w:tc>
@@ -23608,9 +25349,14 @@
         <w:ind w:left="0"/>
       </w:pPr>
       <w:r>
-        <w:t>application Context    (</w:t>
+        <w:t xml:space="preserve">application Context </w:t>
+      </w:r>
+      <w:proofErr w:type="gramStart"/>
+      <w:r>
+        <w:t xml:space="preserve">   (</w:t>
       </w:r>
       <w:proofErr w:type="spellStart"/>
+      <w:proofErr w:type="gramEnd"/>
       <w:r>
         <w:t>ioc</w:t>
       </w:r>
@@ -23838,6 +25584,1435 @@
         </w:tabs>
         <w:ind w:left="0"/>
       </w:pPr>
+    </w:p>
+    <w:p>
+      <w:pPr>
+        <w:tabs>
+          <w:tab w:val="left" w:pos="3456"/>
+        </w:tabs>
+        <w:ind w:left="0"/>
+      </w:pPr>
+    </w:p>
+    <w:p>
+      <w:pPr>
+        <w:tabs>
+          <w:tab w:val="left" w:pos="3456"/>
+        </w:tabs>
+        <w:ind w:left="0"/>
+      </w:pPr>
+    </w:p>
+    <w:p>
+      <w:pPr>
+        <w:tabs>
+          <w:tab w:val="left" w:pos="3456"/>
+        </w:tabs>
+        <w:ind w:left="0"/>
+      </w:pPr>
+    </w:p>
+    <w:p>
+      <w:pPr>
+        <w:tabs>
+          <w:tab w:val="left" w:pos="3456"/>
+        </w:tabs>
+        <w:ind w:left="0"/>
+        <w:rPr>
+          <w:b/>
+          <w:bCs/>
+        </w:rPr>
+      </w:pPr>
+    </w:p>
+    <w:p>
+      <w:pPr>
+        <w:tabs>
+          <w:tab w:val="left" w:pos="3456"/>
+        </w:tabs>
+        <w:ind w:left="0"/>
+        <w:rPr>
+          <w:b/>
+          <w:bCs/>
+        </w:rPr>
+      </w:pPr>
+      <w:r>
+        <w:rPr>
+          <w:b/>
+          <w:bCs/>
+        </w:rPr>
+        <w:lastRenderedPageBreak/>
+        <w:t>Spring Security</w:t>
+      </w:r>
+    </w:p>
+    <w:p>
+      <w:pPr>
+        <w:tabs>
+          <w:tab w:val="left" w:pos="3456"/>
+        </w:tabs>
+        <w:ind w:left="0"/>
+      </w:pPr>
+      <w:r>
+        <w:t xml:space="preserve">Spring security helps </w:t>
+      </w:r>
+      <w:proofErr w:type="gramStart"/>
+      <w:r>
+        <w:t>in order to</w:t>
+      </w:r>
+      <w:proofErr w:type="gramEnd"/>
+      <w:r>
+        <w:t xml:space="preserve"> protect our web application </w:t>
+      </w:r>
+      <w:proofErr w:type="spellStart"/>
+      <w:r>
+        <w:t>api</w:t>
+      </w:r>
+      <w:proofErr w:type="spellEnd"/>
+      <w:r>
+        <w:t xml:space="preserve"> from unauthorized </w:t>
+      </w:r>
+      <w:proofErr w:type="gramStart"/>
+      <w:r>
+        <w:t>access ,hackers</w:t>
+      </w:r>
+      <w:proofErr w:type="gramEnd"/>
+      <w:r>
+        <w:t>.</w:t>
+      </w:r>
+    </w:p>
+    <w:p>
+      <w:pPr>
+        <w:tabs>
+          <w:tab w:val="left" w:pos="3456"/>
+        </w:tabs>
+        <w:ind w:left="0"/>
+      </w:pPr>
+      <w:r>
+        <w:t>Authorization</w:t>
+      </w:r>
+    </w:p>
+    <w:p>
+      <w:pPr>
+        <w:tabs>
+          <w:tab w:val="left" w:pos="3456"/>
+        </w:tabs>
+        <w:ind w:left="0"/>
+      </w:pPr>
+      <w:r>
+        <w:t>Authentication</w:t>
+      </w:r>
+    </w:p>
+    <w:p>
+      <w:pPr>
+        <w:tabs>
+          <w:tab w:val="left" w:pos="3456"/>
+        </w:tabs>
+        <w:ind w:left="0"/>
+      </w:pPr>
+      <w:r>
+        <w:t>Architecture</w:t>
+      </w:r>
+    </w:p>
+    <w:p>
+      <w:pPr>
+        <w:tabs>
+          <w:tab w:val="left" w:pos="3456"/>
+        </w:tabs>
+        <w:ind w:left="0"/>
+        <w:rPr>
+          <w:noProof/>
+        </w:rPr>
+      </w:pPr>
+      <w:r>
+        <w:rPr>
+          <w:noProof/>
+        </w:rPr>
+        <w:drawing>
+          <wp:inline distT="0" distB="0" distL="0" distR="0" wp14:anchorId="32870901" wp14:editId="05CD68AC">
+            <wp:extent cx="5943600" cy="4602480"/>
+            <wp:effectExtent l="0" t="0" r="0" b="7620"/>
+            <wp:docPr id="825413274" name="Picture 42" descr="filterchainproxy"/>
+            <wp:cNvGraphicFramePr>
+              <a:graphicFrameLocks xmlns:a="http://schemas.openxmlformats.org/drawingml/2006/main" noChangeAspect="1"/>
+            </wp:cNvGraphicFramePr>
+            <a:graphic xmlns:a="http://schemas.openxmlformats.org/drawingml/2006/main">
+              <a:graphicData uri="http://schemas.openxmlformats.org/drawingml/2006/picture">
+                <pic:pic xmlns:pic="http://schemas.openxmlformats.org/drawingml/2006/picture">
+                  <pic:nvPicPr>
+                    <pic:cNvPr id="0" name="Picture 99" descr="filterchainproxy"/>
+                    <pic:cNvPicPr>
+                      <a:picLocks noChangeAspect="1" noChangeArrowheads="1"/>
+                    </pic:cNvPicPr>
+                  </pic:nvPicPr>
+                  <pic:blipFill>
+                    <a:blip r:embed="rId57">
+                      <a:extLst>
+                        <a:ext uri="{28A0092B-C50C-407E-A947-70E740481C1C}">
+                          <a14:useLocalDpi xmlns:a14="http://schemas.microsoft.com/office/drawing/2010/main" val="0"/>
+                        </a:ext>
+                      </a:extLst>
+                    </a:blip>
+                    <a:srcRect/>
+                    <a:stretch>
+                      <a:fillRect/>
+                    </a:stretch>
+                  </pic:blipFill>
+                  <pic:spPr bwMode="auto">
+                    <a:xfrm>
+                      <a:off x="0" y="0"/>
+                      <a:ext cx="5943600" cy="4602480"/>
+                    </a:xfrm>
+                    <a:prstGeom prst="rect">
+                      <a:avLst/>
+                    </a:prstGeom>
+                    <a:noFill/>
+                    <a:ln>
+                      <a:noFill/>
+                    </a:ln>
+                  </pic:spPr>
+                </pic:pic>
+              </a:graphicData>
+            </a:graphic>
+          </wp:inline>
+        </w:drawing>
+      </w:r>
+    </w:p>
+    <w:p/>
+    <w:p>
+      <w:pPr>
+        <w:rPr>
+          <w:noProof/>
+        </w:rPr>
+      </w:pPr>
+    </w:p>
+    <w:p>
+      <w:pPr>
+        <w:tabs>
+          <w:tab w:val="left" w:pos="4185"/>
+        </w:tabs>
+      </w:pPr>
+      <w:r>
+        <w:tab/>
+      </w:r>
+    </w:p>
+    <w:p>
+      <w:pPr>
+        <w:tabs>
+          <w:tab w:val="left" w:pos="4185"/>
+        </w:tabs>
+      </w:pPr>
+    </w:p>
+    <w:p>
+      <w:pPr>
+        <w:tabs>
+          <w:tab w:val="left" w:pos="4185"/>
+        </w:tabs>
+      </w:pPr>
+    </w:p>
+    <w:p>
+      <w:pPr>
+        <w:tabs>
+          <w:tab w:val="left" w:pos="4185"/>
+        </w:tabs>
+      </w:pPr>
+    </w:p>
+    <w:p>
+      <w:pPr>
+        <w:tabs>
+          <w:tab w:val="left" w:pos="4185"/>
+        </w:tabs>
+      </w:pPr>
+    </w:p>
+    <w:p>
+      <w:pPr>
+        <w:tabs>
+          <w:tab w:val="left" w:pos="4185"/>
+        </w:tabs>
+        <w:rPr>
+          <w:noProof/>
+        </w:rPr>
+      </w:pPr>
+      <w:r>
+        <w:rPr>
+          <w:noProof/>
+        </w:rPr>
+        <w:lastRenderedPageBreak/>
+        <w:drawing>
+          <wp:inline distT="0" distB="0" distL="0" distR="0" wp14:anchorId="6CCA9941" wp14:editId="733F1079">
+            <wp:extent cx="5943600" cy="2708275"/>
+            <wp:effectExtent l="0" t="0" r="0" b="0"/>
+            <wp:docPr id="1484391058" name="Picture 65" descr="Spring Security — The Security Filter Chain | by Tanmay Saxena | Medium"/>
+            <wp:cNvGraphicFramePr>
+              <a:graphicFrameLocks xmlns:a="http://schemas.openxmlformats.org/drawingml/2006/main" noChangeAspect="1"/>
+            </wp:cNvGraphicFramePr>
+            <a:graphic xmlns:a="http://schemas.openxmlformats.org/drawingml/2006/main">
+              <a:graphicData uri="http://schemas.openxmlformats.org/drawingml/2006/picture">
+                <pic:pic xmlns:pic="http://schemas.openxmlformats.org/drawingml/2006/picture">
+                  <pic:nvPicPr>
+                    <pic:cNvPr id="0" name="Picture 106" descr="Spring Security — The Security Filter Chain | by Tanmay Saxena | Medium"/>
+                    <pic:cNvPicPr>
+                      <a:picLocks noChangeAspect="1" noChangeArrowheads="1"/>
+                    </pic:cNvPicPr>
+                  </pic:nvPicPr>
+                  <pic:blipFill>
+                    <a:blip r:embed="rId58">
+                      <a:extLst>
+                        <a:ext uri="{28A0092B-C50C-407E-A947-70E740481C1C}">
+                          <a14:useLocalDpi xmlns:a14="http://schemas.microsoft.com/office/drawing/2010/main" val="0"/>
+                        </a:ext>
+                      </a:extLst>
+                    </a:blip>
+                    <a:srcRect/>
+                    <a:stretch>
+                      <a:fillRect/>
+                    </a:stretch>
+                  </pic:blipFill>
+                  <pic:spPr bwMode="auto">
+                    <a:xfrm>
+                      <a:off x="0" y="0"/>
+                      <a:ext cx="5943600" cy="2708275"/>
+                    </a:xfrm>
+                    <a:prstGeom prst="rect">
+                      <a:avLst/>
+                    </a:prstGeom>
+                    <a:noFill/>
+                    <a:ln>
+                      <a:noFill/>
+                    </a:ln>
+                  </pic:spPr>
+                </pic:pic>
+              </a:graphicData>
+            </a:graphic>
+          </wp:inline>
+        </w:drawing>
+      </w:r>
+    </w:p>
+    <w:p/>
+    <w:p/>
+    <w:p/>
+    <w:p>
+      <w:pPr>
+        <w:rPr>
+          <w:noProof/>
+        </w:rPr>
+      </w:pPr>
+    </w:p>
+    <w:p>
+      <w:pPr>
+        <w:tabs>
+          <w:tab w:val="left" w:pos="2680"/>
+        </w:tabs>
+        <w:rPr>
+          <w:noProof/>
+        </w:rPr>
+      </w:pPr>
+      <w:r>
+        <w:tab/>
+      </w:r>
+      <w:r>
+        <w:rPr>
+          <w:noProof/>
+        </w:rPr>
+        <w:drawing>
+          <wp:inline distT="0" distB="0" distL="0" distR="0" wp14:anchorId="209B0226" wp14:editId="48420A92">
+            <wp:extent cx="5943600" cy="3376930"/>
+            <wp:effectExtent l="0" t="0" r="0" b="0"/>
+            <wp:docPr id="1557035308" name="Picture 66"/>
+            <wp:cNvGraphicFramePr>
+              <a:graphicFrameLocks xmlns:a="http://schemas.openxmlformats.org/drawingml/2006/main" noChangeAspect="1"/>
+            </wp:cNvGraphicFramePr>
+            <a:graphic xmlns:a="http://schemas.openxmlformats.org/drawingml/2006/main">
+              <a:graphicData uri="http://schemas.openxmlformats.org/drawingml/2006/picture">
+                <pic:pic xmlns:pic="http://schemas.openxmlformats.org/drawingml/2006/picture">
+                  <pic:nvPicPr>
+                    <pic:cNvPr id="0" name="Picture 108"/>
+                    <pic:cNvPicPr>
+                      <a:picLocks noChangeAspect="1" noChangeArrowheads="1"/>
+                    </pic:cNvPicPr>
+                  </pic:nvPicPr>
+                  <pic:blipFill>
+                    <a:blip r:embed="rId59" cstate="print">
+                      <a:extLst>
+                        <a:ext uri="{28A0092B-C50C-407E-A947-70E740481C1C}">
+                          <a14:useLocalDpi xmlns:a14="http://schemas.microsoft.com/office/drawing/2010/main" val="0"/>
+                        </a:ext>
+                      </a:extLst>
+                    </a:blip>
+                    <a:srcRect/>
+                    <a:stretch>
+                      <a:fillRect/>
+                    </a:stretch>
+                  </pic:blipFill>
+                  <pic:spPr bwMode="auto">
+                    <a:xfrm>
+                      <a:off x="0" y="0"/>
+                      <a:ext cx="5943600" cy="3376930"/>
+                    </a:xfrm>
+                    <a:prstGeom prst="rect">
+                      <a:avLst/>
+                    </a:prstGeom>
+                    <a:noFill/>
+                    <a:ln>
+                      <a:noFill/>
+                    </a:ln>
+                  </pic:spPr>
+                </pic:pic>
+              </a:graphicData>
+            </a:graphic>
+          </wp:inline>
+        </w:drawing>
+      </w:r>
+    </w:p>
+    <w:p/>
+    <w:p>
+      <w:pPr>
+        <w:jc w:val="center"/>
+      </w:pPr>
+      <w:r>
+        <w:lastRenderedPageBreak/>
+        <w:t>In 6</w:t>
+      </w:r>
+      <w:proofErr w:type="gramStart"/>
+      <w:r>
+        <w:rPr>
+          <w:vertAlign w:val="superscript"/>
+        </w:rPr>
+        <w:t>th</w:t>
+      </w:r>
+      <w:r>
+        <w:t xml:space="preserve">  its</w:t>
+      </w:r>
+      <w:proofErr w:type="gramEnd"/>
+      <w:r>
+        <w:t xml:space="preserve"> </w:t>
+      </w:r>
+      <w:proofErr w:type="spellStart"/>
+      <w:r>
+        <w:t>daoauthentication</w:t>
+      </w:r>
+      <w:r>
+        <w:t>provider</w:t>
+      </w:r>
+      <w:proofErr w:type="spellEnd"/>
+      <w:r>
+        <w:t xml:space="preserve"> invokes the method </w:t>
+      </w:r>
+      <w:proofErr w:type="spellStart"/>
+      <w:proofErr w:type="gramStart"/>
+      <w:r>
+        <w:t>loaduserbyusername</w:t>
+      </w:r>
+      <w:proofErr w:type="spellEnd"/>
+      <w:r>
+        <w:t>(</w:t>
+      </w:r>
+      <w:proofErr w:type="gramEnd"/>
+      <w:r>
+        <w:t xml:space="preserve">) of </w:t>
+      </w:r>
+      <w:proofErr w:type="spellStart"/>
+      <w:r>
+        <w:t>inmemoryuserdetailsmanager</w:t>
+      </w:r>
+      <w:proofErr w:type="spellEnd"/>
+      <w:r>
+        <w:t xml:space="preserve"> to load the user details from memory. </w:t>
+      </w:r>
+      <w:proofErr w:type="gramStart"/>
+      <w:r>
+        <w:t>Once  the</w:t>
+      </w:r>
+      <w:proofErr w:type="gramEnd"/>
+      <w:r>
+        <w:t xml:space="preserve"> user details </w:t>
+      </w:r>
+      <w:proofErr w:type="gramStart"/>
+      <w:r>
+        <w:t>loaded</w:t>
+      </w:r>
+      <w:proofErr w:type="gramEnd"/>
+      <w:r>
+        <w:t xml:space="preserve"> it takes help from default password </w:t>
+      </w:r>
+      <w:proofErr w:type="gramStart"/>
+      <w:r>
+        <w:t>encoder  implementing</w:t>
+      </w:r>
+      <w:proofErr w:type="gramEnd"/>
+      <w:r>
+        <w:t xml:space="preserve"> </w:t>
+      </w:r>
+      <w:proofErr w:type="gramStart"/>
+      <w:r>
+        <w:t>compare</w:t>
+      </w:r>
+      <w:proofErr w:type="gramEnd"/>
+      <w:r>
+        <w:t xml:space="preserve"> to password and validate the user authenticate or not</w:t>
+      </w:r>
+    </w:p>
+    <w:p>
+      <w:pPr>
+        <w:jc w:val="center"/>
+      </w:pPr>
+    </w:p>
+    <w:p>
+      <w:pPr>
+        <w:jc w:val="center"/>
+      </w:pPr>
+    </w:p>
+    <w:p>
+      <w:pPr>
+        <w:jc w:val="center"/>
+        <w:rPr>
+          <w:noProof/>
+        </w:rPr>
+      </w:pPr>
+      <w:r>
+        <w:rPr>
+          <w:noProof/>
+        </w:rPr>
+        <w:drawing>
+          <wp:inline distT="0" distB="0" distL="0" distR="0" wp14:anchorId="43844E33" wp14:editId="7CDE1A55">
+            <wp:extent cx="5943600" cy="3106420"/>
+            <wp:effectExtent l="0" t="0" r="0" b="0"/>
+            <wp:docPr id="303929820" name="Picture 67"/>
+            <wp:cNvGraphicFramePr>
+              <a:graphicFrameLocks xmlns:a="http://schemas.openxmlformats.org/drawingml/2006/main" noChangeAspect="1"/>
+            </wp:cNvGraphicFramePr>
+            <a:graphic xmlns:a="http://schemas.openxmlformats.org/drawingml/2006/main">
+              <a:graphicData uri="http://schemas.openxmlformats.org/drawingml/2006/picture">
+                <pic:pic xmlns:pic="http://schemas.openxmlformats.org/drawingml/2006/picture">
+                  <pic:nvPicPr>
+                    <pic:cNvPr id="0" name="Picture 110"/>
+                    <pic:cNvPicPr>
+                      <a:picLocks noChangeAspect="1" noChangeArrowheads="1"/>
+                    </pic:cNvPicPr>
+                  </pic:nvPicPr>
+                  <pic:blipFill>
+                    <a:blip r:embed="rId60">
+                      <a:extLst>
+                        <a:ext uri="{28A0092B-C50C-407E-A947-70E740481C1C}">
+                          <a14:useLocalDpi xmlns:a14="http://schemas.microsoft.com/office/drawing/2010/main" val="0"/>
+                        </a:ext>
+                      </a:extLst>
+                    </a:blip>
+                    <a:srcRect/>
+                    <a:stretch>
+                      <a:fillRect/>
+                    </a:stretch>
+                  </pic:blipFill>
+                  <pic:spPr bwMode="auto">
+                    <a:xfrm>
+                      <a:off x="0" y="0"/>
+                      <a:ext cx="5943600" cy="3106420"/>
+                    </a:xfrm>
+                    <a:prstGeom prst="rect">
+                      <a:avLst/>
+                    </a:prstGeom>
+                    <a:noFill/>
+                    <a:ln>
+                      <a:noFill/>
+                    </a:ln>
+                  </pic:spPr>
+                </pic:pic>
+              </a:graphicData>
+            </a:graphic>
+          </wp:inline>
+        </w:drawing>
+      </w:r>
+    </w:p>
+    <w:p/>
+    <w:p/>
+    <w:p>
+      <w:r>
+        <w:rPr>
+          <w:noProof/>
+        </w:rPr>
+        <mc:AlternateContent>
+          <mc:Choice Requires="wps">
+            <w:drawing>
+              <wp:anchor distT="0" distB="0" distL="114300" distR="114300" simplePos="0" relativeHeight="251793408" behindDoc="0" locked="0" layoutInCell="1" allowOverlap="1" wp14:anchorId="44D8A5E0" wp14:editId="137765CA">
+                <wp:simplePos x="0" y="0"/>
+                <wp:positionH relativeFrom="column">
+                  <wp:posOffset>1397000</wp:posOffset>
+                </wp:positionH>
+                <wp:positionV relativeFrom="paragraph">
+                  <wp:posOffset>177800</wp:posOffset>
+                </wp:positionV>
+                <wp:extent cx="2910840" cy="518160"/>
+                <wp:effectExtent l="0" t="0" r="22860" b="15240"/>
+                <wp:wrapNone/>
+                <wp:docPr id="748764953" name="Text Box 70"/>
+                <wp:cNvGraphicFramePr/>
+                <a:graphic xmlns:a="http://schemas.openxmlformats.org/drawingml/2006/main">
+                  <a:graphicData uri="http://schemas.microsoft.com/office/word/2010/wordprocessingShape">
+                    <wps:wsp>
+                      <wps:cNvSpPr txBox="1"/>
+                      <wps:spPr>
+                        <a:xfrm>
+                          <a:off x="0" y="0"/>
+                          <a:ext cx="2910840" cy="518160"/>
+                        </a:xfrm>
+                        <a:prstGeom prst="rect">
+                          <a:avLst/>
+                        </a:prstGeom>
+                        <a:solidFill>
+                          <a:schemeClr val="lt1"/>
+                        </a:solidFill>
+                        <a:ln w="6350">
+                          <a:solidFill>
+                            <a:prstClr val="black"/>
+                          </a:solidFill>
+                        </a:ln>
+                      </wps:spPr>
+                      <wps:txbx>
+                        <w:txbxContent>
+                          <w:p>
+                            <w:pPr>
+                              <w:ind w:left="0"/>
+                            </w:pPr>
+                          </w:p>
+                        </w:txbxContent>
+                      </wps:txbx>
+                      <wps:bodyPr rot="0" spcFirstLastPara="0" vertOverflow="overflow" horzOverflow="overflow" vert="horz" wrap="square" lIns="91440" tIns="45720" rIns="91440" bIns="45720" numCol="1" spcCol="0" rtlCol="0" fromWordArt="0" anchor="t" anchorCtr="0" forceAA="0" compatLnSpc="1">
+                        <a:prstTxWarp prst="textNoShape">
+                          <a:avLst/>
+                        </a:prstTxWarp>
+                        <a:noAutofit/>
+                      </wps:bodyPr>
+                    </wps:wsp>
+                  </a:graphicData>
+                </a:graphic>
+              </wp:anchor>
+            </w:drawing>
+          </mc:Choice>
+          <mc:Fallback>
+            <w:pict>
+              <v:shapetype w14:anchorId="44D8A5E0" id="_x0000_t202" coordsize="21600,21600" o:spt="202" path="m,l,21600r21600,l21600,xe">
+                <v:stroke joinstyle="miter"/>
+                <v:path gradientshapeok="t" o:connecttype="rect"/>
+              </v:shapetype>
+              <v:shape id="Text Box 70" o:spid="_x0000_s1036" type="#_x0000_t202" style="position:absolute;left:0;text-align:left;margin-left:110pt;margin-top:14pt;width:229.2pt;height:40.8pt;z-index:251793408;visibility:visible;mso-wrap-style:square;mso-wrap-distance-left:9pt;mso-wrap-distance-top:0;mso-wrap-distance-right:9pt;mso-wrap-distance-bottom:0;mso-position-horizontal:absolute;mso-position-horizontal-relative:text;mso-position-vertical:absolute;mso-position-vertical-relative:text;v-text-anchor:top" o:gfxdata="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" fillcolor="white [3201]" strokeweight=".5pt">
+                <v:textbox>
+                  <w:txbxContent>
+                    <w:p>
+                      <w:pPr>
+                        <w:ind w:left="0"/>
+                      </w:pPr>
+                    </w:p>
+                  </w:txbxContent>
+                </v:textbox>
+              </v:shape>
+            </w:pict>
+          </mc:Fallback>
+        </mc:AlternateContent>
+      </w:r>
+    </w:p>
+    <w:p/>
+    <w:p>
+      <w:r>
+        <w:rPr>
+          <w:noProof/>
+        </w:rPr>
+        <mc:AlternateContent>
+          <mc:Choice Requires="wps">
+            <w:drawing>
+              <wp:anchor distT="0" distB="0" distL="114300" distR="114300" simplePos="0" relativeHeight="251801600" behindDoc="0" locked="0" layoutInCell="1" allowOverlap="1" wp14:anchorId="28308204" wp14:editId="0A583FBA">
+                <wp:simplePos x="0" y="0"/>
+                <wp:positionH relativeFrom="column">
+                  <wp:posOffset>2306320</wp:posOffset>
+                </wp:positionH>
+                <wp:positionV relativeFrom="paragraph">
+                  <wp:posOffset>155575</wp:posOffset>
+                </wp:positionV>
+                <wp:extent cx="243840" cy="472440"/>
+                <wp:effectExtent l="0" t="0" r="80010" b="60960"/>
+                <wp:wrapNone/>
+                <wp:docPr id="1774939713" name="Straight Arrow Connector 80"/>
+                <wp:cNvGraphicFramePr/>
+                <a:graphic xmlns:a="http://schemas.openxmlformats.org/drawingml/2006/main">
+                  <a:graphicData uri="http://schemas.microsoft.com/office/word/2010/wordprocessingShape">
+                    <wps:wsp>
+                      <wps:cNvCnPr/>
+                      <wps:spPr>
+                        <a:xfrm>
+                          <a:off x="0" y="0"/>
+                          <a:ext cx="243840" cy="472440"/>
+                        </a:xfrm>
+                        <a:prstGeom prst="straightConnector1">
+                          <a:avLst/>
+                        </a:prstGeom>
+                        <a:ln>
+                          <a:tailEnd type="triangle"/>
+                        </a:ln>
+                      </wps:spPr>
+                      <wps:style>
+                        <a:lnRef idx="1">
+                          <a:schemeClr val="accent1"/>
+                        </a:lnRef>
+                        <a:fillRef idx="0">
+                          <a:schemeClr val="accent1"/>
+                        </a:fillRef>
+                        <a:effectRef idx="0">
+                          <a:schemeClr val="accent1"/>
+                        </a:effectRef>
+                        <a:fontRef idx="minor">
+                          <a:schemeClr val="tx1"/>
+                        </a:fontRef>
+                      </wps:style>
+                      <wps:bodyPr/>
+                    </wps:wsp>
+                  </a:graphicData>
+                </a:graphic>
+              </wp:anchor>
+            </w:drawing>
+          </mc:Choice>
+          <mc:Fallback>
+            <w:pict>
+              <v:shapetype w14:anchorId="007642BA" id="_x0000_t32" coordsize="21600,21600" o:spt="32" o:oned="t" path="m,l21600,21600e" filled="f">
+                <v:path arrowok="t" fillok="f" o:connecttype="none"/>
+                <o:lock v:ext="edit" shapetype="t"/>
+              </v:shapetype>
+              <v:shape id="Straight Arrow Connector 80" o:spid="_x0000_s1026" type="#_x0000_t32" style="position:absolute;margin-left:181.6pt;margin-top:12.25pt;width:19.2pt;height:37.2pt;z-index:251801600;visibility:visible;mso-wrap-style:square;mso-wrap-distance-left:9pt;mso-wrap-distance-top:0;mso-wrap-distance-right:9pt;mso-wrap-distance-bottom:0;mso-position-horizontal:absolute;mso-position-horizontal-relative:text;mso-position-vertical:absolute;mso-position-vertical-relative:text" o:gfxdata="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" strokecolor="#156082 [3204]" strokeweight=".5pt">
+                <v:stroke endarrow="block" joinstyle="miter"/>
+              </v:shape>
+            </w:pict>
+          </mc:Fallback>
+        </mc:AlternateContent>
+      </w:r>
+    </w:p>
+    <w:p/>
+    <w:p>
+      <w:r>
+        <w:rPr>
+          <w:noProof/>
+        </w:rPr>
+        <mc:AlternateContent>
+          <mc:Choice Requires="wps">
+            <w:drawing>
+              <wp:anchor distT="0" distB="0" distL="114300" distR="114300" simplePos="0" relativeHeight="251794432" behindDoc="0" locked="0" layoutInCell="1" allowOverlap="1" wp14:anchorId="08D546DB" wp14:editId="55C90F24">
+                <wp:simplePos x="0" y="0"/>
+                <wp:positionH relativeFrom="column">
+                  <wp:posOffset>1635760</wp:posOffset>
+                </wp:positionH>
+                <wp:positionV relativeFrom="paragraph">
+                  <wp:posOffset>31115</wp:posOffset>
+                </wp:positionV>
+                <wp:extent cx="3088640" cy="660400"/>
+                <wp:effectExtent l="0" t="0" r="16510" b="25400"/>
+                <wp:wrapNone/>
+                <wp:docPr id="947047175" name="Text Box 71"/>
+                <wp:cNvGraphicFramePr/>
+                <a:graphic xmlns:a="http://schemas.openxmlformats.org/drawingml/2006/main">
+                  <a:graphicData uri="http://schemas.microsoft.com/office/word/2010/wordprocessingShape">
+                    <wps:wsp>
+                      <wps:cNvSpPr txBox="1"/>
+                      <wps:spPr>
+                        <a:xfrm>
+                          <a:off x="0" y="0"/>
+                          <a:ext cx="3088640" cy="660400"/>
+                        </a:xfrm>
+                        <a:prstGeom prst="rect">
+                          <a:avLst/>
+                        </a:prstGeom>
+                        <a:solidFill>
+                          <a:schemeClr val="lt1"/>
+                        </a:solidFill>
+                        <a:ln w="6350">
+                          <a:solidFill>
+                            <a:prstClr val="black"/>
+                          </a:solidFill>
+                        </a:ln>
+                      </wps:spPr>
+                      <wps:txbx>
+                        <w:txbxContent>
+                          <w:p>
+                            <w:pPr>
+                              <w:ind w:left="0"/>
+                            </w:pPr>
+                          </w:p>
+                        </w:txbxContent>
+                      </wps:txbx>
+                      <wps:bodyPr rot="0" spcFirstLastPara="0" vertOverflow="overflow" horzOverflow="overflow" vert="horz" wrap="square" lIns="91440" tIns="45720" rIns="91440" bIns="45720" numCol="1" spcCol="0" rtlCol="0" fromWordArt="0" anchor="t" anchorCtr="0" forceAA="0" compatLnSpc="1">
+                        <a:prstTxWarp prst="textNoShape">
+                          <a:avLst/>
+                        </a:prstTxWarp>
+                        <a:noAutofit/>
+                      </wps:bodyPr>
+                    </wps:wsp>
+                  </a:graphicData>
+                </a:graphic>
+              </wp:anchor>
+            </w:drawing>
+          </mc:Choice>
+          <mc:Fallback>
+            <w:pict>
+              <v:shape w14:anchorId="08D546DB" id="Text Box 71" o:spid="_x0000_s1037" type="#_x0000_t202" style="position:absolute;left:0;text-align:left;margin-left:128.8pt;margin-top:2.45pt;width:243.2pt;height:52pt;z-index:251794432;visibility:visible;mso-wrap-style:square;mso-wrap-distance-left:9pt;mso-wrap-distance-top:0;mso-wrap-distance-right:9pt;mso-wrap-distance-bottom:0;mso-position-horizontal:absolute;mso-position-horizontal-relative:text;mso-position-vertical:absolute;mso-position-vertical-relative:text;v-text-anchor:top" o:gfxdata="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" fillcolor="white [3201]" strokeweight=".5pt">
+                <v:textbox>
+                  <w:txbxContent>
+                    <w:p>
+                      <w:pPr>
+                        <w:ind w:left="0"/>
+                      </w:pPr>
+                    </w:p>
+                  </w:txbxContent>
+                </v:textbox>
+              </v:shape>
+            </w:pict>
+          </mc:Fallback>
+        </mc:AlternateContent>
+      </w:r>
+    </w:p>
+    <w:p/>
+    <w:p>
+      <w:pPr>
+        <w:rPr>
+          <w:noProof/>
+        </w:rPr>
+      </w:pPr>
+      <w:r>
+        <w:rPr>
+          <w:noProof/>
+        </w:rPr>
+        <mc:AlternateContent>
+          <mc:Choice Requires="wps">
+            <w:drawing>
+              <wp:anchor distT="0" distB="0" distL="114300" distR="114300" simplePos="0" relativeHeight="251800576" behindDoc="0" locked="0" layoutInCell="1" allowOverlap="1" wp14:anchorId="40E56CA3" wp14:editId="4D084422">
+                <wp:simplePos x="0" y="0"/>
+                <wp:positionH relativeFrom="column">
+                  <wp:posOffset>4018280</wp:posOffset>
+                </wp:positionH>
+                <wp:positionV relativeFrom="paragraph">
+                  <wp:posOffset>201295</wp:posOffset>
+                </wp:positionV>
+                <wp:extent cx="1524000" cy="584200"/>
+                <wp:effectExtent l="0" t="0" r="95250" b="63500"/>
+                <wp:wrapNone/>
+                <wp:docPr id="1584103807" name="Straight Arrow Connector 79"/>
+                <wp:cNvGraphicFramePr/>
+                <a:graphic xmlns:a="http://schemas.openxmlformats.org/drawingml/2006/main">
+                  <a:graphicData uri="http://schemas.microsoft.com/office/word/2010/wordprocessingShape">
+                    <wps:wsp>
+                      <wps:cNvCnPr/>
+                      <wps:spPr>
+                        <a:xfrm>
+                          <a:off x="0" y="0"/>
+                          <a:ext cx="1524000" cy="584200"/>
+                        </a:xfrm>
+                        <a:prstGeom prst="straightConnector1">
+                          <a:avLst/>
+                        </a:prstGeom>
+                        <a:ln>
+                          <a:tailEnd type="triangle"/>
+                        </a:ln>
+                      </wps:spPr>
+                      <wps:style>
+                        <a:lnRef idx="1">
+                          <a:schemeClr val="accent1"/>
+                        </a:lnRef>
+                        <a:fillRef idx="0">
+                          <a:schemeClr val="accent1"/>
+                        </a:fillRef>
+                        <a:effectRef idx="0">
+                          <a:schemeClr val="accent1"/>
+                        </a:effectRef>
+                        <a:fontRef idx="minor">
+                          <a:schemeClr val="tx1"/>
+                        </a:fontRef>
+                      </wps:style>
+                      <wps:bodyPr/>
+                    </wps:wsp>
+                  </a:graphicData>
+                </a:graphic>
+              </wp:anchor>
+            </w:drawing>
+          </mc:Choice>
+          <mc:Fallback>
+            <w:pict>
+              <v:shape w14:anchorId="75F3F6D5" id="Straight Arrow Connector 79" o:spid="_x0000_s1026" type="#_x0000_t32" style="position:absolute;margin-left:316.4pt;margin-top:15.85pt;width:120pt;height:46pt;z-index:251800576;visibility:visible;mso-wrap-style:square;mso-wrap-distance-left:9pt;mso-wrap-distance-top:0;mso-wrap-distance-right:9pt;mso-wrap-distance-bottom:0;mso-position-horizontal:absolute;mso-position-horizontal-relative:text;mso-position-vertical:absolute;mso-position-vertical-relative:text" o:gfxdata="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" strokecolor="#156082 [3204]" strokeweight=".5pt">
+                <v:stroke endarrow="block" joinstyle="miter"/>
+              </v:shape>
+            </w:pict>
+          </mc:Fallback>
+        </mc:AlternateContent>
+      </w:r>
+      <w:r>
+        <w:rPr>
+          <w:noProof/>
+        </w:rPr>
+        <mc:AlternateContent>
+          <mc:Choice Requires="wps">
+            <w:drawing>
+              <wp:anchor distT="0" distB="0" distL="114300" distR="114300" simplePos="0" relativeHeight="251799552" behindDoc="0" locked="0" layoutInCell="1" allowOverlap="1" wp14:anchorId="3B884683" wp14:editId="5310842E">
+                <wp:simplePos x="0" y="0"/>
+                <wp:positionH relativeFrom="column">
+                  <wp:posOffset>1976120</wp:posOffset>
+                </wp:positionH>
+                <wp:positionV relativeFrom="paragraph">
+                  <wp:posOffset>165735</wp:posOffset>
+                </wp:positionV>
+                <wp:extent cx="294640" cy="508000"/>
+                <wp:effectExtent l="38100" t="0" r="29210" b="63500"/>
+                <wp:wrapNone/>
+                <wp:docPr id="122904336" name="Straight Arrow Connector 78"/>
+                <wp:cNvGraphicFramePr/>
+                <a:graphic xmlns:a="http://schemas.openxmlformats.org/drawingml/2006/main">
+                  <a:graphicData uri="http://schemas.microsoft.com/office/word/2010/wordprocessingShape">
+                    <wps:wsp>
+                      <wps:cNvCnPr/>
+                      <wps:spPr>
+                        <a:xfrm flipH="1">
+                          <a:off x="0" y="0"/>
+                          <a:ext cx="294640" cy="508000"/>
+                        </a:xfrm>
+                        <a:prstGeom prst="straightConnector1">
+                          <a:avLst/>
+                        </a:prstGeom>
+                        <a:ln>
+                          <a:tailEnd type="triangle"/>
+                        </a:ln>
+                      </wps:spPr>
+                      <wps:style>
+                        <a:lnRef idx="1">
+                          <a:schemeClr val="accent1"/>
+                        </a:lnRef>
+                        <a:fillRef idx="0">
+                          <a:schemeClr val="accent1"/>
+                        </a:fillRef>
+                        <a:effectRef idx="0">
+                          <a:schemeClr val="accent1"/>
+                        </a:effectRef>
+                        <a:fontRef idx="minor">
+                          <a:schemeClr val="tx1"/>
+                        </a:fontRef>
+                      </wps:style>
+                      <wps:bodyPr/>
+                    </wps:wsp>
+                  </a:graphicData>
+                </a:graphic>
+              </wp:anchor>
+            </w:drawing>
+          </mc:Choice>
+          <mc:Fallback>
+            <w:pict>
+              <v:shape w14:anchorId="07D4DD78" id="Straight Arrow Connector 78" o:spid="_x0000_s1026" type="#_x0000_t32" style="position:absolute;margin-left:155.6pt;margin-top:13.05pt;width:23.2pt;height:40pt;flip:x;z-index:251799552;visibility:visible;mso-wrap-style:square;mso-wrap-distance-left:9pt;mso-wrap-distance-top:0;mso-wrap-distance-right:9pt;mso-wrap-distance-bottom:0;mso-position-horizontal:absolute;mso-position-horizontal-relative:text;mso-position-vertical:absolute;mso-position-vertical-relative:text" o:gfxdata="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" strokecolor="#156082 [3204]" strokeweight=".5pt">
+                <v:stroke endarrow="block" joinstyle="miter"/>
+              </v:shape>
+            </w:pict>
+          </mc:Fallback>
+        </mc:AlternateContent>
+      </w:r>
+      <w:r>
+        <w:rPr>
+          <w:noProof/>
+        </w:rPr>
+        <mc:AlternateContent>
+          <mc:Choice Requires="wps">
+            <w:drawing>
+              <wp:anchor distT="0" distB="0" distL="114300" distR="114300" simplePos="0" relativeHeight="251798528" behindDoc="0" locked="0" layoutInCell="1" allowOverlap="1" wp14:anchorId="1B28AC20" wp14:editId="17A1B1E0">
+                <wp:simplePos x="0" y="0"/>
+                <wp:positionH relativeFrom="column">
+                  <wp:posOffset>3114040</wp:posOffset>
+                </wp:positionH>
+                <wp:positionV relativeFrom="paragraph">
+                  <wp:posOffset>120015</wp:posOffset>
+                </wp:positionV>
+                <wp:extent cx="436880" cy="690880"/>
+                <wp:effectExtent l="0" t="0" r="58420" b="52070"/>
+                <wp:wrapNone/>
+                <wp:docPr id="680875435" name="Straight Arrow Connector 77"/>
+                <wp:cNvGraphicFramePr/>
+                <a:graphic xmlns:a="http://schemas.openxmlformats.org/drawingml/2006/main">
+                  <a:graphicData uri="http://schemas.microsoft.com/office/word/2010/wordprocessingShape">
+                    <wps:wsp>
+                      <wps:cNvCnPr/>
+                      <wps:spPr>
+                        <a:xfrm>
+                          <a:off x="0" y="0"/>
+                          <a:ext cx="436880" cy="690880"/>
+                        </a:xfrm>
+                        <a:prstGeom prst="straightConnector1">
+                          <a:avLst/>
+                        </a:prstGeom>
+                        <a:ln>
+                          <a:tailEnd type="triangle"/>
+                        </a:ln>
+                      </wps:spPr>
+                      <wps:style>
+                        <a:lnRef idx="1">
+                          <a:schemeClr val="accent1"/>
+                        </a:lnRef>
+                        <a:fillRef idx="0">
+                          <a:schemeClr val="accent1"/>
+                        </a:fillRef>
+                        <a:effectRef idx="0">
+                          <a:schemeClr val="accent1"/>
+                        </a:effectRef>
+                        <a:fontRef idx="minor">
+                          <a:schemeClr val="tx1"/>
+                        </a:fontRef>
+                      </wps:style>
+                      <wps:bodyPr/>
+                    </wps:wsp>
+                  </a:graphicData>
+                </a:graphic>
+              </wp:anchor>
+            </w:drawing>
+          </mc:Choice>
+          <mc:Fallback>
+            <w:pict>
+              <v:shape w14:anchorId="0CBEE887" id="Straight Arrow Connector 77" o:spid="_x0000_s1026" type="#_x0000_t32" style="position:absolute;margin-left:245.2pt;margin-top:9.45pt;width:34.4pt;height:54.4pt;z-index:251798528;visibility:visible;mso-wrap-style:square;mso-wrap-distance-left:9pt;mso-wrap-distance-top:0;mso-wrap-distance-right:9pt;mso-wrap-distance-bottom:0;mso-position-horizontal:absolute;mso-position-horizontal-relative:text;mso-position-vertical:absolute;mso-position-vertical-relative:text" o:gfxdata="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" strokecolor="#156082 [3204]" strokeweight=".5pt">
+                <v:stroke endarrow="block" joinstyle="miter"/>
+              </v:shape>
+            </w:pict>
+          </mc:Fallback>
+        </mc:AlternateContent>
+      </w:r>
+    </w:p>
+    <w:p>
+      <w:pPr>
+        <w:rPr>
+          <w:noProof/>
+        </w:rPr>
+      </w:pPr>
+    </w:p>
+    <w:p>
+      <w:pPr>
+        <w:tabs>
+          <w:tab w:val="left" w:pos="2776"/>
+        </w:tabs>
+      </w:pPr>
+      <w:r>
+        <w:rPr>
+          <w:noProof/>
+        </w:rPr>
+        <mc:AlternateContent>
+          <mc:Choice Requires="wps">
+            <w:drawing>
+              <wp:anchor distT="0" distB="0" distL="114300" distR="114300" simplePos="0" relativeHeight="251797504" behindDoc="0" locked="0" layoutInCell="1" allowOverlap="1" wp14:anchorId="5A9B99BB" wp14:editId="6BE87B36">
+                <wp:simplePos x="0" y="0"/>
+                <wp:positionH relativeFrom="column">
+                  <wp:posOffset>4724400</wp:posOffset>
+                </wp:positionH>
+                <wp:positionV relativeFrom="paragraph">
+                  <wp:posOffset>300990</wp:posOffset>
+                </wp:positionV>
+                <wp:extent cx="1422400" cy="706120"/>
+                <wp:effectExtent l="0" t="0" r="25400" b="17780"/>
+                <wp:wrapNone/>
+                <wp:docPr id="221773077" name="Text Box 76"/>
+                <wp:cNvGraphicFramePr/>
+                <a:graphic xmlns:a="http://schemas.openxmlformats.org/drawingml/2006/main">
+                  <a:graphicData uri="http://schemas.microsoft.com/office/word/2010/wordprocessingShape">
+                    <wps:wsp>
+                      <wps:cNvSpPr txBox="1"/>
+                      <wps:spPr>
+                        <a:xfrm>
+                          <a:off x="0" y="0"/>
+                          <a:ext cx="1422400" cy="706120"/>
+                        </a:xfrm>
+                        <a:prstGeom prst="rect">
+                          <a:avLst/>
+                        </a:prstGeom>
+                        <a:solidFill>
+                          <a:schemeClr val="lt1"/>
+                        </a:solidFill>
+                        <a:ln w="6350">
+                          <a:solidFill>
+                            <a:prstClr val="black"/>
+                          </a:solidFill>
+                        </a:ln>
+                      </wps:spPr>
+                      <wps:txbx>
+                        <w:txbxContent>
+                          <w:p>
+                            <w:pPr>
+                              <w:ind w:left="0"/>
+                            </w:pPr>
+                            <w:proofErr w:type="spellStart"/>
+                            <w:r>
+                              <w:t>Ldap</w:t>
+                            </w:r>
+                            <w:proofErr w:type="spellEnd"/>
+                            <w:r>
+                              <w:t xml:space="preserve"> </w:t>
+                            </w:r>
+                            <w:proofErr w:type="spellStart"/>
+                            <w:r>
+                              <w:t>udm</w:t>
+                            </w:r>
+                            <w:proofErr w:type="spellEnd"/>
+                          </w:p>
+                        </w:txbxContent>
+                      </wps:txbx>
+                      <wps:bodyPr rot="0" spcFirstLastPara="0" vertOverflow="overflow" horzOverflow="overflow" vert="horz" wrap="square" lIns="91440" tIns="45720" rIns="91440" bIns="45720" numCol="1" spcCol="0" rtlCol="0" fromWordArt="0" anchor="t" anchorCtr="0" forceAA="0" compatLnSpc="1">
+                        <a:prstTxWarp prst="textNoShape">
+                          <a:avLst/>
+                        </a:prstTxWarp>
+                        <a:noAutofit/>
+                      </wps:bodyPr>
+                    </wps:wsp>
+                  </a:graphicData>
+                </a:graphic>
+              </wp:anchor>
+            </w:drawing>
+          </mc:Choice>
+          <mc:Fallback>
+            <w:pict>
+              <v:shape w14:anchorId="5A9B99BB" id="Text Box 76" o:spid="_x0000_s1038" type="#_x0000_t202" style="position:absolute;left:0;text-align:left;margin-left:372pt;margin-top:23.7pt;width:112pt;height:55.6pt;z-index:251797504;visibility:visible;mso-wrap-style:square;mso-wrap-distance-left:9pt;mso-wrap-distance-top:0;mso-wrap-distance-right:9pt;mso-wrap-distance-bottom:0;mso-position-horizontal:absolute;mso-position-horizontal-relative:text;mso-position-vertical:absolute;mso-position-vertical-relative:text;v-text-anchor:top" o:gfxdata="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" fillcolor="white [3201]" strokeweight=".5pt">
+                <v:textbox>
+                  <w:txbxContent>
+                    <w:p>
+                      <w:pPr>
+                        <w:ind w:left="0"/>
+                      </w:pPr>
+                      <w:proofErr w:type="spellStart"/>
+                      <w:r>
+                        <w:t>Ldap</w:t>
+                      </w:r>
+                      <w:proofErr w:type="spellEnd"/>
+                      <w:r>
+                        <w:t xml:space="preserve"> </w:t>
+                      </w:r>
+                      <w:proofErr w:type="spellStart"/>
+                      <w:r>
+                        <w:t>udm</w:t>
+                      </w:r>
+                      <w:proofErr w:type="spellEnd"/>
+                    </w:p>
+                  </w:txbxContent>
+                </v:textbox>
+              </v:shape>
+            </w:pict>
+          </mc:Fallback>
+        </mc:AlternateContent>
+      </w:r>
+      <w:r>
+        <w:rPr>
+          <w:noProof/>
+        </w:rPr>
+        <mc:AlternateContent>
+          <mc:Choice Requires="wps">
+            <w:drawing>
+              <wp:anchor distT="0" distB="0" distL="114300" distR="114300" simplePos="0" relativeHeight="251796480" behindDoc="0" locked="0" layoutInCell="1" allowOverlap="1" wp14:anchorId="4BC167D8" wp14:editId="48684BC3">
+                <wp:simplePos x="0" y="0"/>
+                <wp:positionH relativeFrom="column">
+                  <wp:posOffset>3114040</wp:posOffset>
+                </wp:positionH>
+                <wp:positionV relativeFrom="paragraph">
+                  <wp:posOffset>214630</wp:posOffset>
+                </wp:positionV>
+                <wp:extent cx="1193800" cy="894080"/>
+                <wp:effectExtent l="0" t="0" r="25400" b="20320"/>
+                <wp:wrapNone/>
+                <wp:docPr id="799873380" name="Text Box 75"/>
+                <wp:cNvGraphicFramePr/>
+                <a:graphic xmlns:a="http://schemas.openxmlformats.org/drawingml/2006/main">
+                  <a:graphicData uri="http://schemas.microsoft.com/office/word/2010/wordprocessingShape">
+                    <wps:wsp>
+                      <wps:cNvSpPr txBox="1"/>
+                      <wps:spPr>
+                        <a:xfrm>
+                          <a:off x="0" y="0"/>
+                          <a:ext cx="1193800" cy="894080"/>
+                        </a:xfrm>
+                        <a:prstGeom prst="rect">
+                          <a:avLst/>
+                        </a:prstGeom>
+                        <a:solidFill>
+                          <a:schemeClr val="lt1"/>
+                        </a:solidFill>
+                        <a:ln w="6350">
+                          <a:solidFill>
+                            <a:prstClr val="black"/>
+                          </a:solidFill>
+                        </a:ln>
+                      </wps:spPr>
+                      <wps:txbx>
+                        <w:txbxContent>
+                          <w:p>
+                            <w:pPr>
+                              <w:ind w:left="0"/>
+                            </w:pPr>
+                            <w:proofErr w:type="spellStart"/>
+                            <w:r>
+                              <w:t>Jdbc</w:t>
+                            </w:r>
+                            <w:proofErr w:type="spellEnd"/>
+                            <w:r>
+                              <w:t xml:space="preserve"> </w:t>
+                            </w:r>
+                            <w:proofErr w:type="spellStart"/>
+                            <w:r>
+                              <w:t>udm</w:t>
+                            </w:r>
+                            <w:proofErr w:type="spellEnd"/>
+                          </w:p>
+                        </w:txbxContent>
+                      </wps:txbx>
+                      <wps:bodyPr rot="0" spcFirstLastPara="0" vertOverflow="overflow" horzOverflow="overflow" vert="horz" wrap="square" lIns="91440" tIns="45720" rIns="91440" bIns="45720" numCol="1" spcCol="0" rtlCol="0" fromWordArt="0" anchor="t" anchorCtr="0" forceAA="0" compatLnSpc="1">
+                        <a:prstTxWarp prst="textNoShape">
+                          <a:avLst/>
+                        </a:prstTxWarp>
+                        <a:noAutofit/>
+                      </wps:bodyPr>
+                    </wps:wsp>
+                  </a:graphicData>
+                </a:graphic>
+              </wp:anchor>
+            </w:drawing>
+          </mc:Choice>
+          <mc:Fallback>
+            <w:pict>
+              <v:shape w14:anchorId="4BC167D8" id="Text Box 75" o:spid="_x0000_s1039" type="#_x0000_t202" style="position:absolute;left:0;text-align:left;margin-left:245.2pt;margin-top:16.9pt;width:94pt;height:70.4pt;z-index:251796480;visibility:visible;mso-wrap-style:square;mso-wrap-distance-left:9pt;mso-wrap-distance-top:0;mso-wrap-distance-right:9pt;mso-wrap-distance-bottom:0;mso-position-horizontal:absolute;mso-position-horizontal-relative:text;mso-position-vertical:absolute;mso-position-vertical-relative:text;v-text-anchor:top" o:gfxdata="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" fillcolor="white [3201]" strokeweight=".5pt">
+                <v:textbox>
+                  <w:txbxContent>
+                    <w:p>
+                      <w:pPr>
+                        <w:ind w:left="0"/>
+                      </w:pPr>
+                      <w:proofErr w:type="spellStart"/>
+                      <w:r>
+                        <w:t>Jdbc</w:t>
+                      </w:r>
+                      <w:proofErr w:type="spellEnd"/>
+                      <w:r>
+                        <w:t xml:space="preserve"> </w:t>
+                      </w:r>
+                      <w:proofErr w:type="spellStart"/>
+                      <w:r>
+                        <w:t>udm</w:t>
+                      </w:r>
+                      <w:proofErr w:type="spellEnd"/>
+                    </w:p>
+                  </w:txbxContent>
+                </v:textbox>
+              </v:shape>
+            </w:pict>
+          </mc:Fallback>
+        </mc:AlternateContent>
+      </w:r>
+      <w:r>
+        <w:rPr>
+          <w:noProof/>
+        </w:rPr>
+        <mc:AlternateContent>
+          <mc:Choice Requires="wps">
+            <w:drawing>
+              <wp:anchor distT="0" distB="0" distL="114300" distR="114300" simplePos="0" relativeHeight="251795456" behindDoc="0" locked="0" layoutInCell="1" allowOverlap="1" wp14:anchorId="34750D01" wp14:editId="14304C6E">
+                <wp:simplePos x="0" y="0"/>
+                <wp:positionH relativeFrom="column">
+                  <wp:posOffset>1336040</wp:posOffset>
+                </wp:positionH>
+                <wp:positionV relativeFrom="paragraph">
+                  <wp:posOffset>168910</wp:posOffset>
+                </wp:positionV>
+                <wp:extent cx="1325880" cy="939800"/>
+                <wp:effectExtent l="0" t="0" r="26670" b="12700"/>
+                <wp:wrapNone/>
+                <wp:docPr id="614325861" name="Text Box 72"/>
+                <wp:cNvGraphicFramePr/>
+                <a:graphic xmlns:a="http://schemas.openxmlformats.org/drawingml/2006/main">
+                  <a:graphicData uri="http://schemas.microsoft.com/office/word/2010/wordprocessingShape">
+                    <wps:wsp>
+                      <wps:cNvSpPr txBox="1"/>
+                      <wps:spPr>
+                        <a:xfrm>
+                          <a:off x="0" y="0"/>
+                          <a:ext cx="1325880" cy="939800"/>
+                        </a:xfrm>
+                        <a:prstGeom prst="rect">
+                          <a:avLst/>
+                        </a:prstGeom>
+                        <a:solidFill>
+                          <a:schemeClr val="lt1"/>
+                        </a:solidFill>
+                        <a:ln w="6350">
+                          <a:solidFill>
+                            <a:prstClr val="black"/>
+                          </a:solidFill>
+                        </a:ln>
+                      </wps:spPr>
+                      <wps:txbx>
+                        <w:txbxContent>
+                          <w:p>
+                            <w:pPr>
+                              <w:ind w:left="0"/>
+                            </w:pPr>
+                          </w:p>
+                        </w:txbxContent>
+                      </wps:txbx>
+                      <wps:bodyPr rot="0" spcFirstLastPara="0" vertOverflow="overflow" horzOverflow="overflow" vert="horz" wrap="square" lIns="91440" tIns="45720" rIns="91440" bIns="45720" numCol="1" spcCol="0" rtlCol="0" fromWordArt="0" anchor="t" anchorCtr="0" forceAA="0" compatLnSpc="1">
+                        <a:prstTxWarp prst="textNoShape">
+                          <a:avLst/>
+                        </a:prstTxWarp>
+                        <a:noAutofit/>
+                      </wps:bodyPr>
+                    </wps:wsp>
+                  </a:graphicData>
+                </a:graphic>
+              </wp:anchor>
+            </w:drawing>
+          </mc:Choice>
+          <mc:Fallback>
+            <w:pict>
+              <v:shape w14:anchorId="34750D01" id="Text Box 72" o:spid="_x0000_s1040" type="#_x0000_t202" style="position:absolute;left:0;text-align:left;margin-left:105.2pt;margin-top:13.3pt;width:104.4pt;height:74pt;z-index:251795456;visibility:visible;mso-wrap-style:square;mso-wrap-distance-left:9pt;mso-wrap-distance-top:0;mso-wrap-distance-right:9pt;mso-wrap-distance-bottom:0;mso-position-horizontal:absolute;mso-position-horizontal-relative:text;mso-position-vertical:absolute;mso-position-vertical-relative:text;v-text-anchor:top" o:gfxdata="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" fillcolor="white [3201]" strokeweight=".5pt">
+                <v:textbox>
+                  <w:txbxContent>
+                    <w:p>
+                      <w:pPr>
+                        <w:ind w:left="0"/>
+                      </w:pPr>
+                    </w:p>
+                  </w:txbxContent>
+                </v:textbox>
+              </v:shape>
+            </w:pict>
+          </mc:Fallback>
+        </mc:AlternateContent>
+      </w:r>
+      <w:r>
+        <w:tab/>
+      </w:r>
+      <w:r>
+        <w:rPr>
+          <w:noProof/>
+        </w:rPr>
+        <mc:AlternateContent>
+          <mc:Choice Requires="wps">
+            <w:drawing>
+              <wp:inline distT="0" distB="0" distL="0" distR="0" wp14:anchorId="6F7FD9D8" wp14:editId="266BE99A">
+                <wp:extent cx="304800" cy="304800"/>
+                <wp:effectExtent l="0" t="0" r="0" b="0"/>
+                <wp:docPr id="922775837" name="Rectangle 68"/>
+                <wp:cNvGraphicFramePr>
+                  <a:graphicFrameLocks xmlns:a="http://schemas.openxmlformats.org/drawingml/2006/main" noChangeAspect="1"/>
+                </wp:cNvGraphicFramePr>
+                <a:graphic xmlns:a="http://schemas.openxmlformats.org/drawingml/2006/main">
+                  <a:graphicData uri="http://schemas.microsoft.com/office/word/2010/wordprocessingShape">
+                    <wps:wsp>
+                      <wps:cNvSpPr>
+                        <a:spLocks noChangeAspect="1" noChangeArrowheads="1"/>
+                      </wps:cNvSpPr>
+                      <wps:spPr bwMode="auto">
+                        <a:xfrm>
+                          <a:off x="0" y="0"/>
+                          <a:ext cx="304800" cy="304800"/>
+                        </a:xfrm>
+                        <a:prstGeom prst="rect">
+                          <a:avLst/>
+                        </a:prstGeom>
+                        <a:noFill/>
+                        <a:ln>
+                          <a:noFill/>
+                        </a:ln>
+                        <a:extLst>
+                          <a:ext uri="{909E8E84-426E-40DD-AFC4-6F175D3DCCD1}">
+                            <a14:hiddenFill xmlns:a14="http://schemas.microsoft.com/office/drawing/2010/main">
+                              <a:solidFill>
+                                <a:srgbClr val="FFFFFF"/>
+                              </a:solidFill>
+                            </a14:hiddenFill>
+                          </a:ext>
+                          <a:ext uri="{91240B29-F687-4F45-9708-019B960494DF}">
+                            <a14:hiddenLine xmlns:a14="http://schemas.microsoft.com/office/drawing/2010/main" w="9525">
+                              <a:solidFill>
+                                <a:srgbClr val="000000"/>
+                              </a:solidFill>
+                              <a:miter lim="800000"/>
+                              <a:headEnd/>
+                              <a:tailEnd/>
+                            </a14:hiddenLine>
+                          </a:ext>
+                        </a:extLst>
+                      </wps:spPr>
+                      <wps:bodyPr rot="0" vert="horz" wrap="square" lIns="91440" tIns="45720" rIns="91440" bIns="45720" anchor="t" anchorCtr="0" upright="1">
+                        <a:noAutofit/>
+                      </wps:bodyPr>
+                    </wps:wsp>
+                  </a:graphicData>
+                </a:graphic>
+              </wp:inline>
+            </w:drawing>
+          </mc:Choice>
+          <mc:Fallback>
+            <w:pict>
+              <v:rect w14:anchorId="47F138CB" id="Rectangle 68" o:spid="_x0000_s1026" style="width:24pt;height:24pt;visibility:visible;mso-wrap-style:square;mso-left-percent:-10001;mso-top-percent:-10001;mso-position-horizontal:absolute;mso-position-horizontal-relative:char;mso-position-vertical:absolute;mso-position-vertical-relative:line;mso-left-percent:-10001;mso-top-percent:-10001;v-text-anchor:top" o:gfxdata="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" filled="f" stroked="f">
+                <o:lock v:ext="edit" aspectratio="t"/>
+                <w10:anchorlock/>
+              </v:rect>
+            </w:pict>
+          </mc:Fallback>
+        </mc:AlternateContent>
+      </w:r>
+      <w:r>
+        <w:rPr>
+          <w:noProof/>
+        </w:rPr>
+        <mc:AlternateContent>
+          <mc:Choice Requires="wps">
+            <w:drawing>
+              <wp:inline distT="0" distB="0" distL="0" distR="0" wp14:anchorId="7744BE44" wp14:editId="65B7D4D0">
+                <wp:extent cx="304800" cy="304800"/>
+                <wp:effectExtent l="0" t="0" r="0" b="0"/>
+                <wp:docPr id="1727291799" name="Rectangle 69"/>
+                <wp:cNvGraphicFramePr>
+                  <a:graphicFrameLocks xmlns:a="http://schemas.openxmlformats.org/drawingml/2006/main" noChangeAspect="1"/>
+                </wp:cNvGraphicFramePr>
+                <a:graphic xmlns:a="http://schemas.openxmlformats.org/drawingml/2006/main">
+                  <a:graphicData uri="http://schemas.microsoft.com/office/word/2010/wordprocessingShape">
+                    <wps:wsp>
+                      <wps:cNvSpPr>
+                        <a:spLocks noChangeAspect="1" noChangeArrowheads="1"/>
+                      </wps:cNvSpPr>
+                      <wps:spPr bwMode="auto">
+                        <a:xfrm>
+                          <a:off x="0" y="0"/>
+                          <a:ext cx="304800" cy="304800"/>
+                        </a:xfrm>
+                        <a:prstGeom prst="rect">
+                          <a:avLst/>
+                        </a:prstGeom>
+                        <a:noFill/>
+                        <a:ln>
+                          <a:noFill/>
+                        </a:ln>
+                        <a:extLst>
+                          <a:ext uri="{909E8E84-426E-40DD-AFC4-6F175D3DCCD1}">
+                            <a14:hiddenFill xmlns:a14="http://schemas.microsoft.com/office/drawing/2010/main">
+                              <a:solidFill>
+                                <a:srgbClr val="FFFFFF"/>
+                              </a:solidFill>
+                            </a14:hiddenFill>
+                          </a:ext>
+                          <a:ext uri="{91240B29-F687-4F45-9708-019B960494DF}">
+                            <a14:hiddenLine xmlns:a14="http://schemas.microsoft.com/office/drawing/2010/main" w="9525">
+                              <a:solidFill>
+                                <a:srgbClr val="000000"/>
+                              </a:solidFill>
+                              <a:miter lim="800000"/>
+                              <a:headEnd/>
+                              <a:tailEnd/>
+                            </a14:hiddenLine>
+                          </a:ext>
+                        </a:extLst>
+                      </wps:spPr>
+                      <wps:bodyPr rot="0" vert="horz" wrap="square" lIns="91440" tIns="45720" rIns="91440" bIns="45720" anchor="t" anchorCtr="0" upright="1">
+                        <a:noAutofit/>
+                      </wps:bodyPr>
+                    </wps:wsp>
+                  </a:graphicData>
+                </a:graphic>
+              </wp:inline>
+            </w:drawing>
+          </mc:Choice>
+          <mc:Fallback>
+            <w:pict>
+              <v:rect w14:anchorId="2BED8BD1" id="Rectangle 69" o:spid="_x0000_s1026" style="width:24pt;height:24pt;visibility:visible;mso-wrap-style:square;mso-left-percent:-10001;mso-top-percent:-10001;mso-position-horizontal:absolute;mso-position-horizontal-relative:char;mso-position-vertical:absolute;mso-position-vertical-relative:line;mso-left-percent:-10001;mso-top-percent:-10001;v-text-anchor:top" o:gfxdata="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" filled="f" stroked="f">
+                <o:lock v:ext="edit" aspectratio="t"/>
+                <w10:anchorlock/>
+              </v:rect>
+            </w:pict>
+          </mc:Fallback>
+        </mc:AlternateContent>
+      </w:r>
     </w:p>
     <w:sectPr>
       <w:pgSz w:w="12240" w:h="15840"/>
